--- a/finance/fahrtkosten-calculator/assets/Eigenbeleg-Fahrzeugkosten.docx
+++ b/finance/fahrtkosten-calculator/assets/Eigenbeleg-Fahrzeugkosten.docx
@@ -1562,7 +1562,7 @@
           <w:sz w:val="17"/>
           <w:szCs w:val="17"/>
         </w:rPr>
-        <w:t xml:space="preserve">Beträge aus der Kostenaufstellung auf Seite 2 übernehmen. Die Leasingsonderzahlung geht nur anteilig ein, verteilt über die Vertragslaufzeit.</w:t>
+        <w:t xml:space="preserve">Beträge aus der beiliegenden Kostenaufstellung übernehmen. Die Leasingsonderzahlung geht nur anteilig ein, verteilt über die Vertragslaufzeit.</w:t>
       </w:r>
     </w:p>
     <w:tbl>
@@ -1650,7 +1650,7 @@
                 <w:sz w:val="16"/>
                 <w:szCs w:val="16"/>
               </w:rPr>
-              <w:t xml:space="preserve">Summe Seite 2</w:t>
+              <w:t xml:space="preserve">Summe der Anlage Kostenaufstellung</w:t>
             </w:r>
           </w:p>
         </w:tc>
@@ -2730,7 +2730,7 @@
     </w:tbl>
     <w:p>
       <w:pPr>
-        <w:spacing w:after="80" w:before="120"/>
+        <w:spacing w:after="60" w:before="120"/>
       </w:pPr>
       <w:r>
         <w:rPr>
@@ -2788,7 +2788,7 @@
           <w:sz w:val="20"/>
           <w:szCs w:val="20"/>
         </w:rPr>
-        <w:t xml:space="preserve">  individueller Satz        </w:t>
+        <w:t xml:space="preserve">  individueller Satz          </w:t>
       </w:r>
       <w:r>
         <w:rPr>
@@ -2836,6 +2836,11 @@
         </w:rPr>
         <w:t xml:space="preserve">  Pauschale 0,30 EUR</w:t>
       </w:r>
+    </w:p>
+    <w:p>
+      <w:pPr>
+        <w:spacing w:after="80"/>
+      </w:pPr>
       <w:r>
         <w:rPr>
           <w:rFonts w:ascii="Calibri" w:cs="Calibri" w:eastAsia="Calibri" w:hAnsi="Calibri"/>
@@ -2846,7 +2851,7 @@
           <w:sz w:val="20"/>
           <w:szCs w:val="20"/>
         </w:rPr>
-        <w:t xml:space="preserve">          </w:t>
+        <w:t xml:space="preserve">Stand des Satzes:        </w:t>
       </w:r>
       <w:r>
         <w:rPr>
@@ -2888,11 +2893,11 @@
           <w:b w:val="false"/>
           <w:bCs w:val="false"/>
           <w:caps w:val="false"/>
-          <w:color w:val="6E6E73"/>
-          <w:sz w:val="18"/>
-          <w:szCs w:val="18"/>
+          <w:color w:val="1D1D1F"/>
+          <w:sz w:val="20"/>
+          <w:szCs w:val="20"/>
         </w:rPr>
-        <w:t xml:space="preserve">  vorläufiger Satz    </w:t>
+        <w:t xml:space="preserve">  vorläufig, Korrektur zum Jahresende          </w:t>
       </w:r>
       <w:r>
         <w:rPr>
@@ -2934,11 +2939,11 @@
           <w:b w:val="false"/>
           <w:bCs w:val="false"/>
           <w:caps w:val="false"/>
-          <w:color w:val="6E6E73"/>
-          <w:sz w:val="18"/>
-          <w:szCs w:val="18"/>
+          <w:color w:val="1D1D1F"/>
+          <w:sz w:val="20"/>
+          <w:szCs w:val="20"/>
         </w:rPr>
-        <w:t xml:space="preserve">  endgültiger Satz</w:t>
+        <w:t xml:space="preserve">  endgültig</w:t>
       </w:r>
     </w:p>
     <w:p>
@@ -3848,8 +3853,6 @@
       <w:r>
         <w:rPr>
           <w:rFonts w:ascii="Calibri" w:cs="Calibri" w:eastAsia="Calibri" w:hAnsi="Calibri"/>
-          <w:b w:val="false"/>
-          <w:bCs w:val="false"/>
           <w:color w:val="1D1D1F"/>
           <w:sz w:val="17"/>
           <w:szCs w:val="17"/>
@@ -3866,8 +3869,6 @@
       <w:r>
         <w:rPr>
           <w:rFonts w:ascii="Calibri" w:cs="Calibri" w:eastAsia="Calibri" w:hAnsi="Calibri"/>
-          <w:b w:val="false"/>
-          <w:bCs w:val="false"/>
           <w:color w:val="1D1D1F"/>
           <w:sz w:val="17"/>
           <w:szCs w:val="17"/>
@@ -3877,8 +3878,6 @@
       <w:r>
         <w:rPr>
           <w:rFonts w:ascii="Calibri" w:cs="Calibri" w:eastAsia="Calibri" w:hAnsi="Calibri"/>
-          <w:b w:val="false"/>
-          <w:bCs w:val="false"/>
           <w:color w:val="1D1D1F"/>
           <w:sz w:val="17"/>
           <w:szCs w:val="17"/>
@@ -3888,19 +3887,16 @@
       <w:r>
         <w:rPr>
           <w:rFonts w:ascii="Calibri" w:cs="Calibri" w:eastAsia="Calibri" w:hAnsi="Calibri"/>
-          <w:b w:val="false"/>
-          <w:bCs w:val="false"/>
           <w:color w:val="1D1D1F"/>
           <w:sz w:val="17"/>
           <w:szCs w:val="17"/>
+          <w:u w:val="single"/>
         </w:rPr>
-        <w:t xml:space="preserve">     </w:t>
+        <w:t xml:space="preserve">                </w:t>
       </w:r>
       <w:r>
         <w:rPr>
           <w:rFonts w:ascii="Calibri" w:cs="Calibri" w:eastAsia="Calibri" w:hAnsi="Calibri"/>
-          <w:b w:val="false"/>
-          <w:bCs w:val="false"/>
           <w:color w:val="1D1D1F"/>
           <w:sz w:val="17"/>
           <w:szCs w:val="17"/>
@@ -4236,7 +4232,7 @@
           <w:sz w:val="19"/>
           <w:szCs w:val="19"/>
         </w:rPr>
-        <w:t xml:space="preserve">   Kostenaufstellung mit Einzelbelegen (Seite 2)</w:t>
+        <w:t xml:space="preserve">   Kostenaufstellung mit Einzelbelegen</w:t>
       </w:r>
     </w:p>
     <w:p>
@@ -4674,8 +4670,6 @@
       <w:r>
         <w:rPr>
           <w:rFonts w:ascii="Calibri" w:cs="Calibri" w:eastAsia="Calibri" w:hAnsi="Calibri"/>
-          <w:b w:val="false"/>
-          <w:bCs w:val="false"/>
           <w:color w:val="6E6E73"/>
           <w:sz w:val="20"/>
           <w:szCs w:val="20"/>
@@ -4692,8 +4686,6 @@
       <w:r>
         <w:rPr>
           <w:rFonts w:ascii="Calibri" w:cs="Calibri" w:eastAsia="Calibri" w:hAnsi="Calibri"/>
-          <w:b w:val="false"/>
-          <w:bCs w:val="false"/>
           <w:color w:val="6E6E73"/>
           <w:sz w:val="20"/>
           <w:szCs w:val="20"/>
@@ -4703,8 +4695,6 @@
       <w:r>
         <w:rPr>
           <w:rFonts w:ascii="Calibri" w:cs="Calibri" w:eastAsia="Calibri" w:hAnsi="Calibri"/>
-          <w:b w:val="false"/>
-          <w:bCs w:val="false"/>
           <w:color w:val="6E6E73"/>
           <w:sz w:val="20"/>
           <w:szCs w:val="20"/>
@@ -4714,19 +4704,16 @@
       <w:r>
         <w:rPr>
           <w:rFonts w:ascii="Calibri" w:cs="Calibri" w:eastAsia="Calibri" w:hAnsi="Calibri"/>
-          <w:b w:val="false"/>
-          <w:bCs w:val="false"/>
           <w:color w:val="6E6E73"/>
           <w:sz w:val="20"/>
           <w:szCs w:val="20"/>
+          <w:u w:val="single"/>
         </w:rPr>
-        <w:t xml:space="preserve">     </w:t>
+        <w:t xml:space="preserve">                </w:t>
       </w:r>
       <w:r>
         <w:rPr>
           <w:rFonts w:ascii="Calibri" w:cs="Calibri" w:eastAsia="Calibri" w:hAnsi="Calibri"/>
-          <w:b w:val="false"/>
-          <w:bCs w:val="false"/>
           <w:color w:val="6E6E73"/>
           <w:sz w:val="20"/>
           <w:szCs w:val="20"/>
@@ -4785,7 +4772,7 @@
               <w:top w:val="none" w:color="FFFFFF" w:sz="0"/>
               <w:left w:val="none" w:color="FFFFFF" w:sz="0"/>
               <w:bottom w:val="single" w:color="D2D2D7" w:sz="6"/>
-              <w:right w:val="none" w:color="FFFFFF" w:sz="0"/>
+              <w:right w:val="single" w:color="E8E8ED" w:sz="2"/>
             </w:tcBorders>
             <w:shd w:fill="F5F5F7" w:color="auto" w:val="clear"/>
             <w:tcMar>
@@ -4822,7 +4809,7 @@
               <w:top w:val="none" w:color="FFFFFF" w:sz="0"/>
               <w:left w:val="none" w:color="FFFFFF" w:sz="0"/>
               <w:bottom w:val="single" w:color="D2D2D7" w:sz="6"/>
-              <w:right w:val="none" w:color="FFFFFF" w:sz="0"/>
+              <w:right w:val="single" w:color="E8E8ED" w:sz="2"/>
             </w:tcBorders>
             <w:shd w:fill="F5F5F7" w:color="auto" w:val="clear"/>
             <w:tcMar>
@@ -4899,7 +4886,7 @@
               <w:top w:val="none" w:color="FFFFFF" w:sz="0"/>
               <w:left w:val="none" w:color="FFFFFF" w:sz="0"/>
               <w:bottom w:val="single" w:color="E8E8ED" w:sz="4"/>
-              <w:right w:val="none" w:color="FFFFFF" w:sz="0"/>
+              <w:right w:val="single" w:color="E8E8ED" w:sz="2"/>
             </w:tcBorders>
             <w:tcMar>
               <w:top w:type="dxa" w:w="80"/>
@@ -4951,7 +4938,7 @@
               <w:top w:val="none" w:color="FFFFFF" w:sz="0"/>
               <w:left w:val="none" w:color="FFFFFF" w:sz="0"/>
               <w:bottom w:val="single" w:color="E8E8ED" w:sz="4"/>
-              <w:right w:val="none" w:color="FFFFFF" w:sz="0"/>
+              <w:right w:val="single" w:color="E8E8ED" w:sz="2"/>
             </w:tcBorders>
             <w:tcMar>
               <w:top w:type="dxa" w:w="80"/>
@@ -5124,7 +5111,7 @@
               <w:top w:val="none" w:color="FFFFFF" w:sz="0"/>
               <w:left w:val="none" w:color="FFFFFF" w:sz="0"/>
               <w:bottom w:val="single" w:color="E8E8ED" w:sz="4"/>
-              <w:right w:val="none" w:color="FFFFFF" w:sz="0"/>
+              <w:right w:val="single" w:color="E8E8ED" w:sz="2"/>
             </w:tcBorders>
             <w:tcMar>
               <w:top w:type="dxa" w:w="80"/>
@@ -5176,7 +5163,7 @@
               <w:top w:val="none" w:color="FFFFFF" w:sz="0"/>
               <w:left w:val="none" w:color="FFFFFF" w:sz="0"/>
               <w:bottom w:val="single" w:color="E8E8ED" w:sz="4"/>
-              <w:right w:val="none" w:color="FFFFFF" w:sz="0"/>
+              <w:right w:val="single" w:color="E8E8ED" w:sz="2"/>
             </w:tcBorders>
             <w:tcMar>
               <w:top w:type="dxa" w:w="80"/>
@@ -5349,7 +5336,7 @@
               <w:top w:val="none" w:color="FFFFFF" w:sz="0"/>
               <w:left w:val="none" w:color="FFFFFF" w:sz="0"/>
               <w:bottom w:val="single" w:color="E8E8ED" w:sz="4"/>
-              <w:right w:val="none" w:color="FFFFFF" w:sz="0"/>
+              <w:right w:val="single" w:color="E8E8ED" w:sz="2"/>
             </w:tcBorders>
             <w:tcMar>
               <w:top w:type="dxa" w:w="80"/>
@@ -5401,7 +5388,7 @@
               <w:top w:val="none" w:color="FFFFFF" w:sz="0"/>
               <w:left w:val="none" w:color="FFFFFF" w:sz="0"/>
               <w:bottom w:val="single" w:color="E8E8ED" w:sz="4"/>
-              <w:right w:val="none" w:color="FFFFFF" w:sz="0"/>
+              <w:right w:val="single" w:color="E8E8ED" w:sz="2"/>
             </w:tcBorders>
             <w:tcMar>
               <w:top w:type="dxa" w:w="80"/>
@@ -5574,7 +5561,7 @@
               <w:top w:val="none" w:color="FFFFFF" w:sz="0"/>
               <w:left w:val="none" w:color="FFFFFF" w:sz="0"/>
               <w:bottom w:val="single" w:color="E8E8ED" w:sz="4"/>
-              <w:right w:val="none" w:color="FFFFFF" w:sz="0"/>
+              <w:right w:val="single" w:color="E8E8ED" w:sz="2"/>
             </w:tcBorders>
             <w:tcMar>
               <w:top w:type="dxa" w:w="80"/>
@@ -5609,7 +5596,7 @@
               <w:top w:val="none" w:color="FFFFFF" w:sz="0"/>
               <w:left w:val="none" w:color="FFFFFF" w:sz="0"/>
               <w:bottom w:val="single" w:color="E8E8ED" w:sz="4"/>
-              <w:right w:val="none" w:color="FFFFFF" w:sz="0"/>
+              <w:right w:val="single" w:color="E8E8ED" w:sz="2"/>
             </w:tcBorders>
             <w:tcMar>
               <w:top w:type="dxa" w:w="80"/>
@@ -5782,7 +5769,7 @@
               <w:top w:val="none" w:color="FFFFFF" w:sz="0"/>
               <w:left w:val="none" w:color="FFFFFF" w:sz="0"/>
               <w:bottom w:val="single" w:color="E8E8ED" w:sz="4"/>
-              <w:right w:val="none" w:color="FFFFFF" w:sz="0"/>
+              <w:right w:val="single" w:color="E8E8ED" w:sz="2"/>
             </w:tcBorders>
             <w:tcMar>
               <w:top w:type="dxa" w:w="80"/>
@@ -5834,7 +5821,7 @@
               <w:top w:val="none" w:color="FFFFFF" w:sz="0"/>
               <w:left w:val="none" w:color="FFFFFF" w:sz="0"/>
               <w:bottom w:val="single" w:color="E8E8ED" w:sz="4"/>
-              <w:right w:val="none" w:color="FFFFFF" w:sz="0"/>
+              <w:right w:val="single" w:color="E8E8ED" w:sz="2"/>
             </w:tcBorders>
             <w:tcMar>
               <w:top w:type="dxa" w:w="80"/>
@@ -6007,7 +5994,7 @@
               <w:top w:val="none" w:color="FFFFFF" w:sz="0"/>
               <w:left w:val="none" w:color="FFFFFF" w:sz="0"/>
               <w:bottom w:val="single" w:color="E8E8ED" w:sz="4"/>
-              <w:right w:val="none" w:color="FFFFFF" w:sz="0"/>
+              <w:right w:val="single" w:color="E8E8ED" w:sz="2"/>
             </w:tcBorders>
             <w:tcMar>
               <w:top w:type="dxa" w:w="80"/>
@@ -6042,7 +6029,7 @@
               <w:top w:val="none" w:color="FFFFFF" w:sz="0"/>
               <w:left w:val="none" w:color="FFFFFF" w:sz="0"/>
               <w:bottom w:val="single" w:color="E8E8ED" w:sz="4"/>
-              <w:right w:val="none" w:color="FFFFFF" w:sz="0"/>
+              <w:right w:val="single" w:color="E8E8ED" w:sz="2"/>
             </w:tcBorders>
             <w:tcMar>
               <w:top w:type="dxa" w:w="80"/>
@@ -6215,7 +6202,7 @@
               <w:top w:val="none" w:color="FFFFFF" w:sz="0"/>
               <w:left w:val="none" w:color="FFFFFF" w:sz="0"/>
               <w:bottom w:val="single" w:color="E8E8ED" w:sz="4"/>
-              <w:right w:val="none" w:color="FFFFFF" w:sz="0"/>
+              <w:right w:val="single" w:color="E8E8ED" w:sz="2"/>
             </w:tcBorders>
             <w:tcMar>
               <w:top w:type="dxa" w:w="80"/>
@@ -6250,7 +6237,7 @@
               <w:top w:val="none" w:color="FFFFFF" w:sz="0"/>
               <w:left w:val="none" w:color="FFFFFF" w:sz="0"/>
               <w:bottom w:val="single" w:color="E8E8ED" w:sz="4"/>
-              <w:right w:val="none" w:color="FFFFFF" w:sz="0"/>
+              <w:right w:val="single" w:color="E8E8ED" w:sz="2"/>
             </w:tcBorders>
             <w:tcMar>
               <w:top w:type="dxa" w:w="80"/>
@@ -6423,7 +6410,7 @@
               <w:top w:val="none" w:color="FFFFFF" w:sz="0"/>
               <w:left w:val="none" w:color="FFFFFF" w:sz="0"/>
               <w:bottom w:val="single" w:color="E8E8ED" w:sz="4"/>
-              <w:right w:val="none" w:color="FFFFFF" w:sz="0"/>
+              <w:right w:val="single" w:color="E8E8ED" w:sz="2"/>
             </w:tcBorders>
             <w:tcMar>
               <w:top w:type="dxa" w:w="80"/>
@@ -6475,7 +6462,7 @@
               <w:top w:val="none" w:color="FFFFFF" w:sz="0"/>
               <w:left w:val="none" w:color="FFFFFF" w:sz="0"/>
               <w:bottom w:val="single" w:color="E8E8ED" w:sz="4"/>
-              <w:right w:val="none" w:color="FFFFFF" w:sz="0"/>
+              <w:right w:val="single" w:color="E8E8ED" w:sz="2"/>
             </w:tcBorders>
             <w:tcMar>
               <w:top w:type="dxa" w:w="80"/>
@@ -6648,7 +6635,7 @@
               <w:top w:val="none" w:color="FFFFFF" w:sz="0"/>
               <w:left w:val="none" w:color="FFFFFF" w:sz="0"/>
               <w:bottom w:val="single" w:color="E8E8ED" w:sz="4"/>
-              <w:right w:val="none" w:color="FFFFFF" w:sz="0"/>
+              <w:right w:val="single" w:color="E8E8ED" w:sz="2"/>
             </w:tcBorders>
             <w:tcMar>
               <w:top w:type="dxa" w:w="80"/>
@@ -6683,7 +6670,7 @@
               <w:top w:val="none" w:color="FFFFFF" w:sz="0"/>
               <w:left w:val="none" w:color="FFFFFF" w:sz="0"/>
               <w:bottom w:val="single" w:color="E8E8ED" w:sz="4"/>
-              <w:right w:val="none" w:color="FFFFFF" w:sz="0"/>
+              <w:right w:val="single" w:color="E8E8ED" w:sz="2"/>
             </w:tcBorders>
             <w:tcMar>
               <w:top w:type="dxa" w:w="80"/>
@@ -6856,7 +6843,7 @@
               <w:top w:val="none" w:color="FFFFFF" w:sz="0"/>
               <w:left w:val="none" w:color="FFFFFF" w:sz="0"/>
               <w:bottom w:val="single" w:color="E8E8ED" w:sz="4"/>
-              <w:right w:val="none" w:color="FFFFFF" w:sz="0"/>
+              <w:right w:val="single" w:color="E8E8ED" w:sz="2"/>
             </w:tcBorders>
             <w:tcMar>
               <w:top w:type="dxa" w:w="80"/>
@@ -6891,7 +6878,7 @@
               <w:top w:val="none" w:color="FFFFFF" w:sz="0"/>
               <w:left w:val="none" w:color="FFFFFF" w:sz="0"/>
               <w:bottom w:val="single" w:color="E8E8ED" w:sz="4"/>
-              <w:right w:val="none" w:color="FFFFFF" w:sz="0"/>
+              <w:right w:val="single" w:color="E8E8ED" w:sz="2"/>
             </w:tcBorders>
             <w:tcMar>
               <w:top w:type="dxa" w:w="80"/>
@@ -7064,7 +7051,7 @@
               <w:top w:val="none" w:color="FFFFFF" w:sz="0"/>
               <w:left w:val="none" w:color="FFFFFF" w:sz="0"/>
               <w:bottom w:val="single" w:color="E8E8ED" w:sz="4"/>
-              <w:right w:val="none" w:color="FFFFFF" w:sz="0"/>
+              <w:right w:val="single" w:color="E8E8ED" w:sz="2"/>
             </w:tcBorders>
             <w:tcMar>
               <w:top w:type="dxa" w:w="80"/>
@@ -7099,7 +7086,7 @@
               <w:top w:val="none" w:color="FFFFFF" w:sz="0"/>
               <w:left w:val="none" w:color="FFFFFF" w:sz="0"/>
               <w:bottom w:val="single" w:color="E8E8ED" w:sz="4"/>
-              <w:right w:val="none" w:color="FFFFFF" w:sz="0"/>
+              <w:right w:val="single" w:color="E8E8ED" w:sz="2"/>
             </w:tcBorders>
             <w:tcMar>
               <w:top w:type="dxa" w:w="80"/>
@@ -7272,7 +7259,7 @@
               <w:top w:val="none" w:color="FFFFFF" w:sz="0"/>
               <w:left w:val="none" w:color="FFFFFF" w:sz="0"/>
               <w:bottom w:val="single" w:color="E8E8ED" w:sz="4"/>
-              <w:right w:val="none" w:color="FFFFFF" w:sz="0"/>
+              <w:right w:val="single" w:color="E8E8ED" w:sz="2"/>
             </w:tcBorders>
             <w:tcMar>
               <w:top w:type="dxa" w:w="80"/>
@@ -7307,7 +7294,7 @@
               <w:top w:val="none" w:color="FFFFFF" w:sz="0"/>
               <w:left w:val="none" w:color="FFFFFF" w:sz="0"/>
               <w:bottom w:val="single" w:color="E8E8ED" w:sz="4"/>
-              <w:right w:val="none" w:color="FFFFFF" w:sz="0"/>
+              <w:right w:val="single" w:color="E8E8ED" w:sz="2"/>
             </w:tcBorders>
             <w:tcMar>
               <w:top w:type="dxa" w:w="80"/>
@@ -7480,7 +7467,7 @@
               <w:top w:val="none" w:color="FFFFFF" w:sz="0"/>
               <w:left w:val="none" w:color="FFFFFF" w:sz="0"/>
               <w:bottom w:val="single" w:color="E8E8ED" w:sz="4"/>
-              <w:right w:val="none" w:color="FFFFFF" w:sz="0"/>
+              <w:right w:val="single" w:color="E8E8ED" w:sz="2"/>
             </w:tcBorders>
             <w:tcMar>
               <w:top w:type="dxa" w:w="80"/>
@@ -7532,7 +7519,7 @@
               <w:top w:val="none" w:color="FFFFFF" w:sz="0"/>
               <w:left w:val="none" w:color="FFFFFF" w:sz="0"/>
               <w:bottom w:val="single" w:color="E8E8ED" w:sz="4"/>
-              <w:right w:val="none" w:color="FFFFFF" w:sz="0"/>
+              <w:right w:val="single" w:color="E8E8ED" w:sz="2"/>
             </w:tcBorders>
             <w:tcMar>
               <w:top w:type="dxa" w:w="80"/>
@@ -7705,7 +7692,7 @@
               <w:top w:val="none" w:color="FFFFFF" w:sz="0"/>
               <w:left w:val="none" w:color="FFFFFF" w:sz="0"/>
               <w:bottom w:val="single" w:color="E8E8ED" w:sz="4"/>
-              <w:right w:val="none" w:color="FFFFFF" w:sz="0"/>
+              <w:right w:val="single" w:color="E8E8ED" w:sz="2"/>
             </w:tcBorders>
             <w:tcMar>
               <w:top w:type="dxa" w:w="80"/>
@@ -7740,7 +7727,7 @@
               <w:top w:val="none" w:color="FFFFFF" w:sz="0"/>
               <w:left w:val="none" w:color="FFFFFF" w:sz="0"/>
               <w:bottom w:val="single" w:color="E8E8ED" w:sz="4"/>
-              <w:right w:val="none" w:color="FFFFFF" w:sz="0"/>
+              <w:right w:val="single" w:color="E8E8ED" w:sz="2"/>
             </w:tcBorders>
             <w:tcMar>
               <w:top w:type="dxa" w:w="80"/>
@@ -7913,7 +7900,7 @@
               <w:top w:val="single" w:color="1D1D1F" w:sz="8"/>
               <w:left w:val="none" w:color="FFFFFF" w:sz="0"/>
               <w:bottom w:val="none" w:color="FFFFFF" w:sz="0"/>
-              <w:right w:val="none" w:color="FFFFFF" w:sz="0"/>
+              <w:right w:val="single" w:color="E8E8ED" w:sz="2"/>
             </w:tcBorders>
             <w:tcMar>
               <w:top w:type="dxa" w:w="110"/>
@@ -8820,8 +8807,6 @@
       <w:r>
         <w:rPr>
           <w:rFonts w:ascii="Calibri" w:cs="Calibri" w:eastAsia="Calibri" w:hAnsi="Calibri"/>
-          <w:b w:val="false"/>
-          <w:bCs w:val="false"/>
           <w:color w:val="6E6E73"/>
           <w:sz w:val="20"/>
           <w:szCs w:val="20"/>
@@ -8838,8 +8823,6 @@
       <w:r>
         <w:rPr>
           <w:rFonts w:ascii="Calibri" w:cs="Calibri" w:eastAsia="Calibri" w:hAnsi="Calibri"/>
-          <w:b w:val="false"/>
-          <w:bCs w:val="false"/>
           <w:color w:val="6E6E73"/>
           <w:sz w:val="20"/>
           <w:szCs w:val="20"/>
@@ -8849,8 +8832,6 @@
       <w:r>
         <w:rPr>
           <w:rFonts w:ascii="Calibri" w:cs="Calibri" w:eastAsia="Calibri" w:hAnsi="Calibri"/>
-          <w:b w:val="false"/>
-          <w:bCs w:val="false"/>
           <w:color w:val="6E6E73"/>
           <w:sz w:val="20"/>
           <w:szCs w:val="20"/>
@@ -8860,19 +8841,16 @@
       <w:r>
         <w:rPr>
           <w:rFonts w:ascii="Calibri" w:cs="Calibri" w:eastAsia="Calibri" w:hAnsi="Calibri"/>
-          <w:b w:val="false"/>
-          <w:bCs w:val="false"/>
           <w:color w:val="6E6E73"/>
           <w:sz w:val="20"/>
           <w:szCs w:val="20"/>
+          <w:u w:val="single"/>
         </w:rPr>
-        <w:t xml:space="preserve">     </w:t>
+        <w:t xml:space="preserve">                </w:t>
       </w:r>
       <w:r>
         <w:rPr>
           <w:rFonts w:ascii="Calibri" w:cs="Calibri" w:eastAsia="Calibri" w:hAnsi="Calibri"/>
-          <w:b w:val="false"/>
-          <w:bCs w:val="false"/>
           <w:color w:val="6E6E73"/>
           <w:sz w:val="20"/>
           <w:szCs w:val="20"/>
@@ -8894,8 +8872,6 @@
       <w:r>
         <w:rPr>
           <w:rFonts w:ascii="Calibri" w:cs="Calibri" w:eastAsia="Calibri" w:hAnsi="Calibri"/>
-          <w:b w:val="false"/>
-          <w:bCs w:val="false"/>
           <w:color w:val="6E6E73"/>
           <w:sz w:val="20"/>
           <w:szCs w:val="20"/>
@@ -8912,8 +8888,6 @@
       <w:r>
         <w:rPr>
           <w:rFonts w:ascii="Calibri" w:cs="Calibri" w:eastAsia="Calibri" w:hAnsi="Calibri"/>
-          <w:b w:val="false"/>
-          <w:bCs w:val="false"/>
           <w:color w:val="6E6E73"/>
           <w:sz w:val="20"/>
           <w:szCs w:val="20"/>
@@ -8923,8 +8897,6 @@
       <w:r>
         <w:rPr>
           <w:rFonts w:ascii="Calibri" w:cs="Calibri" w:eastAsia="Calibri" w:hAnsi="Calibri"/>
-          <w:b w:val="false"/>
-          <w:bCs w:val="false"/>
           <w:color w:val="6E6E73"/>
           <w:sz w:val="20"/>
           <w:szCs w:val="20"/>
@@ -8934,19 +8906,16 @@
       <w:r>
         <w:rPr>
           <w:rFonts w:ascii="Calibri" w:cs="Calibri" w:eastAsia="Calibri" w:hAnsi="Calibri"/>
-          <w:b w:val="false"/>
-          <w:bCs w:val="false"/>
           <w:color w:val="6E6E73"/>
           <w:sz w:val="20"/>
           <w:szCs w:val="20"/>
+          <w:u w:val="single"/>
         </w:rPr>
-        <w:t xml:space="preserve">     </w:t>
+        <w:t xml:space="preserve">                </w:t>
       </w:r>
       <w:r>
         <w:rPr>
           <w:rFonts w:ascii="Calibri" w:cs="Calibri" w:eastAsia="Calibri" w:hAnsi="Calibri"/>
-          <w:b w:val="false"/>
-          <w:bCs w:val="false"/>
           <w:color w:val="6E6E73"/>
           <w:sz w:val="20"/>
           <w:szCs w:val="20"/>
@@ -8968,8 +8937,6 @@
       <w:r>
         <w:rPr>
           <w:rFonts w:ascii="Calibri" w:cs="Calibri" w:eastAsia="Calibri" w:hAnsi="Calibri"/>
-          <w:b w:val="false"/>
-          <w:bCs w:val="false"/>
           <w:color w:val="6E6E73"/>
           <w:sz w:val="20"/>
           <w:szCs w:val="20"/>
@@ -8986,8 +8953,6 @@
       <w:r>
         <w:rPr>
           <w:rFonts w:ascii="Calibri" w:cs="Calibri" w:eastAsia="Calibri" w:hAnsi="Calibri"/>
-          <w:b w:val="false"/>
-          <w:bCs w:val="false"/>
           <w:color w:val="6E6E73"/>
           <w:sz w:val="20"/>
           <w:szCs w:val="20"/>
@@ -8997,8 +8962,6 @@
       <w:r>
         <w:rPr>
           <w:rFonts w:ascii="Calibri" w:cs="Calibri" w:eastAsia="Calibri" w:hAnsi="Calibri"/>
-          <w:b w:val="false"/>
-          <w:bCs w:val="false"/>
           <w:color w:val="6E6E73"/>
           <w:sz w:val="20"/>
           <w:szCs w:val="20"/>
@@ -9008,19 +8971,16 @@
       <w:r>
         <w:rPr>
           <w:rFonts w:ascii="Calibri" w:cs="Calibri" w:eastAsia="Calibri" w:hAnsi="Calibri"/>
-          <w:b w:val="false"/>
-          <w:bCs w:val="false"/>
           <w:color w:val="6E6E73"/>
           <w:sz w:val="20"/>
           <w:szCs w:val="20"/>
+          <w:u w:val="single"/>
         </w:rPr>
-        <w:t xml:space="preserve">     </w:t>
+        <w:t xml:space="preserve">                </w:t>
       </w:r>
       <w:r>
         <w:rPr>
           <w:rFonts w:ascii="Calibri" w:cs="Calibri" w:eastAsia="Calibri" w:hAnsi="Calibri"/>
-          <w:b w:val="false"/>
-          <w:bCs w:val="false"/>
           <w:color w:val="6E6E73"/>
           <w:sz w:val="20"/>
           <w:szCs w:val="20"/>
@@ -9032,6 +8992,23 @@
       <w:pPr>
         <w:spacing w:after="140"/>
       </w:pPr>
+    </w:p>
+    <w:p>
+      <w:pPr>
+        <w:spacing w:after="150" w:line="250"/>
+      </w:pPr>
+      <w:r>
+        <w:rPr>
+          <w:rFonts w:ascii="Calibri" w:cs="Calibri" w:eastAsia="Calibri" w:hAnsi="Calibri"/>
+          <w:b w:val="false"/>
+          <w:bCs w:val="false"/>
+          <w:caps w:val="false"/>
+          <w:color w:val="6E6E73"/>
+          <w:sz w:val="17"/>
+          <w:szCs w:val="17"/>
+        </w:rPr>
+        <w:t xml:space="preserve">Zeitnah führen, am besten direkt nach der Fahrt. Der Endstand einer Fahrt ist der Startstand der nächsten — jede Lücke ist eine nicht erfasste Fahrt und macht den Einzelnachweis angreifbar. Privatfahrten brauchen nur die Kilometerangabe, müssen aber erfasst sein, sonst fehlt die Gesamtfahrleistung. Kategorie eintragen: D für Dienstreise, B für Betriebsstätte, P für privat. Bei Dienstreisen sind Reiseziel mit Adresse, Reisezweck und aufgesuchter Geschäftspartner Pflicht — fehlt eine Angabe, kippt die Fahrt in die Privatnutzung. Bei Umwegen den Grund vermerken.</w:t>
+      </w:r>
     </w:p>
     <w:p>
       <w:pPr>
@@ -9047,7 +9024,7 @@
           <w:sz w:val="17"/>
           <w:szCs w:val="17"/>
         </w:rPr>
-        <w:t xml:space="preserve">Zeitnah führen, am besten direkt nach der Fahrt. Der Endstand einer Fahrt ist der Startstand der nächsten — jede Lücke ist eine nicht erfasste Fahrt und macht den Einzelnachweis angreifbar. Privatfahrten brauchen nur die Kilometerangabe, müssen aber erfasst sein, sonst fehlt die Gesamtfahrleistung. Kategorie eintragen: D für Dienstreise, B für Betriebsstätte, P für privat.</w:t>
+        <w:t xml:space="preserve">Dieser Bogen ist ein Erfassungshilfsmittel. Als steuerlich anerkanntes Fahrtenbuch gilt nur eine geschlossene, nachträglich nicht änderbare Form — gebundenes Papierbuch oder ein elektronisches Fahrtenbuch mit revisionssicherem Protokoll. Eine Tabellenkalkulation wird nicht anerkannt.</w:t>
       </w:r>
     </w:p>
     <w:tbl>
@@ -9064,14 +9041,14 @@
         <w:tblLayout w:type="fixed"/>
       </w:tblPr>
       <w:tblGrid>
-        <w:gridCol w:w="1300"/>
-        <w:gridCol w:w="1200"/>
-        <w:gridCol w:w="1200"/>
-        <w:gridCol w:w="900"/>
-        <w:gridCol w:w="1600"/>
-        <w:gridCol w:w="3400"/>
+        <w:gridCol w:w="1250"/>
+        <w:gridCol w:w="1150"/>
+        <w:gridCol w:w="1150"/>
+        <w:gridCol w:w="850"/>
+        <w:gridCol w:w="1400"/>
+        <w:gridCol w:w="3200"/>
         <w:gridCol w:w="2870"/>
-        <w:gridCol w:w="2100"/>
+        <w:gridCol w:w="2700"/>
       </w:tblGrid>
       <w:tr>
         <w:trPr>
@@ -9079,12 +9056,12 @@
         </w:trPr>
         <w:tc>
           <w:tcPr>
-            <w:tcW w:type="dxa" w:w="1300"/>
+            <w:tcW w:type="dxa" w:w="1250"/>
             <w:tcBorders>
               <w:top w:val="none" w:color="FFFFFF" w:sz="0"/>
               <w:left w:val="none" w:color="FFFFFF" w:sz="0"/>
               <w:bottom w:val="single" w:color="D2D2D7" w:sz="6"/>
-              <w:right w:val="none" w:color="FFFFFF" w:sz="0"/>
+              <w:right w:val="single" w:color="E8E8ED" w:sz="2"/>
             </w:tcBorders>
             <w:shd w:fill="F5F5F7" w:color="auto" w:val="clear"/>
             <w:tcMar>
@@ -9116,12 +9093,12 @@
         </w:tc>
         <w:tc>
           <w:tcPr>
-            <w:tcW w:type="dxa" w:w="1200"/>
+            <w:tcW w:type="dxa" w:w="1150"/>
             <w:tcBorders>
               <w:top w:val="none" w:color="FFFFFF" w:sz="0"/>
               <w:left w:val="none" w:color="FFFFFF" w:sz="0"/>
               <w:bottom w:val="single" w:color="D2D2D7" w:sz="6"/>
-              <w:right w:val="none" w:color="FFFFFF" w:sz="0"/>
+              <w:right w:val="single" w:color="E8E8ED" w:sz="2"/>
             </w:tcBorders>
             <w:shd w:fill="F5F5F7" w:color="auto" w:val="clear"/>
             <w:tcMar>
@@ -9154,12 +9131,12 @@
         </w:tc>
         <w:tc>
           <w:tcPr>
-            <w:tcW w:type="dxa" w:w="1200"/>
+            <w:tcW w:type="dxa" w:w="1150"/>
             <w:tcBorders>
               <w:top w:val="none" w:color="FFFFFF" w:sz="0"/>
               <w:left w:val="none" w:color="FFFFFF" w:sz="0"/>
               <w:bottom w:val="single" w:color="D2D2D7" w:sz="6"/>
-              <w:right w:val="none" w:color="FFFFFF" w:sz="0"/>
+              <w:right w:val="single" w:color="E8E8ED" w:sz="2"/>
             </w:tcBorders>
             <w:shd w:fill="F5F5F7" w:color="auto" w:val="clear"/>
             <w:tcMar>
@@ -9192,12 +9169,12 @@
         </w:tc>
         <w:tc>
           <w:tcPr>
-            <w:tcW w:type="dxa" w:w="900"/>
+            <w:tcW w:type="dxa" w:w="850"/>
             <w:tcBorders>
               <w:top w:val="none" w:color="FFFFFF" w:sz="0"/>
               <w:left w:val="none" w:color="FFFFFF" w:sz="0"/>
               <w:bottom w:val="single" w:color="D2D2D7" w:sz="6"/>
-              <w:right w:val="none" w:color="FFFFFF" w:sz="0"/>
+              <w:right w:val="single" w:color="E8E8ED" w:sz="2"/>
             </w:tcBorders>
             <w:shd w:fill="F5F5F7" w:color="auto" w:val="clear"/>
             <w:tcMar>
@@ -9230,12 +9207,12 @@
         </w:tc>
         <w:tc>
           <w:tcPr>
-            <w:tcW w:type="dxa" w:w="1600"/>
+            <w:tcW w:type="dxa" w:w="1400"/>
             <w:tcBorders>
               <w:top w:val="none" w:color="FFFFFF" w:sz="0"/>
               <w:left w:val="none" w:color="FFFFFF" w:sz="0"/>
               <w:bottom w:val="single" w:color="D2D2D7" w:sz="6"/>
-              <w:right w:val="none" w:color="FFFFFF" w:sz="0"/>
+              <w:right w:val="single" w:color="E8E8ED" w:sz="2"/>
             </w:tcBorders>
             <w:shd w:fill="F5F5F7" w:color="auto" w:val="clear"/>
             <w:tcMar>
@@ -9267,12 +9244,12 @@
         </w:tc>
         <w:tc>
           <w:tcPr>
-            <w:tcW w:type="dxa" w:w="3400"/>
+            <w:tcW w:type="dxa" w:w="3200"/>
             <w:tcBorders>
               <w:top w:val="none" w:color="FFFFFF" w:sz="0"/>
               <w:left w:val="none" w:color="FFFFFF" w:sz="0"/>
               <w:bottom w:val="single" w:color="D2D2D7" w:sz="6"/>
-              <w:right w:val="none" w:color="FFFFFF" w:sz="0"/>
+              <w:right w:val="single" w:color="E8E8ED" w:sz="2"/>
             </w:tcBorders>
             <w:shd w:fill="F5F5F7" w:color="auto" w:val="clear"/>
             <w:tcMar>
@@ -9309,7 +9286,7 @@
               <w:top w:val="none" w:color="FFFFFF" w:sz="0"/>
               <w:left w:val="none" w:color="FFFFFF" w:sz="0"/>
               <w:bottom w:val="single" w:color="D2D2D7" w:sz="6"/>
-              <w:right w:val="none" w:color="FFFFFF" w:sz="0"/>
+              <w:right w:val="single" w:color="E8E8ED" w:sz="2"/>
             </w:tcBorders>
             <w:shd w:fill="F5F5F7" w:color="auto" w:val="clear"/>
             <w:tcMar>
@@ -9341,7 +9318,7 @@
         </w:tc>
         <w:tc>
           <w:tcPr>
-            <w:tcW w:type="dxa" w:w="2100"/>
+            <w:tcW w:type="dxa" w:w="2700"/>
             <w:tcBorders>
               <w:top w:val="none" w:color="FFFFFF" w:sz="0"/>
               <w:left w:val="none" w:color="FFFFFF" w:sz="0"/>
@@ -9372,7 +9349,7 @@
                 <w:sz w:val="15"/>
                 <w:szCs w:val="15"/>
               </w:rPr>
-              <w:t xml:space="preserve">Geschäftspartner</w:t>
+              <w:t xml:space="preserve">Partner</w:t>
             </w:r>
           </w:p>
         </w:tc>
@@ -9380,17 +9357,17 @@
       <w:tr>
         <w:tc>
           <w:tcPr>
-            <w:tcW w:type="dxa" w:w="1300"/>
+            <w:tcW w:type="dxa" w:w="1250"/>
             <w:tcBorders>
               <w:top w:val="none" w:color="FFFFFF" w:sz="0"/>
               <w:left w:val="none" w:color="FFFFFF" w:sz="0"/>
               <w:bottom w:val="single" w:color="E8E8ED" w:sz="4"/>
-              <w:right w:val="none" w:color="FFFFFF" w:sz="0"/>
-            </w:tcBorders>
-            <w:tcMar>
-              <w:top w:type="dxa" w:w="95"/>
-              <w:left w:type="dxa" w:w="80"/>
-              <w:bottom w:type="dxa" w:w="95"/>
+              <w:right w:val="single" w:color="E8E8ED" w:sz="2"/>
+            </w:tcBorders>
+            <w:tcMar>
+              <w:top w:type="dxa" w:w="100"/>
+              <w:left w:type="dxa" w:w="80"/>
+              <w:bottom w:type="dxa" w:w="100"/>
               <w:right w:type="dxa" w:w="80"/>
             </w:tcMar>
             <w:vAlign w:val="bottom"/>
@@ -9465,17 +9442,17 @@
         </w:tc>
         <w:tc>
           <w:tcPr>
-            <w:tcW w:type="dxa" w:w="1200"/>
+            <w:tcW w:type="dxa" w:w="1150"/>
             <w:tcBorders>
               <w:top w:val="none" w:color="FFFFFF" w:sz="0"/>
               <w:left w:val="none" w:color="FFFFFF" w:sz="0"/>
               <w:bottom w:val="single" w:color="E8E8ED" w:sz="4"/>
-              <w:right w:val="none" w:color="FFFFFF" w:sz="0"/>
-            </w:tcBorders>
-            <w:tcMar>
-              <w:top w:type="dxa" w:w="95"/>
-              <w:left w:type="dxa" w:w="80"/>
-              <w:bottom w:type="dxa" w:w="95"/>
+              <w:right w:val="single" w:color="E8E8ED" w:sz="2"/>
+            </w:tcBorders>
+            <w:tcMar>
+              <w:top w:type="dxa" w:w="100"/>
+              <w:left w:type="dxa" w:w="80"/>
+              <w:bottom w:type="dxa" w:w="100"/>
               <w:right w:type="dxa" w:w="80"/>
             </w:tcMar>
             <w:vAlign w:val="bottom"/>
@@ -9550,17 +9527,17 @@
         </w:tc>
         <w:tc>
           <w:tcPr>
-            <w:tcW w:type="dxa" w:w="1200"/>
+            <w:tcW w:type="dxa" w:w="1150"/>
             <w:tcBorders>
               <w:top w:val="none" w:color="FFFFFF" w:sz="0"/>
               <w:left w:val="none" w:color="FFFFFF" w:sz="0"/>
               <w:bottom w:val="single" w:color="E8E8ED" w:sz="4"/>
-              <w:right w:val="none" w:color="FFFFFF" w:sz="0"/>
-            </w:tcBorders>
-            <w:tcMar>
-              <w:top w:type="dxa" w:w="95"/>
-              <w:left w:type="dxa" w:w="80"/>
-              <w:bottom w:type="dxa" w:w="95"/>
+              <w:right w:val="single" w:color="E8E8ED" w:sz="2"/>
+            </w:tcBorders>
+            <w:tcMar>
+              <w:top w:type="dxa" w:w="100"/>
+              <w:left w:type="dxa" w:w="80"/>
+              <w:bottom w:type="dxa" w:w="100"/>
               <w:right w:type="dxa" w:w="80"/>
             </w:tcMar>
             <w:vAlign w:val="bottom"/>
@@ -9635,17 +9612,17 @@
         </w:tc>
         <w:tc>
           <w:tcPr>
-            <w:tcW w:type="dxa" w:w="900"/>
+            <w:tcW w:type="dxa" w:w="850"/>
             <w:tcBorders>
               <w:top w:val="none" w:color="FFFFFF" w:sz="0"/>
               <w:left w:val="none" w:color="FFFFFF" w:sz="0"/>
               <w:bottom w:val="single" w:color="E8E8ED" w:sz="4"/>
-              <w:right w:val="none" w:color="FFFFFF" w:sz="0"/>
-            </w:tcBorders>
-            <w:tcMar>
-              <w:top w:type="dxa" w:w="95"/>
-              <w:left w:type="dxa" w:w="80"/>
-              <w:bottom w:type="dxa" w:w="95"/>
+              <w:right w:val="single" w:color="E8E8ED" w:sz="2"/>
+            </w:tcBorders>
+            <w:tcMar>
+              <w:top w:type="dxa" w:w="100"/>
+              <w:left w:type="dxa" w:w="80"/>
+              <w:bottom w:type="dxa" w:w="100"/>
               <w:right w:type="dxa" w:w="80"/>
             </w:tcMar>
             <w:vAlign w:val="bottom"/>
@@ -9720,17 +9697,17 @@
         </w:tc>
         <w:tc>
           <w:tcPr>
-            <w:tcW w:type="dxa" w:w="1600"/>
+            <w:tcW w:type="dxa" w:w="1400"/>
             <w:tcBorders>
               <w:top w:val="none" w:color="FFFFFF" w:sz="0"/>
               <w:left w:val="none" w:color="FFFFFF" w:sz="0"/>
               <w:bottom w:val="single" w:color="E8E8ED" w:sz="4"/>
-              <w:right w:val="none" w:color="FFFFFF" w:sz="0"/>
-            </w:tcBorders>
-            <w:tcMar>
-              <w:top w:type="dxa" w:w="95"/>
-              <w:left w:type="dxa" w:w="80"/>
-              <w:bottom w:type="dxa" w:w="95"/>
+              <w:right w:val="single" w:color="E8E8ED" w:sz="2"/>
+            </w:tcBorders>
+            <w:tcMar>
+              <w:top w:type="dxa" w:w="100"/>
+              <w:left w:type="dxa" w:w="80"/>
+              <w:bottom w:type="dxa" w:w="100"/>
               <w:right w:type="dxa" w:w="80"/>
             </w:tcMar>
             <w:vAlign w:val="bottom"/>
@@ -9805,17 +9782,17 @@
         </w:tc>
         <w:tc>
           <w:tcPr>
-            <w:tcW w:type="dxa" w:w="3400"/>
+            <w:tcW w:type="dxa" w:w="3200"/>
             <w:tcBorders>
               <w:top w:val="none" w:color="FFFFFF" w:sz="0"/>
               <w:left w:val="none" w:color="FFFFFF" w:sz="0"/>
               <w:bottom w:val="single" w:color="E8E8ED" w:sz="4"/>
-              <w:right w:val="none" w:color="FFFFFF" w:sz="0"/>
-            </w:tcBorders>
-            <w:tcMar>
-              <w:top w:type="dxa" w:w="95"/>
-              <w:left w:type="dxa" w:w="80"/>
-              <w:bottom w:type="dxa" w:w="95"/>
+              <w:right w:val="single" w:color="E8E8ED" w:sz="2"/>
+            </w:tcBorders>
+            <w:tcMar>
+              <w:top w:type="dxa" w:w="100"/>
+              <w:left w:type="dxa" w:w="80"/>
+              <w:bottom w:type="dxa" w:w="100"/>
               <w:right w:type="dxa" w:w="80"/>
             </w:tcMar>
             <w:vAlign w:val="bottom"/>
@@ -9895,12 +9872,12 @@
               <w:top w:val="none" w:color="FFFFFF" w:sz="0"/>
               <w:left w:val="none" w:color="FFFFFF" w:sz="0"/>
               <w:bottom w:val="single" w:color="E8E8ED" w:sz="4"/>
-              <w:right w:val="none" w:color="FFFFFF" w:sz="0"/>
-            </w:tcBorders>
-            <w:tcMar>
-              <w:top w:type="dxa" w:w="95"/>
-              <w:left w:type="dxa" w:w="80"/>
-              <w:bottom w:type="dxa" w:w="95"/>
+              <w:right w:val="single" w:color="E8E8ED" w:sz="2"/>
+            </w:tcBorders>
+            <w:tcMar>
+              <w:top w:type="dxa" w:w="100"/>
+              <w:left w:type="dxa" w:w="80"/>
+              <w:bottom w:type="dxa" w:w="100"/>
               <w:right w:type="dxa" w:w="80"/>
             </w:tcMar>
             <w:vAlign w:val="bottom"/>
@@ -9975,7 +9952,7 @@
         </w:tc>
         <w:tc>
           <w:tcPr>
-            <w:tcW w:type="dxa" w:w="2100"/>
+            <w:tcW w:type="dxa" w:w="2700"/>
             <w:tcBorders>
               <w:top w:val="none" w:color="FFFFFF" w:sz="0"/>
               <w:left w:val="none" w:color="FFFFFF" w:sz="0"/>
@@ -9983,9 +9960,9 @@
               <w:right w:val="none" w:color="FFFFFF" w:sz="0"/>
             </w:tcBorders>
             <w:tcMar>
-              <w:top w:type="dxa" w:w="95"/>
-              <w:left w:type="dxa" w:w="80"/>
-              <w:bottom w:type="dxa" w:w="95"/>
+              <w:top w:type="dxa" w:w="100"/>
+              <w:left w:type="dxa" w:w="80"/>
+              <w:bottom w:type="dxa" w:w="100"/>
               <w:right w:type="dxa" w:w="80"/>
             </w:tcMar>
             <w:vAlign w:val="bottom"/>
@@ -10062,17 +10039,17 @@
       <w:tr>
         <w:tc>
           <w:tcPr>
-            <w:tcW w:type="dxa" w:w="1300"/>
+            <w:tcW w:type="dxa" w:w="1250"/>
             <w:tcBorders>
               <w:top w:val="none" w:color="FFFFFF" w:sz="0"/>
               <w:left w:val="none" w:color="FFFFFF" w:sz="0"/>
               <w:bottom w:val="single" w:color="E8E8ED" w:sz="4"/>
-              <w:right w:val="none" w:color="FFFFFF" w:sz="0"/>
-            </w:tcBorders>
-            <w:tcMar>
-              <w:top w:type="dxa" w:w="95"/>
-              <w:left w:type="dxa" w:w="80"/>
-              <w:bottom w:type="dxa" w:w="95"/>
+              <w:right w:val="single" w:color="E8E8ED" w:sz="2"/>
+            </w:tcBorders>
+            <w:tcMar>
+              <w:top w:type="dxa" w:w="100"/>
+              <w:left w:type="dxa" w:w="80"/>
+              <w:bottom w:type="dxa" w:w="100"/>
               <w:right w:type="dxa" w:w="80"/>
             </w:tcMar>
             <w:vAlign w:val="bottom"/>
@@ -10147,17 +10124,17 @@
         </w:tc>
         <w:tc>
           <w:tcPr>
-            <w:tcW w:type="dxa" w:w="1200"/>
+            <w:tcW w:type="dxa" w:w="1150"/>
             <w:tcBorders>
               <w:top w:val="none" w:color="FFFFFF" w:sz="0"/>
               <w:left w:val="none" w:color="FFFFFF" w:sz="0"/>
               <w:bottom w:val="single" w:color="E8E8ED" w:sz="4"/>
-              <w:right w:val="none" w:color="FFFFFF" w:sz="0"/>
-            </w:tcBorders>
-            <w:tcMar>
-              <w:top w:type="dxa" w:w="95"/>
-              <w:left w:type="dxa" w:w="80"/>
-              <w:bottom w:type="dxa" w:w="95"/>
+              <w:right w:val="single" w:color="E8E8ED" w:sz="2"/>
+            </w:tcBorders>
+            <w:tcMar>
+              <w:top w:type="dxa" w:w="100"/>
+              <w:left w:type="dxa" w:w="80"/>
+              <w:bottom w:type="dxa" w:w="100"/>
               <w:right w:type="dxa" w:w="80"/>
             </w:tcMar>
             <w:vAlign w:val="bottom"/>
@@ -10232,17 +10209,17 @@
         </w:tc>
         <w:tc>
           <w:tcPr>
-            <w:tcW w:type="dxa" w:w="1200"/>
+            <w:tcW w:type="dxa" w:w="1150"/>
             <w:tcBorders>
               <w:top w:val="none" w:color="FFFFFF" w:sz="0"/>
               <w:left w:val="none" w:color="FFFFFF" w:sz="0"/>
               <w:bottom w:val="single" w:color="E8E8ED" w:sz="4"/>
-              <w:right w:val="none" w:color="FFFFFF" w:sz="0"/>
-            </w:tcBorders>
-            <w:tcMar>
-              <w:top w:type="dxa" w:w="95"/>
-              <w:left w:type="dxa" w:w="80"/>
-              <w:bottom w:type="dxa" w:w="95"/>
+              <w:right w:val="single" w:color="E8E8ED" w:sz="2"/>
+            </w:tcBorders>
+            <w:tcMar>
+              <w:top w:type="dxa" w:w="100"/>
+              <w:left w:type="dxa" w:w="80"/>
+              <w:bottom w:type="dxa" w:w="100"/>
               <w:right w:type="dxa" w:w="80"/>
             </w:tcMar>
             <w:vAlign w:val="bottom"/>
@@ -10317,17 +10294,17 @@
         </w:tc>
         <w:tc>
           <w:tcPr>
-            <w:tcW w:type="dxa" w:w="900"/>
+            <w:tcW w:type="dxa" w:w="850"/>
             <w:tcBorders>
               <w:top w:val="none" w:color="FFFFFF" w:sz="0"/>
               <w:left w:val="none" w:color="FFFFFF" w:sz="0"/>
               <w:bottom w:val="single" w:color="E8E8ED" w:sz="4"/>
-              <w:right w:val="none" w:color="FFFFFF" w:sz="0"/>
-            </w:tcBorders>
-            <w:tcMar>
-              <w:top w:type="dxa" w:w="95"/>
-              <w:left w:type="dxa" w:w="80"/>
-              <w:bottom w:type="dxa" w:w="95"/>
+              <w:right w:val="single" w:color="E8E8ED" w:sz="2"/>
+            </w:tcBorders>
+            <w:tcMar>
+              <w:top w:type="dxa" w:w="100"/>
+              <w:left w:type="dxa" w:w="80"/>
+              <w:bottom w:type="dxa" w:w="100"/>
               <w:right w:type="dxa" w:w="80"/>
             </w:tcMar>
             <w:vAlign w:val="bottom"/>
@@ -10402,17 +10379,17 @@
         </w:tc>
         <w:tc>
           <w:tcPr>
-            <w:tcW w:type="dxa" w:w="1600"/>
+            <w:tcW w:type="dxa" w:w="1400"/>
             <w:tcBorders>
               <w:top w:val="none" w:color="FFFFFF" w:sz="0"/>
               <w:left w:val="none" w:color="FFFFFF" w:sz="0"/>
               <w:bottom w:val="single" w:color="E8E8ED" w:sz="4"/>
-              <w:right w:val="none" w:color="FFFFFF" w:sz="0"/>
-            </w:tcBorders>
-            <w:tcMar>
-              <w:top w:type="dxa" w:w="95"/>
-              <w:left w:type="dxa" w:w="80"/>
-              <w:bottom w:type="dxa" w:w="95"/>
+              <w:right w:val="single" w:color="E8E8ED" w:sz="2"/>
+            </w:tcBorders>
+            <w:tcMar>
+              <w:top w:type="dxa" w:w="100"/>
+              <w:left w:type="dxa" w:w="80"/>
+              <w:bottom w:type="dxa" w:w="100"/>
               <w:right w:type="dxa" w:w="80"/>
             </w:tcMar>
             <w:vAlign w:val="bottom"/>
@@ -10487,17 +10464,17 @@
         </w:tc>
         <w:tc>
           <w:tcPr>
-            <w:tcW w:type="dxa" w:w="3400"/>
+            <w:tcW w:type="dxa" w:w="3200"/>
             <w:tcBorders>
               <w:top w:val="none" w:color="FFFFFF" w:sz="0"/>
               <w:left w:val="none" w:color="FFFFFF" w:sz="0"/>
               <w:bottom w:val="single" w:color="E8E8ED" w:sz="4"/>
-              <w:right w:val="none" w:color="FFFFFF" w:sz="0"/>
-            </w:tcBorders>
-            <w:tcMar>
-              <w:top w:type="dxa" w:w="95"/>
-              <w:left w:type="dxa" w:w="80"/>
-              <w:bottom w:type="dxa" w:w="95"/>
+              <w:right w:val="single" w:color="E8E8ED" w:sz="2"/>
+            </w:tcBorders>
+            <w:tcMar>
+              <w:top w:type="dxa" w:w="100"/>
+              <w:left w:type="dxa" w:w="80"/>
+              <w:bottom w:type="dxa" w:w="100"/>
               <w:right w:type="dxa" w:w="80"/>
             </w:tcMar>
             <w:vAlign w:val="bottom"/>
@@ -10577,12 +10554,12 @@
               <w:top w:val="none" w:color="FFFFFF" w:sz="0"/>
               <w:left w:val="none" w:color="FFFFFF" w:sz="0"/>
               <w:bottom w:val="single" w:color="E8E8ED" w:sz="4"/>
-              <w:right w:val="none" w:color="FFFFFF" w:sz="0"/>
-            </w:tcBorders>
-            <w:tcMar>
-              <w:top w:type="dxa" w:w="95"/>
-              <w:left w:type="dxa" w:w="80"/>
-              <w:bottom w:type="dxa" w:w="95"/>
+              <w:right w:val="single" w:color="E8E8ED" w:sz="2"/>
+            </w:tcBorders>
+            <w:tcMar>
+              <w:top w:type="dxa" w:w="100"/>
+              <w:left w:type="dxa" w:w="80"/>
+              <w:bottom w:type="dxa" w:w="100"/>
               <w:right w:type="dxa" w:w="80"/>
             </w:tcMar>
             <w:vAlign w:val="bottom"/>
@@ -10657,7 +10634,7 @@
         </w:tc>
         <w:tc>
           <w:tcPr>
-            <w:tcW w:type="dxa" w:w="2100"/>
+            <w:tcW w:type="dxa" w:w="2700"/>
             <w:tcBorders>
               <w:top w:val="none" w:color="FFFFFF" w:sz="0"/>
               <w:left w:val="none" w:color="FFFFFF" w:sz="0"/>
@@ -10665,9 +10642,9 @@
               <w:right w:val="none" w:color="FFFFFF" w:sz="0"/>
             </w:tcBorders>
             <w:tcMar>
-              <w:top w:type="dxa" w:w="95"/>
-              <w:left w:type="dxa" w:w="80"/>
-              <w:bottom w:type="dxa" w:w="95"/>
+              <w:top w:type="dxa" w:w="100"/>
+              <w:left w:type="dxa" w:w="80"/>
+              <w:bottom w:type="dxa" w:w="100"/>
               <w:right w:type="dxa" w:w="80"/>
             </w:tcMar>
             <w:vAlign w:val="bottom"/>
@@ -10744,17 +10721,17 @@
       <w:tr>
         <w:tc>
           <w:tcPr>
-            <w:tcW w:type="dxa" w:w="1300"/>
+            <w:tcW w:type="dxa" w:w="1250"/>
             <w:tcBorders>
               <w:top w:val="none" w:color="FFFFFF" w:sz="0"/>
               <w:left w:val="none" w:color="FFFFFF" w:sz="0"/>
               <w:bottom w:val="single" w:color="E8E8ED" w:sz="4"/>
-              <w:right w:val="none" w:color="FFFFFF" w:sz="0"/>
-            </w:tcBorders>
-            <w:tcMar>
-              <w:top w:type="dxa" w:w="95"/>
-              <w:left w:type="dxa" w:w="80"/>
-              <w:bottom w:type="dxa" w:w="95"/>
+              <w:right w:val="single" w:color="E8E8ED" w:sz="2"/>
+            </w:tcBorders>
+            <w:tcMar>
+              <w:top w:type="dxa" w:w="100"/>
+              <w:left w:type="dxa" w:w="80"/>
+              <w:bottom w:type="dxa" w:w="100"/>
               <w:right w:type="dxa" w:w="80"/>
             </w:tcMar>
             <w:vAlign w:val="bottom"/>
@@ -10829,17 +10806,17 @@
         </w:tc>
         <w:tc>
           <w:tcPr>
-            <w:tcW w:type="dxa" w:w="1200"/>
+            <w:tcW w:type="dxa" w:w="1150"/>
             <w:tcBorders>
               <w:top w:val="none" w:color="FFFFFF" w:sz="0"/>
               <w:left w:val="none" w:color="FFFFFF" w:sz="0"/>
               <w:bottom w:val="single" w:color="E8E8ED" w:sz="4"/>
-              <w:right w:val="none" w:color="FFFFFF" w:sz="0"/>
-            </w:tcBorders>
-            <w:tcMar>
-              <w:top w:type="dxa" w:w="95"/>
-              <w:left w:type="dxa" w:w="80"/>
-              <w:bottom w:type="dxa" w:w="95"/>
+              <w:right w:val="single" w:color="E8E8ED" w:sz="2"/>
+            </w:tcBorders>
+            <w:tcMar>
+              <w:top w:type="dxa" w:w="100"/>
+              <w:left w:type="dxa" w:w="80"/>
+              <w:bottom w:type="dxa" w:w="100"/>
               <w:right w:type="dxa" w:w="80"/>
             </w:tcMar>
             <w:vAlign w:val="bottom"/>
@@ -10914,17 +10891,17 @@
         </w:tc>
         <w:tc>
           <w:tcPr>
-            <w:tcW w:type="dxa" w:w="1200"/>
+            <w:tcW w:type="dxa" w:w="1150"/>
             <w:tcBorders>
               <w:top w:val="none" w:color="FFFFFF" w:sz="0"/>
               <w:left w:val="none" w:color="FFFFFF" w:sz="0"/>
               <w:bottom w:val="single" w:color="E8E8ED" w:sz="4"/>
-              <w:right w:val="none" w:color="FFFFFF" w:sz="0"/>
-            </w:tcBorders>
-            <w:tcMar>
-              <w:top w:type="dxa" w:w="95"/>
-              <w:left w:type="dxa" w:w="80"/>
-              <w:bottom w:type="dxa" w:w="95"/>
+              <w:right w:val="single" w:color="E8E8ED" w:sz="2"/>
+            </w:tcBorders>
+            <w:tcMar>
+              <w:top w:type="dxa" w:w="100"/>
+              <w:left w:type="dxa" w:w="80"/>
+              <w:bottom w:type="dxa" w:w="100"/>
               <w:right w:type="dxa" w:w="80"/>
             </w:tcMar>
             <w:vAlign w:val="bottom"/>
@@ -10999,17 +10976,17 @@
         </w:tc>
         <w:tc>
           <w:tcPr>
-            <w:tcW w:type="dxa" w:w="900"/>
+            <w:tcW w:type="dxa" w:w="850"/>
             <w:tcBorders>
               <w:top w:val="none" w:color="FFFFFF" w:sz="0"/>
               <w:left w:val="none" w:color="FFFFFF" w:sz="0"/>
               <w:bottom w:val="single" w:color="E8E8ED" w:sz="4"/>
-              <w:right w:val="none" w:color="FFFFFF" w:sz="0"/>
-            </w:tcBorders>
-            <w:tcMar>
-              <w:top w:type="dxa" w:w="95"/>
-              <w:left w:type="dxa" w:w="80"/>
-              <w:bottom w:type="dxa" w:w="95"/>
+              <w:right w:val="single" w:color="E8E8ED" w:sz="2"/>
+            </w:tcBorders>
+            <w:tcMar>
+              <w:top w:type="dxa" w:w="100"/>
+              <w:left w:type="dxa" w:w="80"/>
+              <w:bottom w:type="dxa" w:w="100"/>
               <w:right w:type="dxa" w:w="80"/>
             </w:tcMar>
             <w:vAlign w:val="bottom"/>
@@ -11084,17 +11061,17 @@
         </w:tc>
         <w:tc>
           <w:tcPr>
-            <w:tcW w:type="dxa" w:w="1600"/>
+            <w:tcW w:type="dxa" w:w="1400"/>
             <w:tcBorders>
               <w:top w:val="none" w:color="FFFFFF" w:sz="0"/>
               <w:left w:val="none" w:color="FFFFFF" w:sz="0"/>
               <w:bottom w:val="single" w:color="E8E8ED" w:sz="4"/>
-              <w:right w:val="none" w:color="FFFFFF" w:sz="0"/>
-            </w:tcBorders>
-            <w:tcMar>
-              <w:top w:type="dxa" w:w="95"/>
-              <w:left w:type="dxa" w:w="80"/>
-              <w:bottom w:type="dxa" w:w="95"/>
+              <w:right w:val="single" w:color="E8E8ED" w:sz="2"/>
+            </w:tcBorders>
+            <w:tcMar>
+              <w:top w:type="dxa" w:w="100"/>
+              <w:left w:type="dxa" w:w="80"/>
+              <w:bottom w:type="dxa" w:w="100"/>
               <w:right w:type="dxa" w:w="80"/>
             </w:tcMar>
             <w:vAlign w:val="bottom"/>
@@ -11169,17 +11146,17 @@
         </w:tc>
         <w:tc>
           <w:tcPr>
-            <w:tcW w:type="dxa" w:w="3400"/>
+            <w:tcW w:type="dxa" w:w="3200"/>
             <w:tcBorders>
               <w:top w:val="none" w:color="FFFFFF" w:sz="0"/>
               <w:left w:val="none" w:color="FFFFFF" w:sz="0"/>
               <w:bottom w:val="single" w:color="E8E8ED" w:sz="4"/>
-              <w:right w:val="none" w:color="FFFFFF" w:sz="0"/>
-            </w:tcBorders>
-            <w:tcMar>
-              <w:top w:type="dxa" w:w="95"/>
-              <w:left w:type="dxa" w:w="80"/>
-              <w:bottom w:type="dxa" w:w="95"/>
+              <w:right w:val="single" w:color="E8E8ED" w:sz="2"/>
+            </w:tcBorders>
+            <w:tcMar>
+              <w:top w:type="dxa" w:w="100"/>
+              <w:left w:type="dxa" w:w="80"/>
+              <w:bottom w:type="dxa" w:w="100"/>
               <w:right w:type="dxa" w:w="80"/>
             </w:tcMar>
             <w:vAlign w:val="bottom"/>
@@ -11259,12 +11236,12 @@
               <w:top w:val="none" w:color="FFFFFF" w:sz="0"/>
               <w:left w:val="none" w:color="FFFFFF" w:sz="0"/>
               <w:bottom w:val="single" w:color="E8E8ED" w:sz="4"/>
-              <w:right w:val="none" w:color="FFFFFF" w:sz="0"/>
-            </w:tcBorders>
-            <w:tcMar>
-              <w:top w:type="dxa" w:w="95"/>
-              <w:left w:type="dxa" w:w="80"/>
-              <w:bottom w:type="dxa" w:w="95"/>
+              <w:right w:val="single" w:color="E8E8ED" w:sz="2"/>
+            </w:tcBorders>
+            <w:tcMar>
+              <w:top w:type="dxa" w:w="100"/>
+              <w:left w:type="dxa" w:w="80"/>
+              <w:bottom w:type="dxa" w:w="100"/>
               <w:right w:type="dxa" w:w="80"/>
             </w:tcMar>
             <w:vAlign w:val="bottom"/>
@@ -11339,7 +11316,7 @@
         </w:tc>
         <w:tc>
           <w:tcPr>
-            <w:tcW w:type="dxa" w:w="2100"/>
+            <w:tcW w:type="dxa" w:w="2700"/>
             <w:tcBorders>
               <w:top w:val="none" w:color="FFFFFF" w:sz="0"/>
               <w:left w:val="none" w:color="FFFFFF" w:sz="0"/>
@@ -11347,9 +11324,9 @@
               <w:right w:val="none" w:color="FFFFFF" w:sz="0"/>
             </w:tcBorders>
             <w:tcMar>
-              <w:top w:type="dxa" w:w="95"/>
-              <w:left w:type="dxa" w:w="80"/>
-              <w:bottom w:type="dxa" w:w="95"/>
+              <w:top w:type="dxa" w:w="100"/>
+              <w:left w:type="dxa" w:w="80"/>
+              <w:bottom w:type="dxa" w:w="100"/>
               <w:right w:type="dxa" w:w="80"/>
             </w:tcMar>
             <w:vAlign w:val="bottom"/>
@@ -11426,17 +11403,17 @@
       <w:tr>
         <w:tc>
           <w:tcPr>
-            <w:tcW w:type="dxa" w:w="1300"/>
+            <w:tcW w:type="dxa" w:w="1250"/>
             <w:tcBorders>
               <w:top w:val="none" w:color="FFFFFF" w:sz="0"/>
               <w:left w:val="none" w:color="FFFFFF" w:sz="0"/>
               <w:bottom w:val="single" w:color="E8E8ED" w:sz="4"/>
-              <w:right w:val="none" w:color="FFFFFF" w:sz="0"/>
-            </w:tcBorders>
-            <w:tcMar>
-              <w:top w:type="dxa" w:w="95"/>
-              <w:left w:type="dxa" w:w="80"/>
-              <w:bottom w:type="dxa" w:w="95"/>
+              <w:right w:val="single" w:color="E8E8ED" w:sz="2"/>
+            </w:tcBorders>
+            <w:tcMar>
+              <w:top w:type="dxa" w:w="100"/>
+              <w:left w:type="dxa" w:w="80"/>
+              <w:bottom w:type="dxa" w:w="100"/>
               <w:right w:type="dxa" w:w="80"/>
             </w:tcMar>
             <w:vAlign w:val="bottom"/>
@@ -11511,17 +11488,17 @@
         </w:tc>
         <w:tc>
           <w:tcPr>
-            <w:tcW w:type="dxa" w:w="1200"/>
+            <w:tcW w:type="dxa" w:w="1150"/>
             <w:tcBorders>
               <w:top w:val="none" w:color="FFFFFF" w:sz="0"/>
               <w:left w:val="none" w:color="FFFFFF" w:sz="0"/>
               <w:bottom w:val="single" w:color="E8E8ED" w:sz="4"/>
-              <w:right w:val="none" w:color="FFFFFF" w:sz="0"/>
-            </w:tcBorders>
-            <w:tcMar>
-              <w:top w:type="dxa" w:w="95"/>
-              <w:left w:type="dxa" w:w="80"/>
-              <w:bottom w:type="dxa" w:w="95"/>
+              <w:right w:val="single" w:color="E8E8ED" w:sz="2"/>
+            </w:tcBorders>
+            <w:tcMar>
+              <w:top w:type="dxa" w:w="100"/>
+              <w:left w:type="dxa" w:w="80"/>
+              <w:bottom w:type="dxa" w:w="100"/>
               <w:right w:type="dxa" w:w="80"/>
             </w:tcMar>
             <w:vAlign w:val="bottom"/>
@@ -11596,17 +11573,17 @@
         </w:tc>
         <w:tc>
           <w:tcPr>
-            <w:tcW w:type="dxa" w:w="1200"/>
+            <w:tcW w:type="dxa" w:w="1150"/>
             <w:tcBorders>
               <w:top w:val="none" w:color="FFFFFF" w:sz="0"/>
               <w:left w:val="none" w:color="FFFFFF" w:sz="0"/>
               <w:bottom w:val="single" w:color="E8E8ED" w:sz="4"/>
-              <w:right w:val="none" w:color="FFFFFF" w:sz="0"/>
-            </w:tcBorders>
-            <w:tcMar>
-              <w:top w:type="dxa" w:w="95"/>
-              <w:left w:type="dxa" w:w="80"/>
-              <w:bottom w:type="dxa" w:w="95"/>
+              <w:right w:val="single" w:color="E8E8ED" w:sz="2"/>
+            </w:tcBorders>
+            <w:tcMar>
+              <w:top w:type="dxa" w:w="100"/>
+              <w:left w:type="dxa" w:w="80"/>
+              <w:bottom w:type="dxa" w:w="100"/>
               <w:right w:type="dxa" w:w="80"/>
             </w:tcMar>
             <w:vAlign w:val="bottom"/>
@@ -11681,17 +11658,17 @@
         </w:tc>
         <w:tc>
           <w:tcPr>
-            <w:tcW w:type="dxa" w:w="900"/>
+            <w:tcW w:type="dxa" w:w="850"/>
             <w:tcBorders>
               <w:top w:val="none" w:color="FFFFFF" w:sz="0"/>
               <w:left w:val="none" w:color="FFFFFF" w:sz="0"/>
               <w:bottom w:val="single" w:color="E8E8ED" w:sz="4"/>
-              <w:right w:val="none" w:color="FFFFFF" w:sz="0"/>
-            </w:tcBorders>
-            <w:tcMar>
-              <w:top w:type="dxa" w:w="95"/>
-              <w:left w:type="dxa" w:w="80"/>
-              <w:bottom w:type="dxa" w:w="95"/>
+              <w:right w:val="single" w:color="E8E8ED" w:sz="2"/>
+            </w:tcBorders>
+            <w:tcMar>
+              <w:top w:type="dxa" w:w="100"/>
+              <w:left w:type="dxa" w:w="80"/>
+              <w:bottom w:type="dxa" w:w="100"/>
               <w:right w:type="dxa" w:w="80"/>
             </w:tcMar>
             <w:vAlign w:val="bottom"/>
@@ -11766,17 +11743,17 @@
         </w:tc>
         <w:tc>
           <w:tcPr>
-            <w:tcW w:type="dxa" w:w="1600"/>
+            <w:tcW w:type="dxa" w:w="1400"/>
             <w:tcBorders>
               <w:top w:val="none" w:color="FFFFFF" w:sz="0"/>
               <w:left w:val="none" w:color="FFFFFF" w:sz="0"/>
               <w:bottom w:val="single" w:color="E8E8ED" w:sz="4"/>
-              <w:right w:val="none" w:color="FFFFFF" w:sz="0"/>
-            </w:tcBorders>
-            <w:tcMar>
-              <w:top w:type="dxa" w:w="95"/>
-              <w:left w:type="dxa" w:w="80"/>
-              <w:bottom w:type="dxa" w:w="95"/>
+              <w:right w:val="single" w:color="E8E8ED" w:sz="2"/>
+            </w:tcBorders>
+            <w:tcMar>
+              <w:top w:type="dxa" w:w="100"/>
+              <w:left w:type="dxa" w:w="80"/>
+              <w:bottom w:type="dxa" w:w="100"/>
               <w:right w:type="dxa" w:w="80"/>
             </w:tcMar>
             <w:vAlign w:val="bottom"/>
@@ -11851,17 +11828,17 @@
         </w:tc>
         <w:tc>
           <w:tcPr>
-            <w:tcW w:type="dxa" w:w="3400"/>
+            <w:tcW w:type="dxa" w:w="3200"/>
             <w:tcBorders>
               <w:top w:val="none" w:color="FFFFFF" w:sz="0"/>
               <w:left w:val="none" w:color="FFFFFF" w:sz="0"/>
               <w:bottom w:val="single" w:color="E8E8ED" w:sz="4"/>
-              <w:right w:val="none" w:color="FFFFFF" w:sz="0"/>
-            </w:tcBorders>
-            <w:tcMar>
-              <w:top w:type="dxa" w:w="95"/>
-              <w:left w:type="dxa" w:w="80"/>
-              <w:bottom w:type="dxa" w:w="95"/>
+              <w:right w:val="single" w:color="E8E8ED" w:sz="2"/>
+            </w:tcBorders>
+            <w:tcMar>
+              <w:top w:type="dxa" w:w="100"/>
+              <w:left w:type="dxa" w:w="80"/>
+              <w:bottom w:type="dxa" w:w="100"/>
               <w:right w:type="dxa" w:w="80"/>
             </w:tcMar>
             <w:vAlign w:val="bottom"/>
@@ -11941,12 +11918,12 @@
               <w:top w:val="none" w:color="FFFFFF" w:sz="0"/>
               <w:left w:val="none" w:color="FFFFFF" w:sz="0"/>
               <w:bottom w:val="single" w:color="E8E8ED" w:sz="4"/>
-              <w:right w:val="none" w:color="FFFFFF" w:sz="0"/>
-            </w:tcBorders>
-            <w:tcMar>
-              <w:top w:type="dxa" w:w="95"/>
-              <w:left w:type="dxa" w:w="80"/>
-              <w:bottom w:type="dxa" w:w="95"/>
+              <w:right w:val="single" w:color="E8E8ED" w:sz="2"/>
+            </w:tcBorders>
+            <w:tcMar>
+              <w:top w:type="dxa" w:w="100"/>
+              <w:left w:type="dxa" w:w="80"/>
+              <w:bottom w:type="dxa" w:w="100"/>
               <w:right w:type="dxa" w:w="80"/>
             </w:tcMar>
             <w:vAlign w:val="bottom"/>
@@ -12021,7 +11998,7 @@
         </w:tc>
         <w:tc>
           <w:tcPr>
-            <w:tcW w:type="dxa" w:w="2100"/>
+            <w:tcW w:type="dxa" w:w="2700"/>
             <w:tcBorders>
               <w:top w:val="none" w:color="FFFFFF" w:sz="0"/>
               <w:left w:val="none" w:color="FFFFFF" w:sz="0"/>
@@ -12029,9 +12006,9 @@
               <w:right w:val="none" w:color="FFFFFF" w:sz="0"/>
             </w:tcBorders>
             <w:tcMar>
-              <w:top w:type="dxa" w:w="95"/>
-              <w:left w:type="dxa" w:w="80"/>
-              <w:bottom w:type="dxa" w:w="95"/>
+              <w:top w:type="dxa" w:w="100"/>
+              <w:left w:type="dxa" w:w="80"/>
+              <w:bottom w:type="dxa" w:w="100"/>
               <w:right w:type="dxa" w:w="80"/>
             </w:tcMar>
             <w:vAlign w:val="bottom"/>
@@ -12108,17 +12085,17 @@
       <w:tr>
         <w:tc>
           <w:tcPr>
-            <w:tcW w:type="dxa" w:w="1300"/>
+            <w:tcW w:type="dxa" w:w="1250"/>
             <w:tcBorders>
               <w:top w:val="none" w:color="FFFFFF" w:sz="0"/>
               <w:left w:val="none" w:color="FFFFFF" w:sz="0"/>
               <w:bottom w:val="single" w:color="E8E8ED" w:sz="4"/>
-              <w:right w:val="none" w:color="FFFFFF" w:sz="0"/>
-            </w:tcBorders>
-            <w:tcMar>
-              <w:top w:type="dxa" w:w="95"/>
-              <w:left w:type="dxa" w:w="80"/>
-              <w:bottom w:type="dxa" w:w="95"/>
+              <w:right w:val="single" w:color="E8E8ED" w:sz="2"/>
+            </w:tcBorders>
+            <w:tcMar>
+              <w:top w:type="dxa" w:w="100"/>
+              <w:left w:type="dxa" w:w="80"/>
+              <w:bottom w:type="dxa" w:w="100"/>
               <w:right w:type="dxa" w:w="80"/>
             </w:tcMar>
             <w:vAlign w:val="bottom"/>
@@ -12193,17 +12170,17 @@
         </w:tc>
         <w:tc>
           <w:tcPr>
-            <w:tcW w:type="dxa" w:w="1200"/>
+            <w:tcW w:type="dxa" w:w="1150"/>
             <w:tcBorders>
               <w:top w:val="none" w:color="FFFFFF" w:sz="0"/>
               <w:left w:val="none" w:color="FFFFFF" w:sz="0"/>
               <w:bottom w:val="single" w:color="E8E8ED" w:sz="4"/>
-              <w:right w:val="none" w:color="FFFFFF" w:sz="0"/>
-            </w:tcBorders>
-            <w:tcMar>
-              <w:top w:type="dxa" w:w="95"/>
-              <w:left w:type="dxa" w:w="80"/>
-              <w:bottom w:type="dxa" w:w="95"/>
+              <w:right w:val="single" w:color="E8E8ED" w:sz="2"/>
+            </w:tcBorders>
+            <w:tcMar>
+              <w:top w:type="dxa" w:w="100"/>
+              <w:left w:type="dxa" w:w="80"/>
+              <w:bottom w:type="dxa" w:w="100"/>
               <w:right w:type="dxa" w:w="80"/>
             </w:tcMar>
             <w:vAlign w:val="bottom"/>
@@ -12278,17 +12255,17 @@
         </w:tc>
         <w:tc>
           <w:tcPr>
-            <w:tcW w:type="dxa" w:w="1200"/>
+            <w:tcW w:type="dxa" w:w="1150"/>
             <w:tcBorders>
               <w:top w:val="none" w:color="FFFFFF" w:sz="0"/>
               <w:left w:val="none" w:color="FFFFFF" w:sz="0"/>
               <w:bottom w:val="single" w:color="E8E8ED" w:sz="4"/>
-              <w:right w:val="none" w:color="FFFFFF" w:sz="0"/>
-            </w:tcBorders>
-            <w:tcMar>
-              <w:top w:type="dxa" w:w="95"/>
-              <w:left w:type="dxa" w:w="80"/>
-              <w:bottom w:type="dxa" w:w="95"/>
+              <w:right w:val="single" w:color="E8E8ED" w:sz="2"/>
+            </w:tcBorders>
+            <w:tcMar>
+              <w:top w:type="dxa" w:w="100"/>
+              <w:left w:type="dxa" w:w="80"/>
+              <w:bottom w:type="dxa" w:w="100"/>
               <w:right w:type="dxa" w:w="80"/>
             </w:tcMar>
             <w:vAlign w:val="bottom"/>
@@ -12363,17 +12340,17 @@
         </w:tc>
         <w:tc>
           <w:tcPr>
-            <w:tcW w:type="dxa" w:w="900"/>
+            <w:tcW w:type="dxa" w:w="850"/>
             <w:tcBorders>
               <w:top w:val="none" w:color="FFFFFF" w:sz="0"/>
               <w:left w:val="none" w:color="FFFFFF" w:sz="0"/>
               <w:bottom w:val="single" w:color="E8E8ED" w:sz="4"/>
-              <w:right w:val="none" w:color="FFFFFF" w:sz="0"/>
-            </w:tcBorders>
-            <w:tcMar>
-              <w:top w:type="dxa" w:w="95"/>
-              <w:left w:type="dxa" w:w="80"/>
-              <w:bottom w:type="dxa" w:w="95"/>
+              <w:right w:val="single" w:color="E8E8ED" w:sz="2"/>
+            </w:tcBorders>
+            <w:tcMar>
+              <w:top w:type="dxa" w:w="100"/>
+              <w:left w:type="dxa" w:w="80"/>
+              <w:bottom w:type="dxa" w:w="100"/>
               <w:right w:type="dxa" w:w="80"/>
             </w:tcMar>
             <w:vAlign w:val="bottom"/>
@@ -12448,17 +12425,17 @@
         </w:tc>
         <w:tc>
           <w:tcPr>
-            <w:tcW w:type="dxa" w:w="1600"/>
+            <w:tcW w:type="dxa" w:w="1400"/>
             <w:tcBorders>
               <w:top w:val="none" w:color="FFFFFF" w:sz="0"/>
               <w:left w:val="none" w:color="FFFFFF" w:sz="0"/>
               <w:bottom w:val="single" w:color="E8E8ED" w:sz="4"/>
-              <w:right w:val="none" w:color="FFFFFF" w:sz="0"/>
-            </w:tcBorders>
-            <w:tcMar>
-              <w:top w:type="dxa" w:w="95"/>
-              <w:left w:type="dxa" w:w="80"/>
-              <w:bottom w:type="dxa" w:w="95"/>
+              <w:right w:val="single" w:color="E8E8ED" w:sz="2"/>
+            </w:tcBorders>
+            <w:tcMar>
+              <w:top w:type="dxa" w:w="100"/>
+              <w:left w:type="dxa" w:w="80"/>
+              <w:bottom w:type="dxa" w:w="100"/>
               <w:right w:type="dxa" w:w="80"/>
             </w:tcMar>
             <w:vAlign w:val="bottom"/>
@@ -12533,17 +12510,17 @@
         </w:tc>
         <w:tc>
           <w:tcPr>
-            <w:tcW w:type="dxa" w:w="3400"/>
+            <w:tcW w:type="dxa" w:w="3200"/>
             <w:tcBorders>
               <w:top w:val="none" w:color="FFFFFF" w:sz="0"/>
               <w:left w:val="none" w:color="FFFFFF" w:sz="0"/>
               <w:bottom w:val="single" w:color="E8E8ED" w:sz="4"/>
-              <w:right w:val="none" w:color="FFFFFF" w:sz="0"/>
-            </w:tcBorders>
-            <w:tcMar>
-              <w:top w:type="dxa" w:w="95"/>
-              <w:left w:type="dxa" w:w="80"/>
-              <w:bottom w:type="dxa" w:w="95"/>
+              <w:right w:val="single" w:color="E8E8ED" w:sz="2"/>
+            </w:tcBorders>
+            <w:tcMar>
+              <w:top w:type="dxa" w:w="100"/>
+              <w:left w:type="dxa" w:w="80"/>
+              <w:bottom w:type="dxa" w:w="100"/>
               <w:right w:type="dxa" w:w="80"/>
             </w:tcMar>
             <w:vAlign w:val="bottom"/>
@@ -12623,12 +12600,12 @@
               <w:top w:val="none" w:color="FFFFFF" w:sz="0"/>
               <w:left w:val="none" w:color="FFFFFF" w:sz="0"/>
               <w:bottom w:val="single" w:color="E8E8ED" w:sz="4"/>
-              <w:right w:val="none" w:color="FFFFFF" w:sz="0"/>
-            </w:tcBorders>
-            <w:tcMar>
-              <w:top w:type="dxa" w:w="95"/>
-              <w:left w:type="dxa" w:w="80"/>
-              <w:bottom w:type="dxa" w:w="95"/>
+              <w:right w:val="single" w:color="E8E8ED" w:sz="2"/>
+            </w:tcBorders>
+            <w:tcMar>
+              <w:top w:type="dxa" w:w="100"/>
+              <w:left w:type="dxa" w:w="80"/>
+              <w:bottom w:type="dxa" w:w="100"/>
               <w:right w:type="dxa" w:w="80"/>
             </w:tcMar>
             <w:vAlign w:val="bottom"/>
@@ -12703,7 +12680,7 @@
         </w:tc>
         <w:tc>
           <w:tcPr>
-            <w:tcW w:type="dxa" w:w="2100"/>
+            <w:tcW w:type="dxa" w:w="2700"/>
             <w:tcBorders>
               <w:top w:val="none" w:color="FFFFFF" w:sz="0"/>
               <w:left w:val="none" w:color="FFFFFF" w:sz="0"/>
@@ -12711,9 +12688,9 @@
               <w:right w:val="none" w:color="FFFFFF" w:sz="0"/>
             </w:tcBorders>
             <w:tcMar>
-              <w:top w:type="dxa" w:w="95"/>
-              <w:left w:type="dxa" w:w="80"/>
-              <w:bottom w:type="dxa" w:w="95"/>
+              <w:top w:type="dxa" w:w="100"/>
+              <w:left w:type="dxa" w:w="80"/>
+              <w:bottom w:type="dxa" w:w="100"/>
               <w:right w:type="dxa" w:w="80"/>
             </w:tcMar>
             <w:vAlign w:val="bottom"/>
@@ -12790,17 +12767,17 @@
       <w:tr>
         <w:tc>
           <w:tcPr>
-            <w:tcW w:type="dxa" w:w="1300"/>
+            <w:tcW w:type="dxa" w:w="1250"/>
             <w:tcBorders>
               <w:top w:val="none" w:color="FFFFFF" w:sz="0"/>
               <w:left w:val="none" w:color="FFFFFF" w:sz="0"/>
               <w:bottom w:val="single" w:color="E8E8ED" w:sz="4"/>
-              <w:right w:val="none" w:color="FFFFFF" w:sz="0"/>
-            </w:tcBorders>
-            <w:tcMar>
-              <w:top w:type="dxa" w:w="95"/>
-              <w:left w:type="dxa" w:w="80"/>
-              <w:bottom w:type="dxa" w:w="95"/>
+              <w:right w:val="single" w:color="E8E8ED" w:sz="2"/>
+            </w:tcBorders>
+            <w:tcMar>
+              <w:top w:type="dxa" w:w="100"/>
+              <w:left w:type="dxa" w:w="80"/>
+              <w:bottom w:type="dxa" w:w="100"/>
               <w:right w:type="dxa" w:w="80"/>
             </w:tcMar>
             <w:vAlign w:val="bottom"/>
@@ -12875,17 +12852,17 @@
         </w:tc>
         <w:tc>
           <w:tcPr>
-            <w:tcW w:type="dxa" w:w="1200"/>
+            <w:tcW w:type="dxa" w:w="1150"/>
             <w:tcBorders>
               <w:top w:val="none" w:color="FFFFFF" w:sz="0"/>
               <w:left w:val="none" w:color="FFFFFF" w:sz="0"/>
               <w:bottom w:val="single" w:color="E8E8ED" w:sz="4"/>
-              <w:right w:val="none" w:color="FFFFFF" w:sz="0"/>
-            </w:tcBorders>
-            <w:tcMar>
-              <w:top w:type="dxa" w:w="95"/>
-              <w:left w:type="dxa" w:w="80"/>
-              <w:bottom w:type="dxa" w:w="95"/>
+              <w:right w:val="single" w:color="E8E8ED" w:sz="2"/>
+            </w:tcBorders>
+            <w:tcMar>
+              <w:top w:type="dxa" w:w="100"/>
+              <w:left w:type="dxa" w:w="80"/>
+              <w:bottom w:type="dxa" w:w="100"/>
               <w:right w:type="dxa" w:w="80"/>
             </w:tcMar>
             <w:vAlign w:val="bottom"/>
@@ -12960,17 +12937,17 @@
         </w:tc>
         <w:tc>
           <w:tcPr>
-            <w:tcW w:type="dxa" w:w="1200"/>
+            <w:tcW w:type="dxa" w:w="1150"/>
             <w:tcBorders>
               <w:top w:val="none" w:color="FFFFFF" w:sz="0"/>
               <w:left w:val="none" w:color="FFFFFF" w:sz="0"/>
               <w:bottom w:val="single" w:color="E8E8ED" w:sz="4"/>
-              <w:right w:val="none" w:color="FFFFFF" w:sz="0"/>
-            </w:tcBorders>
-            <w:tcMar>
-              <w:top w:type="dxa" w:w="95"/>
-              <w:left w:type="dxa" w:w="80"/>
-              <w:bottom w:type="dxa" w:w="95"/>
+              <w:right w:val="single" w:color="E8E8ED" w:sz="2"/>
+            </w:tcBorders>
+            <w:tcMar>
+              <w:top w:type="dxa" w:w="100"/>
+              <w:left w:type="dxa" w:w="80"/>
+              <w:bottom w:type="dxa" w:w="100"/>
               <w:right w:type="dxa" w:w="80"/>
             </w:tcMar>
             <w:vAlign w:val="bottom"/>
@@ -13045,17 +13022,17 @@
         </w:tc>
         <w:tc>
           <w:tcPr>
-            <w:tcW w:type="dxa" w:w="900"/>
+            <w:tcW w:type="dxa" w:w="850"/>
             <w:tcBorders>
               <w:top w:val="none" w:color="FFFFFF" w:sz="0"/>
               <w:left w:val="none" w:color="FFFFFF" w:sz="0"/>
               <w:bottom w:val="single" w:color="E8E8ED" w:sz="4"/>
-              <w:right w:val="none" w:color="FFFFFF" w:sz="0"/>
-            </w:tcBorders>
-            <w:tcMar>
-              <w:top w:type="dxa" w:w="95"/>
-              <w:left w:type="dxa" w:w="80"/>
-              <w:bottom w:type="dxa" w:w="95"/>
+              <w:right w:val="single" w:color="E8E8ED" w:sz="2"/>
+            </w:tcBorders>
+            <w:tcMar>
+              <w:top w:type="dxa" w:w="100"/>
+              <w:left w:type="dxa" w:w="80"/>
+              <w:bottom w:type="dxa" w:w="100"/>
               <w:right w:type="dxa" w:w="80"/>
             </w:tcMar>
             <w:vAlign w:val="bottom"/>
@@ -13130,17 +13107,17 @@
         </w:tc>
         <w:tc>
           <w:tcPr>
-            <w:tcW w:type="dxa" w:w="1600"/>
+            <w:tcW w:type="dxa" w:w="1400"/>
             <w:tcBorders>
               <w:top w:val="none" w:color="FFFFFF" w:sz="0"/>
               <w:left w:val="none" w:color="FFFFFF" w:sz="0"/>
               <w:bottom w:val="single" w:color="E8E8ED" w:sz="4"/>
-              <w:right w:val="none" w:color="FFFFFF" w:sz="0"/>
-            </w:tcBorders>
-            <w:tcMar>
-              <w:top w:type="dxa" w:w="95"/>
-              <w:left w:type="dxa" w:w="80"/>
-              <w:bottom w:type="dxa" w:w="95"/>
+              <w:right w:val="single" w:color="E8E8ED" w:sz="2"/>
+            </w:tcBorders>
+            <w:tcMar>
+              <w:top w:type="dxa" w:w="100"/>
+              <w:left w:type="dxa" w:w="80"/>
+              <w:bottom w:type="dxa" w:w="100"/>
               <w:right w:type="dxa" w:w="80"/>
             </w:tcMar>
             <w:vAlign w:val="bottom"/>
@@ -13215,17 +13192,17 @@
         </w:tc>
         <w:tc>
           <w:tcPr>
-            <w:tcW w:type="dxa" w:w="3400"/>
+            <w:tcW w:type="dxa" w:w="3200"/>
             <w:tcBorders>
               <w:top w:val="none" w:color="FFFFFF" w:sz="0"/>
               <w:left w:val="none" w:color="FFFFFF" w:sz="0"/>
               <w:bottom w:val="single" w:color="E8E8ED" w:sz="4"/>
-              <w:right w:val="none" w:color="FFFFFF" w:sz="0"/>
-            </w:tcBorders>
-            <w:tcMar>
-              <w:top w:type="dxa" w:w="95"/>
-              <w:left w:type="dxa" w:w="80"/>
-              <w:bottom w:type="dxa" w:w="95"/>
+              <w:right w:val="single" w:color="E8E8ED" w:sz="2"/>
+            </w:tcBorders>
+            <w:tcMar>
+              <w:top w:type="dxa" w:w="100"/>
+              <w:left w:type="dxa" w:w="80"/>
+              <w:bottom w:type="dxa" w:w="100"/>
               <w:right w:type="dxa" w:w="80"/>
             </w:tcMar>
             <w:vAlign w:val="bottom"/>
@@ -13305,12 +13282,12 @@
               <w:top w:val="none" w:color="FFFFFF" w:sz="0"/>
               <w:left w:val="none" w:color="FFFFFF" w:sz="0"/>
               <w:bottom w:val="single" w:color="E8E8ED" w:sz="4"/>
-              <w:right w:val="none" w:color="FFFFFF" w:sz="0"/>
-            </w:tcBorders>
-            <w:tcMar>
-              <w:top w:type="dxa" w:w="95"/>
-              <w:left w:type="dxa" w:w="80"/>
-              <w:bottom w:type="dxa" w:w="95"/>
+              <w:right w:val="single" w:color="E8E8ED" w:sz="2"/>
+            </w:tcBorders>
+            <w:tcMar>
+              <w:top w:type="dxa" w:w="100"/>
+              <w:left w:type="dxa" w:w="80"/>
+              <w:bottom w:type="dxa" w:w="100"/>
               <w:right w:type="dxa" w:w="80"/>
             </w:tcMar>
             <w:vAlign w:val="bottom"/>
@@ -13385,7 +13362,7 @@
         </w:tc>
         <w:tc>
           <w:tcPr>
-            <w:tcW w:type="dxa" w:w="2100"/>
+            <w:tcW w:type="dxa" w:w="2700"/>
             <w:tcBorders>
               <w:top w:val="none" w:color="FFFFFF" w:sz="0"/>
               <w:left w:val="none" w:color="FFFFFF" w:sz="0"/>
@@ -13393,9 +13370,9 @@
               <w:right w:val="none" w:color="FFFFFF" w:sz="0"/>
             </w:tcBorders>
             <w:tcMar>
-              <w:top w:type="dxa" w:w="95"/>
-              <w:left w:type="dxa" w:w="80"/>
-              <w:bottom w:type="dxa" w:w="95"/>
+              <w:top w:type="dxa" w:w="100"/>
+              <w:left w:type="dxa" w:w="80"/>
+              <w:bottom w:type="dxa" w:w="100"/>
               <w:right w:type="dxa" w:w="80"/>
             </w:tcMar>
             <w:vAlign w:val="bottom"/>
@@ -13472,17 +13449,17 @@
       <w:tr>
         <w:tc>
           <w:tcPr>
-            <w:tcW w:type="dxa" w:w="1300"/>
+            <w:tcW w:type="dxa" w:w="1250"/>
             <w:tcBorders>
               <w:top w:val="none" w:color="FFFFFF" w:sz="0"/>
               <w:left w:val="none" w:color="FFFFFF" w:sz="0"/>
               <w:bottom w:val="single" w:color="E8E8ED" w:sz="4"/>
-              <w:right w:val="none" w:color="FFFFFF" w:sz="0"/>
-            </w:tcBorders>
-            <w:tcMar>
-              <w:top w:type="dxa" w:w="95"/>
-              <w:left w:type="dxa" w:w="80"/>
-              <w:bottom w:type="dxa" w:w="95"/>
+              <w:right w:val="single" w:color="E8E8ED" w:sz="2"/>
+            </w:tcBorders>
+            <w:tcMar>
+              <w:top w:type="dxa" w:w="100"/>
+              <w:left w:type="dxa" w:w="80"/>
+              <w:bottom w:type="dxa" w:w="100"/>
               <w:right w:type="dxa" w:w="80"/>
             </w:tcMar>
             <w:vAlign w:val="bottom"/>
@@ -13557,17 +13534,17 @@
         </w:tc>
         <w:tc>
           <w:tcPr>
-            <w:tcW w:type="dxa" w:w="1200"/>
+            <w:tcW w:type="dxa" w:w="1150"/>
             <w:tcBorders>
               <w:top w:val="none" w:color="FFFFFF" w:sz="0"/>
               <w:left w:val="none" w:color="FFFFFF" w:sz="0"/>
               <w:bottom w:val="single" w:color="E8E8ED" w:sz="4"/>
-              <w:right w:val="none" w:color="FFFFFF" w:sz="0"/>
-            </w:tcBorders>
-            <w:tcMar>
-              <w:top w:type="dxa" w:w="95"/>
-              <w:left w:type="dxa" w:w="80"/>
-              <w:bottom w:type="dxa" w:w="95"/>
+              <w:right w:val="single" w:color="E8E8ED" w:sz="2"/>
+            </w:tcBorders>
+            <w:tcMar>
+              <w:top w:type="dxa" w:w="100"/>
+              <w:left w:type="dxa" w:w="80"/>
+              <w:bottom w:type="dxa" w:w="100"/>
               <w:right w:type="dxa" w:w="80"/>
             </w:tcMar>
             <w:vAlign w:val="bottom"/>
@@ -13642,17 +13619,17 @@
         </w:tc>
         <w:tc>
           <w:tcPr>
-            <w:tcW w:type="dxa" w:w="1200"/>
+            <w:tcW w:type="dxa" w:w="1150"/>
             <w:tcBorders>
               <w:top w:val="none" w:color="FFFFFF" w:sz="0"/>
               <w:left w:val="none" w:color="FFFFFF" w:sz="0"/>
               <w:bottom w:val="single" w:color="E8E8ED" w:sz="4"/>
-              <w:right w:val="none" w:color="FFFFFF" w:sz="0"/>
-            </w:tcBorders>
-            <w:tcMar>
-              <w:top w:type="dxa" w:w="95"/>
-              <w:left w:type="dxa" w:w="80"/>
-              <w:bottom w:type="dxa" w:w="95"/>
+              <w:right w:val="single" w:color="E8E8ED" w:sz="2"/>
+            </w:tcBorders>
+            <w:tcMar>
+              <w:top w:type="dxa" w:w="100"/>
+              <w:left w:type="dxa" w:w="80"/>
+              <w:bottom w:type="dxa" w:w="100"/>
               <w:right w:type="dxa" w:w="80"/>
             </w:tcMar>
             <w:vAlign w:val="bottom"/>
@@ -13727,17 +13704,17 @@
         </w:tc>
         <w:tc>
           <w:tcPr>
-            <w:tcW w:type="dxa" w:w="900"/>
+            <w:tcW w:type="dxa" w:w="850"/>
             <w:tcBorders>
               <w:top w:val="none" w:color="FFFFFF" w:sz="0"/>
               <w:left w:val="none" w:color="FFFFFF" w:sz="0"/>
               <w:bottom w:val="single" w:color="E8E8ED" w:sz="4"/>
-              <w:right w:val="none" w:color="FFFFFF" w:sz="0"/>
-            </w:tcBorders>
-            <w:tcMar>
-              <w:top w:type="dxa" w:w="95"/>
-              <w:left w:type="dxa" w:w="80"/>
-              <w:bottom w:type="dxa" w:w="95"/>
+              <w:right w:val="single" w:color="E8E8ED" w:sz="2"/>
+            </w:tcBorders>
+            <w:tcMar>
+              <w:top w:type="dxa" w:w="100"/>
+              <w:left w:type="dxa" w:w="80"/>
+              <w:bottom w:type="dxa" w:w="100"/>
               <w:right w:type="dxa" w:w="80"/>
             </w:tcMar>
             <w:vAlign w:val="bottom"/>
@@ -13812,17 +13789,17 @@
         </w:tc>
         <w:tc>
           <w:tcPr>
-            <w:tcW w:type="dxa" w:w="1600"/>
+            <w:tcW w:type="dxa" w:w="1400"/>
             <w:tcBorders>
               <w:top w:val="none" w:color="FFFFFF" w:sz="0"/>
               <w:left w:val="none" w:color="FFFFFF" w:sz="0"/>
               <w:bottom w:val="single" w:color="E8E8ED" w:sz="4"/>
-              <w:right w:val="none" w:color="FFFFFF" w:sz="0"/>
-            </w:tcBorders>
-            <w:tcMar>
-              <w:top w:type="dxa" w:w="95"/>
-              <w:left w:type="dxa" w:w="80"/>
-              <w:bottom w:type="dxa" w:w="95"/>
+              <w:right w:val="single" w:color="E8E8ED" w:sz="2"/>
+            </w:tcBorders>
+            <w:tcMar>
+              <w:top w:type="dxa" w:w="100"/>
+              <w:left w:type="dxa" w:w="80"/>
+              <w:bottom w:type="dxa" w:w="100"/>
               <w:right w:type="dxa" w:w="80"/>
             </w:tcMar>
             <w:vAlign w:val="bottom"/>
@@ -13897,17 +13874,17 @@
         </w:tc>
         <w:tc>
           <w:tcPr>
-            <w:tcW w:type="dxa" w:w="3400"/>
+            <w:tcW w:type="dxa" w:w="3200"/>
             <w:tcBorders>
               <w:top w:val="none" w:color="FFFFFF" w:sz="0"/>
               <w:left w:val="none" w:color="FFFFFF" w:sz="0"/>
               <w:bottom w:val="single" w:color="E8E8ED" w:sz="4"/>
-              <w:right w:val="none" w:color="FFFFFF" w:sz="0"/>
-            </w:tcBorders>
-            <w:tcMar>
-              <w:top w:type="dxa" w:w="95"/>
-              <w:left w:type="dxa" w:w="80"/>
-              <w:bottom w:type="dxa" w:w="95"/>
+              <w:right w:val="single" w:color="E8E8ED" w:sz="2"/>
+            </w:tcBorders>
+            <w:tcMar>
+              <w:top w:type="dxa" w:w="100"/>
+              <w:left w:type="dxa" w:w="80"/>
+              <w:bottom w:type="dxa" w:w="100"/>
               <w:right w:type="dxa" w:w="80"/>
             </w:tcMar>
             <w:vAlign w:val="bottom"/>
@@ -13987,12 +13964,12 @@
               <w:top w:val="none" w:color="FFFFFF" w:sz="0"/>
               <w:left w:val="none" w:color="FFFFFF" w:sz="0"/>
               <w:bottom w:val="single" w:color="E8E8ED" w:sz="4"/>
-              <w:right w:val="none" w:color="FFFFFF" w:sz="0"/>
-            </w:tcBorders>
-            <w:tcMar>
-              <w:top w:type="dxa" w:w="95"/>
-              <w:left w:type="dxa" w:w="80"/>
-              <w:bottom w:type="dxa" w:w="95"/>
+              <w:right w:val="single" w:color="E8E8ED" w:sz="2"/>
+            </w:tcBorders>
+            <w:tcMar>
+              <w:top w:type="dxa" w:w="100"/>
+              <w:left w:type="dxa" w:w="80"/>
+              <w:bottom w:type="dxa" w:w="100"/>
               <w:right w:type="dxa" w:w="80"/>
             </w:tcMar>
             <w:vAlign w:val="bottom"/>
@@ -14067,7 +14044,7 @@
         </w:tc>
         <w:tc>
           <w:tcPr>
-            <w:tcW w:type="dxa" w:w="2100"/>
+            <w:tcW w:type="dxa" w:w="2700"/>
             <w:tcBorders>
               <w:top w:val="none" w:color="FFFFFF" w:sz="0"/>
               <w:left w:val="none" w:color="FFFFFF" w:sz="0"/>
@@ -14075,9 +14052,9 @@
               <w:right w:val="none" w:color="FFFFFF" w:sz="0"/>
             </w:tcBorders>
             <w:tcMar>
-              <w:top w:type="dxa" w:w="95"/>
-              <w:left w:type="dxa" w:w="80"/>
-              <w:bottom w:type="dxa" w:w="95"/>
+              <w:top w:type="dxa" w:w="100"/>
+              <w:left w:type="dxa" w:w="80"/>
+              <w:bottom w:type="dxa" w:w="100"/>
               <w:right w:type="dxa" w:w="80"/>
             </w:tcMar>
             <w:vAlign w:val="bottom"/>
@@ -14154,17 +14131,17 @@
       <w:tr>
         <w:tc>
           <w:tcPr>
-            <w:tcW w:type="dxa" w:w="1300"/>
+            <w:tcW w:type="dxa" w:w="1250"/>
             <w:tcBorders>
               <w:top w:val="none" w:color="FFFFFF" w:sz="0"/>
               <w:left w:val="none" w:color="FFFFFF" w:sz="0"/>
               <w:bottom w:val="single" w:color="E8E8ED" w:sz="4"/>
-              <w:right w:val="none" w:color="FFFFFF" w:sz="0"/>
-            </w:tcBorders>
-            <w:tcMar>
-              <w:top w:type="dxa" w:w="95"/>
-              <w:left w:type="dxa" w:w="80"/>
-              <w:bottom w:type="dxa" w:w="95"/>
+              <w:right w:val="single" w:color="E8E8ED" w:sz="2"/>
+            </w:tcBorders>
+            <w:tcMar>
+              <w:top w:type="dxa" w:w="100"/>
+              <w:left w:type="dxa" w:w="80"/>
+              <w:bottom w:type="dxa" w:w="100"/>
               <w:right w:type="dxa" w:w="80"/>
             </w:tcMar>
             <w:vAlign w:val="bottom"/>
@@ -14239,17 +14216,17 @@
         </w:tc>
         <w:tc>
           <w:tcPr>
-            <w:tcW w:type="dxa" w:w="1200"/>
+            <w:tcW w:type="dxa" w:w="1150"/>
             <w:tcBorders>
               <w:top w:val="none" w:color="FFFFFF" w:sz="0"/>
               <w:left w:val="none" w:color="FFFFFF" w:sz="0"/>
               <w:bottom w:val="single" w:color="E8E8ED" w:sz="4"/>
-              <w:right w:val="none" w:color="FFFFFF" w:sz="0"/>
-            </w:tcBorders>
-            <w:tcMar>
-              <w:top w:type="dxa" w:w="95"/>
-              <w:left w:type="dxa" w:w="80"/>
-              <w:bottom w:type="dxa" w:w="95"/>
+              <w:right w:val="single" w:color="E8E8ED" w:sz="2"/>
+            </w:tcBorders>
+            <w:tcMar>
+              <w:top w:type="dxa" w:w="100"/>
+              <w:left w:type="dxa" w:w="80"/>
+              <w:bottom w:type="dxa" w:w="100"/>
               <w:right w:type="dxa" w:w="80"/>
             </w:tcMar>
             <w:vAlign w:val="bottom"/>
@@ -14324,17 +14301,17 @@
         </w:tc>
         <w:tc>
           <w:tcPr>
-            <w:tcW w:type="dxa" w:w="1200"/>
+            <w:tcW w:type="dxa" w:w="1150"/>
             <w:tcBorders>
               <w:top w:val="none" w:color="FFFFFF" w:sz="0"/>
               <w:left w:val="none" w:color="FFFFFF" w:sz="0"/>
               <w:bottom w:val="single" w:color="E8E8ED" w:sz="4"/>
-              <w:right w:val="none" w:color="FFFFFF" w:sz="0"/>
-            </w:tcBorders>
-            <w:tcMar>
-              <w:top w:type="dxa" w:w="95"/>
-              <w:left w:type="dxa" w:w="80"/>
-              <w:bottom w:type="dxa" w:w="95"/>
+              <w:right w:val="single" w:color="E8E8ED" w:sz="2"/>
+            </w:tcBorders>
+            <w:tcMar>
+              <w:top w:type="dxa" w:w="100"/>
+              <w:left w:type="dxa" w:w="80"/>
+              <w:bottom w:type="dxa" w:w="100"/>
               <w:right w:type="dxa" w:w="80"/>
             </w:tcMar>
             <w:vAlign w:val="bottom"/>
@@ -14409,17 +14386,17 @@
         </w:tc>
         <w:tc>
           <w:tcPr>
-            <w:tcW w:type="dxa" w:w="900"/>
+            <w:tcW w:type="dxa" w:w="850"/>
             <w:tcBorders>
               <w:top w:val="none" w:color="FFFFFF" w:sz="0"/>
               <w:left w:val="none" w:color="FFFFFF" w:sz="0"/>
               <w:bottom w:val="single" w:color="E8E8ED" w:sz="4"/>
-              <w:right w:val="none" w:color="FFFFFF" w:sz="0"/>
-            </w:tcBorders>
-            <w:tcMar>
-              <w:top w:type="dxa" w:w="95"/>
-              <w:left w:type="dxa" w:w="80"/>
-              <w:bottom w:type="dxa" w:w="95"/>
+              <w:right w:val="single" w:color="E8E8ED" w:sz="2"/>
+            </w:tcBorders>
+            <w:tcMar>
+              <w:top w:type="dxa" w:w="100"/>
+              <w:left w:type="dxa" w:w="80"/>
+              <w:bottom w:type="dxa" w:w="100"/>
               <w:right w:type="dxa" w:w="80"/>
             </w:tcMar>
             <w:vAlign w:val="bottom"/>
@@ -14494,17 +14471,17 @@
         </w:tc>
         <w:tc>
           <w:tcPr>
-            <w:tcW w:type="dxa" w:w="1600"/>
+            <w:tcW w:type="dxa" w:w="1400"/>
             <w:tcBorders>
               <w:top w:val="none" w:color="FFFFFF" w:sz="0"/>
               <w:left w:val="none" w:color="FFFFFF" w:sz="0"/>
               <w:bottom w:val="single" w:color="E8E8ED" w:sz="4"/>
-              <w:right w:val="none" w:color="FFFFFF" w:sz="0"/>
-            </w:tcBorders>
-            <w:tcMar>
-              <w:top w:type="dxa" w:w="95"/>
-              <w:left w:type="dxa" w:w="80"/>
-              <w:bottom w:type="dxa" w:w="95"/>
+              <w:right w:val="single" w:color="E8E8ED" w:sz="2"/>
+            </w:tcBorders>
+            <w:tcMar>
+              <w:top w:type="dxa" w:w="100"/>
+              <w:left w:type="dxa" w:w="80"/>
+              <w:bottom w:type="dxa" w:w="100"/>
               <w:right w:type="dxa" w:w="80"/>
             </w:tcMar>
             <w:vAlign w:val="bottom"/>
@@ -14579,17 +14556,17 @@
         </w:tc>
         <w:tc>
           <w:tcPr>
-            <w:tcW w:type="dxa" w:w="3400"/>
+            <w:tcW w:type="dxa" w:w="3200"/>
             <w:tcBorders>
               <w:top w:val="none" w:color="FFFFFF" w:sz="0"/>
               <w:left w:val="none" w:color="FFFFFF" w:sz="0"/>
               <w:bottom w:val="single" w:color="E8E8ED" w:sz="4"/>
-              <w:right w:val="none" w:color="FFFFFF" w:sz="0"/>
-            </w:tcBorders>
-            <w:tcMar>
-              <w:top w:type="dxa" w:w="95"/>
-              <w:left w:type="dxa" w:w="80"/>
-              <w:bottom w:type="dxa" w:w="95"/>
+              <w:right w:val="single" w:color="E8E8ED" w:sz="2"/>
+            </w:tcBorders>
+            <w:tcMar>
+              <w:top w:type="dxa" w:w="100"/>
+              <w:left w:type="dxa" w:w="80"/>
+              <w:bottom w:type="dxa" w:w="100"/>
               <w:right w:type="dxa" w:w="80"/>
             </w:tcMar>
             <w:vAlign w:val="bottom"/>
@@ -14669,12 +14646,12 @@
               <w:top w:val="none" w:color="FFFFFF" w:sz="0"/>
               <w:left w:val="none" w:color="FFFFFF" w:sz="0"/>
               <w:bottom w:val="single" w:color="E8E8ED" w:sz="4"/>
-              <w:right w:val="none" w:color="FFFFFF" w:sz="0"/>
-            </w:tcBorders>
-            <w:tcMar>
-              <w:top w:type="dxa" w:w="95"/>
-              <w:left w:type="dxa" w:w="80"/>
-              <w:bottom w:type="dxa" w:w="95"/>
+              <w:right w:val="single" w:color="E8E8ED" w:sz="2"/>
+            </w:tcBorders>
+            <w:tcMar>
+              <w:top w:type="dxa" w:w="100"/>
+              <w:left w:type="dxa" w:w="80"/>
+              <w:bottom w:type="dxa" w:w="100"/>
               <w:right w:type="dxa" w:w="80"/>
             </w:tcMar>
             <w:vAlign w:val="bottom"/>
@@ -14749,7 +14726,7 @@
         </w:tc>
         <w:tc>
           <w:tcPr>
-            <w:tcW w:type="dxa" w:w="2100"/>
+            <w:tcW w:type="dxa" w:w="2700"/>
             <w:tcBorders>
               <w:top w:val="none" w:color="FFFFFF" w:sz="0"/>
               <w:left w:val="none" w:color="FFFFFF" w:sz="0"/>
@@ -14757,9 +14734,9 @@
               <w:right w:val="none" w:color="FFFFFF" w:sz="0"/>
             </w:tcBorders>
             <w:tcMar>
-              <w:top w:type="dxa" w:w="95"/>
-              <w:left w:type="dxa" w:w="80"/>
-              <w:bottom w:type="dxa" w:w="95"/>
+              <w:top w:type="dxa" w:w="100"/>
+              <w:left w:type="dxa" w:w="80"/>
+              <w:bottom w:type="dxa" w:w="100"/>
               <w:right w:type="dxa" w:w="80"/>
             </w:tcMar>
             <w:vAlign w:val="bottom"/>
@@ -14836,17 +14813,17 @@
       <w:tr>
         <w:tc>
           <w:tcPr>
-            <w:tcW w:type="dxa" w:w="1300"/>
+            <w:tcW w:type="dxa" w:w="1250"/>
             <w:tcBorders>
               <w:top w:val="none" w:color="FFFFFF" w:sz="0"/>
               <w:left w:val="none" w:color="FFFFFF" w:sz="0"/>
               <w:bottom w:val="single" w:color="E8E8ED" w:sz="4"/>
-              <w:right w:val="none" w:color="FFFFFF" w:sz="0"/>
-            </w:tcBorders>
-            <w:tcMar>
-              <w:top w:type="dxa" w:w="95"/>
-              <w:left w:type="dxa" w:w="80"/>
-              <w:bottom w:type="dxa" w:w="95"/>
+              <w:right w:val="single" w:color="E8E8ED" w:sz="2"/>
+            </w:tcBorders>
+            <w:tcMar>
+              <w:top w:type="dxa" w:w="100"/>
+              <w:left w:type="dxa" w:w="80"/>
+              <w:bottom w:type="dxa" w:w="100"/>
               <w:right w:type="dxa" w:w="80"/>
             </w:tcMar>
             <w:vAlign w:val="bottom"/>
@@ -14921,17 +14898,17 @@
         </w:tc>
         <w:tc>
           <w:tcPr>
-            <w:tcW w:type="dxa" w:w="1200"/>
+            <w:tcW w:type="dxa" w:w="1150"/>
             <w:tcBorders>
               <w:top w:val="none" w:color="FFFFFF" w:sz="0"/>
               <w:left w:val="none" w:color="FFFFFF" w:sz="0"/>
               <w:bottom w:val="single" w:color="E8E8ED" w:sz="4"/>
-              <w:right w:val="none" w:color="FFFFFF" w:sz="0"/>
-            </w:tcBorders>
-            <w:tcMar>
-              <w:top w:type="dxa" w:w="95"/>
-              <w:left w:type="dxa" w:w="80"/>
-              <w:bottom w:type="dxa" w:w="95"/>
+              <w:right w:val="single" w:color="E8E8ED" w:sz="2"/>
+            </w:tcBorders>
+            <w:tcMar>
+              <w:top w:type="dxa" w:w="100"/>
+              <w:left w:type="dxa" w:w="80"/>
+              <w:bottom w:type="dxa" w:w="100"/>
               <w:right w:type="dxa" w:w="80"/>
             </w:tcMar>
             <w:vAlign w:val="bottom"/>
@@ -15006,17 +14983,17 @@
         </w:tc>
         <w:tc>
           <w:tcPr>
-            <w:tcW w:type="dxa" w:w="1200"/>
+            <w:tcW w:type="dxa" w:w="1150"/>
             <w:tcBorders>
               <w:top w:val="none" w:color="FFFFFF" w:sz="0"/>
               <w:left w:val="none" w:color="FFFFFF" w:sz="0"/>
               <w:bottom w:val="single" w:color="E8E8ED" w:sz="4"/>
-              <w:right w:val="none" w:color="FFFFFF" w:sz="0"/>
-            </w:tcBorders>
-            <w:tcMar>
-              <w:top w:type="dxa" w:w="95"/>
-              <w:left w:type="dxa" w:w="80"/>
-              <w:bottom w:type="dxa" w:w="95"/>
+              <w:right w:val="single" w:color="E8E8ED" w:sz="2"/>
+            </w:tcBorders>
+            <w:tcMar>
+              <w:top w:type="dxa" w:w="100"/>
+              <w:left w:type="dxa" w:w="80"/>
+              <w:bottom w:type="dxa" w:w="100"/>
               <w:right w:type="dxa" w:w="80"/>
             </w:tcMar>
             <w:vAlign w:val="bottom"/>
@@ -15091,17 +15068,17 @@
         </w:tc>
         <w:tc>
           <w:tcPr>
-            <w:tcW w:type="dxa" w:w="900"/>
+            <w:tcW w:type="dxa" w:w="850"/>
             <w:tcBorders>
               <w:top w:val="none" w:color="FFFFFF" w:sz="0"/>
               <w:left w:val="none" w:color="FFFFFF" w:sz="0"/>
               <w:bottom w:val="single" w:color="E8E8ED" w:sz="4"/>
-              <w:right w:val="none" w:color="FFFFFF" w:sz="0"/>
-            </w:tcBorders>
-            <w:tcMar>
-              <w:top w:type="dxa" w:w="95"/>
-              <w:left w:type="dxa" w:w="80"/>
-              <w:bottom w:type="dxa" w:w="95"/>
+              <w:right w:val="single" w:color="E8E8ED" w:sz="2"/>
+            </w:tcBorders>
+            <w:tcMar>
+              <w:top w:type="dxa" w:w="100"/>
+              <w:left w:type="dxa" w:w="80"/>
+              <w:bottom w:type="dxa" w:w="100"/>
               <w:right w:type="dxa" w:w="80"/>
             </w:tcMar>
             <w:vAlign w:val="bottom"/>
@@ -15176,17 +15153,17 @@
         </w:tc>
         <w:tc>
           <w:tcPr>
-            <w:tcW w:type="dxa" w:w="1600"/>
+            <w:tcW w:type="dxa" w:w="1400"/>
             <w:tcBorders>
               <w:top w:val="none" w:color="FFFFFF" w:sz="0"/>
               <w:left w:val="none" w:color="FFFFFF" w:sz="0"/>
               <w:bottom w:val="single" w:color="E8E8ED" w:sz="4"/>
-              <w:right w:val="none" w:color="FFFFFF" w:sz="0"/>
-            </w:tcBorders>
-            <w:tcMar>
-              <w:top w:type="dxa" w:w="95"/>
-              <w:left w:type="dxa" w:w="80"/>
-              <w:bottom w:type="dxa" w:w="95"/>
+              <w:right w:val="single" w:color="E8E8ED" w:sz="2"/>
+            </w:tcBorders>
+            <w:tcMar>
+              <w:top w:type="dxa" w:w="100"/>
+              <w:left w:type="dxa" w:w="80"/>
+              <w:bottom w:type="dxa" w:w="100"/>
               <w:right w:type="dxa" w:w="80"/>
             </w:tcMar>
             <w:vAlign w:val="bottom"/>
@@ -15261,17 +15238,17 @@
         </w:tc>
         <w:tc>
           <w:tcPr>
-            <w:tcW w:type="dxa" w:w="3400"/>
+            <w:tcW w:type="dxa" w:w="3200"/>
             <w:tcBorders>
               <w:top w:val="none" w:color="FFFFFF" w:sz="0"/>
               <w:left w:val="none" w:color="FFFFFF" w:sz="0"/>
               <w:bottom w:val="single" w:color="E8E8ED" w:sz="4"/>
-              <w:right w:val="none" w:color="FFFFFF" w:sz="0"/>
-            </w:tcBorders>
-            <w:tcMar>
-              <w:top w:type="dxa" w:w="95"/>
-              <w:left w:type="dxa" w:w="80"/>
-              <w:bottom w:type="dxa" w:w="95"/>
+              <w:right w:val="single" w:color="E8E8ED" w:sz="2"/>
+            </w:tcBorders>
+            <w:tcMar>
+              <w:top w:type="dxa" w:w="100"/>
+              <w:left w:type="dxa" w:w="80"/>
+              <w:bottom w:type="dxa" w:w="100"/>
               <w:right w:type="dxa" w:w="80"/>
             </w:tcMar>
             <w:vAlign w:val="bottom"/>
@@ -15351,12 +15328,12 @@
               <w:top w:val="none" w:color="FFFFFF" w:sz="0"/>
               <w:left w:val="none" w:color="FFFFFF" w:sz="0"/>
               <w:bottom w:val="single" w:color="E8E8ED" w:sz="4"/>
-              <w:right w:val="none" w:color="FFFFFF" w:sz="0"/>
-            </w:tcBorders>
-            <w:tcMar>
-              <w:top w:type="dxa" w:w="95"/>
-              <w:left w:type="dxa" w:w="80"/>
-              <w:bottom w:type="dxa" w:w="95"/>
+              <w:right w:val="single" w:color="E8E8ED" w:sz="2"/>
+            </w:tcBorders>
+            <w:tcMar>
+              <w:top w:type="dxa" w:w="100"/>
+              <w:left w:type="dxa" w:w="80"/>
+              <w:bottom w:type="dxa" w:w="100"/>
               <w:right w:type="dxa" w:w="80"/>
             </w:tcMar>
             <w:vAlign w:val="bottom"/>
@@ -15431,7 +15408,7 @@
         </w:tc>
         <w:tc>
           <w:tcPr>
-            <w:tcW w:type="dxa" w:w="2100"/>
+            <w:tcW w:type="dxa" w:w="2700"/>
             <w:tcBorders>
               <w:top w:val="none" w:color="FFFFFF" w:sz="0"/>
               <w:left w:val="none" w:color="FFFFFF" w:sz="0"/>
@@ -15439,9 +15416,9 @@
               <w:right w:val="none" w:color="FFFFFF" w:sz="0"/>
             </w:tcBorders>
             <w:tcMar>
-              <w:top w:type="dxa" w:w="95"/>
-              <w:left w:type="dxa" w:w="80"/>
-              <w:bottom w:type="dxa" w:w="95"/>
+              <w:top w:type="dxa" w:w="100"/>
+              <w:left w:type="dxa" w:w="80"/>
+              <w:bottom w:type="dxa" w:w="100"/>
               <w:right w:type="dxa" w:w="80"/>
             </w:tcMar>
             <w:vAlign w:val="bottom"/>
@@ -15518,17 +15495,17 @@
       <w:tr>
         <w:tc>
           <w:tcPr>
-            <w:tcW w:type="dxa" w:w="1300"/>
+            <w:tcW w:type="dxa" w:w="1250"/>
             <w:tcBorders>
               <w:top w:val="none" w:color="FFFFFF" w:sz="0"/>
               <w:left w:val="none" w:color="FFFFFF" w:sz="0"/>
               <w:bottom w:val="single" w:color="E8E8ED" w:sz="4"/>
-              <w:right w:val="none" w:color="FFFFFF" w:sz="0"/>
-            </w:tcBorders>
-            <w:tcMar>
-              <w:top w:type="dxa" w:w="95"/>
-              <w:left w:type="dxa" w:w="80"/>
-              <w:bottom w:type="dxa" w:w="95"/>
+              <w:right w:val="single" w:color="E8E8ED" w:sz="2"/>
+            </w:tcBorders>
+            <w:tcMar>
+              <w:top w:type="dxa" w:w="100"/>
+              <w:left w:type="dxa" w:w="80"/>
+              <w:bottom w:type="dxa" w:w="100"/>
               <w:right w:type="dxa" w:w="80"/>
             </w:tcMar>
             <w:vAlign w:val="bottom"/>
@@ -15603,17 +15580,17 @@
         </w:tc>
         <w:tc>
           <w:tcPr>
-            <w:tcW w:type="dxa" w:w="1200"/>
+            <w:tcW w:type="dxa" w:w="1150"/>
             <w:tcBorders>
               <w:top w:val="none" w:color="FFFFFF" w:sz="0"/>
               <w:left w:val="none" w:color="FFFFFF" w:sz="0"/>
               <w:bottom w:val="single" w:color="E8E8ED" w:sz="4"/>
-              <w:right w:val="none" w:color="FFFFFF" w:sz="0"/>
-            </w:tcBorders>
-            <w:tcMar>
-              <w:top w:type="dxa" w:w="95"/>
-              <w:left w:type="dxa" w:w="80"/>
-              <w:bottom w:type="dxa" w:w="95"/>
+              <w:right w:val="single" w:color="E8E8ED" w:sz="2"/>
+            </w:tcBorders>
+            <w:tcMar>
+              <w:top w:type="dxa" w:w="100"/>
+              <w:left w:type="dxa" w:w="80"/>
+              <w:bottom w:type="dxa" w:w="100"/>
               <w:right w:type="dxa" w:w="80"/>
             </w:tcMar>
             <w:vAlign w:val="bottom"/>
@@ -15688,17 +15665,17 @@
         </w:tc>
         <w:tc>
           <w:tcPr>
-            <w:tcW w:type="dxa" w:w="1200"/>
+            <w:tcW w:type="dxa" w:w="1150"/>
             <w:tcBorders>
               <w:top w:val="none" w:color="FFFFFF" w:sz="0"/>
               <w:left w:val="none" w:color="FFFFFF" w:sz="0"/>
               <w:bottom w:val="single" w:color="E8E8ED" w:sz="4"/>
-              <w:right w:val="none" w:color="FFFFFF" w:sz="0"/>
-            </w:tcBorders>
-            <w:tcMar>
-              <w:top w:type="dxa" w:w="95"/>
-              <w:left w:type="dxa" w:w="80"/>
-              <w:bottom w:type="dxa" w:w="95"/>
+              <w:right w:val="single" w:color="E8E8ED" w:sz="2"/>
+            </w:tcBorders>
+            <w:tcMar>
+              <w:top w:type="dxa" w:w="100"/>
+              <w:left w:type="dxa" w:w="80"/>
+              <w:bottom w:type="dxa" w:w="100"/>
               <w:right w:type="dxa" w:w="80"/>
             </w:tcMar>
             <w:vAlign w:val="bottom"/>
@@ -15773,17 +15750,17 @@
         </w:tc>
         <w:tc>
           <w:tcPr>
-            <w:tcW w:type="dxa" w:w="900"/>
+            <w:tcW w:type="dxa" w:w="850"/>
             <w:tcBorders>
               <w:top w:val="none" w:color="FFFFFF" w:sz="0"/>
               <w:left w:val="none" w:color="FFFFFF" w:sz="0"/>
               <w:bottom w:val="single" w:color="E8E8ED" w:sz="4"/>
-              <w:right w:val="none" w:color="FFFFFF" w:sz="0"/>
-            </w:tcBorders>
-            <w:tcMar>
-              <w:top w:type="dxa" w:w="95"/>
-              <w:left w:type="dxa" w:w="80"/>
-              <w:bottom w:type="dxa" w:w="95"/>
+              <w:right w:val="single" w:color="E8E8ED" w:sz="2"/>
+            </w:tcBorders>
+            <w:tcMar>
+              <w:top w:type="dxa" w:w="100"/>
+              <w:left w:type="dxa" w:w="80"/>
+              <w:bottom w:type="dxa" w:w="100"/>
               <w:right w:type="dxa" w:w="80"/>
             </w:tcMar>
             <w:vAlign w:val="bottom"/>
@@ -15858,17 +15835,17 @@
         </w:tc>
         <w:tc>
           <w:tcPr>
-            <w:tcW w:type="dxa" w:w="1600"/>
+            <w:tcW w:type="dxa" w:w="1400"/>
             <w:tcBorders>
               <w:top w:val="none" w:color="FFFFFF" w:sz="0"/>
               <w:left w:val="none" w:color="FFFFFF" w:sz="0"/>
               <w:bottom w:val="single" w:color="E8E8ED" w:sz="4"/>
-              <w:right w:val="none" w:color="FFFFFF" w:sz="0"/>
-            </w:tcBorders>
-            <w:tcMar>
-              <w:top w:type="dxa" w:w="95"/>
-              <w:left w:type="dxa" w:w="80"/>
-              <w:bottom w:type="dxa" w:w="95"/>
+              <w:right w:val="single" w:color="E8E8ED" w:sz="2"/>
+            </w:tcBorders>
+            <w:tcMar>
+              <w:top w:type="dxa" w:w="100"/>
+              <w:left w:type="dxa" w:w="80"/>
+              <w:bottom w:type="dxa" w:w="100"/>
               <w:right w:type="dxa" w:w="80"/>
             </w:tcMar>
             <w:vAlign w:val="bottom"/>
@@ -15943,17 +15920,17 @@
         </w:tc>
         <w:tc>
           <w:tcPr>
-            <w:tcW w:type="dxa" w:w="3400"/>
+            <w:tcW w:type="dxa" w:w="3200"/>
             <w:tcBorders>
               <w:top w:val="none" w:color="FFFFFF" w:sz="0"/>
               <w:left w:val="none" w:color="FFFFFF" w:sz="0"/>
               <w:bottom w:val="single" w:color="E8E8ED" w:sz="4"/>
-              <w:right w:val="none" w:color="FFFFFF" w:sz="0"/>
-            </w:tcBorders>
-            <w:tcMar>
-              <w:top w:type="dxa" w:w="95"/>
-              <w:left w:type="dxa" w:w="80"/>
-              <w:bottom w:type="dxa" w:w="95"/>
+              <w:right w:val="single" w:color="E8E8ED" w:sz="2"/>
+            </w:tcBorders>
+            <w:tcMar>
+              <w:top w:type="dxa" w:w="100"/>
+              <w:left w:type="dxa" w:w="80"/>
+              <w:bottom w:type="dxa" w:w="100"/>
               <w:right w:type="dxa" w:w="80"/>
             </w:tcMar>
             <w:vAlign w:val="bottom"/>
@@ -16033,12 +16010,12 @@
               <w:top w:val="none" w:color="FFFFFF" w:sz="0"/>
               <w:left w:val="none" w:color="FFFFFF" w:sz="0"/>
               <w:bottom w:val="single" w:color="E8E8ED" w:sz="4"/>
-              <w:right w:val="none" w:color="FFFFFF" w:sz="0"/>
-            </w:tcBorders>
-            <w:tcMar>
-              <w:top w:type="dxa" w:w="95"/>
-              <w:left w:type="dxa" w:w="80"/>
-              <w:bottom w:type="dxa" w:w="95"/>
+              <w:right w:val="single" w:color="E8E8ED" w:sz="2"/>
+            </w:tcBorders>
+            <w:tcMar>
+              <w:top w:type="dxa" w:w="100"/>
+              <w:left w:type="dxa" w:w="80"/>
+              <w:bottom w:type="dxa" w:w="100"/>
               <w:right w:type="dxa" w:w="80"/>
             </w:tcMar>
             <w:vAlign w:val="bottom"/>
@@ -16113,7 +16090,7 @@
         </w:tc>
         <w:tc>
           <w:tcPr>
-            <w:tcW w:type="dxa" w:w="2100"/>
+            <w:tcW w:type="dxa" w:w="2700"/>
             <w:tcBorders>
               <w:top w:val="none" w:color="FFFFFF" w:sz="0"/>
               <w:left w:val="none" w:color="FFFFFF" w:sz="0"/>
@@ -16121,9 +16098,9 @@
               <w:right w:val="none" w:color="FFFFFF" w:sz="0"/>
             </w:tcBorders>
             <w:tcMar>
-              <w:top w:type="dxa" w:w="95"/>
-              <w:left w:type="dxa" w:w="80"/>
-              <w:bottom w:type="dxa" w:w="95"/>
+              <w:top w:type="dxa" w:w="100"/>
+              <w:left w:type="dxa" w:w="80"/>
+              <w:bottom w:type="dxa" w:w="100"/>
               <w:right w:type="dxa" w:w="80"/>
             </w:tcMar>
             <w:vAlign w:val="bottom"/>
@@ -16200,17 +16177,17 @@
       <w:tr>
         <w:tc>
           <w:tcPr>
-            <w:tcW w:type="dxa" w:w="1300"/>
+            <w:tcW w:type="dxa" w:w="1250"/>
             <w:tcBorders>
               <w:top w:val="none" w:color="FFFFFF" w:sz="0"/>
               <w:left w:val="none" w:color="FFFFFF" w:sz="0"/>
               <w:bottom w:val="single" w:color="E8E8ED" w:sz="4"/>
-              <w:right w:val="none" w:color="FFFFFF" w:sz="0"/>
-            </w:tcBorders>
-            <w:tcMar>
-              <w:top w:type="dxa" w:w="95"/>
-              <w:left w:type="dxa" w:w="80"/>
-              <w:bottom w:type="dxa" w:w="95"/>
+              <w:right w:val="single" w:color="E8E8ED" w:sz="2"/>
+            </w:tcBorders>
+            <w:tcMar>
+              <w:top w:type="dxa" w:w="100"/>
+              <w:left w:type="dxa" w:w="80"/>
+              <w:bottom w:type="dxa" w:w="100"/>
               <w:right w:type="dxa" w:w="80"/>
             </w:tcMar>
             <w:vAlign w:val="bottom"/>
@@ -16285,17 +16262,17 @@
         </w:tc>
         <w:tc>
           <w:tcPr>
-            <w:tcW w:type="dxa" w:w="1200"/>
+            <w:tcW w:type="dxa" w:w="1150"/>
             <w:tcBorders>
               <w:top w:val="none" w:color="FFFFFF" w:sz="0"/>
               <w:left w:val="none" w:color="FFFFFF" w:sz="0"/>
               <w:bottom w:val="single" w:color="E8E8ED" w:sz="4"/>
-              <w:right w:val="none" w:color="FFFFFF" w:sz="0"/>
-            </w:tcBorders>
-            <w:tcMar>
-              <w:top w:type="dxa" w:w="95"/>
-              <w:left w:type="dxa" w:w="80"/>
-              <w:bottom w:type="dxa" w:w="95"/>
+              <w:right w:val="single" w:color="E8E8ED" w:sz="2"/>
+            </w:tcBorders>
+            <w:tcMar>
+              <w:top w:type="dxa" w:w="100"/>
+              <w:left w:type="dxa" w:w="80"/>
+              <w:bottom w:type="dxa" w:w="100"/>
               <w:right w:type="dxa" w:w="80"/>
             </w:tcMar>
             <w:vAlign w:val="bottom"/>
@@ -16370,17 +16347,17 @@
         </w:tc>
         <w:tc>
           <w:tcPr>
-            <w:tcW w:type="dxa" w:w="1200"/>
+            <w:tcW w:type="dxa" w:w="1150"/>
             <w:tcBorders>
               <w:top w:val="none" w:color="FFFFFF" w:sz="0"/>
               <w:left w:val="none" w:color="FFFFFF" w:sz="0"/>
               <w:bottom w:val="single" w:color="E8E8ED" w:sz="4"/>
-              <w:right w:val="none" w:color="FFFFFF" w:sz="0"/>
-            </w:tcBorders>
-            <w:tcMar>
-              <w:top w:type="dxa" w:w="95"/>
-              <w:left w:type="dxa" w:w="80"/>
-              <w:bottom w:type="dxa" w:w="95"/>
+              <w:right w:val="single" w:color="E8E8ED" w:sz="2"/>
+            </w:tcBorders>
+            <w:tcMar>
+              <w:top w:type="dxa" w:w="100"/>
+              <w:left w:type="dxa" w:w="80"/>
+              <w:bottom w:type="dxa" w:w="100"/>
               <w:right w:type="dxa" w:w="80"/>
             </w:tcMar>
             <w:vAlign w:val="bottom"/>
@@ -16455,17 +16432,17 @@
         </w:tc>
         <w:tc>
           <w:tcPr>
-            <w:tcW w:type="dxa" w:w="900"/>
+            <w:tcW w:type="dxa" w:w="850"/>
             <w:tcBorders>
               <w:top w:val="none" w:color="FFFFFF" w:sz="0"/>
               <w:left w:val="none" w:color="FFFFFF" w:sz="0"/>
               <w:bottom w:val="single" w:color="E8E8ED" w:sz="4"/>
-              <w:right w:val="none" w:color="FFFFFF" w:sz="0"/>
-            </w:tcBorders>
-            <w:tcMar>
-              <w:top w:type="dxa" w:w="95"/>
-              <w:left w:type="dxa" w:w="80"/>
-              <w:bottom w:type="dxa" w:w="95"/>
+              <w:right w:val="single" w:color="E8E8ED" w:sz="2"/>
+            </w:tcBorders>
+            <w:tcMar>
+              <w:top w:type="dxa" w:w="100"/>
+              <w:left w:type="dxa" w:w="80"/>
+              <w:bottom w:type="dxa" w:w="100"/>
               <w:right w:type="dxa" w:w="80"/>
             </w:tcMar>
             <w:vAlign w:val="bottom"/>
@@ -16540,17 +16517,17 @@
         </w:tc>
         <w:tc>
           <w:tcPr>
-            <w:tcW w:type="dxa" w:w="1600"/>
+            <w:tcW w:type="dxa" w:w="1400"/>
             <w:tcBorders>
               <w:top w:val="none" w:color="FFFFFF" w:sz="0"/>
               <w:left w:val="none" w:color="FFFFFF" w:sz="0"/>
               <w:bottom w:val="single" w:color="E8E8ED" w:sz="4"/>
-              <w:right w:val="none" w:color="FFFFFF" w:sz="0"/>
-            </w:tcBorders>
-            <w:tcMar>
-              <w:top w:type="dxa" w:w="95"/>
-              <w:left w:type="dxa" w:w="80"/>
-              <w:bottom w:type="dxa" w:w="95"/>
+              <w:right w:val="single" w:color="E8E8ED" w:sz="2"/>
+            </w:tcBorders>
+            <w:tcMar>
+              <w:top w:type="dxa" w:w="100"/>
+              <w:left w:type="dxa" w:w="80"/>
+              <w:bottom w:type="dxa" w:w="100"/>
               <w:right w:type="dxa" w:w="80"/>
             </w:tcMar>
             <w:vAlign w:val="bottom"/>
@@ -16625,17 +16602,17 @@
         </w:tc>
         <w:tc>
           <w:tcPr>
-            <w:tcW w:type="dxa" w:w="3400"/>
+            <w:tcW w:type="dxa" w:w="3200"/>
             <w:tcBorders>
               <w:top w:val="none" w:color="FFFFFF" w:sz="0"/>
               <w:left w:val="none" w:color="FFFFFF" w:sz="0"/>
               <w:bottom w:val="single" w:color="E8E8ED" w:sz="4"/>
-              <w:right w:val="none" w:color="FFFFFF" w:sz="0"/>
-            </w:tcBorders>
-            <w:tcMar>
-              <w:top w:type="dxa" w:w="95"/>
-              <w:left w:type="dxa" w:w="80"/>
-              <w:bottom w:type="dxa" w:w="95"/>
+              <w:right w:val="single" w:color="E8E8ED" w:sz="2"/>
+            </w:tcBorders>
+            <w:tcMar>
+              <w:top w:type="dxa" w:w="100"/>
+              <w:left w:type="dxa" w:w="80"/>
+              <w:bottom w:type="dxa" w:w="100"/>
               <w:right w:type="dxa" w:w="80"/>
             </w:tcMar>
             <w:vAlign w:val="bottom"/>
@@ -16715,12 +16692,12 @@
               <w:top w:val="none" w:color="FFFFFF" w:sz="0"/>
               <w:left w:val="none" w:color="FFFFFF" w:sz="0"/>
               <w:bottom w:val="single" w:color="E8E8ED" w:sz="4"/>
-              <w:right w:val="none" w:color="FFFFFF" w:sz="0"/>
-            </w:tcBorders>
-            <w:tcMar>
-              <w:top w:type="dxa" w:w="95"/>
-              <w:left w:type="dxa" w:w="80"/>
-              <w:bottom w:type="dxa" w:w="95"/>
+              <w:right w:val="single" w:color="E8E8ED" w:sz="2"/>
+            </w:tcBorders>
+            <w:tcMar>
+              <w:top w:type="dxa" w:w="100"/>
+              <w:left w:type="dxa" w:w="80"/>
+              <w:bottom w:type="dxa" w:w="100"/>
               <w:right w:type="dxa" w:w="80"/>
             </w:tcMar>
             <w:vAlign w:val="bottom"/>
@@ -16795,7 +16772,7 @@
         </w:tc>
         <w:tc>
           <w:tcPr>
-            <w:tcW w:type="dxa" w:w="2100"/>
+            <w:tcW w:type="dxa" w:w="2700"/>
             <w:tcBorders>
               <w:top w:val="none" w:color="FFFFFF" w:sz="0"/>
               <w:left w:val="none" w:color="FFFFFF" w:sz="0"/>
@@ -16803,9 +16780,9 @@
               <w:right w:val="none" w:color="FFFFFF" w:sz="0"/>
             </w:tcBorders>
             <w:tcMar>
-              <w:top w:type="dxa" w:w="95"/>
-              <w:left w:type="dxa" w:w="80"/>
-              <w:bottom w:type="dxa" w:w="95"/>
+              <w:top w:type="dxa" w:w="100"/>
+              <w:left w:type="dxa" w:w="80"/>
+              <w:bottom w:type="dxa" w:w="100"/>
               <w:right w:type="dxa" w:w="80"/>
             </w:tcMar>
             <w:vAlign w:val="bottom"/>
@@ -16882,17 +16859,17 @@
       <w:tr>
         <w:tc>
           <w:tcPr>
-            <w:tcW w:type="dxa" w:w="1300"/>
+            <w:tcW w:type="dxa" w:w="1250"/>
             <w:tcBorders>
               <w:top w:val="none" w:color="FFFFFF" w:sz="0"/>
               <w:left w:val="none" w:color="FFFFFF" w:sz="0"/>
               <w:bottom w:val="single" w:color="E8E8ED" w:sz="4"/>
-              <w:right w:val="none" w:color="FFFFFF" w:sz="0"/>
-            </w:tcBorders>
-            <w:tcMar>
-              <w:top w:type="dxa" w:w="95"/>
-              <w:left w:type="dxa" w:w="80"/>
-              <w:bottom w:type="dxa" w:w="95"/>
+              <w:right w:val="single" w:color="E8E8ED" w:sz="2"/>
+            </w:tcBorders>
+            <w:tcMar>
+              <w:top w:type="dxa" w:w="100"/>
+              <w:left w:type="dxa" w:w="80"/>
+              <w:bottom w:type="dxa" w:w="100"/>
               <w:right w:type="dxa" w:w="80"/>
             </w:tcMar>
             <w:vAlign w:val="bottom"/>
@@ -16967,17 +16944,17 @@
         </w:tc>
         <w:tc>
           <w:tcPr>
-            <w:tcW w:type="dxa" w:w="1200"/>
+            <w:tcW w:type="dxa" w:w="1150"/>
             <w:tcBorders>
               <w:top w:val="none" w:color="FFFFFF" w:sz="0"/>
               <w:left w:val="none" w:color="FFFFFF" w:sz="0"/>
               <w:bottom w:val="single" w:color="E8E8ED" w:sz="4"/>
-              <w:right w:val="none" w:color="FFFFFF" w:sz="0"/>
-            </w:tcBorders>
-            <w:tcMar>
-              <w:top w:type="dxa" w:w="95"/>
-              <w:left w:type="dxa" w:w="80"/>
-              <w:bottom w:type="dxa" w:w="95"/>
+              <w:right w:val="single" w:color="E8E8ED" w:sz="2"/>
+            </w:tcBorders>
+            <w:tcMar>
+              <w:top w:type="dxa" w:w="100"/>
+              <w:left w:type="dxa" w:w="80"/>
+              <w:bottom w:type="dxa" w:w="100"/>
               <w:right w:type="dxa" w:w="80"/>
             </w:tcMar>
             <w:vAlign w:val="bottom"/>
@@ -17052,17 +17029,17 @@
         </w:tc>
         <w:tc>
           <w:tcPr>
-            <w:tcW w:type="dxa" w:w="1200"/>
+            <w:tcW w:type="dxa" w:w="1150"/>
             <w:tcBorders>
               <w:top w:val="none" w:color="FFFFFF" w:sz="0"/>
               <w:left w:val="none" w:color="FFFFFF" w:sz="0"/>
               <w:bottom w:val="single" w:color="E8E8ED" w:sz="4"/>
-              <w:right w:val="none" w:color="FFFFFF" w:sz="0"/>
-            </w:tcBorders>
-            <w:tcMar>
-              <w:top w:type="dxa" w:w="95"/>
-              <w:left w:type="dxa" w:w="80"/>
-              <w:bottom w:type="dxa" w:w="95"/>
+              <w:right w:val="single" w:color="E8E8ED" w:sz="2"/>
+            </w:tcBorders>
+            <w:tcMar>
+              <w:top w:type="dxa" w:w="100"/>
+              <w:left w:type="dxa" w:w="80"/>
+              <w:bottom w:type="dxa" w:w="100"/>
               <w:right w:type="dxa" w:w="80"/>
             </w:tcMar>
             <w:vAlign w:val="bottom"/>
@@ -17137,17 +17114,17 @@
         </w:tc>
         <w:tc>
           <w:tcPr>
-            <w:tcW w:type="dxa" w:w="900"/>
+            <w:tcW w:type="dxa" w:w="850"/>
             <w:tcBorders>
               <w:top w:val="none" w:color="FFFFFF" w:sz="0"/>
               <w:left w:val="none" w:color="FFFFFF" w:sz="0"/>
               <w:bottom w:val="single" w:color="E8E8ED" w:sz="4"/>
-              <w:right w:val="none" w:color="FFFFFF" w:sz="0"/>
-            </w:tcBorders>
-            <w:tcMar>
-              <w:top w:type="dxa" w:w="95"/>
-              <w:left w:type="dxa" w:w="80"/>
-              <w:bottom w:type="dxa" w:w="95"/>
+              <w:right w:val="single" w:color="E8E8ED" w:sz="2"/>
+            </w:tcBorders>
+            <w:tcMar>
+              <w:top w:type="dxa" w:w="100"/>
+              <w:left w:type="dxa" w:w="80"/>
+              <w:bottom w:type="dxa" w:w="100"/>
               <w:right w:type="dxa" w:w="80"/>
             </w:tcMar>
             <w:vAlign w:val="bottom"/>
@@ -17222,17 +17199,17 @@
         </w:tc>
         <w:tc>
           <w:tcPr>
-            <w:tcW w:type="dxa" w:w="1600"/>
+            <w:tcW w:type="dxa" w:w="1400"/>
             <w:tcBorders>
               <w:top w:val="none" w:color="FFFFFF" w:sz="0"/>
               <w:left w:val="none" w:color="FFFFFF" w:sz="0"/>
               <w:bottom w:val="single" w:color="E8E8ED" w:sz="4"/>
-              <w:right w:val="none" w:color="FFFFFF" w:sz="0"/>
-            </w:tcBorders>
-            <w:tcMar>
-              <w:top w:type="dxa" w:w="95"/>
-              <w:left w:type="dxa" w:w="80"/>
-              <w:bottom w:type="dxa" w:w="95"/>
+              <w:right w:val="single" w:color="E8E8ED" w:sz="2"/>
+            </w:tcBorders>
+            <w:tcMar>
+              <w:top w:type="dxa" w:w="100"/>
+              <w:left w:type="dxa" w:w="80"/>
+              <w:bottom w:type="dxa" w:w="100"/>
               <w:right w:type="dxa" w:w="80"/>
             </w:tcMar>
             <w:vAlign w:val="bottom"/>
@@ -17307,17 +17284,17 @@
         </w:tc>
         <w:tc>
           <w:tcPr>
-            <w:tcW w:type="dxa" w:w="3400"/>
+            <w:tcW w:type="dxa" w:w="3200"/>
             <w:tcBorders>
               <w:top w:val="none" w:color="FFFFFF" w:sz="0"/>
               <w:left w:val="none" w:color="FFFFFF" w:sz="0"/>
               <w:bottom w:val="single" w:color="E8E8ED" w:sz="4"/>
-              <w:right w:val="none" w:color="FFFFFF" w:sz="0"/>
-            </w:tcBorders>
-            <w:tcMar>
-              <w:top w:type="dxa" w:w="95"/>
-              <w:left w:type="dxa" w:w="80"/>
-              <w:bottom w:type="dxa" w:w="95"/>
+              <w:right w:val="single" w:color="E8E8ED" w:sz="2"/>
+            </w:tcBorders>
+            <w:tcMar>
+              <w:top w:type="dxa" w:w="100"/>
+              <w:left w:type="dxa" w:w="80"/>
+              <w:bottom w:type="dxa" w:w="100"/>
               <w:right w:type="dxa" w:w="80"/>
             </w:tcMar>
             <w:vAlign w:val="bottom"/>
@@ -17397,12 +17374,12 @@
               <w:top w:val="none" w:color="FFFFFF" w:sz="0"/>
               <w:left w:val="none" w:color="FFFFFF" w:sz="0"/>
               <w:bottom w:val="single" w:color="E8E8ED" w:sz="4"/>
-              <w:right w:val="none" w:color="FFFFFF" w:sz="0"/>
-            </w:tcBorders>
-            <w:tcMar>
-              <w:top w:type="dxa" w:w="95"/>
-              <w:left w:type="dxa" w:w="80"/>
-              <w:bottom w:type="dxa" w:w="95"/>
+              <w:right w:val="single" w:color="E8E8ED" w:sz="2"/>
+            </w:tcBorders>
+            <w:tcMar>
+              <w:top w:type="dxa" w:w="100"/>
+              <w:left w:type="dxa" w:w="80"/>
+              <w:bottom w:type="dxa" w:w="100"/>
               <w:right w:type="dxa" w:w="80"/>
             </w:tcMar>
             <w:vAlign w:val="bottom"/>
@@ -17477,7 +17454,7 @@
         </w:tc>
         <w:tc>
           <w:tcPr>
-            <w:tcW w:type="dxa" w:w="2100"/>
+            <w:tcW w:type="dxa" w:w="2700"/>
             <w:tcBorders>
               <w:top w:val="none" w:color="FFFFFF" w:sz="0"/>
               <w:left w:val="none" w:color="FFFFFF" w:sz="0"/>
@@ -17485,9 +17462,9 @@
               <w:right w:val="none" w:color="FFFFFF" w:sz="0"/>
             </w:tcBorders>
             <w:tcMar>
-              <w:top w:type="dxa" w:w="95"/>
-              <w:left w:type="dxa" w:w="80"/>
-              <w:bottom w:type="dxa" w:w="95"/>
+              <w:top w:type="dxa" w:w="100"/>
+              <w:left w:type="dxa" w:w="80"/>
+              <w:bottom w:type="dxa" w:w="100"/>
               <w:right w:type="dxa" w:w="80"/>
             </w:tcMar>
             <w:vAlign w:val="bottom"/>
@@ -17561,6865 +17538,11 @@
           </w:p>
         </w:tc>
       </w:tr>
-      <w:tr>
-        <w:tc>
-          <w:tcPr>
-            <w:tcW w:type="dxa" w:w="1300"/>
-            <w:tcBorders>
-              <w:top w:val="none" w:color="FFFFFF" w:sz="0"/>
-              <w:left w:val="none" w:color="FFFFFF" w:sz="0"/>
-              <w:bottom w:val="single" w:color="E8E8ED" w:sz="4"/>
-              <w:right w:val="none" w:color="FFFFFF" w:sz="0"/>
-            </w:tcBorders>
-            <w:tcMar>
-              <w:top w:type="dxa" w:w="95"/>
-              <w:left w:type="dxa" w:w="80"/>
-              <w:bottom w:type="dxa" w:w="95"/>
-              <w:right w:type="dxa" w:w="80"/>
-            </w:tcMar>
-            <w:vAlign w:val="bottom"/>
-          </w:tcPr>
-          <w:p>
-            <w:pPr>
-              <w:spacing w:after="0" w:line="260"/>
-            </w:pPr>
-            <w:r>
-              <w:rPr>
-                <w:rFonts w:ascii="Calibri" w:cs="Calibri" w:eastAsia="Calibri" w:hAnsi="Calibri"/>
-                <w:b w:val="false"/>
-                <w:bCs w:val="false"/>
-                <w:color w:val="1D1D1F"/>
-                <w:sz w:val="18"/>
-                <w:szCs w:val="18"/>
-              </w:rPr>
-              <w:fldChar w:fldCharType="begin">
-                <w:ffData>
-                  <w:name w:val="fb13d"/>
-                  <w:enabled/>
-                  <w:calcOnExit w:val="0"/>
-                  <w:textInput/>
-                </w:ffData>
-              </w:fldChar>
-            </w:r>
-            <w:r>
-              <w:rPr>
-                <w:rFonts w:ascii="Calibri" w:cs="Calibri" w:eastAsia="Calibri" w:hAnsi="Calibri"/>
-                <w:b w:val="false"/>
-                <w:bCs w:val="false"/>
-                <w:color w:val="1D1D1F"/>
-                <w:sz w:val="18"/>
-                <w:szCs w:val="18"/>
-              </w:rPr>
-              <w:instrText xml:space="preserve"> FORMTEXT </w:instrText>
-            </w:r>
-            <w:r>
-              <w:rPr>
-                <w:rFonts w:ascii="Calibri" w:cs="Calibri" w:eastAsia="Calibri" w:hAnsi="Calibri"/>
-                <w:b w:val="false"/>
-                <w:bCs w:val="false"/>
-                <w:color w:val="1D1D1F"/>
-                <w:sz w:val="18"/>
-                <w:szCs w:val="18"/>
-              </w:rPr>
-              <w:fldChar w:fldCharType="separate"/>
-            </w:r>
-            <w:r>
-              <w:rPr>
-                <w:rFonts w:ascii="Calibri" w:cs="Calibri" w:eastAsia="Calibri" w:hAnsi="Calibri"/>
-                <w:b w:val="false"/>
-                <w:bCs w:val="false"/>
-                <w:color w:val="1D1D1F"/>
-                <w:sz w:val="18"/>
-                <w:szCs w:val="18"/>
-              </w:rPr>
-              <w:t xml:space="preserve">     </w:t>
-            </w:r>
-            <w:r>
-              <w:rPr>
-                <w:rFonts w:ascii="Calibri" w:cs="Calibri" w:eastAsia="Calibri" w:hAnsi="Calibri"/>
-                <w:b w:val="false"/>
-                <w:bCs w:val="false"/>
-                <w:color w:val="1D1D1F"/>
-                <w:sz w:val="18"/>
-                <w:szCs w:val="18"/>
-              </w:rPr>
-              <w:fldChar w:fldCharType="end"/>
-            </w:r>
-          </w:p>
-        </w:tc>
-        <w:tc>
-          <w:tcPr>
-            <w:tcW w:type="dxa" w:w="1200"/>
-            <w:tcBorders>
-              <w:top w:val="none" w:color="FFFFFF" w:sz="0"/>
-              <w:left w:val="none" w:color="FFFFFF" w:sz="0"/>
-              <w:bottom w:val="single" w:color="E8E8ED" w:sz="4"/>
-              <w:right w:val="none" w:color="FFFFFF" w:sz="0"/>
-            </w:tcBorders>
-            <w:tcMar>
-              <w:top w:type="dxa" w:w="95"/>
-              <w:left w:type="dxa" w:w="80"/>
-              <w:bottom w:type="dxa" w:w="95"/>
-              <w:right w:type="dxa" w:w="80"/>
-            </w:tcMar>
-            <w:vAlign w:val="bottom"/>
-          </w:tcPr>
-          <w:p>
-            <w:pPr>
-              <w:spacing w:after="0" w:line="260"/>
-            </w:pPr>
-            <w:r>
-              <w:rPr>
-                <w:rFonts w:ascii="Calibri" w:cs="Calibri" w:eastAsia="Calibri" w:hAnsi="Calibri"/>
-                <w:b w:val="false"/>
-                <w:bCs w:val="false"/>
-                <w:color w:val="1D1D1F"/>
-                <w:sz w:val="18"/>
-                <w:szCs w:val="18"/>
-              </w:rPr>
-              <w:fldChar w:fldCharType="begin">
-                <w:ffData>
-                  <w:name w:val="fb13s"/>
-                  <w:enabled/>
-                  <w:calcOnExit w:val="0"/>
-                  <w:textInput/>
-                </w:ffData>
-              </w:fldChar>
-            </w:r>
-            <w:r>
-              <w:rPr>
-                <w:rFonts w:ascii="Calibri" w:cs="Calibri" w:eastAsia="Calibri" w:hAnsi="Calibri"/>
-                <w:b w:val="false"/>
-                <w:bCs w:val="false"/>
-                <w:color w:val="1D1D1F"/>
-                <w:sz w:val="18"/>
-                <w:szCs w:val="18"/>
-              </w:rPr>
-              <w:instrText xml:space="preserve"> FORMTEXT </w:instrText>
-            </w:r>
-            <w:r>
-              <w:rPr>
-                <w:rFonts w:ascii="Calibri" w:cs="Calibri" w:eastAsia="Calibri" w:hAnsi="Calibri"/>
-                <w:b w:val="false"/>
-                <w:bCs w:val="false"/>
-                <w:color w:val="1D1D1F"/>
-                <w:sz w:val="18"/>
-                <w:szCs w:val="18"/>
-              </w:rPr>
-              <w:fldChar w:fldCharType="separate"/>
-            </w:r>
-            <w:r>
-              <w:rPr>
-                <w:rFonts w:ascii="Calibri" w:cs="Calibri" w:eastAsia="Calibri" w:hAnsi="Calibri"/>
-                <w:b w:val="false"/>
-                <w:bCs w:val="false"/>
-                <w:color w:val="1D1D1F"/>
-                <w:sz w:val="18"/>
-                <w:szCs w:val="18"/>
-              </w:rPr>
-              <w:t xml:space="preserve">     </w:t>
-            </w:r>
-            <w:r>
-              <w:rPr>
-                <w:rFonts w:ascii="Calibri" w:cs="Calibri" w:eastAsia="Calibri" w:hAnsi="Calibri"/>
-                <w:b w:val="false"/>
-                <w:bCs w:val="false"/>
-                <w:color w:val="1D1D1F"/>
-                <w:sz w:val="18"/>
-                <w:szCs w:val="18"/>
-              </w:rPr>
-              <w:fldChar w:fldCharType="end"/>
-            </w:r>
-          </w:p>
-        </w:tc>
-        <w:tc>
-          <w:tcPr>
-            <w:tcW w:type="dxa" w:w="1200"/>
-            <w:tcBorders>
-              <w:top w:val="none" w:color="FFFFFF" w:sz="0"/>
-              <w:left w:val="none" w:color="FFFFFF" w:sz="0"/>
-              <w:bottom w:val="single" w:color="E8E8ED" w:sz="4"/>
-              <w:right w:val="none" w:color="FFFFFF" w:sz="0"/>
-            </w:tcBorders>
-            <w:tcMar>
-              <w:top w:type="dxa" w:w="95"/>
-              <w:left w:type="dxa" w:w="80"/>
-              <w:bottom w:type="dxa" w:w="95"/>
-              <w:right w:type="dxa" w:w="80"/>
-            </w:tcMar>
-            <w:vAlign w:val="bottom"/>
-          </w:tcPr>
-          <w:p>
-            <w:pPr>
-              <w:spacing w:after="0" w:line="260"/>
-            </w:pPr>
-            <w:r>
-              <w:rPr>
-                <w:rFonts w:ascii="Calibri" w:cs="Calibri" w:eastAsia="Calibri" w:hAnsi="Calibri"/>
-                <w:b w:val="false"/>
-                <w:bCs w:val="false"/>
-                <w:color w:val="1D1D1F"/>
-                <w:sz w:val="18"/>
-                <w:szCs w:val="18"/>
-              </w:rPr>
-              <w:fldChar w:fldCharType="begin">
-                <w:ffData>
-                  <w:name w:val="fb13e"/>
-                  <w:enabled/>
-                  <w:calcOnExit w:val="0"/>
-                  <w:textInput/>
-                </w:ffData>
-              </w:fldChar>
-            </w:r>
-            <w:r>
-              <w:rPr>
-                <w:rFonts w:ascii="Calibri" w:cs="Calibri" w:eastAsia="Calibri" w:hAnsi="Calibri"/>
-                <w:b w:val="false"/>
-                <w:bCs w:val="false"/>
-                <w:color w:val="1D1D1F"/>
-                <w:sz w:val="18"/>
-                <w:szCs w:val="18"/>
-              </w:rPr>
-              <w:instrText xml:space="preserve"> FORMTEXT </w:instrText>
-            </w:r>
-            <w:r>
-              <w:rPr>
-                <w:rFonts w:ascii="Calibri" w:cs="Calibri" w:eastAsia="Calibri" w:hAnsi="Calibri"/>
-                <w:b w:val="false"/>
-                <w:bCs w:val="false"/>
-                <w:color w:val="1D1D1F"/>
-                <w:sz w:val="18"/>
-                <w:szCs w:val="18"/>
-              </w:rPr>
-              <w:fldChar w:fldCharType="separate"/>
-            </w:r>
-            <w:r>
-              <w:rPr>
-                <w:rFonts w:ascii="Calibri" w:cs="Calibri" w:eastAsia="Calibri" w:hAnsi="Calibri"/>
-                <w:b w:val="false"/>
-                <w:bCs w:val="false"/>
-                <w:color w:val="1D1D1F"/>
-                <w:sz w:val="18"/>
-                <w:szCs w:val="18"/>
-              </w:rPr>
-              <w:t xml:space="preserve">     </w:t>
-            </w:r>
-            <w:r>
-              <w:rPr>
-                <w:rFonts w:ascii="Calibri" w:cs="Calibri" w:eastAsia="Calibri" w:hAnsi="Calibri"/>
-                <w:b w:val="false"/>
-                <w:bCs w:val="false"/>
-                <w:color w:val="1D1D1F"/>
-                <w:sz w:val="18"/>
-                <w:szCs w:val="18"/>
-              </w:rPr>
-              <w:fldChar w:fldCharType="end"/>
-            </w:r>
-          </w:p>
-        </w:tc>
-        <w:tc>
-          <w:tcPr>
-            <w:tcW w:type="dxa" w:w="900"/>
-            <w:tcBorders>
-              <w:top w:val="none" w:color="FFFFFF" w:sz="0"/>
-              <w:left w:val="none" w:color="FFFFFF" w:sz="0"/>
-              <w:bottom w:val="single" w:color="E8E8ED" w:sz="4"/>
-              <w:right w:val="none" w:color="FFFFFF" w:sz="0"/>
-            </w:tcBorders>
-            <w:tcMar>
-              <w:top w:type="dxa" w:w="95"/>
-              <w:left w:type="dxa" w:w="80"/>
-              <w:bottom w:type="dxa" w:w="95"/>
-              <w:right w:type="dxa" w:w="80"/>
-            </w:tcMar>
-            <w:vAlign w:val="bottom"/>
-          </w:tcPr>
-          <w:p>
-            <w:pPr>
-              <w:spacing w:after="0" w:line="260"/>
-            </w:pPr>
-            <w:r>
-              <w:rPr>
-                <w:rFonts w:ascii="Calibri" w:cs="Calibri" w:eastAsia="Calibri" w:hAnsi="Calibri"/>
-                <w:b w:val="false"/>
-                <w:bCs w:val="false"/>
-                <w:color w:val="1D1D1F"/>
-                <w:sz w:val="18"/>
-                <w:szCs w:val="18"/>
-              </w:rPr>
-              <w:fldChar w:fldCharType="begin">
-                <w:ffData>
-                  <w:name w:val="fb13k"/>
-                  <w:enabled/>
-                  <w:calcOnExit w:val="0"/>
-                  <w:textInput/>
-                </w:ffData>
-              </w:fldChar>
-            </w:r>
-            <w:r>
-              <w:rPr>
-                <w:rFonts w:ascii="Calibri" w:cs="Calibri" w:eastAsia="Calibri" w:hAnsi="Calibri"/>
-                <w:b w:val="false"/>
-                <w:bCs w:val="false"/>
-                <w:color w:val="1D1D1F"/>
-                <w:sz w:val="18"/>
-                <w:szCs w:val="18"/>
-              </w:rPr>
-              <w:instrText xml:space="preserve"> FORMTEXT </w:instrText>
-            </w:r>
-            <w:r>
-              <w:rPr>
-                <w:rFonts w:ascii="Calibri" w:cs="Calibri" w:eastAsia="Calibri" w:hAnsi="Calibri"/>
-                <w:b w:val="false"/>
-                <w:bCs w:val="false"/>
-                <w:color w:val="1D1D1F"/>
-                <w:sz w:val="18"/>
-                <w:szCs w:val="18"/>
-              </w:rPr>
-              <w:fldChar w:fldCharType="separate"/>
-            </w:r>
-            <w:r>
-              <w:rPr>
-                <w:rFonts w:ascii="Calibri" w:cs="Calibri" w:eastAsia="Calibri" w:hAnsi="Calibri"/>
-                <w:b w:val="false"/>
-                <w:bCs w:val="false"/>
-                <w:color w:val="1D1D1F"/>
-                <w:sz w:val="18"/>
-                <w:szCs w:val="18"/>
-              </w:rPr>
-              <w:t xml:space="preserve">     </w:t>
-            </w:r>
-            <w:r>
-              <w:rPr>
-                <w:rFonts w:ascii="Calibri" w:cs="Calibri" w:eastAsia="Calibri" w:hAnsi="Calibri"/>
-                <w:b w:val="false"/>
-                <w:bCs w:val="false"/>
-                <w:color w:val="1D1D1F"/>
-                <w:sz w:val="18"/>
-                <w:szCs w:val="18"/>
-              </w:rPr>
-              <w:fldChar w:fldCharType="end"/>
-            </w:r>
-          </w:p>
-        </w:tc>
-        <w:tc>
-          <w:tcPr>
-            <w:tcW w:type="dxa" w:w="1600"/>
-            <w:tcBorders>
-              <w:top w:val="none" w:color="FFFFFF" w:sz="0"/>
-              <w:left w:val="none" w:color="FFFFFF" w:sz="0"/>
-              <w:bottom w:val="single" w:color="E8E8ED" w:sz="4"/>
-              <w:right w:val="none" w:color="FFFFFF" w:sz="0"/>
-            </w:tcBorders>
-            <w:tcMar>
-              <w:top w:type="dxa" w:w="95"/>
-              <w:left w:type="dxa" w:w="80"/>
-              <w:bottom w:type="dxa" w:w="95"/>
-              <w:right w:type="dxa" w:w="80"/>
-            </w:tcMar>
-            <w:vAlign w:val="bottom"/>
-          </w:tcPr>
-          <w:p>
-            <w:pPr>
-              <w:spacing w:after="0" w:line="260"/>
-            </w:pPr>
-            <w:r>
-              <w:rPr>
-                <w:rFonts w:ascii="Calibri" w:cs="Calibri" w:eastAsia="Calibri" w:hAnsi="Calibri"/>
-                <w:b w:val="false"/>
-                <w:bCs w:val="false"/>
-                <w:color w:val="1D1D1F"/>
-                <w:sz w:val="18"/>
-                <w:szCs w:val="18"/>
-              </w:rPr>
-              <w:fldChar w:fldCharType="begin">
-                <w:ffData>
-                  <w:name w:val="fb13c"/>
-                  <w:enabled/>
-                  <w:calcOnExit w:val="0"/>
-                  <w:textInput/>
-                </w:ffData>
-              </w:fldChar>
-            </w:r>
-            <w:r>
-              <w:rPr>
-                <w:rFonts w:ascii="Calibri" w:cs="Calibri" w:eastAsia="Calibri" w:hAnsi="Calibri"/>
-                <w:b w:val="false"/>
-                <w:bCs w:val="false"/>
-                <w:color w:val="1D1D1F"/>
-                <w:sz w:val="18"/>
-                <w:szCs w:val="18"/>
-              </w:rPr>
-              <w:instrText xml:space="preserve"> FORMTEXT </w:instrText>
-            </w:r>
-            <w:r>
-              <w:rPr>
-                <w:rFonts w:ascii="Calibri" w:cs="Calibri" w:eastAsia="Calibri" w:hAnsi="Calibri"/>
-                <w:b w:val="false"/>
-                <w:bCs w:val="false"/>
-                <w:color w:val="1D1D1F"/>
-                <w:sz w:val="18"/>
-                <w:szCs w:val="18"/>
-              </w:rPr>
-              <w:fldChar w:fldCharType="separate"/>
-            </w:r>
-            <w:r>
-              <w:rPr>
-                <w:rFonts w:ascii="Calibri" w:cs="Calibri" w:eastAsia="Calibri" w:hAnsi="Calibri"/>
-                <w:b w:val="false"/>
-                <w:bCs w:val="false"/>
-                <w:color w:val="1D1D1F"/>
-                <w:sz w:val="18"/>
-                <w:szCs w:val="18"/>
-              </w:rPr>
-              <w:t xml:space="preserve">     </w:t>
-            </w:r>
-            <w:r>
-              <w:rPr>
-                <w:rFonts w:ascii="Calibri" w:cs="Calibri" w:eastAsia="Calibri" w:hAnsi="Calibri"/>
-                <w:b w:val="false"/>
-                <w:bCs w:val="false"/>
-                <w:color w:val="1D1D1F"/>
-                <w:sz w:val="18"/>
-                <w:szCs w:val="18"/>
-              </w:rPr>
-              <w:fldChar w:fldCharType="end"/>
-            </w:r>
-          </w:p>
-        </w:tc>
-        <w:tc>
-          <w:tcPr>
-            <w:tcW w:type="dxa" w:w="3400"/>
-            <w:tcBorders>
-              <w:top w:val="none" w:color="FFFFFF" w:sz="0"/>
-              <w:left w:val="none" w:color="FFFFFF" w:sz="0"/>
-              <w:bottom w:val="single" w:color="E8E8ED" w:sz="4"/>
-              <w:right w:val="none" w:color="FFFFFF" w:sz="0"/>
-            </w:tcBorders>
-            <w:tcMar>
-              <w:top w:type="dxa" w:w="95"/>
-              <w:left w:type="dxa" w:w="80"/>
-              <w:bottom w:type="dxa" w:w="95"/>
-              <w:right w:type="dxa" w:w="80"/>
-            </w:tcMar>
-            <w:vAlign w:val="bottom"/>
-          </w:tcPr>
-          <w:p>
-            <w:pPr>
-              <w:spacing w:after="0" w:line="260"/>
-            </w:pPr>
-            <w:r>
-              <w:rPr>
-                <w:rFonts w:ascii="Calibri" w:cs="Calibri" w:eastAsia="Calibri" w:hAnsi="Calibri"/>
-                <w:b w:val="false"/>
-                <w:bCs w:val="false"/>
-                <w:color w:val="1D1D1F"/>
-                <w:sz w:val="18"/>
-                <w:szCs w:val="18"/>
-              </w:rPr>
-              <w:fldChar w:fldCharType="begin">
-                <w:ffData>
-                  <w:name w:val="fb13z"/>
-                  <w:enabled/>
-                  <w:calcOnExit w:val="0"/>
-                  <w:textInput/>
-                </w:ffData>
-              </w:fldChar>
-            </w:r>
-            <w:r>
-              <w:rPr>
-                <w:rFonts w:ascii="Calibri" w:cs="Calibri" w:eastAsia="Calibri" w:hAnsi="Calibri"/>
-                <w:b w:val="false"/>
-                <w:bCs w:val="false"/>
-                <w:color w:val="1D1D1F"/>
-                <w:sz w:val="18"/>
-                <w:szCs w:val="18"/>
-              </w:rPr>
-              <w:instrText xml:space="preserve"> FORMTEXT </w:instrText>
-            </w:r>
-            <w:r>
-              <w:rPr>
-                <w:rFonts w:ascii="Calibri" w:cs="Calibri" w:eastAsia="Calibri" w:hAnsi="Calibri"/>
-                <w:b w:val="false"/>
-                <w:bCs w:val="false"/>
-                <w:color w:val="1D1D1F"/>
-                <w:sz w:val="18"/>
-                <w:szCs w:val="18"/>
-              </w:rPr>
-              <w:fldChar w:fldCharType="separate"/>
-            </w:r>
-            <w:r>
-              <w:rPr>
-                <w:rFonts w:ascii="Calibri" w:cs="Calibri" w:eastAsia="Calibri" w:hAnsi="Calibri"/>
-                <w:b w:val="false"/>
-                <w:bCs w:val="false"/>
-                <w:color w:val="1D1D1F"/>
-                <w:sz w:val="18"/>
-                <w:szCs w:val="18"/>
-              </w:rPr>
-              <w:t xml:space="preserve">     </w:t>
-            </w:r>
-            <w:r>
-              <w:rPr>
-                <w:rFonts w:ascii="Calibri" w:cs="Calibri" w:eastAsia="Calibri" w:hAnsi="Calibri"/>
-                <w:b w:val="false"/>
-                <w:bCs w:val="false"/>
-                <w:color w:val="1D1D1F"/>
-                <w:sz w:val="18"/>
-                <w:szCs w:val="18"/>
-              </w:rPr>
-              <w:fldChar w:fldCharType="end"/>
-            </w:r>
-          </w:p>
-        </w:tc>
-        <w:tc>
-          <w:tcPr>
-            <w:tcW w:type="dxa" w:w="2870"/>
-            <w:tcBorders>
-              <w:top w:val="none" w:color="FFFFFF" w:sz="0"/>
-              <w:left w:val="none" w:color="FFFFFF" w:sz="0"/>
-              <w:bottom w:val="single" w:color="E8E8ED" w:sz="4"/>
-              <w:right w:val="none" w:color="FFFFFF" w:sz="0"/>
-            </w:tcBorders>
-            <w:tcMar>
-              <w:top w:type="dxa" w:w="95"/>
-              <w:left w:type="dxa" w:w="80"/>
-              <w:bottom w:type="dxa" w:w="95"/>
-              <w:right w:type="dxa" w:w="80"/>
-            </w:tcMar>
-            <w:vAlign w:val="bottom"/>
-          </w:tcPr>
-          <w:p>
-            <w:pPr>
-              <w:spacing w:after="0" w:line="260"/>
-            </w:pPr>
-            <w:r>
-              <w:rPr>
-                <w:rFonts w:ascii="Calibri" w:cs="Calibri" w:eastAsia="Calibri" w:hAnsi="Calibri"/>
-                <w:b w:val="false"/>
-                <w:bCs w:val="false"/>
-                <w:color w:val="1D1D1F"/>
-                <w:sz w:val="18"/>
-                <w:szCs w:val="18"/>
-              </w:rPr>
-              <w:fldChar w:fldCharType="begin">
-                <w:ffData>
-                  <w:name w:val="fb13w"/>
-                  <w:enabled/>
-                  <w:calcOnExit w:val="0"/>
-                  <w:textInput/>
-                </w:ffData>
-              </w:fldChar>
-            </w:r>
-            <w:r>
-              <w:rPr>
-                <w:rFonts w:ascii="Calibri" w:cs="Calibri" w:eastAsia="Calibri" w:hAnsi="Calibri"/>
-                <w:b w:val="false"/>
-                <w:bCs w:val="false"/>
-                <w:color w:val="1D1D1F"/>
-                <w:sz w:val="18"/>
-                <w:szCs w:val="18"/>
-              </w:rPr>
-              <w:instrText xml:space="preserve"> FORMTEXT </w:instrText>
-            </w:r>
-            <w:r>
-              <w:rPr>
-                <w:rFonts w:ascii="Calibri" w:cs="Calibri" w:eastAsia="Calibri" w:hAnsi="Calibri"/>
-                <w:b w:val="false"/>
-                <w:bCs w:val="false"/>
-                <w:color w:val="1D1D1F"/>
-                <w:sz w:val="18"/>
-                <w:szCs w:val="18"/>
-              </w:rPr>
-              <w:fldChar w:fldCharType="separate"/>
-            </w:r>
-            <w:r>
-              <w:rPr>
-                <w:rFonts w:ascii="Calibri" w:cs="Calibri" w:eastAsia="Calibri" w:hAnsi="Calibri"/>
-                <w:b w:val="false"/>
-                <w:bCs w:val="false"/>
-                <w:color w:val="1D1D1F"/>
-                <w:sz w:val="18"/>
-                <w:szCs w:val="18"/>
-              </w:rPr>
-              <w:t xml:space="preserve">     </w:t>
-            </w:r>
-            <w:r>
-              <w:rPr>
-                <w:rFonts w:ascii="Calibri" w:cs="Calibri" w:eastAsia="Calibri" w:hAnsi="Calibri"/>
-                <w:b w:val="false"/>
-                <w:bCs w:val="false"/>
-                <w:color w:val="1D1D1F"/>
-                <w:sz w:val="18"/>
-                <w:szCs w:val="18"/>
-              </w:rPr>
-              <w:fldChar w:fldCharType="end"/>
-            </w:r>
-          </w:p>
-        </w:tc>
-        <w:tc>
-          <w:tcPr>
-            <w:tcW w:type="dxa" w:w="2100"/>
-            <w:tcBorders>
-              <w:top w:val="none" w:color="FFFFFF" w:sz="0"/>
-              <w:left w:val="none" w:color="FFFFFF" w:sz="0"/>
-              <w:bottom w:val="single" w:color="E8E8ED" w:sz="4"/>
-              <w:right w:val="none" w:color="FFFFFF" w:sz="0"/>
-            </w:tcBorders>
-            <w:tcMar>
-              <w:top w:type="dxa" w:w="95"/>
-              <w:left w:type="dxa" w:w="80"/>
-              <w:bottom w:type="dxa" w:w="95"/>
-              <w:right w:type="dxa" w:w="80"/>
-            </w:tcMar>
-            <w:vAlign w:val="bottom"/>
-          </w:tcPr>
-          <w:p>
-            <w:pPr>
-              <w:spacing w:after="0" w:line="260"/>
-            </w:pPr>
-            <w:r>
-              <w:rPr>
-                <w:rFonts w:ascii="Calibri" w:cs="Calibri" w:eastAsia="Calibri" w:hAnsi="Calibri"/>
-                <w:b w:val="false"/>
-                <w:bCs w:val="false"/>
-                <w:color w:val="1D1D1F"/>
-                <w:sz w:val="18"/>
-                <w:szCs w:val="18"/>
-              </w:rPr>
-              <w:fldChar w:fldCharType="begin">
-                <w:ffData>
-                  <w:name w:val="fb13p"/>
-                  <w:enabled/>
-                  <w:calcOnExit w:val="0"/>
-                  <w:textInput/>
-                </w:ffData>
-              </w:fldChar>
-            </w:r>
-            <w:r>
-              <w:rPr>
-                <w:rFonts w:ascii="Calibri" w:cs="Calibri" w:eastAsia="Calibri" w:hAnsi="Calibri"/>
-                <w:b w:val="false"/>
-                <w:bCs w:val="false"/>
-                <w:color w:val="1D1D1F"/>
-                <w:sz w:val="18"/>
-                <w:szCs w:val="18"/>
-              </w:rPr>
-              <w:instrText xml:space="preserve"> FORMTEXT </w:instrText>
-            </w:r>
-            <w:r>
-              <w:rPr>
-                <w:rFonts w:ascii="Calibri" w:cs="Calibri" w:eastAsia="Calibri" w:hAnsi="Calibri"/>
-                <w:b w:val="false"/>
-                <w:bCs w:val="false"/>
-                <w:color w:val="1D1D1F"/>
-                <w:sz w:val="18"/>
-                <w:szCs w:val="18"/>
-              </w:rPr>
-              <w:fldChar w:fldCharType="separate"/>
-            </w:r>
-            <w:r>
-              <w:rPr>
-                <w:rFonts w:ascii="Calibri" w:cs="Calibri" w:eastAsia="Calibri" w:hAnsi="Calibri"/>
-                <w:b w:val="false"/>
-                <w:bCs w:val="false"/>
-                <w:color w:val="1D1D1F"/>
-                <w:sz w:val="18"/>
-                <w:szCs w:val="18"/>
-              </w:rPr>
-              <w:t xml:space="preserve">     </w:t>
-            </w:r>
-            <w:r>
-              <w:rPr>
-                <w:rFonts w:ascii="Calibri" w:cs="Calibri" w:eastAsia="Calibri" w:hAnsi="Calibri"/>
-                <w:b w:val="false"/>
-                <w:bCs w:val="false"/>
-                <w:color w:val="1D1D1F"/>
-                <w:sz w:val="18"/>
-                <w:szCs w:val="18"/>
-              </w:rPr>
-              <w:fldChar w:fldCharType="end"/>
-            </w:r>
-          </w:p>
-        </w:tc>
-      </w:tr>
-      <w:tr>
-        <w:tc>
-          <w:tcPr>
-            <w:tcW w:type="dxa" w:w="1300"/>
-            <w:tcBorders>
-              <w:top w:val="none" w:color="FFFFFF" w:sz="0"/>
-              <w:left w:val="none" w:color="FFFFFF" w:sz="0"/>
-              <w:bottom w:val="single" w:color="E8E8ED" w:sz="4"/>
-              <w:right w:val="none" w:color="FFFFFF" w:sz="0"/>
-            </w:tcBorders>
-            <w:tcMar>
-              <w:top w:type="dxa" w:w="95"/>
-              <w:left w:type="dxa" w:w="80"/>
-              <w:bottom w:type="dxa" w:w="95"/>
-              <w:right w:type="dxa" w:w="80"/>
-            </w:tcMar>
-            <w:vAlign w:val="bottom"/>
-          </w:tcPr>
-          <w:p>
-            <w:pPr>
-              <w:spacing w:after="0" w:line="260"/>
-            </w:pPr>
-            <w:r>
-              <w:rPr>
-                <w:rFonts w:ascii="Calibri" w:cs="Calibri" w:eastAsia="Calibri" w:hAnsi="Calibri"/>
-                <w:b w:val="false"/>
-                <w:bCs w:val="false"/>
-                <w:color w:val="1D1D1F"/>
-                <w:sz w:val="18"/>
-                <w:szCs w:val="18"/>
-              </w:rPr>
-              <w:fldChar w:fldCharType="begin">
-                <w:ffData>
-                  <w:name w:val="fb14d"/>
-                  <w:enabled/>
-                  <w:calcOnExit w:val="0"/>
-                  <w:textInput/>
-                </w:ffData>
-              </w:fldChar>
-            </w:r>
-            <w:r>
-              <w:rPr>
-                <w:rFonts w:ascii="Calibri" w:cs="Calibri" w:eastAsia="Calibri" w:hAnsi="Calibri"/>
-                <w:b w:val="false"/>
-                <w:bCs w:val="false"/>
-                <w:color w:val="1D1D1F"/>
-                <w:sz w:val="18"/>
-                <w:szCs w:val="18"/>
-              </w:rPr>
-              <w:instrText xml:space="preserve"> FORMTEXT </w:instrText>
-            </w:r>
-            <w:r>
-              <w:rPr>
-                <w:rFonts w:ascii="Calibri" w:cs="Calibri" w:eastAsia="Calibri" w:hAnsi="Calibri"/>
-                <w:b w:val="false"/>
-                <w:bCs w:val="false"/>
-                <w:color w:val="1D1D1F"/>
-                <w:sz w:val="18"/>
-                <w:szCs w:val="18"/>
-              </w:rPr>
-              <w:fldChar w:fldCharType="separate"/>
-            </w:r>
-            <w:r>
-              <w:rPr>
-                <w:rFonts w:ascii="Calibri" w:cs="Calibri" w:eastAsia="Calibri" w:hAnsi="Calibri"/>
-                <w:b w:val="false"/>
-                <w:bCs w:val="false"/>
-                <w:color w:val="1D1D1F"/>
-                <w:sz w:val="18"/>
-                <w:szCs w:val="18"/>
-              </w:rPr>
-              <w:t xml:space="preserve">     </w:t>
-            </w:r>
-            <w:r>
-              <w:rPr>
-                <w:rFonts w:ascii="Calibri" w:cs="Calibri" w:eastAsia="Calibri" w:hAnsi="Calibri"/>
-                <w:b w:val="false"/>
-                <w:bCs w:val="false"/>
-                <w:color w:val="1D1D1F"/>
-                <w:sz w:val="18"/>
-                <w:szCs w:val="18"/>
-              </w:rPr>
-              <w:fldChar w:fldCharType="end"/>
-            </w:r>
-          </w:p>
-        </w:tc>
-        <w:tc>
-          <w:tcPr>
-            <w:tcW w:type="dxa" w:w="1200"/>
-            <w:tcBorders>
-              <w:top w:val="none" w:color="FFFFFF" w:sz="0"/>
-              <w:left w:val="none" w:color="FFFFFF" w:sz="0"/>
-              <w:bottom w:val="single" w:color="E8E8ED" w:sz="4"/>
-              <w:right w:val="none" w:color="FFFFFF" w:sz="0"/>
-            </w:tcBorders>
-            <w:tcMar>
-              <w:top w:type="dxa" w:w="95"/>
-              <w:left w:type="dxa" w:w="80"/>
-              <w:bottom w:type="dxa" w:w="95"/>
-              <w:right w:type="dxa" w:w="80"/>
-            </w:tcMar>
-            <w:vAlign w:val="bottom"/>
-          </w:tcPr>
-          <w:p>
-            <w:pPr>
-              <w:spacing w:after="0" w:line="260"/>
-            </w:pPr>
-            <w:r>
-              <w:rPr>
-                <w:rFonts w:ascii="Calibri" w:cs="Calibri" w:eastAsia="Calibri" w:hAnsi="Calibri"/>
-                <w:b w:val="false"/>
-                <w:bCs w:val="false"/>
-                <w:color w:val="1D1D1F"/>
-                <w:sz w:val="18"/>
-                <w:szCs w:val="18"/>
-              </w:rPr>
-              <w:fldChar w:fldCharType="begin">
-                <w:ffData>
-                  <w:name w:val="fb14s"/>
-                  <w:enabled/>
-                  <w:calcOnExit w:val="0"/>
-                  <w:textInput/>
-                </w:ffData>
-              </w:fldChar>
-            </w:r>
-            <w:r>
-              <w:rPr>
-                <w:rFonts w:ascii="Calibri" w:cs="Calibri" w:eastAsia="Calibri" w:hAnsi="Calibri"/>
-                <w:b w:val="false"/>
-                <w:bCs w:val="false"/>
-                <w:color w:val="1D1D1F"/>
-                <w:sz w:val="18"/>
-                <w:szCs w:val="18"/>
-              </w:rPr>
-              <w:instrText xml:space="preserve"> FORMTEXT </w:instrText>
-            </w:r>
-            <w:r>
-              <w:rPr>
-                <w:rFonts w:ascii="Calibri" w:cs="Calibri" w:eastAsia="Calibri" w:hAnsi="Calibri"/>
-                <w:b w:val="false"/>
-                <w:bCs w:val="false"/>
-                <w:color w:val="1D1D1F"/>
-                <w:sz w:val="18"/>
-                <w:szCs w:val="18"/>
-              </w:rPr>
-              <w:fldChar w:fldCharType="separate"/>
-            </w:r>
-            <w:r>
-              <w:rPr>
-                <w:rFonts w:ascii="Calibri" w:cs="Calibri" w:eastAsia="Calibri" w:hAnsi="Calibri"/>
-                <w:b w:val="false"/>
-                <w:bCs w:val="false"/>
-                <w:color w:val="1D1D1F"/>
-                <w:sz w:val="18"/>
-                <w:szCs w:val="18"/>
-              </w:rPr>
-              <w:t xml:space="preserve">     </w:t>
-            </w:r>
-            <w:r>
-              <w:rPr>
-                <w:rFonts w:ascii="Calibri" w:cs="Calibri" w:eastAsia="Calibri" w:hAnsi="Calibri"/>
-                <w:b w:val="false"/>
-                <w:bCs w:val="false"/>
-                <w:color w:val="1D1D1F"/>
-                <w:sz w:val="18"/>
-                <w:szCs w:val="18"/>
-              </w:rPr>
-              <w:fldChar w:fldCharType="end"/>
-            </w:r>
-          </w:p>
-        </w:tc>
-        <w:tc>
-          <w:tcPr>
-            <w:tcW w:type="dxa" w:w="1200"/>
-            <w:tcBorders>
-              <w:top w:val="none" w:color="FFFFFF" w:sz="0"/>
-              <w:left w:val="none" w:color="FFFFFF" w:sz="0"/>
-              <w:bottom w:val="single" w:color="E8E8ED" w:sz="4"/>
-              <w:right w:val="none" w:color="FFFFFF" w:sz="0"/>
-            </w:tcBorders>
-            <w:tcMar>
-              <w:top w:type="dxa" w:w="95"/>
-              <w:left w:type="dxa" w:w="80"/>
-              <w:bottom w:type="dxa" w:w="95"/>
-              <w:right w:type="dxa" w:w="80"/>
-            </w:tcMar>
-            <w:vAlign w:val="bottom"/>
-          </w:tcPr>
-          <w:p>
-            <w:pPr>
-              <w:spacing w:after="0" w:line="260"/>
-            </w:pPr>
-            <w:r>
-              <w:rPr>
-                <w:rFonts w:ascii="Calibri" w:cs="Calibri" w:eastAsia="Calibri" w:hAnsi="Calibri"/>
-                <w:b w:val="false"/>
-                <w:bCs w:val="false"/>
-                <w:color w:val="1D1D1F"/>
-                <w:sz w:val="18"/>
-                <w:szCs w:val="18"/>
-              </w:rPr>
-              <w:fldChar w:fldCharType="begin">
-                <w:ffData>
-                  <w:name w:val="fb14e"/>
-                  <w:enabled/>
-                  <w:calcOnExit w:val="0"/>
-                  <w:textInput/>
-                </w:ffData>
-              </w:fldChar>
-            </w:r>
-            <w:r>
-              <w:rPr>
-                <w:rFonts w:ascii="Calibri" w:cs="Calibri" w:eastAsia="Calibri" w:hAnsi="Calibri"/>
-                <w:b w:val="false"/>
-                <w:bCs w:val="false"/>
-                <w:color w:val="1D1D1F"/>
-                <w:sz w:val="18"/>
-                <w:szCs w:val="18"/>
-              </w:rPr>
-              <w:instrText xml:space="preserve"> FORMTEXT </w:instrText>
-            </w:r>
-            <w:r>
-              <w:rPr>
-                <w:rFonts w:ascii="Calibri" w:cs="Calibri" w:eastAsia="Calibri" w:hAnsi="Calibri"/>
-                <w:b w:val="false"/>
-                <w:bCs w:val="false"/>
-                <w:color w:val="1D1D1F"/>
-                <w:sz w:val="18"/>
-                <w:szCs w:val="18"/>
-              </w:rPr>
-              <w:fldChar w:fldCharType="separate"/>
-            </w:r>
-            <w:r>
-              <w:rPr>
-                <w:rFonts w:ascii="Calibri" w:cs="Calibri" w:eastAsia="Calibri" w:hAnsi="Calibri"/>
-                <w:b w:val="false"/>
-                <w:bCs w:val="false"/>
-                <w:color w:val="1D1D1F"/>
-                <w:sz w:val="18"/>
-                <w:szCs w:val="18"/>
-              </w:rPr>
-              <w:t xml:space="preserve">     </w:t>
-            </w:r>
-            <w:r>
-              <w:rPr>
-                <w:rFonts w:ascii="Calibri" w:cs="Calibri" w:eastAsia="Calibri" w:hAnsi="Calibri"/>
-                <w:b w:val="false"/>
-                <w:bCs w:val="false"/>
-                <w:color w:val="1D1D1F"/>
-                <w:sz w:val="18"/>
-                <w:szCs w:val="18"/>
-              </w:rPr>
-              <w:fldChar w:fldCharType="end"/>
-            </w:r>
-          </w:p>
-        </w:tc>
-        <w:tc>
-          <w:tcPr>
-            <w:tcW w:type="dxa" w:w="900"/>
-            <w:tcBorders>
-              <w:top w:val="none" w:color="FFFFFF" w:sz="0"/>
-              <w:left w:val="none" w:color="FFFFFF" w:sz="0"/>
-              <w:bottom w:val="single" w:color="E8E8ED" w:sz="4"/>
-              <w:right w:val="none" w:color="FFFFFF" w:sz="0"/>
-            </w:tcBorders>
-            <w:tcMar>
-              <w:top w:type="dxa" w:w="95"/>
-              <w:left w:type="dxa" w:w="80"/>
-              <w:bottom w:type="dxa" w:w="95"/>
-              <w:right w:type="dxa" w:w="80"/>
-            </w:tcMar>
-            <w:vAlign w:val="bottom"/>
-          </w:tcPr>
-          <w:p>
-            <w:pPr>
-              <w:spacing w:after="0" w:line="260"/>
-            </w:pPr>
-            <w:r>
-              <w:rPr>
-                <w:rFonts w:ascii="Calibri" w:cs="Calibri" w:eastAsia="Calibri" w:hAnsi="Calibri"/>
-                <w:b w:val="false"/>
-                <w:bCs w:val="false"/>
-                <w:color w:val="1D1D1F"/>
-                <w:sz w:val="18"/>
-                <w:szCs w:val="18"/>
-              </w:rPr>
-              <w:fldChar w:fldCharType="begin">
-                <w:ffData>
-                  <w:name w:val="fb14k"/>
-                  <w:enabled/>
-                  <w:calcOnExit w:val="0"/>
-                  <w:textInput/>
-                </w:ffData>
-              </w:fldChar>
-            </w:r>
-            <w:r>
-              <w:rPr>
-                <w:rFonts w:ascii="Calibri" w:cs="Calibri" w:eastAsia="Calibri" w:hAnsi="Calibri"/>
-                <w:b w:val="false"/>
-                <w:bCs w:val="false"/>
-                <w:color w:val="1D1D1F"/>
-                <w:sz w:val="18"/>
-                <w:szCs w:val="18"/>
-              </w:rPr>
-              <w:instrText xml:space="preserve"> FORMTEXT </w:instrText>
-            </w:r>
-            <w:r>
-              <w:rPr>
-                <w:rFonts w:ascii="Calibri" w:cs="Calibri" w:eastAsia="Calibri" w:hAnsi="Calibri"/>
-                <w:b w:val="false"/>
-                <w:bCs w:val="false"/>
-                <w:color w:val="1D1D1F"/>
-                <w:sz w:val="18"/>
-                <w:szCs w:val="18"/>
-              </w:rPr>
-              <w:fldChar w:fldCharType="separate"/>
-            </w:r>
-            <w:r>
-              <w:rPr>
-                <w:rFonts w:ascii="Calibri" w:cs="Calibri" w:eastAsia="Calibri" w:hAnsi="Calibri"/>
-                <w:b w:val="false"/>
-                <w:bCs w:val="false"/>
-                <w:color w:val="1D1D1F"/>
-                <w:sz w:val="18"/>
-                <w:szCs w:val="18"/>
-              </w:rPr>
-              <w:t xml:space="preserve">     </w:t>
-            </w:r>
-            <w:r>
-              <w:rPr>
-                <w:rFonts w:ascii="Calibri" w:cs="Calibri" w:eastAsia="Calibri" w:hAnsi="Calibri"/>
-                <w:b w:val="false"/>
-                <w:bCs w:val="false"/>
-                <w:color w:val="1D1D1F"/>
-                <w:sz w:val="18"/>
-                <w:szCs w:val="18"/>
-              </w:rPr>
-              <w:fldChar w:fldCharType="end"/>
-            </w:r>
-          </w:p>
-        </w:tc>
-        <w:tc>
-          <w:tcPr>
-            <w:tcW w:type="dxa" w:w="1600"/>
-            <w:tcBorders>
-              <w:top w:val="none" w:color="FFFFFF" w:sz="0"/>
-              <w:left w:val="none" w:color="FFFFFF" w:sz="0"/>
-              <w:bottom w:val="single" w:color="E8E8ED" w:sz="4"/>
-              <w:right w:val="none" w:color="FFFFFF" w:sz="0"/>
-            </w:tcBorders>
-            <w:tcMar>
-              <w:top w:type="dxa" w:w="95"/>
-              <w:left w:type="dxa" w:w="80"/>
-              <w:bottom w:type="dxa" w:w="95"/>
-              <w:right w:type="dxa" w:w="80"/>
-            </w:tcMar>
-            <w:vAlign w:val="bottom"/>
-          </w:tcPr>
-          <w:p>
-            <w:pPr>
-              <w:spacing w:after="0" w:line="260"/>
-            </w:pPr>
-            <w:r>
-              <w:rPr>
-                <w:rFonts w:ascii="Calibri" w:cs="Calibri" w:eastAsia="Calibri" w:hAnsi="Calibri"/>
-                <w:b w:val="false"/>
-                <w:bCs w:val="false"/>
-                <w:color w:val="1D1D1F"/>
-                <w:sz w:val="18"/>
-                <w:szCs w:val="18"/>
-              </w:rPr>
-              <w:fldChar w:fldCharType="begin">
-                <w:ffData>
-                  <w:name w:val="fb14c"/>
-                  <w:enabled/>
-                  <w:calcOnExit w:val="0"/>
-                  <w:textInput/>
-                </w:ffData>
-              </w:fldChar>
-            </w:r>
-            <w:r>
-              <w:rPr>
-                <w:rFonts w:ascii="Calibri" w:cs="Calibri" w:eastAsia="Calibri" w:hAnsi="Calibri"/>
-                <w:b w:val="false"/>
-                <w:bCs w:val="false"/>
-                <w:color w:val="1D1D1F"/>
-                <w:sz w:val="18"/>
-                <w:szCs w:val="18"/>
-              </w:rPr>
-              <w:instrText xml:space="preserve"> FORMTEXT </w:instrText>
-            </w:r>
-            <w:r>
-              <w:rPr>
-                <w:rFonts w:ascii="Calibri" w:cs="Calibri" w:eastAsia="Calibri" w:hAnsi="Calibri"/>
-                <w:b w:val="false"/>
-                <w:bCs w:val="false"/>
-                <w:color w:val="1D1D1F"/>
-                <w:sz w:val="18"/>
-                <w:szCs w:val="18"/>
-              </w:rPr>
-              <w:fldChar w:fldCharType="separate"/>
-            </w:r>
-            <w:r>
-              <w:rPr>
-                <w:rFonts w:ascii="Calibri" w:cs="Calibri" w:eastAsia="Calibri" w:hAnsi="Calibri"/>
-                <w:b w:val="false"/>
-                <w:bCs w:val="false"/>
-                <w:color w:val="1D1D1F"/>
-                <w:sz w:val="18"/>
-                <w:szCs w:val="18"/>
-              </w:rPr>
-              <w:t xml:space="preserve">     </w:t>
-            </w:r>
-            <w:r>
-              <w:rPr>
-                <w:rFonts w:ascii="Calibri" w:cs="Calibri" w:eastAsia="Calibri" w:hAnsi="Calibri"/>
-                <w:b w:val="false"/>
-                <w:bCs w:val="false"/>
-                <w:color w:val="1D1D1F"/>
-                <w:sz w:val="18"/>
-                <w:szCs w:val="18"/>
-              </w:rPr>
-              <w:fldChar w:fldCharType="end"/>
-            </w:r>
-          </w:p>
-        </w:tc>
-        <w:tc>
-          <w:tcPr>
-            <w:tcW w:type="dxa" w:w="3400"/>
-            <w:tcBorders>
-              <w:top w:val="none" w:color="FFFFFF" w:sz="0"/>
-              <w:left w:val="none" w:color="FFFFFF" w:sz="0"/>
-              <w:bottom w:val="single" w:color="E8E8ED" w:sz="4"/>
-              <w:right w:val="none" w:color="FFFFFF" w:sz="0"/>
-            </w:tcBorders>
-            <w:tcMar>
-              <w:top w:type="dxa" w:w="95"/>
-              <w:left w:type="dxa" w:w="80"/>
-              <w:bottom w:type="dxa" w:w="95"/>
-              <w:right w:type="dxa" w:w="80"/>
-            </w:tcMar>
-            <w:vAlign w:val="bottom"/>
-          </w:tcPr>
-          <w:p>
-            <w:pPr>
-              <w:spacing w:after="0" w:line="260"/>
-            </w:pPr>
-            <w:r>
-              <w:rPr>
-                <w:rFonts w:ascii="Calibri" w:cs="Calibri" w:eastAsia="Calibri" w:hAnsi="Calibri"/>
-                <w:b w:val="false"/>
-                <w:bCs w:val="false"/>
-                <w:color w:val="1D1D1F"/>
-                <w:sz w:val="18"/>
-                <w:szCs w:val="18"/>
-              </w:rPr>
-              <w:fldChar w:fldCharType="begin">
-                <w:ffData>
-                  <w:name w:val="fb14z"/>
-                  <w:enabled/>
-                  <w:calcOnExit w:val="0"/>
-                  <w:textInput/>
-                </w:ffData>
-              </w:fldChar>
-            </w:r>
-            <w:r>
-              <w:rPr>
-                <w:rFonts w:ascii="Calibri" w:cs="Calibri" w:eastAsia="Calibri" w:hAnsi="Calibri"/>
-                <w:b w:val="false"/>
-                <w:bCs w:val="false"/>
-                <w:color w:val="1D1D1F"/>
-                <w:sz w:val="18"/>
-                <w:szCs w:val="18"/>
-              </w:rPr>
-              <w:instrText xml:space="preserve"> FORMTEXT </w:instrText>
-            </w:r>
-            <w:r>
-              <w:rPr>
-                <w:rFonts w:ascii="Calibri" w:cs="Calibri" w:eastAsia="Calibri" w:hAnsi="Calibri"/>
-                <w:b w:val="false"/>
-                <w:bCs w:val="false"/>
-                <w:color w:val="1D1D1F"/>
-                <w:sz w:val="18"/>
-                <w:szCs w:val="18"/>
-              </w:rPr>
-              <w:fldChar w:fldCharType="separate"/>
-            </w:r>
-            <w:r>
-              <w:rPr>
-                <w:rFonts w:ascii="Calibri" w:cs="Calibri" w:eastAsia="Calibri" w:hAnsi="Calibri"/>
-                <w:b w:val="false"/>
-                <w:bCs w:val="false"/>
-                <w:color w:val="1D1D1F"/>
-                <w:sz w:val="18"/>
-                <w:szCs w:val="18"/>
-              </w:rPr>
-              <w:t xml:space="preserve">     </w:t>
-            </w:r>
-            <w:r>
-              <w:rPr>
-                <w:rFonts w:ascii="Calibri" w:cs="Calibri" w:eastAsia="Calibri" w:hAnsi="Calibri"/>
-                <w:b w:val="false"/>
-                <w:bCs w:val="false"/>
-                <w:color w:val="1D1D1F"/>
-                <w:sz w:val="18"/>
-                <w:szCs w:val="18"/>
-              </w:rPr>
-              <w:fldChar w:fldCharType="end"/>
-            </w:r>
-          </w:p>
-        </w:tc>
-        <w:tc>
-          <w:tcPr>
-            <w:tcW w:type="dxa" w:w="2870"/>
-            <w:tcBorders>
-              <w:top w:val="none" w:color="FFFFFF" w:sz="0"/>
-              <w:left w:val="none" w:color="FFFFFF" w:sz="0"/>
-              <w:bottom w:val="single" w:color="E8E8ED" w:sz="4"/>
-              <w:right w:val="none" w:color="FFFFFF" w:sz="0"/>
-            </w:tcBorders>
-            <w:tcMar>
-              <w:top w:type="dxa" w:w="95"/>
-              <w:left w:type="dxa" w:w="80"/>
-              <w:bottom w:type="dxa" w:w="95"/>
-              <w:right w:type="dxa" w:w="80"/>
-            </w:tcMar>
-            <w:vAlign w:val="bottom"/>
-          </w:tcPr>
-          <w:p>
-            <w:pPr>
-              <w:spacing w:after="0" w:line="260"/>
-            </w:pPr>
-            <w:r>
-              <w:rPr>
-                <w:rFonts w:ascii="Calibri" w:cs="Calibri" w:eastAsia="Calibri" w:hAnsi="Calibri"/>
-                <w:b w:val="false"/>
-                <w:bCs w:val="false"/>
-                <w:color w:val="1D1D1F"/>
-                <w:sz w:val="18"/>
-                <w:szCs w:val="18"/>
-              </w:rPr>
-              <w:fldChar w:fldCharType="begin">
-                <w:ffData>
-                  <w:name w:val="fb14w"/>
-                  <w:enabled/>
-                  <w:calcOnExit w:val="0"/>
-                  <w:textInput/>
-                </w:ffData>
-              </w:fldChar>
-            </w:r>
-            <w:r>
-              <w:rPr>
-                <w:rFonts w:ascii="Calibri" w:cs="Calibri" w:eastAsia="Calibri" w:hAnsi="Calibri"/>
-                <w:b w:val="false"/>
-                <w:bCs w:val="false"/>
-                <w:color w:val="1D1D1F"/>
-                <w:sz w:val="18"/>
-                <w:szCs w:val="18"/>
-              </w:rPr>
-              <w:instrText xml:space="preserve"> FORMTEXT </w:instrText>
-            </w:r>
-            <w:r>
-              <w:rPr>
-                <w:rFonts w:ascii="Calibri" w:cs="Calibri" w:eastAsia="Calibri" w:hAnsi="Calibri"/>
-                <w:b w:val="false"/>
-                <w:bCs w:val="false"/>
-                <w:color w:val="1D1D1F"/>
-                <w:sz w:val="18"/>
-                <w:szCs w:val="18"/>
-              </w:rPr>
-              <w:fldChar w:fldCharType="separate"/>
-            </w:r>
-            <w:r>
-              <w:rPr>
-                <w:rFonts w:ascii="Calibri" w:cs="Calibri" w:eastAsia="Calibri" w:hAnsi="Calibri"/>
-                <w:b w:val="false"/>
-                <w:bCs w:val="false"/>
-                <w:color w:val="1D1D1F"/>
-                <w:sz w:val="18"/>
-                <w:szCs w:val="18"/>
-              </w:rPr>
-              <w:t xml:space="preserve">     </w:t>
-            </w:r>
-            <w:r>
-              <w:rPr>
-                <w:rFonts w:ascii="Calibri" w:cs="Calibri" w:eastAsia="Calibri" w:hAnsi="Calibri"/>
-                <w:b w:val="false"/>
-                <w:bCs w:val="false"/>
-                <w:color w:val="1D1D1F"/>
-                <w:sz w:val="18"/>
-                <w:szCs w:val="18"/>
-              </w:rPr>
-              <w:fldChar w:fldCharType="end"/>
-            </w:r>
-          </w:p>
-        </w:tc>
-        <w:tc>
-          <w:tcPr>
-            <w:tcW w:type="dxa" w:w="2100"/>
-            <w:tcBorders>
-              <w:top w:val="none" w:color="FFFFFF" w:sz="0"/>
-              <w:left w:val="none" w:color="FFFFFF" w:sz="0"/>
-              <w:bottom w:val="single" w:color="E8E8ED" w:sz="4"/>
-              <w:right w:val="none" w:color="FFFFFF" w:sz="0"/>
-            </w:tcBorders>
-            <w:tcMar>
-              <w:top w:type="dxa" w:w="95"/>
-              <w:left w:type="dxa" w:w="80"/>
-              <w:bottom w:type="dxa" w:w="95"/>
-              <w:right w:type="dxa" w:w="80"/>
-            </w:tcMar>
-            <w:vAlign w:val="bottom"/>
-          </w:tcPr>
-          <w:p>
-            <w:pPr>
-              <w:spacing w:after="0" w:line="260"/>
-            </w:pPr>
-            <w:r>
-              <w:rPr>
-                <w:rFonts w:ascii="Calibri" w:cs="Calibri" w:eastAsia="Calibri" w:hAnsi="Calibri"/>
-                <w:b w:val="false"/>
-                <w:bCs w:val="false"/>
-                <w:color w:val="1D1D1F"/>
-                <w:sz w:val="18"/>
-                <w:szCs w:val="18"/>
-              </w:rPr>
-              <w:fldChar w:fldCharType="begin">
-                <w:ffData>
-                  <w:name w:val="fb14p"/>
-                  <w:enabled/>
-                  <w:calcOnExit w:val="0"/>
-                  <w:textInput/>
-                </w:ffData>
-              </w:fldChar>
-            </w:r>
-            <w:r>
-              <w:rPr>
-                <w:rFonts w:ascii="Calibri" w:cs="Calibri" w:eastAsia="Calibri" w:hAnsi="Calibri"/>
-                <w:b w:val="false"/>
-                <w:bCs w:val="false"/>
-                <w:color w:val="1D1D1F"/>
-                <w:sz w:val="18"/>
-                <w:szCs w:val="18"/>
-              </w:rPr>
-              <w:instrText xml:space="preserve"> FORMTEXT </w:instrText>
-            </w:r>
-            <w:r>
-              <w:rPr>
-                <w:rFonts w:ascii="Calibri" w:cs="Calibri" w:eastAsia="Calibri" w:hAnsi="Calibri"/>
-                <w:b w:val="false"/>
-                <w:bCs w:val="false"/>
-                <w:color w:val="1D1D1F"/>
-                <w:sz w:val="18"/>
-                <w:szCs w:val="18"/>
-              </w:rPr>
-              <w:fldChar w:fldCharType="separate"/>
-            </w:r>
-            <w:r>
-              <w:rPr>
-                <w:rFonts w:ascii="Calibri" w:cs="Calibri" w:eastAsia="Calibri" w:hAnsi="Calibri"/>
-                <w:b w:val="false"/>
-                <w:bCs w:val="false"/>
-                <w:color w:val="1D1D1F"/>
-                <w:sz w:val="18"/>
-                <w:szCs w:val="18"/>
-              </w:rPr>
-              <w:t xml:space="preserve">     </w:t>
-            </w:r>
-            <w:r>
-              <w:rPr>
-                <w:rFonts w:ascii="Calibri" w:cs="Calibri" w:eastAsia="Calibri" w:hAnsi="Calibri"/>
-                <w:b w:val="false"/>
-                <w:bCs w:val="false"/>
-                <w:color w:val="1D1D1F"/>
-                <w:sz w:val="18"/>
-                <w:szCs w:val="18"/>
-              </w:rPr>
-              <w:fldChar w:fldCharType="end"/>
-            </w:r>
-          </w:p>
-        </w:tc>
-      </w:tr>
-      <w:tr>
-        <w:tc>
-          <w:tcPr>
-            <w:tcW w:type="dxa" w:w="1300"/>
-            <w:tcBorders>
-              <w:top w:val="none" w:color="FFFFFF" w:sz="0"/>
-              <w:left w:val="none" w:color="FFFFFF" w:sz="0"/>
-              <w:bottom w:val="single" w:color="E8E8ED" w:sz="4"/>
-              <w:right w:val="none" w:color="FFFFFF" w:sz="0"/>
-            </w:tcBorders>
-            <w:tcMar>
-              <w:top w:type="dxa" w:w="95"/>
-              <w:left w:type="dxa" w:w="80"/>
-              <w:bottom w:type="dxa" w:w="95"/>
-              <w:right w:type="dxa" w:w="80"/>
-            </w:tcMar>
-            <w:vAlign w:val="bottom"/>
-          </w:tcPr>
-          <w:p>
-            <w:pPr>
-              <w:spacing w:after="0" w:line="260"/>
-            </w:pPr>
-            <w:r>
-              <w:rPr>
-                <w:rFonts w:ascii="Calibri" w:cs="Calibri" w:eastAsia="Calibri" w:hAnsi="Calibri"/>
-                <w:b w:val="false"/>
-                <w:bCs w:val="false"/>
-                <w:color w:val="1D1D1F"/>
-                <w:sz w:val="18"/>
-                <w:szCs w:val="18"/>
-              </w:rPr>
-              <w:fldChar w:fldCharType="begin">
-                <w:ffData>
-                  <w:name w:val="fb15d"/>
-                  <w:enabled/>
-                  <w:calcOnExit w:val="0"/>
-                  <w:textInput/>
-                </w:ffData>
-              </w:fldChar>
-            </w:r>
-            <w:r>
-              <w:rPr>
-                <w:rFonts w:ascii="Calibri" w:cs="Calibri" w:eastAsia="Calibri" w:hAnsi="Calibri"/>
-                <w:b w:val="false"/>
-                <w:bCs w:val="false"/>
-                <w:color w:val="1D1D1F"/>
-                <w:sz w:val="18"/>
-                <w:szCs w:val="18"/>
-              </w:rPr>
-              <w:instrText xml:space="preserve"> FORMTEXT </w:instrText>
-            </w:r>
-            <w:r>
-              <w:rPr>
-                <w:rFonts w:ascii="Calibri" w:cs="Calibri" w:eastAsia="Calibri" w:hAnsi="Calibri"/>
-                <w:b w:val="false"/>
-                <w:bCs w:val="false"/>
-                <w:color w:val="1D1D1F"/>
-                <w:sz w:val="18"/>
-                <w:szCs w:val="18"/>
-              </w:rPr>
-              <w:fldChar w:fldCharType="separate"/>
-            </w:r>
-            <w:r>
-              <w:rPr>
-                <w:rFonts w:ascii="Calibri" w:cs="Calibri" w:eastAsia="Calibri" w:hAnsi="Calibri"/>
-                <w:b w:val="false"/>
-                <w:bCs w:val="false"/>
-                <w:color w:val="1D1D1F"/>
-                <w:sz w:val="18"/>
-                <w:szCs w:val="18"/>
-              </w:rPr>
-              <w:t xml:space="preserve">     </w:t>
-            </w:r>
-            <w:r>
-              <w:rPr>
-                <w:rFonts w:ascii="Calibri" w:cs="Calibri" w:eastAsia="Calibri" w:hAnsi="Calibri"/>
-                <w:b w:val="false"/>
-                <w:bCs w:val="false"/>
-                <w:color w:val="1D1D1F"/>
-                <w:sz w:val="18"/>
-                <w:szCs w:val="18"/>
-              </w:rPr>
-              <w:fldChar w:fldCharType="end"/>
-            </w:r>
-          </w:p>
-        </w:tc>
-        <w:tc>
-          <w:tcPr>
-            <w:tcW w:type="dxa" w:w="1200"/>
-            <w:tcBorders>
-              <w:top w:val="none" w:color="FFFFFF" w:sz="0"/>
-              <w:left w:val="none" w:color="FFFFFF" w:sz="0"/>
-              <w:bottom w:val="single" w:color="E8E8ED" w:sz="4"/>
-              <w:right w:val="none" w:color="FFFFFF" w:sz="0"/>
-            </w:tcBorders>
-            <w:tcMar>
-              <w:top w:type="dxa" w:w="95"/>
-              <w:left w:type="dxa" w:w="80"/>
-              <w:bottom w:type="dxa" w:w="95"/>
-              <w:right w:type="dxa" w:w="80"/>
-            </w:tcMar>
-            <w:vAlign w:val="bottom"/>
-          </w:tcPr>
-          <w:p>
-            <w:pPr>
-              <w:spacing w:after="0" w:line="260"/>
-            </w:pPr>
-            <w:r>
-              <w:rPr>
-                <w:rFonts w:ascii="Calibri" w:cs="Calibri" w:eastAsia="Calibri" w:hAnsi="Calibri"/>
-                <w:b w:val="false"/>
-                <w:bCs w:val="false"/>
-                <w:color w:val="1D1D1F"/>
-                <w:sz w:val="18"/>
-                <w:szCs w:val="18"/>
-              </w:rPr>
-              <w:fldChar w:fldCharType="begin">
-                <w:ffData>
-                  <w:name w:val="fb15s"/>
-                  <w:enabled/>
-                  <w:calcOnExit w:val="0"/>
-                  <w:textInput/>
-                </w:ffData>
-              </w:fldChar>
-            </w:r>
-            <w:r>
-              <w:rPr>
-                <w:rFonts w:ascii="Calibri" w:cs="Calibri" w:eastAsia="Calibri" w:hAnsi="Calibri"/>
-                <w:b w:val="false"/>
-                <w:bCs w:val="false"/>
-                <w:color w:val="1D1D1F"/>
-                <w:sz w:val="18"/>
-                <w:szCs w:val="18"/>
-              </w:rPr>
-              <w:instrText xml:space="preserve"> FORMTEXT </w:instrText>
-            </w:r>
-            <w:r>
-              <w:rPr>
-                <w:rFonts w:ascii="Calibri" w:cs="Calibri" w:eastAsia="Calibri" w:hAnsi="Calibri"/>
-                <w:b w:val="false"/>
-                <w:bCs w:val="false"/>
-                <w:color w:val="1D1D1F"/>
-                <w:sz w:val="18"/>
-                <w:szCs w:val="18"/>
-              </w:rPr>
-              <w:fldChar w:fldCharType="separate"/>
-            </w:r>
-            <w:r>
-              <w:rPr>
-                <w:rFonts w:ascii="Calibri" w:cs="Calibri" w:eastAsia="Calibri" w:hAnsi="Calibri"/>
-                <w:b w:val="false"/>
-                <w:bCs w:val="false"/>
-                <w:color w:val="1D1D1F"/>
-                <w:sz w:val="18"/>
-                <w:szCs w:val="18"/>
-              </w:rPr>
-              <w:t xml:space="preserve">     </w:t>
-            </w:r>
-            <w:r>
-              <w:rPr>
-                <w:rFonts w:ascii="Calibri" w:cs="Calibri" w:eastAsia="Calibri" w:hAnsi="Calibri"/>
-                <w:b w:val="false"/>
-                <w:bCs w:val="false"/>
-                <w:color w:val="1D1D1F"/>
-                <w:sz w:val="18"/>
-                <w:szCs w:val="18"/>
-              </w:rPr>
-              <w:fldChar w:fldCharType="end"/>
-            </w:r>
-          </w:p>
-        </w:tc>
-        <w:tc>
-          <w:tcPr>
-            <w:tcW w:type="dxa" w:w="1200"/>
-            <w:tcBorders>
-              <w:top w:val="none" w:color="FFFFFF" w:sz="0"/>
-              <w:left w:val="none" w:color="FFFFFF" w:sz="0"/>
-              <w:bottom w:val="single" w:color="E8E8ED" w:sz="4"/>
-              <w:right w:val="none" w:color="FFFFFF" w:sz="0"/>
-            </w:tcBorders>
-            <w:tcMar>
-              <w:top w:type="dxa" w:w="95"/>
-              <w:left w:type="dxa" w:w="80"/>
-              <w:bottom w:type="dxa" w:w="95"/>
-              <w:right w:type="dxa" w:w="80"/>
-            </w:tcMar>
-            <w:vAlign w:val="bottom"/>
-          </w:tcPr>
-          <w:p>
-            <w:pPr>
-              <w:spacing w:after="0" w:line="260"/>
-            </w:pPr>
-            <w:r>
-              <w:rPr>
-                <w:rFonts w:ascii="Calibri" w:cs="Calibri" w:eastAsia="Calibri" w:hAnsi="Calibri"/>
-                <w:b w:val="false"/>
-                <w:bCs w:val="false"/>
-                <w:color w:val="1D1D1F"/>
-                <w:sz w:val="18"/>
-                <w:szCs w:val="18"/>
-              </w:rPr>
-              <w:fldChar w:fldCharType="begin">
-                <w:ffData>
-                  <w:name w:val="fb15e"/>
-                  <w:enabled/>
-                  <w:calcOnExit w:val="0"/>
-                  <w:textInput/>
-                </w:ffData>
-              </w:fldChar>
-            </w:r>
-            <w:r>
-              <w:rPr>
-                <w:rFonts w:ascii="Calibri" w:cs="Calibri" w:eastAsia="Calibri" w:hAnsi="Calibri"/>
-                <w:b w:val="false"/>
-                <w:bCs w:val="false"/>
-                <w:color w:val="1D1D1F"/>
-                <w:sz w:val="18"/>
-                <w:szCs w:val="18"/>
-              </w:rPr>
-              <w:instrText xml:space="preserve"> FORMTEXT </w:instrText>
-            </w:r>
-            <w:r>
-              <w:rPr>
-                <w:rFonts w:ascii="Calibri" w:cs="Calibri" w:eastAsia="Calibri" w:hAnsi="Calibri"/>
-                <w:b w:val="false"/>
-                <w:bCs w:val="false"/>
-                <w:color w:val="1D1D1F"/>
-                <w:sz w:val="18"/>
-                <w:szCs w:val="18"/>
-              </w:rPr>
-              <w:fldChar w:fldCharType="separate"/>
-            </w:r>
-            <w:r>
-              <w:rPr>
-                <w:rFonts w:ascii="Calibri" w:cs="Calibri" w:eastAsia="Calibri" w:hAnsi="Calibri"/>
-                <w:b w:val="false"/>
-                <w:bCs w:val="false"/>
-                <w:color w:val="1D1D1F"/>
-                <w:sz w:val="18"/>
-                <w:szCs w:val="18"/>
-              </w:rPr>
-              <w:t xml:space="preserve">     </w:t>
-            </w:r>
-            <w:r>
-              <w:rPr>
-                <w:rFonts w:ascii="Calibri" w:cs="Calibri" w:eastAsia="Calibri" w:hAnsi="Calibri"/>
-                <w:b w:val="false"/>
-                <w:bCs w:val="false"/>
-                <w:color w:val="1D1D1F"/>
-                <w:sz w:val="18"/>
-                <w:szCs w:val="18"/>
-              </w:rPr>
-              <w:fldChar w:fldCharType="end"/>
-            </w:r>
-          </w:p>
-        </w:tc>
-        <w:tc>
-          <w:tcPr>
-            <w:tcW w:type="dxa" w:w="900"/>
-            <w:tcBorders>
-              <w:top w:val="none" w:color="FFFFFF" w:sz="0"/>
-              <w:left w:val="none" w:color="FFFFFF" w:sz="0"/>
-              <w:bottom w:val="single" w:color="E8E8ED" w:sz="4"/>
-              <w:right w:val="none" w:color="FFFFFF" w:sz="0"/>
-            </w:tcBorders>
-            <w:tcMar>
-              <w:top w:type="dxa" w:w="95"/>
-              <w:left w:type="dxa" w:w="80"/>
-              <w:bottom w:type="dxa" w:w="95"/>
-              <w:right w:type="dxa" w:w="80"/>
-            </w:tcMar>
-            <w:vAlign w:val="bottom"/>
-          </w:tcPr>
-          <w:p>
-            <w:pPr>
-              <w:spacing w:after="0" w:line="260"/>
-            </w:pPr>
-            <w:r>
-              <w:rPr>
-                <w:rFonts w:ascii="Calibri" w:cs="Calibri" w:eastAsia="Calibri" w:hAnsi="Calibri"/>
-                <w:b w:val="false"/>
-                <w:bCs w:val="false"/>
-                <w:color w:val="1D1D1F"/>
-                <w:sz w:val="18"/>
-                <w:szCs w:val="18"/>
-              </w:rPr>
-              <w:fldChar w:fldCharType="begin">
-                <w:ffData>
-                  <w:name w:val="fb15k"/>
-                  <w:enabled/>
-                  <w:calcOnExit w:val="0"/>
-                  <w:textInput/>
-                </w:ffData>
-              </w:fldChar>
-            </w:r>
-            <w:r>
-              <w:rPr>
-                <w:rFonts w:ascii="Calibri" w:cs="Calibri" w:eastAsia="Calibri" w:hAnsi="Calibri"/>
-                <w:b w:val="false"/>
-                <w:bCs w:val="false"/>
-                <w:color w:val="1D1D1F"/>
-                <w:sz w:val="18"/>
-                <w:szCs w:val="18"/>
-              </w:rPr>
-              <w:instrText xml:space="preserve"> FORMTEXT </w:instrText>
-            </w:r>
-            <w:r>
-              <w:rPr>
-                <w:rFonts w:ascii="Calibri" w:cs="Calibri" w:eastAsia="Calibri" w:hAnsi="Calibri"/>
-                <w:b w:val="false"/>
-                <w:bCs w:val="false"/>
-                <w:color w:val="1D1D1F"/>
-                <w:sz w:val="18"/>
-                <w:szCs w:val="18"/>
-              </w:rPr>
-              <w:fldChar w:fldCharType="separate"/>
-            </w:r>
-            <w:r>
-              <w:rPr>
-                <w:rFonts w:ascii="Calibri" w:cs="Calibri" w:eastAsia="Calibri" w:hAnsi="Calibri"/>
-                <w:b w:val="false"/>
-                <w:bCs w:val="false"/>
-                <w:color w:val="1D1D1F"/>
-                <w:sz w:val="18"/>
-                <w:szCs w:val="18"/>
-              </w:rPr>
-              <w:t xml:space="preserve">     </w:t>
-            </w:r>
-            <w:r>
-              <w:rPr>
-                <w:rFonts w:ascii="Calibri" w:cs="Calibri" w:eastAsia="Calibri" w:hAnsi="Calibri"/>
-                <w:b w:val="false"/>
-                <w:bCs w:val="false"/>
-                <w:color w:val="1D1D1F"/>
-                <w:sz w:val="18"/>
-                <w:szCs w:val="18"/>
-              </w:rPr>
-              <w:fldChar w:fldCharType="end"/>
-            </w:r>
-          </w:p>
-        </w:tc>
-        <w:tc>
-          <w:tcPr>
-            <w:tcW w:type="dxa" w:w="1600"/>
-            <w:tcBorders>
-              <w:top w:val="none" w:color="FFFFFF" w:sz="0"/>
-              <w:left w:val="none" w:color="FFFFFF" w:sz="0"/>
-              <w:bottom w:val="single" w:color="E8E8ED" w:sz="4"/>
-              <w:right w:val="none" w:color="FFFFFF" w:sz="0"/>
-            </w:tcBorders>
-            <w:tcMar>
-              <w:top w:type="dxa" w:w="95"/>
-              <w:left w:type="dxa" w:w="80"/>
-              <w:bottom w:type="dxa" w:w="95"/>
-              <w:right w:type="dxa" w:w="80"/>
-            </w:tcMar>
-            <w:vAlign w:val="bottom"/>
-          </w:tcPr>
-          <w:p>
-            <w:pPr>
-              <w:spacing w:after="0" w:line="260"/>
-            </w:pPr>
-            <w:r>
-              <w:rPr>
-                <w:rFonts w:ascii="Calibri" w:cs="Calibri" w:eastAsia="Calibri" w:hAnsi="Calibri"/>
-                <w:b w:val="false"/>
-                <w:bCs w:val="false"/>
-                <w:color w:val="1D1D1F"/>
-                <w:sz w:val="18"/>
-                <w:szCs w:val="18"/>
-              </w:rPr>
-              <w:fldChar w:fldCharType="begin">
-                <w:ffData>
-                  <w:name w:val="fb15c"/>
-                  <w:enabled/>
-                  <w:calcOnExit w:val="0"/>
-                  <w:textInput/>
-                </w:ffData>
-              </w:fldChar>
-            </w:r>
-            <w:r>
-              <w:rPr>
-                <w:rFonts w:ascii="Calibri" w:cs="Calibri" w:eastAsia="Calibri" w:hAnsi="Calibri"/>
-                <w:b w:val="false"/>
-                <w:bCs w:val="false"/>
-                <w:color w:val="1D1D1F"/>
-                <w:sz w:val="18"/>
-                <w:szCs w:val="18"/>
-              </w:rPr>
-              <w:instrText xml:space="preserve"> FORMTEXT </w:instrText>
-            </w:r>
-            <w:r>
-              <w:rPr>
-                <w:rFonts w:ascii="Calibri" w:cs="Calibri" w:eastAsia="Calibri" w:hAnsi="Calibri"/>
-                <w:b w:val="false"/>
-                <w:bCs w:val="false"/>
-                <w:color w:val="1D1D1F"/>
-                <w:sz w:val="18"/>
-                <w:szCs w:val="18"/>
-              </w:rPr>
-              <w:fldChar w:fldCharType="separate"/>
-            </w:r>
-            <w:r>
-              <w:rPr>
-                <w:rFonts w:ascii="Calibri" w:cs="Calibri" w:eastAsia="Calibri" w:hAnsi="Calibri"/>
-                <w:b w:val="false"/>
-                <w:bCs w:val="false"/>
-                <w:color w:val="1D1D1F"/>
-                <w:sz w:val="18"/>
-                <w:szCs w:val="18"/>
-              </w:rPr>
-              <w:t xml:space="preserve">     </w:t>
-            </w:r>
-            <w:r>
-              <w:rPr>
-                <w:rFonts w:ascii="Calibri" w:cs="Calibri" w:eastAsia="Calibri" w:hAnsi="Calibri"/>
-                <w:b w:val="false"/>
-                <w:bCs w:val="false"/>
-                <w:color w:val="1D1D1F"/>
-                <w:sz w:val="18"/>
-                <w:szCs w:val="18"/>
-              </w:rPr>
-              <w:fldChar w:fldCharType="end"/>
-            </w:r>
-          </w:p>
-        </w:tc>
-        <w:tc>
-          <w:tcPr>
-            <w:tcW w:type="dxa" w:w="3400"/>
-            <w:tcBorders>
-              <w:top w:val="none" w:color="FFFFFF" w:sz="0"/>
-              <w:left w:val="none" w:color="FFFFFF" w:sz="0"/>
-              <w:bottom w:val="single" w:color="E8E8ED" w:sz="4"/>
-              <w:right w:val="none" w:color="FFFFFF" w:sz="0"/>
-            </w:tcBorders>
-            <w:tcMar>
-              <w:top w:type="dxa" w:w="95"/>
-              <w:left w:type="dxa" w:w="80"/>
-              <w:bottom w:type="dxa" w:w="95"/>
-              <w:right w:type="dxa" w:w="80"/>
-            </w:tcMar>
-            <w:vAlign w:val="bottom"/>
-          </w:tcPr>
-          <w:p>
-            <w:pPr>
-              <w:spacing w:after="0" w:line="260"/>
-            </w:pPr>
-            <w:r>
-              <w:rPr>
-                <w:rFonts w:ascii="Calibri" w:cs="Calibri" w:eastAsia="Calibri" w:hAnsi="Calibri"/>
-                <w:b w:val="false"/>
-                <w:bCs w:val="false"/>
-                <w:color w:val="1D1D1F"/>
-                <w:sz w:val="18"/>
-                <w:szCs w:val="18"/>
-              </w:rPr>
-              <w:fldChar w:fldCharType="begin">
-                <w:ffData>
-                  <w:name w:val="fb15z"/>
-                  <w:enabled/>
-                  <w:calcOnExit w:val="0"/>
-                  <w:textInput/>
-                </w:ffData>
-              </w:fldChar>
-            </w:r>
-            <w:r>
-              <w:rPr>
-                <w:rFonts w:ascii="Calibri" w:cs="Calibri" w:eastAsia="Calibri" w:hAnsi="Calibri"/>
-                <w:b w:val="false"/>
-                <w:bCs w:val="false"/>
-                <w:color w:val="1D1D1F"/>
-                <w:sz w:val="18"/>
-                <w:szCs w:val="18"/>
-              </w:rPr>
-              <w:instrText xml:space="preserve"> FORMTEXT </w:instrText>
-            </w:r>
-            <w:r>
-              <w:rPr>
-                <w:rFonts w:ascii="Calibri" w:cs="Calibri" w:eastAsia="Calibri" w:hAnsi="Calibri"/>
-                <w:b w:val="false"/>
-                <w:bCs w:val="false"/>
-                <w:color w:val="1D1D1F"/>
-                <w:sz w:val="18"/>
-                <w:szCs w:val="18"/>
-              </w:rPr>
-              <w:fldChar w:fldCharType="separate"/>
-            </w:r>
-            <w:r>
-              <w:rPr>
-                <w:rFonts w:ascii="Calibri" w:cs="Calibri" w:eastAsia="Calibri" w:hAnsi="Calibri"/>
-                <w:b w:val="false"/>
-                <w:bCs w:val="false"/>
-                <w:color w:val="1D1D1F"/>
-                <w:sz w:val="18"/>
-                <w:szCs w:val="18"/>
-              </w:rPr>
-              <w:t xml:space="preserve">     </w:t>
-            </w:r>
-            <w:r>
-              <w:rPr>
-                <w:rFonts w:ascii="Calibri" w:cs="Calibri" w:eastAsia="Calibri" w:hAnsi="Calibri"/>
-                <w:b w:val="false"/>
-                <w:bCs w:val="false"/>
-                <w:color w:val="1D1D1F"/>
-                <w:sz w:val="18"/>
-                <w:szCs w:val="18"/>
-              </w:rPr>
-              <w:fldChar w:fldCharType="end"/>
-            </w:r>
-          </w:p>
-        </w:tc>
-        <w:tc>
-          <w:tcPr>
-            <w:tcW w:type="dxa" w:w="2870"/>
-            <w:tcBorders>
-              <w:top w:val="none" w:color="FFFFFF" w:sz="0"/>
-              <w:left w:val="none" w:color="FFFFFF" w:sz="0"/>
-              <w:bottom w:val="single" w:color="E8E8ED" w:sz="4"/>
-              <w:right w:val="none" w:color="FFFFFF" w:sz="0"/>
-            </w:tcBorders>
-            <w:tcMar>
-              <w:top w:type="dxa" w:w="95"/>
-              <w:left w:type="dxa" w:w="80"/>
-              <w:bottom w:type="dxa" w:w="95"/>
-              <w:right w:type="dxa" w:w="80"/>
-            </w:tcMar>
-            <w:vAlign w:val="bottom"/>
-          </w:tcPr>
-          <w:p>
-            <w:pPr>
-              <w:spacing w:after="0" w:line="260"/>
-            </w:pPr>
-            <w:r>
-              <w:rPr>
-                <w:rFonts w:ascii="Calibri" w:cs="Calibri" w:eastAsia="Calibri" w:hAnsi="Calibri"/>
-                <w:b w:val="false"/>
-                <w:bCs w:val="false"/>
-                <w:color w:val="1D1D1F"/>
-                <w:sz w:val="18"/>
-                <w:szCs w:val="18"/>
-              </w:rPr>
-              <w:fldChar w:fldCharType="begin">
-                <w:ffData>
-                  <w:name w:val="fb15w"/>
-                  <w:enabled/>
-                  <w:calcOnExit w:val="0"/>
-                  <w:textInput/>
-                </w:ffData>
-              </w:fldChar>
-            </w:r>
-            <w:r>
-              <w:rPr>
-                <w:rFonts w:ascii="Calibri" w:cs="Calibri" w:eastAsia="Calibri" w:hAnsi="Calibri"/>
-                <w:b w:val="false"/>
-                <w:bCs w:val="false"/>
-                <w:color w:val="1D1D1F"/>
-                <w:sz w:val="18"/>
-                <w:szCs w:val="18"/>
-              </w:rPr>
-              <w:instrText xml:space="preserve"> FORMTEXT </w:instrText>
-            </w:r>
-            <w:r>
-              <w:rPr>
-                <w:rFonts w:ascii="Calibri" w:cs="Calibri" w:eastAsia="Calibri" w:hAnsi="Calibri"/>
-                <w:b w:val="false"/>
-                <w:bCs w:val="false"/>
-                <w:color w:val="1D1D1F"/>
-                <w:sz w:val="18"/>
-                <w:szCs w:val="18"/>
-              </w:rPr>
-              <w:fldChar w:fldCharType="separate"/>
-            </w:r>
-            <w:r>
-              <w:rPr>
-                <w:rFonts w:ascii="Calibri" w:cs="Calibri" w:eastAsia="Calibri" w:hAnsi="Calibri"/>
-                <w:b w:val="false"/>
-                <w:bCs w:val="false"/>
-                <w:color w:val="1D1D1F"/>
-                <w:sz w:val="18"/>
-                <w:szCs w:val="18"/>
-              </w:rPr>
-              <w:t xml:space="preserve">     </w:t>
-            </w:r>
-            <w:r>
-              <w:rPr>
-                <w:rFonts w:ascii="Calibri" w:cs="Calibri" w:eastAsia="Calibri" w:hAnsi="Calibri"/>
-                <w:b w:val="false"/>
-                <w:bCs w:val="false"/>
-                <w:color w:val="1D1D1F"/>
-                <w:sz w:val="18"/>
-                <w:szCs w:val="18"/>
-              </w:rPr>
-              <w:fldChar w:fldCharType="end"/>
-            </w:r>
-          </w:p>
-        </w:tc>
-        <w:tc>
-          <w:tcPr>
-            <w:tcW w:type="dxa" w:w="2100"/>
-            <w:tcBorders>
-              <w:top w:val="none" w:color="FFFFFF" w:sz="0"/>
-              <w:left w:val="none" w:color="FFFFFF" w:sz="0"/>
-              <w:bottom w:val="single" w:color="E8E8ED" w:sz="4"/>
-              <w:right w:val="none" w:color="FFFFFF" w:sz="0"/>
-            </w:tcBorders>
-            <w:tcMar>
-              <w:top w:type="dxa" w:w="95"/>
-              <w:left w:type="dxa" w:w="80"/>
-              <w:bottom w:type="dxa" w:w="95"/>
-              <w:right w:type="dxa" w:w="80"/>
-            </w:tcMar>
-            <w:vAlign w:val="bottom"/>
-          </w:tcPr>
-          <w:p>
-            <w:pPr>
-              <w:spacing w:after="0" w:line="260"/>
-            </w:pPr>
-            <w:r>
-              <w:rPr>
-                <w:rFonts w:ascii="Calibri" w:cs="Calibri" w:eastAsia="Calibri" w:hAnsi="Calibri"/>
-                <w:b w:val="false"/>
-                <w:bCs w:val="false"/>
-                <w:color w:val="1D1D1F"/>
-                <w:sz w:val="18"/>
-                <w:szCs w:val="18"/>
-              </w:rPr>
-              <w:fldChar w:fldCharType="begin">
-                <w:ffData>
-                  <w:name w:val="fb15p"/>
-                  <w:enabled/>
-                  <w:calcOnExit w:val="0"/>
-                  <w:textInput/>
-                </w:ffData>
-              </w:fldChar>
-            </w:r>
-            <w:r>
-              <w:rPr>
-                <w:rFonts w:ascii="Calibri" w:cs="Calibri" w:eastAsia="Calibri" w:hAnsi="Calibri"/>
-                <w:b w:val="false"/>
-                <w:bCs w:val="false"/>
-                <w:color w:val="1D1D1F"/>
-                <w:sz w:val="18"/>
-                <w:szCs w:val="18"/>
-              </w:rPr>
-              <w:instrText xml:space="preserve"> FORMTEXT </w:instrText>
-            </w:r>
-            <w:r>
-              <w:rPr>
-                <w:rFonts w:ascii="Calibri" w:cs="Calibri" w:eastAsia="Calibri" w:hAnsi="Calibri"/>
-                <w:b w:val="false"/>
-                <w:bCs w:val="false"/>
-                <w:color w:val="1D1D1F"/>
-                <w:sz w:val="18"/>
-                <w:szCs w:val="18"/>
-              </w:rPr>
-              <w:fldChar w:fldCharType="separate"/>
-            </w:r>
-            <w:r>
-              <w:rPr>
-                <w:rFonts w:ascii="Calibri" w:cs="Calibri" w:eastAsia="Calibri" w:hAnsi="Calibri"/>
-                <w:b w:val="false"/>
-                <w:bCs w:val="false"/>
-                <w:color w:val="1D1D1F"/>
-                <w:sz w:val="18"/>
-                <w:szCs w:val="18"/>
-              </w:rPr>
-              <w:t xml:space="preserve">     </w:t>
-            </w:r>
-            <w:r>
-              <w:rPr>
-                <w:rFonts w:ascii="Calibri" w:cs="Calibri" w:eastAsia="Calibri" w:hAnsi="Calibri"/>
-                <w:b w:val="false"/>
-                <w:bCs w:val="false"/>
-                <w:color w:val="1D1D1F"/>
-                <w:sz w:val="18"/>
-                <w:szCs w:val="18"/>
-              </w:rPr>
-              <w:fldChar w:fldCharType="end"/>
-            </w:r>
-          </w:p>
-        </w:tc>
-      </w:tr>
-      <w:tr>
-        <w:tc>
-          <w:tcPr>
-            <w:tcW w:type="dxa" w:w="1300"/>
-            <w:tcBorders>
-              <w:top w:val="none" w:color="FFFFFF" w:sz="0"/>
-              <w:left w:val="none" w:color="FFFFFF" w:sz="0"/>
-              <w:bottom w:val="single" w:color="E8E8ED" w:sz="4"/>
-              <w:right w:val="none" w:color="FFFFFF" w:sz="0"/>
-            </w:tcBorders>
-            <w:tcMar>
-              <w:top w:type="dxa" w:w="95"/>
-              <w:left w:type="dxa" w:w="80"/>
-              <w:bottom w:type="dxa" w:w="95"/>
-              <w:right w:type="dxa" w:w="80"/>
-            </w:tcMar>
-            <w:vAlign w:val="bottom"/>
-          </w:tcPr>
-          <w:p>
-            <w:pPr>
-              <w:spacing w:after="0" w:line="260"/>
-            </w:pPr>
-            <w:r>
-              <w:rPr>
-                <w:rFonts w:ascii="Calibri" w:cs="Calibri" w:eastAsia="Calibri" w:hAnsi="Calibri"/>
-                <w:b w:val="false"/>
-                <w:bCs w:val="false"/>
-                <w:color w:val="1D1D1F"/>
-                <w:sz w:val="18"/>
-                <w:szCs w:val="18"/>
-              </w:rPr>
-              <w:fldChar w:fldCharType="begin">
-                <w:ffData>
-                  <w:name w:val="fb16d"/>
-                  <w:enabled/>
-                  <w:calcOnExit w:val="0"/>
-                  <w:textInput/>
-                </w:ffData>
-              </w:fldChar>
-            </w:r>
-            <w:r>
-              <w:rPr>
-                <w:rFonts w:ascii="Calibri" w:cs="Calibri" w:eastAsia="Calibri" w:hAnsi="Calibri"/>
-                <w:b w:val="false"/>
-                <w:bCs w:val="false"/>
-                <w:color w:val="1D1D1F"/>
-                <w:sz w:val="18"/>
-                <w:szCs w:val="18"/>
-              </w:rPr>
-              <w:instrText xml:space="preserve"> FORMTEXT </w:instrText>
-            </w:r>
-            <w:r>
-              <w:rPr>
-                <w:rFonts w:ascii="Calibri" w:cs="Calibri" w:eastAsia="Calibri" w:hAnsi="Calibri"/>
-                <w:b w:val="false"/>
-                <w:bCs w:val="false"/>
-                <w:color w:val="1D1D1F"/>
-                <w:sz w:val="18"/>
-                <w:szCs w:val="18"/>
-              </w:rPr>
-              <w:fldChar w:fldCharType="separate"/>
-            </w:r>
-            <w:r>
-              <w:rPr>
-                <w:rFonts w:ascii="Calibri" w:cs="Calibri" w:eastAsia="Calibri" w:hAnsi="Calibri"/>
-                <w:b w:val="false"/>
-                <w:bCs w:val="false"/>
-                <w:color w:val="1D1D1F"/>
-                <w:sz w:val="18"/>
-                <w:szCs w:val="18"/>
-              </w:rPr>
-              <w:t xml:space="preserve">     </w:t>
-            </w:r>
-            <w:r>
-              <w:rPr>
-                <w:rFonts w:ascii="Calibri" w:cs="Calibri" w:eastAsia="Calibri" w:hAnsi="Calibri"/>
-                <w:b w:val="false"/>
-                <w:bCs w:val="false"/>
-                <w:color w:val="1D1D1F"/>
-                <w:sz w:val="18"/>
-                <w:szCs w:val="18"/>
-              </w:rPr>
-              <w:fldChar w:fldCharType="end"/>
-            </w:r>
-          </w:p>
-        </w:tc>
-        <w:tc>
-          <w:tcPr>
-            <w:tcW w:type="dxa" w:w="1200"/>
-            <w:tcBorders>
-              <w:top w:val="none" w:color="FFFFFF" w:sz="0"/>
-              <w:left w:val="none" w:color="FFFFFF" w:sz="0"/>
-              <w:bottom w:val="single" w:color="E8E8ED" w:sz="4"/>
-              <w:right w:val="none" w:color="FFFFFF" w:sz="0"/>
-            </w:tcBorders>
-            <w:tcMar>
-              <w:top w:type="dxa" w:w="95"/>
-              <w:left w:type="dxa" w:w="80"/>
-              <w:bottom w:type="dxa" w:w="95"/>
-              <w:right w:type="dxa" w:w="80"/>
-            </w:tcMar>
-            <w:vAlign w:val="bottom"/>
-          </w:tcPr>
-          <w:p>
-            <w:pPr>
-              <w:spacing w:after="0" w:line="260"/>
-            </w:pPr>
-            <w:r>
-              <w:rPr>
-                <w:rFonts w:ascii="Calibri" w:cs="Calibri" w:eastAsia="Calibri" w:hAnsi="Calibri"/>
-                <w:b w:val="false"/>
-                <w:bCs w:val="false"/>
-                <w:color w:val="1D1D1F"/>
-                <w:sz w:val="18"/>
-                <w:szCs w:val="18"/>
-              </w:rPr>
-              <w:fldChar w:fldCharType="begin">
-                <w:ffData>
-                  <w:name w:val="fb16s"/>
-                  <w:enabled/>
-                  <w:calcOnExit w:val="0"/>
-                  <w:textInput/>
-                </w:ffData>
-              </w:fldChar>
-            </w:r>
-            <w:r>
-              <w:rPr>
-                <w:rFonts w:ascii="Calibri" w:cs="Calibri" w:eastAsia="Calibri" w:hAnsi="Calibri"/>
-                <w:b w:val="false"/>
-                <w:bCs w:val="false"/>
-                <w:color w:val="1D1D1F"/>
-                <w:sz w:val="18"/>
-                <w:szCs w:val="18"/>
-              </w:rPr>
-              <w:instrText xml:space="preserve"> FORMTEXT </w:instrText>
-            </w:r>
-            <w:r>
-              <w:rPr>
-                <w:rFonts w:ascii="Calibri" w:cs="Calibri" w:eastAsia="Calibri" w:hAnsi="Calibri"/>
-                <w:b w:val="false"/>
-                <w:bCs w:val="false"/>
-                <w:color w:val="1D1D1F"/>
-                <w:sz w:val="18"/>
-                <w:szCs w:val="18"/>
-              </w:rPr>
-              <w:fldChar w:fldCharType="separate"/>
-            </w:r>
-            <w:r>
-              <w:rPr>
-                <w:rFonts w:ascii="Calibri" w:cs="Calibri" w:eastAsia="Calibri" w:hAnsi="Calibri"/>
-                <w:b w:val="false"/>
-                <w:bCs w:val="false"/>
-                <w:color w:val="1D1D1F"/>
-                <w:sz w:val="18"/>
-                <w:szCs w:val="18"/>
-              </w:rPr>
-              <w:t xml:space="preserve">     </w:t>
-            </w:r>
-            <w:r>
-              <w:rPr>
-                <w:rFonts w:ascii="Calibri" w:cs="Calibri" w:eastAsia="Calibri" w:hAnsi="Calibri"/>
-                <w:b w:val="false"/>
-                <w:bCs w:val="false"/>
-                <w:color w:val="1D1D1F"/>
-                <w:sz w:val="18"/>
-                <w:szCs w:val="18"/>
-              </w:rPr>
-              <w:fldChar w:fldCharType="end"/>
-            </w:r>
-          </w:p>
-        </w:tc>
-        <w:tc>
-          <w:tcPr>
-            <w:tcW w:type="dxa" w:w="1200"/>
-            <w:tcBorders>
-              <w:top w:val="none" w:color="FFFFFF" w:sz="0"/>
-              <w:left w:val="none" w:color="FFFFFF" w:sz="0"/>
-              <w:bottom w:val="single" w:color="E8E8ED" w:sz="4"/>
-              <w:right w:val="none" w:color="FFFFFF" w:sz="0"/>
-            </w:tcBorders>
-            <w:tcMar>
-              <w:top w:type="dxa" w:w="95"/>
-              <w:left w:type="dxa" w:w="80"/>
-              <w:bottom w:type="dxa" w:w="95"/>
-              <w:right w:type="dxa" w:w="80"/>
-            </w:tcMar>
-            <w:vAlign w:val="bottom"/>
-          </w:tcPr>
-          <w:p>
-            <w:pPr>
-              <w:spacing w:after="0" w:line="260"/>
-            </w:pPr>
-            <w:r>
-              <w:rPr>
-                <w:rFonts w:ascii="Calibri" w:cs="Calibri" w:eastAsia="Calibri" w:hAnsi="Calibri"/>
-                <w:b w:val="false"/>
-                <w:bCs w:val="false"/>
-                <w:color w:val="1D1D1F"/>
-                <w:sz w:val="18"/>
-                <w:szCs w:val="18"/>
-              </w:rPr>
-              <w:fldChar w:fldCharType="begin">
-                <w:ffData>
-                  <w:name w:val="fb16e"/>
-                  <w:enabled/>
-                  <w:calcOnExit w:val="0"/>
-                  <w:textInput/>
-                </w:ffData>
-              </w:fldChar>
-            </w:r>
-            <w:r>
-              <w:rPr>
-                <w:rFonts w:ascii="Calibri" w:cs="Calibri" w:eastAsia="Calibri" w:hAnsi="Calibri"/>
-                <w:b w:val="false"/>
-                <w:bCs w:val="false"/>
-                <w:color w:val="1D1D1F"/>
-                <w:sz w:val="18"/>
-                <w:szCs w:val="18"/>
-              </w:rPr>
-              <w:instrText xml:space="preserve"> FORMTEXT </w:instrText>
-            </w:r>
-            <w:r>
-              <w:rPr>
-                <w:rFonts w:ascii="Calibri" w:cs="Calibri" w:eastAsia="Calibri" w:hAnsi="Calibri"/>
-                <w:b w:val="false"/>
-                <w:bCs w:val="false"/>
-                <w:color w:val="1D1D1F"/>
-                <w:sz w:val="18"/>
-                <w:szCs w:val="18"/>
-              </w:rPr>
-              <w:fldChar w:fldCharType="separate"/>
-            </w:r>
-            <w:r>
-              <w:rPr>
-                <w:rFonts w:ascii="Calibri" w:cs="Calibri" w:eastAsia="Calibri" w:hAnsi="Calibri"/>
-                <w:b w:val="false"/>
-                <w:bCs w:val="false"/>
-                <w:color w:val="1D1D1F"/>
-                <w:sz w:val="18"/>
-                <w:szCs w:val="18"/>
-              </w:rPr>
-              <w:t xml:space="preserve">     </w:t>
-            </w:r>
-            <w:r>
-              <w:rPr>
-                <w:rFonts w:ascii="Calibri" w:cs="Calibri" w:eastAsia="Calibri" w:hAnsi="Calibri"/>
-                <w:b w:val="false"/>
-                <w:bCs w:val="false"/>
-                <w:color w:val="1D1D1F"/>
-                <w:sz w:val="18"/>
-                <w:szCs w:val="18"/>
-              </w:rPr>
-              <w:fldChar w:fldCharType="end"/>
-            </w:r>
-          </w:p>
-        </w:tc>
-        <w:tc>
-          <w:tcPr>
-            <w:tcW w:type="dxa" w:w="900"/>
-            <w:tcBorders>
-              <w:top w:val="none" w:color="FFFFFF" w:sz="0"/>
-              <w:left w:val="none" w:color="FFFFFF" w:sz="0"/>
-              <w:bottom w:val="single" w:color="E8E8ED" w:sz="4"/>
-              <w:right w:val="none" w:color="FFFFFF" w:sz="0"/>
-            </w:tcBorders>
-            <w:tcMar>
-              <w:top w:type="dxa" w:w="95"/>
-              <w:left w:type="dxa" w:w="80"/>
-              <w:bottom w:type="dxa" w:w="95"/>
-              <w:right w:type="dxa" w:w="80"/>
-            </w:tcMar>
-            <w:vAlign w:val="bottom"/>
-          </w:tcPr>
-          <w:p>
-            <w:pPr>
-              <w:spacing w:after="0" w:line="260"/>
-            </w:pPr>
-            <w:r>
-              <w:rPr>
-                <w:rFonts w:ascii="Calibri" w:cs="Calibri" w:eastAsia="Calibri" w:hAnsi="Calibri"/>
-                <w:b w:val="false"/>
-                <w:bCs w:val="false"/>
-                <w:color w:val="1D1D1F"/>
-                <w:sz w:val="18"/>
-                <w:szCs w:val="18"/>
-              </w:rPr>
-              <w:fldChar w:fldCharType="begin">
-                <w:ffData>
-                  <w:name w:val="fb16k"/>
-                  <w:enabled/>
-                  <w:calcOnExit w:val="0"/>
-                  <w:textInput/>
-                </w:ffData>
-              </w:fldChar>
-            </w:r>
-            <w:r>
-              <w:rPr>
-                <w:rFonts w:ascii="Calibri" w:cs="Calibri" w:eastAsia="Calibri" w:hAnsi="Calibri"/>
-                <w:b w:val="false"/>
-                <w:bCs w:val="false"/>
-                <w:color w:val="1D1D1F"/>
-                <w:sz w:val="18"/>
-                <w:szCs w:val="18"/>
-              </w:rPr>
-              <w:instrText xml:space="preserve"> FORMTEXT </w:instrText>
-            </w:r>
-            <w:r>
-              <w:rPr>
-                <w:rFonts w:ascii="Calibri" w:cs="Calibri" w:eastAsia="Calibri" w:hAnsi="Calibri"/>
-                <w:b w:val="false"/>
-                <w:bCs w:val="false"/>
-                <w:color w:val="1D1D1F"/>
-                <w:sz w:val="18"/>
-                <w:szCs w:val="18"/>
-              </w:rPr>
-              <w:fldChar w:fldCharType="separate"/>
-            </w:r>
-            <w:r>
-              <w:rPr>
-                <w:rFonts w:ascii="Calibri" w:cs="Calibri" w:eastAsia="Calibri" w:hAnsi="Calibri"/>
-                <w:b w:val="false"/>
-                <w:bCs w:val="false"/>
-                <w:color w:val="1D1D1F"/>
-                <w:sz w:val="18"/>
-                <w:szCs w:val="18"/>
-              </w:rPr>
-              <w:t xml:space="preserve">     </w:t>
-            </w:r>
-            <w:r>
-              <w:rPr>
-                <w:rFonts w:ascii="Calibri" w:cs="Calibri" w:eastAsia="Calibri" w:hAnsi="Calibri"/>
-                <w:b w:val="false"/>
-                <w:bCs w:val="false"/>
-                <w:color w:val="1D1D1F"/>
-                <w:sz w:val="18"/>
-                <w:szCs w:val="18"/>
-              </w:rPr>
-              <w:fldChar w:fldCharType="end"/>
-            </w:r>
-          </w:p>
-        </w:tc>
-        <w:tc>
-          <w:tcPr>
-            <w:tcW w:type="dxa" w:w="1600"/>
-            <w:tcBorders>
-              <w:top w:val="none" w:color="FFFFFF" w:sz="0"/>
-              <w:left w:val="none" w:color="FFFFFF" w:sz="0"/>
-              <w:bottom w:val="single" w:color="E8E8ED" w:sz="4"/>
-              <w:right w:val="none" w:color="FFFFFF" w:sz="0"/>
-            </w:tcBorders>
-            <w:tcMar>
-              <w:top w:type="dxa" w:w="95"/>
-              <w:left w:type="dxa" w:w="80"/>
-              <w:bottom w:type="dxa" w:w="95"/>
-              <w:right w:type="dxa" w:w="80"/>
-            </w:tcMar>
-            <w:vAlign w:val="bottom"/>
-          </w:tcPr>
-          <w:p>
-            <w:pPr>
-              <w:spacing w:after="0" w:line="260"/>
-            </w:pPr>
-            <w:r>
-              <w:rPr>
-                <w:rFonts w:ascii="Calibri" w:cs="Calibri" w:eastAsia="Calibri" w:hAnsi="Calibri"/>
-                <w:b w:val="false"/>
-                <w:bCs w:val="false"/>
-                <w:color w:val="1D1D1F"/>
-                <w:sz w:val="18"/>
-                <w:szCs w:val="18"/>
-              </w:rPr>
-              <w:fldChar w:fldCharType="begin">
-                <w:ffData>
-                  <w:name w:val="fb16c"/>
-                  <w:enabled/>
-                  <w:calcOnExit w:val="0"/>
-                  <w:textInput/>
-                </w:ffData>
-              </w:fldChar>
-            </w:r>
-            <w:r>
-              <w:rPr>
-                <w:rFonts w:ascii="Calibri" w:cs="Calibri" w:eastAsia="Calibri" w:hAnsi="Calibri"/>
-                <w:b w:val="false"/>
-                <w:bCs w:val="false"/>
-                <w:color w:val="1D1D1F"/>
-                <w:sz w:val="18"/>
-                <w:szCs w:val="18"/>
-              </w:rPr>
-              <w:instrText xml:space="preserve"> FORMTEXT </w:instrText>
-            </w:r>
-            <w:r>
-              <w:rPr>
-                <w:rFonts w:ascii="Calibri" w:cs="Calibri" w:eastAsia="Calibri" w:hAnsi="Calibri"/>
-                <w:b w:val="false"/>
-                <w:bCs w:val="false"/>
-                <w:color w:val="1D1D1F"/>
-                <w:sz w:val="18"/>
-                <w:szCs w:val="18"/>
-              </w:rPr>
-              <w:fldChar w:fldCharType="separate"/>
-            </w:r>
-            <w:r>
-              <w:rPr>
-                <w:rFonts w:ascii="Calibri" w:cs="Calibri" w:eastAsia="Calibri" w:hAnsi="Calibri"/>
-                <w:b w:val="false"/>
-                <w:bCs w:val="false"/>
-                <w:color w:val="1D1D1F"/>
-                <w:sz w:val="18"/>
-                <w:szCs w:val="18"/>
-              </w:rPr>
-              <w:t xml:space="preserve">     </w:t>
-            </w:r>
-            <w:r>
-              <w:rPr>
-                <w:rFonts w:ascii="Calibri" w:cs="Calibri" w:eastAsia="Calibri" w:hAnsi="Calibri"/>
-                <w:b w:val="false"/>
-                <w:bCs w:val="false"/>
-                <w:color w:val="1D1D1F"/>
-                <w:sz w:val="18"/>
-                <w:szCs w:val="18"/>
-              </w:rPr>
-              <w:fldChar w:fldCharType="end"/>
-            </w:r>
-          </w:p>
-        </w:tc>
-        <w:tc>
-          <w:tcPr>
-            <w:tcW w:type="dxa" w:w="3400"/>
-            <w:tcBorders>
-              <w:top w:val="none" w:color="FFFFFF" w:sz="0"/>
-              <w:left w:val="none" w:color="FFFFFF" w:sz="0"/>
-              <w:bottom w:val="single" w:color="E8E8ED" w:sz="4"/>
-              <w:right w:val="none" w:color="FFFFFF" w:sz="0"/>
-            </w:tcBorders>
-            <w:tcMar>
-              <w:top w:type="dxa" w:w="95"/>
-              <w:left w:type="dxa" w:w="80"/>
-              <w:bottom w:type="dxa" w:w="95"/>
-              <w:right w:type="dxa" w:w="80"/>
-            </w:tcMar>
-            <w:vAlign w:val="bottom"/>
-          </w:tcPr>
-          <w:p>
-            <w:pPr>
-              <w:spacing w:after="0" w:line="260"/>
-            </w:pPr>
-            <w:r>
-              <w:rPr>
-                <w:rFonts w:ascii="Calibri" w:cs="Calibri" w:eastAsia="Calibri" w:hAnsi="Calibri"/>
-                <w:b w:val="false"/>
-                <w:bCs w:val="false"/>
-                <w:color w:val="1D1D1F"/>
-                <w:sz w:val="18"/>
-                <w:szCs w:val="18"/>
-              </w:rPr>
-              <w:fldChar w:fldCharType="begin">
-                <w:ffData>
-                  <w:name w:val="fb16z"/>
-                  <w:enabled/>
-                  <w:calcOnExit w:val="0"/>
-                  <w:textInput/>
-                </w:ffData>
-              </w:fldChar>
-            </w:r>
-            <w:r>
-              <w:rPr>
-                <w:rFonts w:ascii="Calibri" w:cs="Calibri" w:eastAsia="Calibri" w:hAnsi="Calibri"/>
-                <w:b w:val="false"/>
-                <w:bCs w:val="false"/>
-                <w:color w:val="1D1D1F"/>
-                <w:sz w:val="18"/>
-                <w:szCs w:val="18"/>
-              </w:rPr>
-              <w:instrText xml:space="preserve"> FORMTEXT </w:instrText>
-            </w:r>
-            <w:r>
-              <w:rPr>
-                <w:rFonts w:ascii="Calibri" w:cs="Calibri" w:eastAsia="Calibri" w:hAnsi="Calibri"/>
-                <w:b w:val="false"/>
-                <w:bCs w:val="false"/>
-                <w:color w:val="1D1D1F"/>
-                <w:sz w:val="18"/>
-                <w:szCs w:val="18"/>
-              </w:rPr>
-              <w:fldChar w:fldCharType="separate"/>
-            </w:r>
-            <w:r>
-              <w:rPr>
-                <w:rFonts w:ascii="Calibri" w:cs="Calibri" w:eastAsia="Calibri" w:hAnsi="Calibri"/>
-                <w:b w:val="false"/>
-                <w:bCs w:val="false"/>
-                <w:color w:val="1D1D1F"/>
-                <w:sz w:val="18"/>
-                <w:szCs w:val="18"/>
-              </w:rPr>
-              <w:t xml:space="preserve">     </w:t>
-            </w:r>
-            <w:r>
-              <w:rPr>
-                <w:rFonts w:ascii="Calibri" w:cs="Calibri" w:eastAsia="Calibri" w:hAnsi="Calibri"/>
-                <w:b w:val="false"/>
-                <w:bCs w:val="false"/>
-                <w:color w:val="1D1D1F"/>
-                <w:sz w:val="18"/>
-                <w:szCs w:val="18"/>
-              </w:rPr>
-              <w:fldChar w:fldCharType="end"/>
-            </w:r>
-          </w:p>
-        </w:tc>
-        <w:tc>
-          <w:tcPr>
-            <w:tcW w:type="dxa" w:w="2870"/>
-            <w:tcBorders>
-              <w:top w:val="none" w:color="FFFFFF" w:sz="0"/>
-              <w:left w:val="none" w:color="FFFFFF" w:sz="0"/>
-              <w:bottom w:val="single" w:color="E8E8ED" w:sz="4"/>
-              <w:right w:val="none" w:color="FFFFFF" w:sz="0"/>
-            </w:tcBorders>
-            <w:tcMar>
-              <w:top w:type="dxa" w:w="95"/>
-              <w:left w:type="dxa" w:w="80"/>
-              <w:bottom w:type="dxa" w:w="95"/>
-              <w:right w:type="dxa" w:w="80"/>
-            </w:tcMar>
-            <w:vAlign w:val="bottom"/>
-          </w:tcPr>
-          <w:p>
-            <w:pPr>
-              <w:spacing w:after="0" w:line="260"/>
-            </w:pPr>
-            <w:r>
-              <w:rPr>
-                <w:rFonts w:ascii="Calibri" w:cs="Calibri" w:eastAsia="Calibri" w:hAnsi="Calibri"/>
-                <w:b w:val="false"/>
-                <w:bCs w:val="false"/>
-                <w:color w:val="1D1D1F"/>
-                <w:sz w:val="18"/>
-                <w:szCs w:val="18"/>
-              </w:rPr>
-              <w:fldChar w:fldCharType="begin">
-                <w:ffData>
-                  <w:name w:val="fb16w"/>
-                  <w:enabled/>
-                  <w:calcOnExit w:val="0"/>
-                  <w:textInput/>
-                </w:ffData>
-              </w:fldChar>
-            </w:r>
-            <w:r>
-              <w:rPr>
-                <w:rFonts w:ascii="Calibri" w:cs="Calibri" w:eastAsia="Calibri" w:hAnsi="Calibri"/>
-                <w:b w:val="false"/>
-                <w:bCs w:val="false"/>
-                <w:color w:val="1D1D1F"/>
-                <w:sz w:val="18"/>
-                <w:szCs w:val="18"/>
-              </w:rPr>
-              <w:instrText xml:space="preserve"> FORMTEXT </w:instrText>
-            </w:r>
-            <w:r>
-              <w:rPr>
-                <w:rFonts w:ascii="Calibri" w:cs="Calibri" w:eastAsia="Calibri" w:hAnsi="Calibri"/>
-                <w:b w:val="false"/>
-                <w:bCs w:val="false"/>
-                <w:color w:val="1D1D1F"/>
-                <w:sz w:val="18"/>
-                <w:szCs w:val="18"/>
-              </w:rPr>
-              <w:fldChar w:fldCharType="separate"/>
-            </w:r>
-            <w:r>
-              <w:rPr>
-                <w:rFonts w:ascii="Calibri" w:cs="Calibri" w:eastAsia="Calibri" w:hAnsi="Calibri"/>
-                <w:b w:val="false"/>
-                <w:bCs w:val="false"/>
-                <w:color w:val="1D1D1F"/>
-                <w:sz w:val="18"/>
-                <w:szCs w:val="18"/>
-              </w:rPr>
-              <w:t xml:space="preserve">     </w:t>
-            </w:r>
-            <w:r>
-              <w:rPr>
-                <w:rFonts w:ascii="Calibri" w:cs="Calibri" w:eastAsia="Calibri" w:hAnsi="Calibri"/>
-                <w:b w:val="false"/>
-                <w:bCs w:val="false"/>
-                <w:color w:val="1D1D1F"/>
-                <w:sz w:val="18"/>
-                <w:szCs w:val="18"/>
-              </w:rPr>
-              <w:fldChar w:fldCharType="end"/>
-            </w:r>
-          </w:p>
-        </w:tc>
-        <w:tc>
-          <w:tcPr>
-            <w:tcW w:type="dxa" w:w="2100"/>
-            <w:tcBorders>
-              <w:top w:val="none" w:color="FFFFFF" w:sz="0"/>
-              <w:left w:val="none" w:color="FFFFFF" w:sz="0"/>
-              <w:bottom w:val="single" w:color="E8E8ED" w:sz="4"/>
-              <w:right w:val="none" w:color="FFFFFF" w:sz="0"/>
-            </w:tcBorders>
-            <w:tcMar>
-              <w:top w:type="dxa" w:w="95"/>
-              <w:left w:type="dxa" w:w="80"/>
-              <w:bottom w:type="dxa" w:w="95"/>
-              <w:right w:type="dxa" w:w="80"/>
-            </w:tcMar>
-            <w:vAlign w:val="bottom"/>
-          </w:tcPr>
-          <w:p>
-            <w:pPr>
-              <w:spacing w:after="0" w:line="260"/>
-            </w:pPr>
-            <w:r>
-              <w:rPr>
-                <w:rFonts w:ascii="Calibri" w:cs="Calibri" w:eastAsia="Calibri" w:hAnsi="Calibri"/>
-                <w:b w:val="false"/>
-                <w:bCs w:val="false"/>
-                <w:color w:val="1D1D1F"/>
-                <w:sz w:val="18"/>
-                <w:szCs w:val="18"/>
-              </w:rPr>
-              <w:fldChar w:fldCharType="begin">
-                <w:ffData>
-                  <w:name w:val="fb16p"/>
-                  <w:enabled/>
-                  <w:calcOnExit w:val="0"/>
-                  <w:textInput/>
-                </w:ffData>
-              </w:fldChar>
-            </w:r>
-            <w:r>
-              <w:rPr>
-                <w:rFonts w:ascii="Calibri" w:cs="Calibri" w:eastAsia="Calibri" w:hAnsi="Calibri"/>
-                <w:b w:val="false"/>
-                <w:bCs w:val="false"/>
-                <w:color w:val="1D1D1F"/>
-                <w:sz w:val="18"/>
-                <w:szCs w:val="18"/>
-              </w:rPr>
-              <w:instrText xml:space="preserve"> FORMTEXT </w:instrText>
-            </w:r>
-            <w:r>
-              <w:rPr>
-                <w:rFonts w:ascii="Calibri" w:cs="Calibri" w:eastAsia="Calibri" w:hAnsi="Calibri"/>
-                <w:b w:val="false"/>
-                <w:bCs w:val="false"/>
-                <w:color w:val="1D1D1F"/>
-                <w:sz w:val="18"/>
-                <w:szCs w:val="18"/>
-              </w:rPr>
-              <w:fldChar w:fldCharType="separate"/>
-            </w:r>
-            <w:r>
-              <w:rPr>
-                <w:rFonts w:ascii="Calibri" w:cs="Calibri" w:eastAsia="Calibri" w:hAnsi="Calibri"/>
-                <w:b w:val="false"/>
-                <w:bCs w:val="false"/>
-                <w:color w:val="1D1D1F"/>
-                <w:sz w:val="18"/>
-                <w:szCs w:val="18"/>
-              </w:rPr>
-              <w:t xml:space="preserve">     </w:t>
-            </w:r>
-            <w:r>
-              <w:rPr>
-                <w:rFonts w:ascii="Calibri" w:cs="Calibri" w:eastAsia="Calibri" w:hAnsi="Calibri"/>
-                <w:b w:val="false"/>
-                <w:bCs w:val="false"/>
-                <w:color w:val="1D1D1F"/>
-                <w:sz w:val="18"/>
-                <w:szCs w:val="18"/>
-              </w:rPr>
-              <w:fldChar w:fldCharType="end"/>
-            </w:r>
-          </w:p>
-        </w:tc>
-      </w:tr>
-      <w:tr>
-        <w:tc>
-          <w:tcPr>
-            <w:tcW w:type="dxa" w:w="1300"/>
-            <w:tcBorders>
-              <w:top w:val="none" w:color="FFFFFF" w:sz="0"/>
-              <w:left w:val="none" w:color="FFFFFF" w:sz="0"/>
-              <w:bottom w:val="single" w:color="E8E8ED" w:sz="4"/>
-              <w:right w:val="none" w:color="FFFFFF" w:sz="0"/>
-            </w:tcBorders>
-            <w:tcMar>
-              <w:top w:type="dxa" w:w="95"/>
-              <w:left w:type="dxa" w:w="80"/>
-              <w:bottom w:type="dxa" w:w="95"/>
-              <w:right w:type="dxa" w:w="80"/>
-            </w:tcMar>
-            <w:vAlign w:val="bottom"/>
-          </w:tcPr>
-          <w:p>
-            <w:pPr>
-              <w:spacing w:after="0" w:line="260"/>
-            </w:pPr>
-            <w:r>
-              <w:rPr>
-                <w:rFonts w:ascii="Calibri" w:cs="Calibri" w:eastAsia="Calibri" w:hAnsi="Calibri"/>
-                <w:b w:val="false"/>
-                <w:bCs w:val="false"/>
-                <w:color w:val="1D1D1F"/>
-                <w:sz w:val="18"/>
-                <w:szCs w:val="18"/>
-              </w:rPr>
-              <w:fldChar w:fldCharType="begin">
-                <w:ffData>
-                  <w:name w:val="fb17d"/>
-                  <w:enabled/>
-                  <w:calcOnExit w:val="0"/>
-                  <w:textInput/>
-                </w:ffData>
-              </w:fldChar>
-            </w:r>
-            <w:r>
-              <w:rPr>
-                <w:rFonts w:ascii="Calibri" w:cs="Calibri" w:eastAsia="Calibri" w:hAnsi="Calibri"/>
-                <w:b w:val="false"/>
-                <w:bCs w:val="false"/>
-                <w:color w:val="1D1D1F"/>
-                <w:sz w:val="18"/>
-                <w:szCs w:val="18"/>
-              </w:rPr>
-              <w:instrText xml:space="preserve"> FORMTEXT </w:instrText>
-            </w:r>
-            <w:r>
-              <w:rPr>
-                <w:rFonts w:ascii="Calibri" w:cs="Calibri" w:eastAsia="Calibri" w:hAnsi="Calibri"/>
-                <w:b w:val="false"/>
-                <w:bCs w:val="false"/>
-                <w:color w:val="1D1D1F"/>
-                <w:sz w:val="18"/>
-                <w:szCs w:val="18"/>
-              </w:rPr>
-              <w:fldChar w:fldCharType="separate"/>
-            </w:r>
-            <w:r>
-              <w:rPr>
-                <w:rFonts w:ascii="Calibri" w:cs="Calibri" w:eastAsia="Calibri" w:hAnsi="Calibri"/>
-                <w:b w:val="false"/>
-                <w:bCs w:val="false"/>
-                <w:color w:val="1D1D1F"/>
-                <w:sz w:val="18"/>
-                <w:szCs w:val="18"/>
-              </w:rPr>
-              <w:t xml:space="preserve">     </w:t>
-            </w:r>
-            <w:r>
-              <w:rPr>
-                <w:rFonts w:ascii="Calibri" w:cs="Calibri" w:eastAsia="Calibri" w:hAnsi="Calibri"/>
-                <w:b w:val="false"/>
-                <w:bCs w:val="false"/>
-                <w:color w:val="1D1D1F"/>
-                <w:sz w:val="18"/>
-                <w:szCs w:val="18"/>
-              </w:rPr>
-              <w:fldChar w:fldCharType="end"/>
-            </w:r>
-          </w:p>
-        </w:tc>
-        <w:tc>
-          <w:tcPr>
-            <w:tcW w:type="dxa" w:w="1200"/>
-            <w:tcBorders>
-              <w:top w:val="none" w:color="FFFFFF" w:sz="0"/>
-              <w:left w:val="none" w:color="FFFFFF" w:sz="0"/>
-              <w:bottom w:val="single" w:color="E8E8ED" w:sz="4"/>
-              <w:right w:val="none" w:color="FFFFFF" w:sz="0"/>
-            </w:tcBorders>
-            <w:tcMar>
-              <w:top w:type="dxa" w:w="95"/>
-              <w:left w:type="dxa" w:w="80"/>
-              <w:bottom w:type="dxa" w:w="95"/>
-              <w:right w:type="dxa" w:w="80"/>
-            </w:tcMar>
-            <w:vAlign w:val="bottom"/>
-          </w:tcPr>
-          <w:p>
-            <w:pPr>
-              <w:spacing w:after="0" w:line="260"/>
-            </w:pPr>
-            <w:r>
-              <w:rPr>
-                <w:rFonts w:ascii="Calibri" w:cs="Calibri" w:eastAsia="Calibri" w:hAnsi="Calibri"/>
-                <w:b w:val="false"/>
-                <w:bCs w:val="false"/>
-                <w:color w:val="1D1D1F"/>
-                <w:sz w:val="18"/>
-                <w:szCs w:val="18"/>
-              </w:rPr>
-              <w:fldChar w:fldCharType="begin">
-                <w:ffData>
-                  <w:name w:val="fb17s"/>
-                  <w:enabled/>
-                  <w:calcOnExit w:val="0"/>
-                  <w:textInput/>
-                </w:ffData>
-              </w:fldChar>
-            </w:r>
-            <w:r>
-              <w:rPr>
-                <w:rFonts w:ascii="Calibri" w:cs="Calibri" w:eastAsia="Calibri" w:hAnsi="Calibri"/>
-                <w:b w:val="false"/>
-                <w:bCs w:val="false"/>
-                <w:color w:val="1D1D1F"/>
-                <w:sz w:val="18"/>
-                <w:szCs w:val="18"/>
-              </w:rPr>
-              <w:instrText xml:space="preserve"> FORMTEXT </w:instrText>
-            </w:r>
-            <w:r>
-              <w:rPr>
-                <w:rFonts w:ascii="Calibri" w:cs="Calibri" w:eastAsia="Calibri" w:hAnsi="Calibri"/>
-                <w:b w:val="false"/>
-                <w:bCs w:val="false"/>
-                <w:color w:val="1D1D1F"/>
-                <w:sz w:val="18"/>
-                <w:szCs w:val="18"/>
-              </w:rPr>
-              <w:fldChar w:fldCharType="separate"/>
-            </w:r>
-            <w:r>
-              <w:rPr>
-                <w:rFonts w:ascii="Calibri" w:cs="Calibri" w:eastAsia="Calibri" w:hAnsi="Calibri"/>
-                <w:b w:val="false"/>
-                <w:bCs w:val="false"/>
-                <w:color w:val="1D1D1F"/>
-                <w:sz w:val="18"/>
-                <w:szCs w:val="18"/>
-              </w:rPr>
-              <w:t xml:space="preserve">     </w:t>
-            </w:r>
-            <w:r>
-              <w:rPr>
-                <w:rFonts w:ascii="Calibri" w:cs="Calibri" w:eastAsia="Calibri" w:hAnsi="Calibri"/>
-                <w:b w:val="false"/>
-                <w:bCs w:val="false"/>
-                <w:color w:val="1D1D1F"/>
-                <w:sz w:val="18"/>
-                <w:szCs w:val="18"/>
-              </w:rPr>
-              <w:fldChar w:fldCharType="end"/>
-            </w:r>
-          </w:p>
-        </w:tc>
-        <w:tc>
-          <w:tcPr>
-            <w:tcW w:type="dxa" w:w="1200"/>
-            <w:tcBorders>
-              <w:top w:val="none" w:color="FFFFFF" w:sz="0"/>
-              <w:left w:val="none" w:color="FFFFFF" w:sz="0"/>
-              <w:bottom w:val="single" w:color="E8E8ED" w:sz="4"/>
-              <w:right w:val="none" w:color="FFFFFF" w:sz="0"/>
-            </w:tcBorders>
-            <w:tcMar>
-              <w:top w:type="dxa" w:w="95"/>
-              <w:left w:type="dxa" w:w="80"/>
-              <w:bottom w:type="dxa" w:w="95"/>
-              <w:right w:type="dxa" w:w="80"/>
-            </w:tcMar>
-            <w:vAlign w:val="bottom"/>
-          </w:tcPr>
-          <w:p>
-            <w:pPr>
-              <w:spacing w:after="0" w:line="260"/>
-            </w:pPr>
-            <w:r>
-              <w:rPr>
-                <w:rFonts w:ascii="Calibri" w:cs="Calibri" w:eastAsia="Calibri" w:hAnsi="Calibri"/>
-                <w:b w:val="false"/>
-                <w:bCs w:val="false"/>
-                <w:color w:val="1D1D1F"/>
-                <w:sz w:val="18"/>
-                <w:szCs w:val="18"/>
-              </w:rPr>
-              <w:fldChar w:fldCharType="begin">
-                <w:ffData>
-                  <w:name w:val="fb17e"/>
-                  <w:enabled/>
-                  <w:calcOnExit w:val="0"/>
-                  <w:textInput/>
-                </w:ffData>
-              </w:fldChar>
-            </w:r>
-            <w:r>
-              <w:rPr>
-                <w:rFonts w:ascii="Calibri" w:cs="Calibri" w:eastAsia="Calibri" w:hAnsi="Calibri"/>
-                <w:b w:val="false"/>
-                <w:bCs w:val="false"/>
-                <w:color w:val="1D1D1F"/>
-                <w:sz w:val="18"/>
-                <w:szCs w:val="18"/>
-              </w:rPr>
-              <w:instrText xml:space="preserve"> FORMTEXT </w:instrText>
-            </w:r>
-            <w:r>
-              <w:rPr>
-                <w:rFonts w:ascii="Calibri" w:cs="Calibri" w:eastAsia="Calibri" w:hAnsi="Calibri"/>
-                <w:b w:val="false"/>
-                <w:bCs w:val="false"/>
-                <w:color w:val="1D1D1F"/>
-                <w:sz w:val="18"/>
-                <w:szCs w:val="18"/>
-              </w:rPr>
-              <w:fldChar w:fldCharType="separate"/>
-            </w:r>
-            <w:r>
-              <w:rPr>
-                <w:rFonts w:ascii="Calibri" w:cs="Calibri" w:eastAsia="Calibri" w:hAnsi="Calibri"/>
-                <w:b w:val="false"/>
-                <w:bCs w:val="false"/>
-                <w:color w:val="1D1D1F"/>
-                <w:sz w:val="18"/>
-                <w:szCs w:val="18"/>
-              </w:rPr>
-              <w:t xml:space="preserve">     </w:t>
-            </w:r>
-            <w:r>
-              <w:rPr>
-                <w:rFonts w:ascii="Calibri" w:cs="Calibri" w:eastAsia="Calibri" w:hAnsi="Calibri"/>
-                <w:b w:val="false"/>
-                <w:bCs w:val="false"/>
-                <w:color w:val="1D1D1F"/>
-                <w:sz w:val="18"/>
-                <w:szCs w:val="18"/>
-              </w:rPr>
-              <w:fldChar w:fldCharType="end"/>
-            </w:r>
-          </w:p>
-        </w:tc>
-        <w:tc>
-          <w:tcPr>
-            <w:tcW w:type="dxa" w:w="900"/>
-            <w:tcBorders>
-              <w:top w:val="none" w:color="FFFFFF" w:sz="0"/>
-              <w:left w:val="none" w:color="FFFFFF" w:sz="0"/>
-              <w:bottom w:val="single" w:color="E8E8ED" w:sz="4"/>
-              <w:right w:val="none" w:color="FFFFFF" w:sz="0"/>
-            </w:tcBorders>
-            <w:tcMar>
-              <w:top w:type="dxa" w:w="95"/>
-              <w:left w:type="dxa" w:w="80"/>
-              <w:bottom w:type="dxa" w:w="95"/>
-              <w:right w:type="dxa" w:w="80"/>
-            </w:tcMar>
-            <w:vAlign w:val="bottom"/>
-          </w:tcPr>
-          <w:p>
-            <w:pPr>
-              <w:spacing w:after="0" w:line="260"/>
-            </w:pPr>
-            <w:r>
-              <w:rPr>
-                <w:rFonts w:ascii="Calibri" w:cs="Calibri" w:eastAsia="Calibri" w:hAnsi="Calibri"/>
-                <w:b w:val="false"/>
-                <w:bCs w:val="false"/>
-                <w:color w:val="1D1D1F"/>
-                <w:sz w:val="18"/>
-                <w:szCs w:val="18"/>
-              </w:rPr>
-              <w:fldChar w:fldCharType="begin">
-                <w:ffData>
-                  <w:name w:val="fb17k"/>
-                  <w:enabled/>
-                  <w:calcOnExit w:val="0"/>
-                  <w:textInput/>
-                </w:ffData>
-              </w:fldChar>
-            </w:r>
-            <w:r>
-              <w:rPr>
-                <w:rFonts w:ascii="Calibri" w:cs="Calibri" w:eastAsia="Calibri" w:hAnsi="Calibri"/>
-                <w:b w:val="false"/>
-                <w:bCs w:val="false"/>
-                <w:color w:val="1D1D1F"/>
-                <w:sz w:val="18"/>
-                <w:szCs w:val="18"/>
-              </w:rPr>
-              <w:instrText xml:space="preserve"> FORMTEXT </w:instrText>
-            </w:r>
-            <w:r>
-              <w:rPr>
-                <w:rFonts w:ascii="Calibri" w:cs="Calibri" w:eastAsia="Calibri" w:hAnsi="Calibri"/>
-                <w:b w:val="false"/>
-                <w:bCs w:val="false"/>
-                <w:color w:val="1D1D1F"/>
-                <w:sz w:val="18"/>
-                <w:szCs w:val="18"/>
-              </w:rPr>
-              <w:fldChar w:fldCharType="separate"/>
-            </w:r>
-            <w:r>
-              <w:rPr>
-                <w:rFonts w:ascii="Calibri" w:cs="Calibri" w:eastAsia="Calibri" w:hAnsi="Calibri"/>
-                <w:b w:val="false"/>
-                <w:bCs w:val="false"/>
-                <w:color w:val="1D1D1F"/>
-                <w:sz w:val="18"/>
-                <w:szCs w:val="18"/>
-              </w:rPr>
-              <w:t xml:space="preserve">     </w:t>
-            </w:r>
-            <w:r>
-              <w:rPr>
-                <w:rFonts w:ascii="Calibri" w:cs="Calibri" w:eastAsia="Calibri" w:hAnsi="Calibri"/>
-                <w:b w:val="false"/>
-                <w:bCs w:val="false"/>
-                <w:color w:val="1D1D1F"/>
-                <w:sz w:val="18"/>
-                <w:szCs w:val="18"/>
-              </w:rPr>
-              <w:fldChar w:fldCharType="end"/>
-            </w:r>
-          </w:p>
-        </w:tc>
-        <w:tc>
-          <w:tcPr>
-            <w:tcW w:type="dxa" w:w="1600"/>
-            <w:tcBorders>
-              <w:top w:val="none" w:color="FFFFFF" w:sz="0"/>
-              <w:left w:val="none" w:color="FFFFFF" w:sz="0"/>
-              <w:bottom w:val="single" w:color="E8E8ED" w:sz="4"/>
-              <w:right w:val="none" w:color="FFFFFF" w:sz="0"/>
-            </w:tcBorders>
-            <w:tcMar>
-              <w:top w:type="dxa" w:w="95"/>
-              <w:left w:type="dxa" w:w="80"/>
-              <w:bottom w:type="dxa" w:w="95"/>
-              <w:right w:type="dxa" w:w="80"/>
-            </w:tcMar>
-            <w:vAlign w:val="bottom"/>
-          </w:tcPr>
-          <w:p>
-            <w:pPr>
-              <w:spacing w:after="0" w:line="260"/>
-            </w:pPr>
-            <w:r>
-              <w:rPr>
-                <w:rFonts w:ascii="Calibri" w:cs="Calibri" w:eastAsia="Calibri" w:hAnsi="Calibri"/>
-                <w:b w:val="false"/>
-                <w:bCs w:val="false"/>
-                <w:color w:val="1D1D1F"/>
-                <w:sz w:val="18"/>
-                <w:szCs w:val="18"/>
-              </w:rPr>
-              <w:fldChar w:fldCharType="begin">
-                <w:ffData>
-                  <w:name w:val="fb17c"/>
-                  <w:enabled/>
-                  <w:calcOnExit w:val="0"/>
-                  <w:textInput/>
-                </w:ffData>
-              </w:fldChar>
-            </w:r>
-            <w:r>
-              <w:rPr>
-                <w:rFonts w:ascii="Calibri" w:cs="Calibri" w:eastAsia="Calibri" w:hAnsi="Calibri"/>
-                <w:b w:val="false"/>
-                <w:bCs w:val="false"/>
-                <w:color w:val="1D1D1F"/>
-                <w:sz w:val="18"/>
-                <w:szCs w:val="18"/>
-              </w:rPr>
-              <w:instrText xml:space="preserve"> FORMTEXT </w:instrText>
-            </w:r>
-            <w:r>
-              <w:rPr>
-                <w:rFonts w:ascii="Calibri" w:cs="Calibri" w:eastAsia="Calibri" w:hAnsi="Calibri"/>
-                <w:b w:val="false"/>
-                <w:bCs w:val="false"/>
-                <w:color w:val="1D1D1F"/>
-                <w:sz w:val="18"/>
-                <w:szCs w:val="18"/>
-              </w:rPr>
-              <w:fldChar w:fldCharType="separate"/>
-            </w:r>
-            <w:r>
-              <w:rPr>
-                <w:rFonts w:ascii="Calibri" w:cs="Calibri" w:eastAsia="Calibri" w:hAnsi="Calibri"/>
-                <w:b w:val="false"/>
-                <w:bCs w:val="false"/>
-                <w:color w:val="1D1D1F"/>
-                <w:sz w:val="18"/>
-                <w:szCs w:val="18"/>
-              </w:rPr>
-              <w:t xml:space="preserve">     </w:t>
-            </w:r>
-            <w:r>
-              <w:rPr>
-                <w:rFonts w:ascii="Calibri" w:cs="Calibri" w:eastAsia="Calibri" w:hAnsi="Calibri"/>
-                <w:b w:val="false"/>
-                <w:bCs w:val="false"/>
-                <w:color w:val="1D1D1F"/>
-                <w:sz w:val="18"/>
-                <w:szCs w:val="18"/>
-              </w:rPr>
-              <w:fldChar w:fldCharType="end"/>
-            </w:r>
-          </w:p>
-        </w:tc>
-        <w:tc>
-          <w:tcPr>
-            <w:tcW w:type="dxa" w:w="3400"/>
-            <w:tcBorders>
-              <w:top w:val="none" w:color="FFFFFF" w:sz="0"/>
-              <w:left w:val="none" w:color="FFFFFF" w:sz="0"/>
-              <w:bottom w:val="single" w:color="E8E8ED" w:sz="4"/>
-              <w:right w:val="none" w:color="FFFFFF" w:sz="0"/>
-            </w:tcBorders>
-            <w:tcMar>
-              <w:top w:type="dxa" w:w="95"/>
-              <w:left w:type="dxa" w:w="80"/>
-              <w:bottom w:type="dxa" w:w="95"/>
-              <w:right w:type="dxa" w:w="80"/>
-            </w:tcMar>
-            <w:vAlign w:val="bottom"/>
-          </w:tcPr>
-          <w:p>
-            <w:pPr>
-              <w:spacing w:after="0" w:line="260"/>
-            </w:pPr>
-            <w:r>
-              <w:rPr>
-                <w:rFonts w:ascii="Calibri" w:cs="Calibri" w:eastAsia="Calibri" w:hAnsi="Calibri"/>
-                <w:b w:val="false"/>
-                <w:bCs w:val="false"/>
-                <w:color w:val="1D1D1F"/>
-                <w:sz w:val="18"/>
-                <w:szCs w:val="18"/>
-              </w:rPr>
-              <w:fldChar w:fldCharType="begin">
-                <w:ffData>
-                  <w:name w:val="fb17z"/>
-                  <w:enabled/>
-                  <w:calcOnExit w:val="0"/>
-                  <w:textInput/>
-                </w:ffData>
-              </w:fldChar>
-            </w:r>
-            <w:r>
-              <w:rPr>
-                <w:rFonts w:ascii="Calibri" w:cs="Calibri" w:eastAsia="Calibri" w:hAnsi="Calibri"/>
-                <w:b w:val="false"/>
-                <w:bCs w:val="false"/>
-                <w:color w:val="1D1D1F"/>
-                <w:sz w:val="18"/>
-                <w:szCs w:val="18"/>
-              </w:rPr>
-              <w:instrText xml:space="preserve"> FORMTEXT </w:instrText>
-            </w:r>
-            <w:r>
-              <w:rPr>
-                <w:rFonts w:ascii="Calibri" w:cs="Calibri" w:eastAsia="Calibri" w:hAnsi="Calibri"/>
-                <w:b w:val="false"/>
-                <w:bCs w:val="false"/>
-                <w:color w:val="1D1D1F"/>
-                <w:sz w:val="18"/>
-                <w:szCs w:val="18"/>
-              </w:rPr>
-              <w:fldChar w:fldCharType="separate"/>
-            </w:r>
-            <w:r>
-              <w:rPr>
-                <w:rFonts w:ascii="Calibri" w:cs="Calibri" w:eastAsia="Calibri" w:hAnsi="Calibri"/>
-                <w:b w:val="false"/>
-                <w:bCs w:val="false"/>
-                <w:color w:val="1D1D1F"/>
-                <w:sz w:val="18"/>
-                <w:szCs w:val="18"/>
-              </w:rPr>
-              <w:t xml:space="preserve">     </w:t>
-            </w:r>
-            <w:r>
-              <w:rPr>
-                <w:rFonts w:ascii="Calibri" w:cs="Calibri" w:eastAsia="Calibri" w:hAnsi="Calibri"/>
-                <w:b w:val="false"/>
-                <w:bCs w:val="false"/>
-                <w:color w:val="1D1D1F"/>
-                <w:sz w:val="18"/>
-                <w:szCs w:val="18"/>
-              </w:rPr>
-              <w:fldChar w:fldCharType="end"/>
-            </w:r>
-          </w:p>
-        </w:tc>
-        <w:tc>
-          <w:tcPr>
-            <w:tcW w:type="dxa" w:w="2870"/>
-            <w:tcBorders>
-              <w:top w:val="none" w:color="FFFFFF" w:sz="0"/>
-              <w:left w:val="none" w:color="FFFFFF" w:sz="0"/>
-              <w:bottom w:val="single" w:color="E8E8ED" w:sz="4"/>
-              <w:right w:val="none" w:color="FFFFFF" w:sz="0"/>
-            </w:tcBorders>
-            <w:tcMar>
-              <w:top w:type="dxa" w:w="95"/>
-              <w:left w:type="dxa" w:w="80"/>
-              <w:bottom w:type="dxa" w:w="95"/>
-              <w:right w:type="dxa" w:w="80"/>
-            </w:tcMar>
-            <w:vAlign w:val="bottom"/>
-          </w:tcPr>
-          <w:p>
-            <w:pPr>
-              <w:spacing w:after="0" w:line="260"/>
-            </w:pPr>
-            <w:r>
-              <w:rPr>
-                <w:rFonts w:ascii="Calibri" w:cs="Calibri" w:eastAsia="Calibri" w:hAnsi="Calibri"/>
-                <w:b w:val="false"/>
-                <w:bCs w:val="false"/>
-                <w:color w:val="1D1D1F"/>
-                <w:sz w:val="18"/>
-                <w:szCs w:val="18"/>
-              </w:rPr>
-              <w:fldChar w:fldCharType="begin">
-                <w:ffData>
-                  <w:name w:val="fb17w"/>
-                  <w:enabled/>
-                  <w:calcOnExit w:val="0"/>
-                  <w:textInput/>
-                </w:ffData>
-              </w:fldChar>
-            </w:r>
-            <w:r>
-              <w:rPr>
-                <w:rFonts w:ascii="Calibri" w:cs="Calibri" w:eastAsia="Calibri" w:hAnsi="Calibri"/>
-                <w:b w:val="false"/>
-                <w:bCs w:val="false"/>
-                <w:color w:val="1D1D1F"/>
-                <w:sz w:val="18"/>
-                <w:szCs w:val="18"/>
-              </w:rPr>
-              <w:instrText xml:space="preserve"> FORMTEXT </w:instrText>
-            </w:r>
-            <w:r>
-              <w:rPr>
-                <w:rFonts w:ascii="Calibri" w:cs="Calibri" w:eastAsia="Calibri" w:hAnsi="Calibri"/>
-                <w:b w:val="false"/>
-                <w:bCs w:val="false"/>
-                <w:color w:val="1D1D1F"/>
-                <w:sz w:val="18"/>
-                <w:szCs w:val="18"/>
-              </w:rPr>
-              <w:fldChar w:fldCharType="separate"/>
-            </w:r>
-            <w:r>
-              <w:rPr>
-                <w:rFonts w:ascii="Calibri" w:cs="Calibri" w:eastAsia="Calibri" w:hAnsi="Calibri"/>
-                <w:b w:val="false"/>
-                <w:bCs w:val="false"/>
-                <w:color w:val="1D1D1F"/>
-                <w:sz w:val="18"/>
-                <w:szCs w:val="18"/>
-              </w:rPr>
-              <w:t xml:space="preserve">     </w:t>
-            </w:r>
-            <w:r>
-              <w:rPr>
-                <w:rFonts w:ascii="Calibri" w:cs="Calibri" w:eastAsia="Calibri" w:hAnsi="Calibri"/>
-                <w:b w:val="false"/>
-                <w:bCs w:val="false"/>
-                <w:color w:val="1D1D1F"/>
-                <w:sz w:val="18"/>
-                <w:szCs w:val="18"/>
-              </w:rPr>
-              <w:fldChar w:fldCharType="end"/>
-            </w:r>
-          </w:p>
-        </w:tc>
-        <w:tc>
-          <w:tcPr>
-            <w:tcW w:type="dxa" w:w="2100"/>
-            <w:tcBorders>
-              <w:top w:val="none" w:color="FFFFFF" w:sz="0"/>
-              <w:left w:val="none" w:color="FFFFFF" w:sz="0"/>
-              <w:bottom w:val="single" w:color="E8E8ED" w:sz="4"/>
-              <w:right w:val="none" w:color="FFFFFF" w:sz="0"/>
-            </w:tcBorders>
-            <w:tcMar>
-              <w:top w:type="dxa" w:w="95"/>
-              <w:left w:type="dxa" w:w="80"/>
-              <w:bottom w:type="dxa" w:w="95"/>
-              <w:right w:type="dxa" w:w="80"/>
-            </w:tcMar>
-            <w:vAlign w:val="bottom"/>
-          </w:tcPr>
-          <w:p>
-            <w:pPr>
-              <w:spacing w:after="0" w:line="260"/>
-            </w:pPr>
-            <w:r>
-              <w:rPr>
-                <w:rFonts w:ascii="Calibri" w:cs="Calibri" w:eastAsia="Calibri" w:hAnsi="Calibri"/>
-                <w:b w:val="false"/>
-                <w:bCs w:val="false"/>
-                <w:color w:val="1D1D1F"/>
-                <w:sz w:val="18"/>
-                <w:szCs w:val="18"/>
-              </w:rPr>
-              <w:fldChar w:fldCharType="begin">
-                <w:ffData>
-                  <w:name w:val="fb17p"/>
-                  <w:enabled/>
-                  <w:calcOnExit w:val="0"/>
-                  <w:textInput/>
-                </w:ffData>
-              </w:fldChar>
-            </w:r>
-            <w:r>
-              <w:rPr>
-                <w:rFonts w:ascii="Calibri" w:cs="Calibri" w:eastAsia="Calibri" w:hAnsi="Calibri"/>
-                <w:b w:val="false"/>
-                <w:bCs w:val="false"/>
-                <w:color w:val="1D1D1F"/>
-                <w:sz w:val="18"/>
-                <w:szCs w:val="18"/>
-              </w:rPr>
-              <w:instrText xml:space="preserve"> FORMTEXT </w:instrText>
-            </w:r>
-            <w:r>
-              <w:rPr>
-                <w:rFonts w:ascii="Calibri" w:cs="Calibri" w:eastAsia="Calibri" w:hAnsi="Calibri"/>
-                <w:b w:val="false"/>
-                <w:bCs w:val="false"/>
-                <w:color w:val="1D1D1F"/>
-                <w:sz w:val="18"/>
-                <w:szCs w:val="18"/>
-              </w:rPr>
-              <w:fldChar w:fldCharType="separate"/>
-            </w:r>
-            <w:r>
-              <w:rPr>
-                <w:rFonts w:ascii="Calibri" w:cs="Calibri" w:eastAsia="Calibri" w:hAnsi="Calibri"/>
-                <w:b w:val="false"/>
-                <w:bCs w:val="false"/>
-                <w:color w:val="1D1D1F"/>
-                <w:sz w:val="18"/>
-                <w:szCs w:val="18"/>
-              </w:rPr>
-              <w:t xml:space="preserve">     </w:t>
-            </w:r>
-            <w:r>
-              <w:rPr>
-                <w:rFonts w:ascii="Calibri" w:cs="Calibri" w:eastAsia="Calibri" w:hAnsi="Calibri"/>
-                <w:b w:val="false"/>
-                <w:bCs w:val="false"/>
-                <w:color w:val="1D1D1F"/>
-                <w:sz w:val="18"/>
-                <w:szCs w:val="18"/>
-              </w:rPr>
-              <w:fldChar w:fldCharType="end"/>
-            </w:r>
-          </w:p>
-        </w:tc>
-      </w:tr>
-      <w:tr>
-        <w:tc>
-          <w:tcPr>
-            <w:tcW w:type="dxa" w:w="1300"/>
-            <w:tcBorders>
-              <w:top w:val="none" w:color="FFFFFF" w:sz="0"/>
-              <w:left w:val="none" w:color="FFFFFF" w:sz="0"/>
-              <w:bottom w:val="single" w:color="E8E8ED" w:sz="4"/>
-              <w:right w:val="none" w:color="FFFFFF" w:sz="0"/>
-            </w:tcBorders>
-            <w:tcMar>
-              <w:top w:type="dxa" w:w="95"/>
-              <w:left w:type="dxa" w:w="80"/>
-              <w:bottom w:type="dxa" w:w="95"/>
-              <w:right w:type="dxa" w:w="80"/>
-            </w:tcMar>
-            <w:vAlign w:val="bottom"/>
-          </w:tcPr>
-          <w:p>
-            <w:pPr>
-              <w:spacing w:after="0" w:line="260"/>
-            </w:pPr>
-            <w:r>
-              <w:rPr>
-                <w:rFonts w:ascii="Calibri" w:cs="Calibri" w:eastAsia="Calibri" w:hAnsi="Calibri"/>
-                <w:b w:val="false"/>
-                <w:bCs w:val="false"/>
-                <w:color w:val="1D1D1F"/>
-                <w:sz w:val="18"/>
-                <w:szCs w:val="18"/>
-              </w:rPr>
-              <w:fldChar w:fldCharType="begin">
-                <w:ffData>
-                  <w:name w:val="fb18d"/>
-                  <w:enabled/>
-                  <w:calcOnExit w:val="0"/>
-                  <w:textInput/>
-                </w:ffData>
-              </w:fldChar>
-            </w:r>
-            <w:r>
-              <w:rPr>
-                <w:rFonts w:ascii="Calibri" w:cs="Calibri" w:eastAsia="Calibri" w:hAnsi="Calibri"/>
-                <w:b w:val="false"/>
-                <w:bCs w:val="false"/>
-                <w:color w:val="1D1D1F"/>
-                <w:sz w:val="18"/>
-                <w:szCs w:val="18"/>
-              </w:rPr>
-              <w:instrText xml:space="preserve"> FORMTEXT </w:instrText>
-            </w:r>
-            <w:r>
-              <w:rPr>
-                <w:rFonts w:ascii="Calibri" w:cs="Calibri" w:eastAsia="Calibri" w:hAnsi="Calibri"/>
-                <w:b w:val="false"/>
-                <w:bCs w:val="false"/>
-                <w:color w:val="1D1D1F"/>
-                <w:sz w:val="18"/>
-                <w:szCs w:val="18"/>
-              </w:rPr>
-              <w:fldChar w:fldCharType="separate"/>
-            </w:r>
-            <w:r>
-              <w:rPr>
-                <w:rFonts w:ascii="Calibri" w:cs="Calibri" w:eastAsia="Calibri" w:hAnsi="Calibri"/>
-                <w:b w:val="false"/>
-                <w:bCs w:val="false"/>
-                <w:color w:val="1D1D1F"/>
-                <w:sz w:val="18"/>
-                <w:szCs w:val="18"/>
-              </w:rPr>
-              <w:t xml:space="preserve">     </w:t>
-            </w:r>
-            <w:r>
-              <w:rPr>
-                <w:rFonts w:ascii="Calibri" w:cs="Calibri" w:eastAsia="Calibri" w:hAnsi="Calibri"/>
-                <w:b w:val="false"/>
-                <w:bCs w:val="false"/>
-                <w:color w:val="1D1D1F"/>
-                <w:sz w:val="18"/>
-                <w:szCs w:val="18"/>
-              </w:rPr>
-              <w:fldChar w:fldCharType="end"/>
-            </w:r>
-          </w:p>
-        </w:tc>
-        <w:tc>
-          <w:tcPr>
-            <w:tcW w:type="dxa" w:w="1200"/>
-            <w:tcBorders>
-              <w:top w:val="none" w:color="FFFFFF" w:sz="0"/>
-              <w:left w:val="none" w:color="FFFFFF" w:sz="0"/>
-              <w:bottom w:val="single" w:color="E8E8ED" w:sz="4"/>
-              <w:right w:val="none" w:color="FFFFFF" w:sz="0"/>
-            </w:tcBorders>
-            <w:tcMar>
-              <w:top w:type="dxa" w:w="95"/>
-              <w:left w:type="dxa" w:w="80"/>
-              <w:bottom w:type="dxa" w:w="95"/>
-              <w:right w:type="dxa" w:w="80"/>
-            </w:tcMar>
-            <w:vAlign w:val="bottom"/>
-          </w:tcPr>
-          <w:p>
-            <w:pPr>
-              <w:spacing w:after="0" w:line="260"/>
-            </w:pPr>
-            <w:r>
-              <w:rPr>
-                <w:rFonts w:ascii="Calibri" w:cs="Calibri" w:eastAsia="Calibri" w:hAnsi="Calibri"/>
-                <w:b w:val="false"/>
-                <w:bCs w:val="false"/>
-                <w:color w:val="1D1D1F"/>
-                <w:sz w:val="18"/>
-                <w:szCs w:val="18"/>
-              </w:rPr>
-              <w:fldChar w:fldCharType="begin">
-                <w:ffData>
-                  <w:name w:val="fb18s"/>
-                  <w:enabled/>
-                  <w:calcOnExit w:val="0"/>
-                  <w:textInput/>
-                </w:ffData>
-              </w:fldChar>
-            </w:r>
-            <w:r>
-              <w:rPr>
-                <w:rFonts w:ascii="Calibri" w:cs="Calibri" w:eastAsia="Calibri" w:hAnsi="Calibri"/>
-                <w:b w:val="false"/>
-                <w:bCs w:val="false"/>
-                <w:color w:val="1D1D1F"/>
-                <w:sz w:val="18"/>
-                <w:szCs w:val="18"/>
-              </w:rPr>
-              <w:instrText xml:space="preserve"> FORMTEXT </w:instrText>
-            </w:r>
-            <w:r>
-              <w:rPr>
-                <w:rFonts w:ascii="Calibri" w:cs="Calibri" w:eastAsia="Calibri" w:hAnsi="Calibri"/>
-                <w:b w:val="false"/>
-                <w:bCs w:val="false"/>
-                <w:color w:val="1D1D1F"/>
-                <w:sz w:val="18"/>
-                <w:szCs w:val="18"/>
-              </w:rPr>
-              <w:fldChar w:fldCharType="separate"/>
-            </w:r>
-            <w:r>
-              <w:rPr>
-                <w:rFonts w:ascii="Calibri" w:cs="Calibri" w:eastAsia="Calibri" w:hAnsi="Calibri"/>
-                <w:b w:val="false"/>
-                <w:bCs w:val="false"/>
-                <w:color w:val="1D1D1F"/>
-                <w:sz w:val="18"/>
-                <w:szCs w:val="18"/>
-              </w:rPr>
-              <w:t xml:space="preserve">     </w:t>
-            </w:r>
-            <w:r>
-              <w:rPr>
-                <w:rFonts w:ascii="Calibri" w:cs="Calibri" w:eastAsia="Calibri" w:hAnsi="Calibri"/>
-                <w:b w:val="false"/>
-                <w:bCs w:val="false"/>
-                <w:color w:val="1D1D1F"/>
-                <w:sz w:val="18"/>
-                <w:szCs w:val="18"/>
-              </w:rPr>
-              <w:fldChar w:fldCharType="end"/>
-            </w:r>
-          </w:p>
-        </w:tc>
-        <w:tc>
-          <w:tcPr>
-            <w:tcW w:type="dxa" w:w="1200"/>
-            <w:tcBorders>
-              <w:top w:val="none" w:color="FFFFFF" w:sz="0"/>
-              <w:left w:val="none" w:color="FFFFFF" w:sz="0"/>
-              <w:bottom w:val="single" w:color="E8E8ED" w:sz="4"/>
-              <w:right w:val="none" w:color="FFFFFF" w:sz="0"/>
-            </w:tcBorders>
-            <w:tcMar>
-              <w:top w:type="dxa" w:w="95"/>
-              <w:left w:type="dxa" w:w="80"/>
-              <w:bottom w:type="dxa" w:w="95"/>
-              <w:right w:type="dxa" w:w="80"/>
-            </w:tcMar>
-            <w:vAlign w:val="bottom"/>
-          </w:tcPr>
-          <w:p>
-            <w:pPr>
-              <w:spacing w:after="0" w:line="260"/>
-            </w:pPr>
-            <w:r>
-              <w:rPr>
-                <w:rFonts w:ascii="Calibri" w:cs="Calibri" w:eastAsia="Calibri" w:hAnsi="Calibri"/>
-                <w:b w:val="false"/>
-                <w:bCs w:val="false"/>
-                <w:color w:val="1D1D1F"/>
-                <w:sz w:val="18"/>
-                <w:szCs w:val="18"/>
-              </w:rPr>
-              <w:fldChar w:fldCharType="begin">
-                <w:ffData>
-                  <w:name w:val="fb18e"/>
-                  <w:enabled/>
-                  <w:calcOnExit w:val="0"/>
-                  <w:textInput/>
-                </w:ffData>
-              </w:fldChar>
-            </w:r>
-            <w:r>
-              <w:rPr>
-                <w:rFonts w:ascii="Calibri" w:cs="Calibri" w:eastAsia="Calibri" w:hAnsi="Calibri"/>
-                <w:b w:val="false"/>
-                <w:bCs w:val="false"/>
-                <w:color w:val="1D1D1F"/>
-                <w:sz w:val="18"/>
-                <w:szCs w:val="18"/>
-              </w:rPr>
-              <w:instrText xml:space="preserve"> FORMTEXT </w:instrText>
-            </w:r>
-            <w:r>
-              <w:rPr>
-                <w:rFonts w:ascii="Calibri" w:cs="Calibri" w:eastAsia="Calibri" w:hAnsi="Calibri"/>
-                <w:b w:val="false"/>
-                <w:bCs w:val="false"/>
-                <w:color w:val="1D1D1F"/>
-                <w:sz w:val="18"/>
-                <w:szCs w:val="18"/>
-              </w:rPr>
-              <w:fldChar w:fldCharType="separate"/>
-            </w:r>
-            <w:r>
-              <w:rPr>
-                <w:rFonts w:ascii="Calibri" w:cs="Calibri" w:eastAsia="Calibri" w:hAnsi="Calibri"/>
-                <w:b w:val="false"/>
-                <w:bCs w:val="false"/>
-                <w:color w:val="1D1D1F"/>
-                <w:sz w:val="18"/>
-                <w:szCs w:val="18"/>
-              </w:rPr>
-              <w:t xml:space="preserve">     </w:t>
-            </w:r>
-            <w:r>
-              <w:rPr>
-                <w:rFonts w:ascii="Calibri" w:cs="Calibri" w:eastAsia="Calibri" w:hAnsi="Calibri"/>
-                <w:b w:val="false"/>
-                <w:bCs w:val="false"/>
-                <w:color w:val="1D1D1F"/>
-                <w:sz w:val="18"/>
-                <w:szCs w:val="18"/>
-              </w:rPr>
-              <w:fldChar w:fldCharType="end"/>
-            </w:r>
-          </w:p>
-        </w:tc>
-        <w:tc>
-          <w:tcPr>
-            <w:tcW w:type="dxa" w:w="900"/>
-            <w:tcBorders>
-              <w:top w:val="none" w:color="FFFFFF" w:sz="0"/>
-              <w:left w:val="none" w:color="FFFFFF" w:sz="0"/>
-              <w:bottom w:val="single" w:color="E8E8ED" w:sz="4"/>
-              <w:right w:val="none" w:color="FFFFFF" w:sz="0"/>
-            </w:tcBorders>
-            <w:tcMar>
-              <w:top w:type="dxa" w:w="95"/>
-              <w:left w:type="dxa" w:w="80"/>
-              <w:bottom w:type="dxa" w:w="95"/>
-              <w:right w:type="dxa" w:w="80"/>
-            </w:tcMar>
-            <w:vAlign w:val="bottom"/>
-          </w:tcPr>
-          <w:p>
-            <w:pPr>
-              <w:spacing w:after="0" w:line="260"/>
-            </w:pPr>
-            <w:r>
-              <w:rPr>
-                <w:rFonts w:ascii="Calibri" w:cs="Calibri" w:eastAsia="Calibri" w:hAnsi="Calibri"/>
-                <w:b w:val="false"/>
-                <w:bCs w:val="false"/>
-                <w:color w:val="1D1D1F"/>
-                <w:sz w:val="18"/>
-                <w:szCs w:val="18"/>
-              </w:rPr>
-              <w:fldChar w:fldCharType="begin">
-                <w:ffData>
-                  <w:name w:val="fb18k"/>
-                  <w:enabled/>
-                  <w:calcOnExit w:val="0"/>
-                  <w:textInput/>
-                </w:ffData>
-              </w:fldChar>
-            </w:r>
-            <w:r>
-              <w:rPr>
-                <w:rFonts w:ascii="Calibri" w:cs="Calibri" w:eastAsia="Calibri" w:hAnsi="Calibri"/>
-                <w:b w:val="false"/>
-                <w:bCs w:val="false"/>
-                <w:color w:val="1D1D1F"/>
-                <w:sz w:val="18"/>
-                <w:szCs w:val="18"/>
-              </w:rPr>
-              <w:instrText xml:space="preserve"> FORMTEXT </w:instrText>
-            </w:r>
-            <w:r>
-              <w:rPr>
-                <w:rFonts w:ascii="Calibri" w:cs="Calibri" w:eastAsia="Calibri" w:hAnsi="Calibri"/>
-                <w:b w:val="false"/>
-                <w:bCs w:val="false"/>
-                <w:color w:val="1D1D1F"/>
-                <w:sz w:val="18"/>
-                <w:szCs w:val="18"/>
-              </w:rPr>
-              <w:fldChar w:fldCharType="separate"/>
-            </w:r>
-            <w:r>
-              <w:rPr>
-                <w:rFonts w:ascii="Calibri" w:cs="Calibri" w:eastAsia="Calibri" w:hAnsi="Calibri"/>
-                <w:b w:val="false"/>
-                <w:bCs w:val="false"/>
-                <w:color w:val="1D1D1F"/>
-                <w:sz w:val="18"/>
-                <w:szCs w:val="18"/>
-              </w:rPr>
-              <w:t xml:space="preserve">     </w:t>
-            </w:r>
-            <w:r>
-              <w:rPr>
-                <w:rFonts w:ascii="Calibri" w:cs="Calibri" w:eastAsia="Calibri" w:hAnsi="Calibri"/>
-                <w:b w:val="false"/>
-                <w:bCs w:val="false"/>
-                <w:color w:val="1D1D1F"/>
-                <w:sz w:val="18"/>
-                <w:szCs w:val="18"/>
-              </w:rPr>
-              <w:fldChar w:fldCharType="end"/>
-            </w:r>
-          </w:p>
-        </w:tc>
-        <w:tc>
-          <w:tcPr>
-            <w:tcW w:type="dxa" w:w="1600"/>
-            <w:tcBorders>
-              <w:top w:val="none" w:color="FFFFFF" w:sz="0"/>
-              <w:left w:val="none" w:color="FFFFFF" w:sz="0"/>
-              <w:bottom w:val="single" w:color="E8E8ED" w:sz="4"/>
-              <w:right w:val="none" w:color="FFFFFF" w:sz="0"/>
-            </w:tcBorders>
-            <w:tcMar>
-              <w:top w:type="dxa" w:w="95"/>
-              <w:left w:type="dxa" w:w="80"/>
-              <w:bottom w:type="dxa" w:w="95"/>
-              <w:right w:type="dxa" w:w="80"/>
-            </w:tcMar>
-            <w:vAlign w:val="bottom"/>
-          </w:tcPr>
-          <w:p>
-            <w:pPr>
-              <w:spacing w:after="0" w:line="260"/>
-            </w:pPr>
-            <w:r>
-              <w:rPr>
-                <w:rFonts w:ascii="Calibri" w:cs="Calibri" w:eastAsia="Calibri" w:hAnsi="Calibri"/>
-                <w:b w:val="false"/>
-                <w:bCs w:val="false"/>
-                <w:color w:val="1D1D1F"/>
-                <w:sz w:val="18"/>
-                <w:szCs w:val="18"/>
-              </w:rPr>
-              <w:fldChar w:fldCharType="begin">
-                <w:ffData>
-                  <w:name w:val="fb18c"/>
-                  <w:enabled/>
-                  <w:calcOnExit w:val="0"/>
-                  <w:textInput/>
-                </w:ffData>
-              </w:fldChar>
-            </w:r>
-            <w:r>
-              <w:rPr>
-                <w:rFonts w:ascii="Calibri" w:cs="Calibri" w:eastAsia="Calibri" w:hAnsi="Calibri"/>
-                <w:b w:val="false"/>
-                <w:bCs w:val="false"/>
-                <w:color w:val="1D1D1F"/>
-                <w:sz w:val="18"/>
-                <w:szCs w:val="18"/>
-              </w:rPr>
-              <w:instrText xml:space="preserve"> FORMTEXT </w:instrText>
-            </w:r>
-            <w:r>
-              <w:rPr>
-                <w:rFonts w:ascii="Calibri" w:cs="Calibri" w:eastAsia="Calibri" w:hAnsi="Calibri"/>
-                <w:b w:val="false"/>
-                <w:bCs w:val="false"/>
-                <w:color w:val="1D1D1F"/>
-                <w:sz w:val="18"/>
-                <w:szCs w:val="18"/>
-              </w:rPr>
-              <w:fldChar w:fldCharType="separate"/>
-            </w:r>
-            <w:r>
-              <w:rPr>
-                <w:rFonts w:ascii="Calibri" w:cs="Calibri" w:eastAsia="Calibri" w:hAnsi="Calibri"/>
-                <w:b w:val="false"/>
-                <w:bCs w:val="false"/>
-                <w:color w:val="1D1D1F"/>
-                <w:sz w:val="18"/>
-                <w:szCs w:val="18"/>
-              </w:rPr>
-              <w:t xml:space="preserve">     </w:t>
-            </w:r>
-            <w:r>
-              <w:rPr>
-                <w:rFonts w:ascii="Calibri" w:cs="Calibri" w:eastAsia="Calibri" w:hAnsi="Calibri"/>
-                <w:b w:val="false"/>
-                <w:bCs w:val="false"/>
-                <w:color w:val="1D1D1F"/>
-                <w:sz w:val="18"/>
-                <w:szCs w:val="18"/>
-              </w:rPr>
-              <w:fldChar w:fldCharType="end"/>
-            </w:r>
-          </w:p>
-        </w:tc>
-        <w:tc>
-          <w:tcPr>
-            <w:tcW w:type="dxa" w:w="3400"/>
-            <w:tcBorders>
-              <w:top w:val="none" w:color="FFFFFF" w:sz="0"/>
-              <w:left w:val="none" w:color="FFFFFF" w:sz="0"/>
-              <w:bottom w:val="single" w:color="E8E8ED" w:sz="4"/>
-              <w:right w:val="none" w:color="FFFFFF" w:sz="0"/>
-            </w:tcBorders>
-            <w:tcMar>
-              <w:top w:type="dxa" w:w="95"/>
-              <w:left w:type="dxa" w:w="80"/>
-              <w:bottom w:type="dxa" w:w="95"/>
-              <w:right w:type="dxa" w:w="80"/>
-            </w:tcMar>
-            <w:vAlign w:val="bottom"/>
-          </w:tcPr>
-          <w:p>
-            <w:pPr>
-              <w:spacing w:after="0" w:line="260"/>
-            </w:pPr>
-            <w:r>
-              <w:rPr>
-                <w:rFonts w:ascii="Calibri" w:cs="Calibri" w:eastAsia="Calibri" w:hAnsi="Calibri"/>
-                <w:b w:val="false"/>
-                <w:bCs w:val="false"/>
-                <w:color w:val="1D1D1F"/>
-                <w:sz w:val="18"/>
-                <w:szCs w:val="18"/>
-              </w:rPr>
-              <w:fldChar w:fldCharType="begin">
-                <w:ffData>
-                  <w:name w:val="fb18z"/>
-                  <w:enabled/>
-                  <w:calcOnExit w:val="0"/>
-                  <w:textInput/>
-                </w:ffData>
-              </w:fldChar>
-            </w:r>
-            <w:r>
-              <w:rPr>
-                <w:rFonts w:ascii="Calibri" w:cs="Calibri" w:eastAsia="Calibri" w:hAnsi="Calibri"/>
-                <w:b w:val="false"/>
-                <w:bCs w:val="false"/>
-                <w:color w:val="1D1D1F"/>
-                <w:sz w:val="18"/>
-                <w:szCs w:val="18"/>
-              </w:rPr>
-              <w:instrText xml:space="preserve"> FORMTEXT </w:instrText>
-            </w:r>
-            <w:r>
-              <w:rPr>
-                <w:rFonts w:ascii="Calibri" w:cs="Calibri" w:eastAsia="Calibri" w:hAnsi="Calibri"/>
-                <w:b w:val="false"/>
-                <w:bCs w:val="false"/>
-                <w:color w:val="1D1D1F"/>
-                <w:sz w:val="18"/>
-                <w:szCs w:val="18"/>
-              </w:rPr>
-              <w:fldChar w:fldCharType="separate"/>
-            </w:r>
-            <w:r>
-              <w:rPr>
-                <w:rFonts w:ascii="Calibri" w:cs="Calibri" w:eastAsia="Calibri" w:hAnsi="Calibri"/>
-                <w:b w:val="false"/>
-                <w:bCs w:val="false"/>
-                <w:color w:val="1D1D1F"/>
-                <w:sz w:val="18"/>
-                <w:szCs w:val="18"/>
-              </w:rPr>
-              <w:t xml:space="preserve">     </w:t>
-            </w:r>
-            <w:r>
-              <w:rPr>
-                <w:rFonts w:ascii="Calibri" w:cs="Calibri" w:eastAsia="Calibri" w:hAnsi="Calibri"/>
-                <w:b w:val="false"/>
-                <w:bCs w:val="false"/>
-                <w:color w:val="1D1D1F"/>
-                <w:sz w:val="18"/>
-                <w:szCs w:val="18"/>
-              </w:rPr>
-              <w:fldChar w:fldCharType="end"/>
-            </w:r>
-          </w:p>
-        </w:tc>
-        <w:tc>
-          <w:tcPr>
-            <w:tcW w:type="dxa" w:w="2870"/>
-            <w:tcBorders>
-              <w:top w:val="none" w:color="FFFFFF" w:sz="0"/>
-              <w:left w:val="none" w:color="FFFFFF" w:sz="0"/>
-              <w:bottom w:val="single" w:color="E8E8ED" w:sz="4"/>
-              <w:right w:val="none" w:color="FFFFFF" w:sz="0"/>
-            </w:tcBorders>
-            <w:tcMar>
-              <w:top w:type="dxa" w:w="95"/>
-              <w:left w:type="dxa" w:w="80"/>
-              <w:bottom w:type="dxa" w:w="95"/>
-              <w:right w:type="dxa" w:w="80"/>
-            </w:tcMar>
-            <w:vAlign w:val="bottom"/>
-          </w:tcPr>
-          <w:p>
-            <w:pPr>
-              <w:spacing w:after="0" w:line="260"/>
-            </w:pPr>
-            <w:r>
-              <w:rPr>
-                <w:rFonts w:ascii="Calibri" w:cs="Calibri" w:eastAsia="Calibri" w:hAnsi="Calibri"/>
-                <w:b w:val="false"/>
-                <w:bCs w:val="false"/>
-                <w:color w:val="1D1D1F"/>
-                <w:sz w:val="18"/>
-                <w:szCs w:val="18"/>
-              </w:rPr>
-              <w:fldChar w:fldCharType="begin">
-                <w:ffData>
-                  <w:name w:val="fb18w"/>
-                  <w:enabled/>
-                  <w:calcOnExit w:val="0"/>
-                  <w:textInput/>
-                </w:ffData>
-              </w:fldChar>
-            </w:r>
-            <w:r>
-              <w:rPr>
-                <w:rFonts w:ascii="Calibri" w:cs="Calibri" w:eastAsia="Calibri" w:hAnsi="Calibri"/>
-                <w:b w:val="false"/>
-                <w:bCs w:val="false"/>
-                <w:color w:val="1D1D1F"/>
-                <w:sz w:val="18"/>
-                <w:szCs w:val="18"/>
-              </w:rPr>
-              <w:instrText xml:space="preserve"> FORMTEXT </w:instrText>
-            </w:r>
-            <w:r>
-              <w:rPr>
-                <w:rFonts w:ascii="Calibri" w:cs="Calibri" w:eastAsia="Calibri" w:hAnsi="Calibri"/>
-                <w:b w:val="false"/>
-                <w:bCs w:val="false"/>
-                <w:color w:val="1D1D1F"/>
-                <w:sz w:val="18"/>
-                <w:szCs w:val="18"/>
-              </w:rPr>
-              <w:fldChar w:fldCharType="separate"/>
-            </w:r>
-            <w:r>
-              <w:rPr>
-                <w:rFonts w:ascii="Calibri" w:cs="Calibri" w:eastAsia="Calibri" w:hAnsi="Calibri"/>
-                <w:b w:val="false"/>
-                <w:bCs w:val="false"/>
-                <w:color w:val="1D1D1F"/>
-                <w:sz w:val="18"/>
-                <w:szCs w:val="18"/>
-              </w:rPr>
-              <w:t xml:space="preserve">     </w:t>
-            </w:r>
-            <w:r>
-              <w:rPr>
-                <w:rFonts w:ascii="Calibri" w:cs="Calibri" w:eastAsia="Calibri" w:hAnsi="Calibri"/>
-                <w:b w:val="false"/>
-                <w:bCs w:val="false"/>
-                <w:color w:val="1D1D1F"/>
-                <w:sz w:val="18"/>
-                <w:szCs w:val="18"/>
-              </w:rPr>
-              <w:fldChar w:fldCharType="end"/>
-            </w:r>
-          </w:p>
-        </w:tc>
-        <w:tc>
-          <w:tcPr>
-            <w:tcW w:type="dxa" w:w="2100"/>
-            <w:tcBorders>
-              <w:top w:val="none" w:color="FFFFFF" w:sz="0"/>
-              <w:left w:val="none" w:color="FFFFFF" w:sz="0"/>
-              <w:bottom w:val="single" w:color="E8E8ED" w:sz="4"/>
-              <w:right w:val="none" w:color="FFFFFF" w:sz="0"/>
-            </w:tcBorders>
-            <w:tcMar>
-              <w:top w:type="dxa" w:w="95"/>
-              <w:left w:type="dxa" w:w="80"/>
-              <w:bottom w:type="dxa" w:w="95"/>
-              <w:right w:type="dxa" w:w="80"/>
-            </w:tcMar>
-            <w:vAlign w:val="bottom"/>
-          </w:tcPr>
-          <w:p>
-            <w:pPr>
-              <w:spacing w:after="0" w:line="260"/>
-            </w:pPr>
-            <w:r>
-              <w:rPr>
-                <w:rFonts w:ascii="Calibri" w:cs="Calibri" w:eastAsia="Calibri" w:hAnsi="Calibri"/>
-                <w:b w:val="false"/>
-                <w:bCs w:val="false"/>
-                <w:color w:val="1D1D1F"/>
-                <w:sz w:val="18"/>
-                <w:szCs w:val="18"/>
-              </w:rPr>
-              <w:fldChar w:fldCharType="begin">
-                <w:ffData>
-                  <w:name w:val="fb18p"/>
-                  <w:enabled/>
-                  <w:calcOnExit w:val="0"/>
-                  <w:textInput/>
-                </w:ffData>
-              </w:fldChar>
-            </w:r>
-            <w:r>
-              <w:rPr>
-                <w:rFonts w:ascii="Calibri" w:cs="Calibri" w:eastAsia="Calibri" w:hAnsi="Calibri"/>
-                <w:b w:val="false"/>
-                <w:bCs w:val="false"/>
-                <w:color w:val="1D1D1F"/>
-                <w:sz w:val="18"/>
-                <w:szCs w:val="18"/>
-              </w:rPr>
-              <w:instrText xml:space="preserve"> FORMTEXT </w:instrText>
-            </w:r>
-            <w:r>
-              <w:rPr>
-                <w:rFonts w:ascii="Calibri" w:cs="Calibri" w:eastAsia="Calibri" w:hAnsi="Calibri"/>
-                <w:b w:val="false"/>
-                <w:bCs w:val="false"/>
-                <w:color w:val="1D1D1F"/>
-                <w:sz w:val="18"/>
-                <w:szCs w:val="18"/>
-              </w:rPr>
-              <w:fldChar w:fldCharType="separate"/>
-            </w:r>
-            <w:r>
-              <w:rPr>
-                <w:rFonts w:ascii="Calibri" w:cs="Calibri" w:eastAsia="Calibri" w:hAnsi="Calibri"/>
-                <w:b w:val="false"/>
-                <w:bCs w:val="false"/>
-                <w:color w:val="1D1D1F"/>
-                <w:sz w:val="18"/>
-                <w:szCs w:val="18"/>
-              </w:rPr>
-              <w:t xml:space="preserve">     </w:t>
-            </w:r>
-            <w:r>
-              <w:rPr>
-                <w:rFonts w:ascii="Calibri" w:cs="Calibri" w:eastAsia="Calibri" w:hAnsi="Calibri"/>
-                <w:b w:val="false"/>
-                <w:bCs w:val="false"/>
-                <w:color w:val="1D1D1F"/>
-                <w:sz w:val="18"/>
-                <w:szCs w:val="18"/>
-              </w:rPr>
-              <w:fldChar w:fldCharType="end"/>
-            </w:r>
-          </w:p>
-        </w:tc>
-      </w:tr>
-      <w:tr>
-        <w:tc>
-          <w:tcPr>
-            <w:tcW w:type="dxa" w:w="1300"/>
-            <w:tcBorders>
-              <w:top w:val="none" w:color="FFFFFF" w:sz="0"/>
-              <w:left w:val="none" w:color="FFFFFF" w:sz="0"/>
-              <w:bottom w:val="single" w:color="E8E8ED" w:sz="4"/>
-              <w:right w:val="none" w:color="FFFFFF" w:sz="0"/>
-            </w:tcBorders>
-            <w:tcMar>
-              <w:top w:type="dxa" w:w="95"/>
-              <w:left w:type="dxa" w:w="80"/>
-              <w:bottom w:type="dxa" w:w="95"/>
-              <w:right w:type="dxa" w:w="80"/>
-            </w:tcMar>
-            <w:vAlign w:val="bottom"/>
-          </w:tcPr>
-          <w:p>
-            <w:pPr>
-              <w:spacing w:after="0" w:line="260"/>
-            </w:pPr>
-            <w:r>
-              <w:rPr>
-                <w:rFonts w:ascii="Calibri" w:cs="Calibri" w:eastAsia="Calibri" w:hAnsi="Calibri"/>
-                <w:b w:val="false"/>
-                <w:bCs w:val="false"/>
-                <w:color w:val="1D1D1F"/>
-                <w:sz w:val="18"/>
-                <w:szCs w:val="18"/>
-              </w:rPr>
-              <w:fldChar w:fldCharType="begin">
-                <w:ffData>
-                  <w:name w:val="fb19d"/>
-                  <w:enabled/>
-                  <w:calcOnExit w:val="0"/>
-                  <w:textInput/>
-                </w:ffData>
-              </w:fldChar>
-            </w:r>
-            <w:r>
-              <w:rPr>
-                <w:rFonts w:ascii="Calibri" w:cs="Calibri" w:eastAsia="Calibri" w:hAnsi="Calibri"/>
-                <w:b w:val="false"/>
-                <w:bCs w:val="false"/>
-                <w:color w:val="1D1D1F"/>
-                <w:sz w:val="18"/>
-                <w:szCs w:val="18"/>
-              </w:rPr>
-              <w:instrText xml:space="preserve"> FORMTEXT </w:instrText>
-            </w:r>
-            <w:r>
-              <w:rPr>
-                <w:rFonts w:ascii="Calibri" w:cs="Calibri" w:eastAsia="Calibri" w:hAnsi="Calibri"/>
-                <w:b w:val="false"/>
-                <w:bCs w:val="false"/>
-                <w:color w:val="1D1D1F"/>
-                <w:sz w:val="18"/>
-                <w:szCs w:val="18"/>
-              </w:rPr>
-              <w:fldChar w:fldCharType="separate"/>
-            </w:r>
-            <w:r>
-              <w:rPr>
-                <w:rFonts w:ascii="Calibri" w:cs="Calibri" w:eastAsia="Calibri" w:hAnsi="Calibri"/>
-                <w:b w:val="false"/>
-                <w:bCs w:val="false"/>
-                <w:color w:val="1D1D1F"/>
-                <w:sz w:val="18"/>
-                <w:szCs w:val="18"/>
-              </w:rPr>
-              <w:t xml:space="preserve">     </w:t>
-            </w:r>
-            <w:r>
-              <w:rPr>
-                <w:rFonts w:ascii="Calibri" w:cs="Calibri" w:eastAsia="Calibri" w:hAnsi="Calibri"/>
-                <w:b w:val="false"/>
-                <w:bCs w:val="false"/>
-                <w:color w:val="1D1D1F"/>
-                <w:sz w:val="18"/>
-                <w:szCs w:val="18"/>
-              </w:rPr>
-              <w:fldChar w:fldCharType="end"/>
-            </w:r>
-          </w:p>
-        </w:tc>
-        <w:tc>
-          <w:tcPr>
-            <w:tcW w:type="dxa" w:w="1200"/>
-            <w:tcBorders>
-              <w:top w:val="none" w:color="FFFFFF" w:sz="0"/>
-              <w:left w:val="none" w:color="FFFFFF" w:sz="0"/>
-              <w:bottom w:val="single" w:color="E8E8ED" w:sz="4"/>
-              <w:right w:val="none" w:color="FFFFFF" w:sz="0"/>
-            </w:tcBorders>
-            <w:tcMar>
-              <w:top w:type="dxa" w:w="95"/>
-              <w:left w:type="dxa" w:w="80"/>
-              <w:bottom w:type="dxa" w:w="95"/>
-              <w:right w:type="dxa" w:w="80"/>
-            </w:tcMar>
-            <w:vAlign w:val="bottom"/>
-          </w:tcPr>
-          <w:p>
-            <w:pPr>
-              <w:spacing w:after="0" w:line="260"/>
-            </w:pPr>
-            <w:r>
-              <w:rPr>
-                <w:rFonts w:ascii="Calibri" w:cs="Calibri" w:eastAsia="Calibri" w:hAnsi="Calibri"/>
-                <w:b w:val="false"/>
-                <w:bCs w:val="false"/>
-                <w:color w:val="1D1D1F"/>
-                <w:sz w:val="18"/>
-                <w:szCs w:val="18"/>
-              </w:rPr>
-              <w:fldChar w:fldCharType="begin">
-                <w:ffData>
-                  <w:name w:val="fb19s"/>
-                  <w:enabled/>
-                  <w:calcOnExit w:val="0"/>
-                  <w:textInput/>
-                </w:ffData>
-              </w:fldChar>
-            </w:r>
-            <w:r>
-              <w:rPr>
-                <w:rFonts w:ascii="Calibri" w:cs="Calibri" w:eastAsia="Calibri" w:hAnsi="Calibri"/>
-                <w:b w:val="false"/>
-                <w:bCs w:val="false"/>
-                <w:color w:val="1D1D1F"/>
-                <w:sz w:val="18"/>
-                <w:szCs w:val="18"/>
-              </w:rPr>
-              <w:instrText xml:space="preserve"> FORMTEXT </w:instrText>
-            </w:r>
-            <w:r>
-              <w:rPr>
-                <w:rFonts w:ascii="Calibri" w:cs="Calibri" w:eastAsia="Calibri" w:hAnsi="Calibri"/>
-                <w:b w:val="false"/>
-                <w:bCs w:val="false"/>
-                <w:color w:val="1D1D1F"/>
-                <w:sz w:val="18"/>
-                <w:szCs w:val="18"/>
-              </w:rPr>
-              <w:fldChar w:fldCharType="separate"/>
-            </w:r>
-            <w:r>
-              <w:rPr>
-                <w:rFonts w:ascii="Calibri" w:cs="Calibri" w:eastAsia="Calibri" w:hAnsi="Calibri"/>
-                <w:b w:val="false"/>
-                <w:bCs w:val="false"/>
-                <w:color w:val="1D1D1F"/>
-                <w:sz w:val="18"/>
-                <w:szCs w:val="18"/>
-              </w:rPr>
-              <w:t xml:space="preserve">     </w:t>
-            </w:r>
-            <w:r>
-              <w:rPr>
-                <w:rFonts w:ascii="Calibri" w:cs="Calibri" w:eastAsia="Calibri" w:hAnsi="Calibri"/>
-                <w:b w:val="false"/>
-                <w:bCs w:val="false"/>
-                <w:color w:val="1D1D1F"/>
-                <w:sz w:val="18"/>
-                <w:szCs w:val="18"/>
-              </w:rPr>
-              <w:fldChar w:fldCharType="end"/>
-            </w:r>
-          </w:p>
-        </w:tc>
-        <w:tc>
-          <w:tcPr>
-            <w:tcW w:type="dxa" w:w="1200"/>
-            <w:tcBorders>
-              <w:top w:val="none" w:color="FFFFFF" w:sz="0"/>
-              <w:left w:val="none" w:color="FFFFFF" w:sz="0"/>
-              <w:bottom w:val="single" w:color="E8E8ED" w:sz="4"/>
-              <w:right w:val="none" w:color="FFFFFF" w:sz="0"/>
-            </w:tcBorders>
-            <w:tcMar>
-              <w:top w:type="dxa" w:w="95"/>
-              <w:left w:type="dxa" w:w="80"/>
-              <w:bottom w:type="dxa" w:w="95"/>
-              <w:right w:type="dxa" w:w="80"/>
-            </w:tcMar>
-            <w:vAlign w:val="bottom"/>
-          </w:tcPr>
-          <w:p>
-            <w:pPr>
-              <w:spacing w:after="0" w:line="260"/>
-            </w:pPr>
-            <w:r>
-              <w:rPr>
-                <w:rFonts w:ascii="Calibri" w:cs="Calibri" w:eastAsia="Calibri" w:hAnsi="Calibri"/>
-                <w:b w:val="false"/>
-                <w:bCs w:val="false"/>
-                <w:color w:val="1D1D1F"/>
-                <w:sz w:val="18"/>
-                <w:szCs w:val="18"/>
-              </w:rPr>
-              <w:fldChar w:fldCharType="begin">
-                <w:ffData>
-                  <w:name w:val="fb19e"/>
-                  <w:enabled/>
-                  <w:calcOnExit w:val="0"/>
-                  <w:textInput/>
-                </w:ffData>
-              </w:fldChar>
-            </w:r>
-            <w:r>
-              <w:rPr>
-                <w:rFonts w:ascii="Calibri" w:cs="Calibri" w:eastAsia="Calibri" w:hAnsi="Calibri"/>
-                <w:b w:val="false"/>
-                <w:bCs w:val="false"/>
-                <w:color w:val="1D1D1F"/>
-                <w:sz w:val="18"/>
-                <w:szCs w:val="18"/>
-              </w:rPr>
-              <w:instrText xml:space="preserve"> FORMTEXT </w:instrText>
-            </w:r>
-            <w:r>
-              <w:rPr>
-                <w:rFonts w:ascii="Calibri" w:cs="Calibri" w:eastAsia="Calibri" w:hAnsi="Calibri"/>
-                <w:b w:val="false"/>
-                <w:bCs w:val="false"/>
-                <w:color w:val="1D1D1F"/>
-                <w:sz w:val="18"/>
-                <w:szCs w:val="18"/>
-              </w:rPr>
-              <w:fldChar w:fldCharType="separate"/>
-            </w:r>
-            <w:r>
-              <w:rPr>
-                <w:rFonts w:ascii="Calibri" w:cs="Calibri" w:eastAsia="Calibri" w:hAnsi="Calibri"/>
-                <w:b w:val="false"/>
-                <w:bCs w:val="false"/>
-                <w:color w:val="1D1D1F"/>
-                <w:sz w:val="18"/>
-                <w:szCs w:val="18"/>
-              </w:rPr>
-              <w:t xml:space="preserve">     </w:t>
-            </w:r>
-            <w:r>
-              <w:rPr>
-                <w:rFonts w:ascii="Calibri" w:cs="Calibri" w:eastAsia="Calibri" w:hAnsi="Calibri"/>
-                <w:b w:val="false"/>
-                <w:bCs w:val="false"/>
-                <w:color w:val="1D1D1F"/>
-                <w:sz w:val="18"/>
-                <w:szCs w:val="18"/>
-              </w:rPr>
-              <w:fldChar w:fldCharType="end"/>
-            </w:r>
-          </w:p>
-        </w:tc>
-        <w:tc>
-          <w:tcPr>
-            <w:tcW w:type="dxa" w:w="900"/>
-            <w:tcBorders>
-              <w:top w:val="none" w:color="FFFFFF" w:sz="0"/>
-              <w:left w:val="none" w:color="FFFFFF" w:sz="0"/>
-              <w:bottom w:val="single" w:color="E8E8ED" w:sz="4"/>
-              <w:right w:val="none" w:color="FFFFFF" w:sz="0"/>
-            </w:tcBorders>
-            <w:tcMar>
-              <w:top w:type="dxa" w:w="95"/>
-              <w:left w:type="dxa" w:w="80"/>
-              <w:bottom w:type="dxa" w:w="95"/>
-              <w:right w:type="dxa" w:w="80"/>
-            </w:tcMar>
-            <w:vAlign w:val="bottom"/>
-          </w:tcPr>
-          <w:p>
-            <w:pPr>
-              <w:spacing w:after="0" w:line="260"/>
-            </w:pPr>
-            <w:r>
-              <w:rPr>
-                <w:rFonts w:ascii="Calibri" w:cs="Calibri" w:eastAsia="Calibri" w:hAnsi="Calibri"/>
-                <w:b w:val="false"/>
-                <w:bCs w:val="false"/>
-                <w:color w:val="1D1D1F"/>
-                <w:sz w:val="18"/>
-                <w:szCs w:val="18"/>
-              </w:rPr>
-              <w:fldChar w:fldCharType="begin">
-                <w:ffData>
-                  <w:name w:val="fb19k"/>
-                  <w:enabled/>
-                  <w:calcOnExit w:val="0"/>
-                  <w:textInput/>
-                </w:ffData>
-              </w:fldChar>
-            </w:r>
-            <w:r>
-              <w:rPr>
-                <w:rFonts w:ascii="Calibri" w:cs="Calibri" w:eastAsia="Calibri" w:hAnsi="Calibri"/>
-                <w:b w:val="false"/>
-                <w:bCs w:val="false"/>
-                <w:color w:val="1D1D1F"/>
-                <w:sz w:val="18"/>
-                <w:szCs w:val="18"/>
-              </w:rPr>
-              <w:instrText xml:space="preserve"> FORMTEXT </w:instrText>
-            </w:r>
-            <w:r>
-              <w:rPr>
-                <w:rFonts w:ascii="Calibri" w:cs="Calibri" w:eastAsia="Calibri" w:hAnsi="Calibri"/>
-                <w:b w:val="false"/>
-                <w:bCs w:val="false"/>
-                <w:color w:val="1D1D1F"/>
-                <w:sz w:val="18"/>
-                <w:szCs w:val="18"/>
-              </w:rPr>
-              <w:fldChar w:fldCharType="separate"/>
-            </w:r>
-            <w:r>
-              <w:rPr>
-                <w:rFonts w:ascii="Calibri" w:cs="Calibri" w:eastAsia="Calibri" w:hAnsi="Calibri"/>
-                <w:b w:val="false"/>
-                <w:bCs w:val="false"/>
-                <w:color w:val="1D1D1F"/>
-                <w:sz w:val="18"/>
-                <w:szCs w:val="18"/>
-              </w:rPr>
-              <w:t xml:space="preserve">     </w:t>
-            </w:r>
-            <w:r>
-              <w:rPr>
-                <w:rFonts w:ascii="Calibri" w:cs="Calibri" w:eastAsia="Calibri" w:hAnsi="Calibri"/>
-                <w:b w:val="false"/>
-                <w:bCs w:val="false"/>
-                <w:color w:val="1D1D1F"/>
-                <w:sz w:val="18"/>
-                <w:szCs w:val="18"/>
-              </w:rPr>
-              <w:fldChar w:fldCharType="end"/>
-            </w:r>
-          </w:p>
-        </w:tc>
-        <w:tc>
-          <w:tcPr>
-            <w:tcW w:type="dxa" w:w="1600"/>
-            <w:tcBorders>
-              <w:top w:val="none" w:color="FFFFFF" w:sz="0"/>
-              <w:left w:val="none" w:color="FFFFFF" w:sz="0"/>
-              <w:bottom w:val="single" w:color="E8E8ED" w:sz="4"/>
-              <w:right w:val="none" w:color="FFFFFF" w:sz="0"/>
-            </w:tcBorders>
-            <w:tcMar>
-              <w:top w:type="dxa" w:w="95"/>
-              <w:left w:type="dxa" w:w="80"/>
-              <w:bottom w:type="dxa" w:w="95"/>
-              <w:right w:type="dxa" w:w="80"/>
-            </w:tcMar>
-            <w:vAlign w:val="bottom"/>
-          </w:tcPr>
-          <w:p>
-            <w:pPr>
-              <w:spacing w:after="0" w:line="260"/>
-            </w:pPr>
-            <w:r>
-              <w:rPr>
-                <w:rFonts w:ascii="Calibri" w:cs="Calibri" w:eastAsia="Calibri" w:hAnsi="Calibri"/>
-                <w:b w:val="false"/>
-                <w:bCs w:val="false"/>
-                <w:color w:val="1D1D1F"/>
-                <w:sz w:val="18"/>
-                <w:szCs w:val="18"/>
-              </w:rPr>
-              <w:fldChar w:fldCharType="begin">
-                <w:ffData>
-                  <w:name w:val="fb19c"/>
-                  <w:enabled/>
-                  <w:calcOnExit w:val="0"/>
-                  <w:textInput/>
-                </w:ffData>
-              </w:fldChar>
-            </w:r>
-            <w:r>
-              <w:rPr>
-                <w:rFonts w:ascii="Calibri" w:cs="Calibri" w:eastAsia="Calibri" w:hAnsi="Calibri"/>
-                <w:b w:val="false"/>
-                <w:bCs w:val="false"/>
-                <w:color w:val="1D1D1F"/>
-                <w:sz w:val="18"/>
-                <w:szCs w:val="18"/>
-              </w:rPr>
-              <w:instrText xml:space="preserve"> FORMTEXT </w:instrText>
-            </w:r>
-            <w:r>
-              <w:rPr>
-                <w:rFonts w:ascii="Calibri" w:cs="Calibri" w:eastAsia="Calibri" w:hAnsi="Calibri"/>
-                <w:b w:val="false"/>
-                <w:bCs w:val="false"/>
-                <w:color w:val="1D1D1F"/>
-                <w:sz w:val="18"/>
-                <w:szCs w:val="18"/>
-              </w:rPr>
-              <w:fldChar w:fldCharType="separate"/>
-            </w:r>
-            <w:r>
-              <w:rPr>
-                <w:rFonts w:ascii="Calibri" w:cs="Calibri" w:eastAsia="Calibri" w:hAnsi="Calibri"/>
-                <w:b w:val="false"/>
-                <w:bCs w:val="false"/>
-                <w:color w:val="1D1D1F"/>
-                <w:sz w:val="18"/>
-                <w:szCs w:val="18"/>
-              </w:rPr>
-              <w:t xml:space="preserve">     </w:t>
-            </w:r>
-            <w:r>
-              <w:rPr>
-                <w:rFonts w:ascii="Calibri" w:cs="Calibri" w:eastAsia="Calibri" w:hAnsi="Calibri"/>
-                <w:b w:val="false"/>
-                <w:bCs w:val="false"/>
-                <w:color w:val="1D1D1F"/>
-                <w:sz w:val="18"/>
-                <w:szCs w:val="18"/>
-              </w:rPr>
-              <w:fldChar w:fldCharType="end"/>
-            </w:r>
-          </w:p>
-        </w:tc>
-        <w:tc>
-          <w:tcPr>
-            <w:tcW w:type="dxa" w:w="3400"/>
-            <w:tcBorders>
-              <w:top w:val="none" w:color="FFFFFF" w:sz="0"/>
-              <w:left w:val="none" w:color="FFFFFF" w:sz="0"/>
-              <w:bottom w:val="single" w:color="E8E8ED" w:sz="4"/>
-              <w:right w:val="none" w:color="FFFFFF" w:sz="0"/>
-            </w:tcBorders>
-            <w:tcMar>
-              <w:top w:type="dxa" w:w="95"/>
-              <w:left w:type="dxa" w:w="80"/>
-              <w:bottom w:type="dxa" w:w="95"/>
-              <w:right w:type="dxa" w:w="80"/>
-            </w:tcMar>
-            <w:vAlign w:val="bottom"/>
-          </w:tcPr>
-          <w:p>
-            <w:pPr>
-              <w:spacing w:after="0" w:line="260"/>
-            </w:pPr>
-            <w:r>
-              <w:rPr>
-                <w:rFonts w:ascii="Calibri" w:cs="Calibri" w:eastAsia="Calibri" w:hAnsi="Calibri"/>
-                <w:b w:val="false"/>
-                <w:bCs w:val="false"/>
-                <w:color w:val="1D1D1F"/>
-                <w:sz w:val="18"/>
-                <w:szCs w:val="18"/>
-              </w:rPr>
-              <w:fldChar w:fldCharType="begin">
-                <w:ffData>
-                  <w:name w:val="fb19z"/>
-                  <w:enabled/>
-                  <w:calcOnExit w:val="0"/>
-                  <w:textInput/>
-                </w:ffData>
-              </w:fldChar>
-            </w:r>
-            <w:r>
-              <w:rPr>
-                <w:rFonts w:ascii="Calibri" w:cs="Calibri" w:eastAsia="Calibri" w:hAnsi="Calibri"/>
-                <w:b w:val="false"/>
-                <w:bCs w:val="false"/>
-                <w:color w:val="1D1D1F"/>
-                <w:sz w:val="18"/>
-                <w:szCs w:val="18"/>
-              </w:rPr>
-              <w:instrText xml:space="preserve"> FORMTEXT </w:instrText>
-            </w:r>
-            <w:r>
-              <w:rPr>
-                <w:rFonts w:ascii="Calibri" w:cs="Calibri" w:eastAsia="Calibri" w:hAnsi="Calibri"/>
-                <w:b w:val="false"/>
-                <w:bCs w:val="false"/>
-                <w:color w:val="1D1D1F"/>
-                <w:sz w:val="18"/>
-                <w:szCs w:val="18"/>
-              </w:rPr>
-              <w:fldChar w:fldCharType="separate"/>
-            </w:r>
-            <w:r>
-              <w:rPr>
-                <w:rFonts w:ascii="Calibri" w:cs="Calibri" w:eastAsia="Calibri" w:hAnsi="Calibri"/>
-                <w:b w:val="false"/>
-                <w:bCs w:val="false"/>
-                <w:color w:val="1D1D1F"/>
-                <w:sz w:val="18"/>
-                <w:szCs w:val="18"/>
-              </w:rPr>
-              <w:t xml:space="preserve">     </w:t>
-            </w:r>
-            <w:r>
-              <w:rPr>
-                <w:rFonts w:ascii="Calibri" w:cs="Calibri" w:eastAsia="Calibri" w:hAnsi="Calibri"/>
-                <w:b w:val="false"/>
-                <w:bCs w:val="false"/>
-                <w:color w:val="1D1D1F"/>
-                <w:sz w:val="18"/>
-                <w:szCs w:val="18"/>
-              </w:rPr>
-              <w:fldChar w:fldCharType="end"/>
-            </w:r>
-          </w:p>
-        </w:tc>
-        <w:tc>
-          <w:tcPr>
-            <w:tcW w:type="dxa" w:w="2870"/>
-            <w:tcBorders>
-              <w:top w:val="none" w:color="FFFFFF" w:sz="0"/>
-              <w:left w:val="none" w:color="FFFFFF" w:sz="0"/>
-              <w:bottom w:val="single" w:color="E8E8ED" w:sz="4"/>
-              <w:right w:val="none" w:color="FFFFFF" w:sz="0"/>
-            </w:tcBorders>
-            <w:tcMar>
-              <w:top w:type="dxa" w:w="95"/>
-              <w:left w:type="dxa" w:w="80"/>
-              <w:bottom w:type="dxa" w:w="95"/>
-              <w:right w:type="dxa" w:w="80"/>
-            </w:tcMar>
-            <w:vAlign w:val="bottom"/>
-          </w:tcPr>
-          <w:p>
-            <w:pPr>
-              <w:spacing w:after="0" w:line="260"/>
-            </w:pPr>
-            <w:r>
-              <w:rPr>
-                <w:rFonts w:ascii="Calibri" w:cs="Calibri" w:eastAsia="Calibri" w:hAnsi="Calibri"/>
-                <w:b w:val="false"/>
-                <w:bCs w:val="false"/>
-                <w:color w:val="1D1D1F"/>
-                <w:sz w:val="18"/>
-                <w:szCs w:val="18"/>
-              </w:rPr>
-              <w:fldChar w:fldCharType="begin">
-                <w:ffData>
-                  <w:name w:val="fb19w"/>
-                  <w:enabled/>
-                  <w:calcOnExit w:val="0"/>
-                  <w:textInput/>
-                </w:ffData>
-              </w:fldChar>
-            </w:r>
-            <w:r>
-              <w:rPr>
-                <w:rFonts w:ascii="Calibri" w:cs="Calibri" w:eastAsia="Calibri" w:hAnsi="Calibri"/>
-                <w:b w:val="false"/>
-                <w:bCs w:val="false"/>
-                <w:color w:val="1D1D1F"/>
-                <w:sz w:val="18"/>
-                <w:szCs w:val="18"/>
-              </w:rPr>
-              <w:instrText xml:space="preserve"> FORMTEXT </w:instrText>
-            </w:r>
-            <w:r>
-              <w:rPr>
-                <w:rFonts w:ascii="Calibri" w:cs="Calibri" w:eastAsia="Calibri" w:hAnsi="Calibri"/>
-                <w:b w:val="false"/>
-                <w:bCs w:val="false"/>
-                <w:color w:val="1D1D1F"/>
-                <w:sz w:val="18"/>
-                <w:szCs w:val="18"/>
-              </w:rPr>
-              <w:fldChar w:fldCharType="separate"/>
-            </w:r>
-            <w:r>
-              <w:rPr>
-                <w:rFonts w:ascii="Calibri" w:cs="Calibri" w:eastAsia="Calibri" w:hAnsi="Calibri"/>
-                <w:b w:val="false"/>
-                <w:bCs w:val="false"/>
-                <w:color w:val="1D1D1F"/>
-                <w:sz w:val="18"/>
-                <w:szCs w:val="18"/>
-              </w:rPr>
-              <w:t xml:space="preserve">     </w:t>
-            </w:r>
-            <w:r>
-              <w:rPr>
-                <w:rFonts w:ascii="Calibri" w:cs="Calibri" w:eastAsia="Calibri" w:hAnsi="Calibri"/>
-                <w:b w:val="false"/>
-                <w:bCs w:val="false"/>
-                <w:color w:val="1D1D1F"/>
-                <w:sz w:val="18"/>
-                <w:szCs w:val="18"/>
-              </w:rPr>
-              <w:fldChar w:fldCharType="end"/>
-            </w:r>
-          </w:p>
-        </w:tc>
-        <w:tc>
-          <w:tcPr>
-            <w:tcW w:type="dxa" w:w="2100"/>
-            <w:tcBorders>
-              <w:top w:val="none" w:color="FFFFFF" w:sz="0"/>
-              <w:left w:val="none" w:color="FFFFFF" w:sz="0"/>
-              <w:bottom w:val="single" w:color="E8E8ED" w:sz="4"/>
-              <w:right w:val="none" w:color="FFFFFF" w:sz="0"/>
-            </w:tcBorders>
-            <w:tcMar>
-              <w:top w:type="dxa" w:w="95"/>
-              <w:left w:type="dxa" w:w="80"/>
-              <w:bottom w:type="dxa" w:w="95"/>
-              <w:right w:type="dxa" w:w="80"/>
-            </w:tcMar>
-            <w:vAlign w:val="bottom"/>
-          </w:tcPr>
-          <w:p>
-            <w:pPr>
-              <w:spacing w:after="0" w:line="260"/>
-            </w:pPr>
-            <w:r>
-              <w:rPr>
-                <w:rFonts w:ascii="Calibri" w:cs="Calibri" w:eastAsia="Calibri" w:hAnsi="Calibri"/>
-                <w:b w:val="false"/>
-                <w:bCs w:val="false"/>
-                <w:color w:val="1D1D1F"/>
-                <w:sz w:val="18"/>
-                <w:szCs w:val="18"/>
-              </w:rPr>
-              <w:fldChar w:fldCharType="begin">
-                <w:ffData>
-                  <w:name w:val="fb19p"/>
-                  <w:enabled/>
-                  <w:calcOnExit w:val="0"/>
-                  <w:textInput/>
-                </w:ffData>
-              </w:fldChar>
-            </w:r>
-            <w:r>
-              <w:rPr>
-                <w:rFonts w:ascii="Calibri" w:cs="Calibri" w:eastAsia="Calibri" w:hAnsi="Calibri"/>
-                <w:b w:val="false"/>
-                <w:bCs w:val="false"/>
-                <w:color w:val="1D1D1F"/>
-                <w:sz w:val="18"/>
-                <w:szCs w:val="18"/>
-              </w:rPr>
-              <w:instrText xml:space="preserve"> FORMTEXT </w:instrText>
-            </w:r>
-            <w:r>
-              <w:rPr>
-                <w:rFonts w:ascii="Calibri" w:cs="Calibri" w:eastAsia="Calibri" w:hAnsi="Calibri"/>
-                <w:b w:val="false"/>
-                <w:bCs w:val="false"/>
-                <w:color w:val="1D1D1F"/>
-                <w:sz w:val="18"/>
-                <w:szCs w:val="18"/>
-              </w:rPr>
-              <w:fldChar w:fldCharType="separate"/>
-            </w:r>
-            <w:r>
-              <w:rPr>
-                <w:rFonts w:ascii="Calibri" w:cs="Calibri" w:eastAsia="Calibri" w:hAnsi="Calibri"/>
-                <w:b w:val="false"/>
-                <w:bCs w:val="false"/>
-                <w:color w:val="1D1D1F"/>
-                <w:sz w:val="18"/>
-                <w:szCs w:val="18"/>
-              </w:rPr>
-              <w:t xml:space="preserve">     </w:t>
-            </w:r>
-            <w:r>
-              <w:rPr>
-                <w:rFonts w:ascii="Calibri" w:cs="Calibri" w:eastAsia="Calibri" w:hAnsi="Calibri"/>
-                <w:b w:val="false"/>
-                <w:bCs w:val="false"/>
-                <w:color w:val="1D1D1F"/>
-                <w:sz w:val="18"/>
-                <w:szCs w:val="18"/>
-              </w:rPr>
-              <w:fldChar w:fldCharType="end"/>
-            </w:r>
-          </w:p>
-        </w:tc>
-      </w:tr>
-      <w:tr>
-        <w:tc>
-          <w:tcPr>
-            <w:tcW w:type="dxa" w:w="1300"/>
-            <w:tcBorders>
-              <w:top w:val="none" w:color="FFFFFF" w:sz="0"/>
-              <w:left w:val="none" w:color="FFFFFF" w:sz="0"/>
-              <w:bottom w:val="single" w:color="E8E8ED" w:sz="4"/>
-              <w:right w:val="none" w:color="FFFFFF" w:sz="0"/>
-            </w:tcBorders>
-            <w:tcMar>
-              <w:top w:type="dxa" w:w="95"/>
-              <w:left w:type="dxa" w:w="80"/>
-              <w:bottom w:type="dxa" w:w="95"/>
-              <w:right w:type="dxa" w:w="80"/>
-            </w:tcMar>
-            <w:vAlign w:val="bottom"/>
-          </w:tcPr>
-          <w:p>
-            <w:pPr>
-              <w:spacing w:after="0" w:line="260"/>
-            </w:pPr>
-            <w:r>
-              <w:rPr>
-                <w:rFonts w:ascii="Calibri" w:cs="Calibri" w:eastAsia="Calibri" w:hAnsi="Calibri"/>
-                <w:b w:val="false"/>
-                <w:bCs w:val="false"/>
-                <w:color w:val="1D1D1F"/>
-                <w:sz w:val="18"/>
-                <w:szCs w:val="18"/>
-              </w:rPr>
-              <w:fldChar w:fldCharType="begin">
-                <w:ffData>
-                  <w:name w:val="fb20d"/>
-                  <w:enabled/>
-                  <w:calcOnExit w:val="0"/>
-                  <w:textInput/>
-                </w:ffData>
-              </w:fldChar>
-            </w:r>
-            <w:r>
-              <w:rPr>
-                <w:rFonts w:ascii="Calibri" w:cs="Calibri" w:eastAsia="Calibri" w:hAnsi="Calibri"/>
-                <w:b w:val="false"/>
-                <w:bCs w:val="false"/>
-                <w:color w:val="1D1D1F"/>
-                <w:sz w:val="18"/>
-                <w:szCs w:val="18"/>
-              </w:rPr>
-              <w:instrText xml:space="preserve"> FORMTEXT </w:instrText>
-            </w:r>
-            <w:r>
-              <w:rPr>
-                <w:rFonts w:ascii="Calibri" w:cs="Calibri" w:eastAsia="Calibri" w:hAnsi="Calibri"/>
-                <w:b w:val="false"/>
-                <w:bCs w:val="false"/>
-                <w:color w:val="1D1D1F"/>
-                <w:sz w:val="18"/>
-                <w:szCs w:val="18"/>
-              </w:rPr>
-              <w:fldChar w:fldCharType="separate"/>
-            </w:r>
-            <w:r>
-              <w:rPr>
-                <w:rFonts w:ascii="Calibri" w:cs="Calibri" w:eastAsia="Calibri" w:hAnsi="Calibri"/>
-                <w:b w:val="false"/>
-                <w:bCs w:val="false"/>
-                <w:color w:val="1D1D1F"/>
-                <w:sz w:val="18"/>
-                <w:szCs w:val="18"/>
-              </w:rPr>
-              <w:t xml:space="preserve">     </w:t>
-            </w:r>
-            <w:r>
-              <w:rPr>
-                <w:rFonts w:ascii="Calibri" w:cs="Calibri" w:eastAsia="Calibri" w:hAnsi="Calibri"/>
-                <w:b w:val="false"/>
-                <w:bCs w:val="false"/>
-                <w:color w:val="1D1D1F"/>
-                <w:sz w:val="18"/>
-                <w:szCs w:val="18"/>
-              </w:rPr>
-              <w:fldChar w:fldCharType="end"/>
-            </w:r>
-          </w:p>
-        </w:tc>
-        <w:tc>
-          <w:tcPr>
-            <w:tcW w:type="dxa" w:w="1200"/>
-            <w:tcBorders>
-              <w:top w:val="none" w:color="FFFFFF" w:sz="0"/>
-              <w:left w:val="none" w:color="FFFFFF" w:sz="0"/>
-              <w:bottom w:val="single" w:color="E8E8ED" w:sz="4"/>
-              <w:right w:val="none" w:color="FFFFFF" w:sz="0"/>
-            </w:tcBorders>
-            <w:tcMar>
-              <w:top w:type="dxa" w:w="95"/>
-              <w:left w:type="dxa" w:w="80"/>
-              <w:bottom w:type="dxa" w:w="95"/>
-              <w:right w:type="dxa" w:w="80"/>
-            </w:tcMar>
-            <w:vAlign w:val="bottom"/>
-          </w:tcPr>
-          <w:p>
-            <w:pPr>
-              <w:spacing w:after="0" w:line="260"/>
-            </w:pPr>
-            <w:r>
-              <w:rPr>
-                <w:rFonts w:ascii="Calibri" w:cs="Calibri" w:eastAsia="Calibri" w:hAnsi="Calibri"/>
-                <w:b w:val="false"/>
-                <w:bCs w:val="false"/>
-                <w:color w:val="1D1D1F"/>
-                <w:sz w:val="18"/>
-                <w:szCs w:val="18"/>
-              </w:rPr>
-              <w:fldChar w:fldCharType="begin">
-                <w:ffData>
-                  <w:name w:val="fb20s"/>
-                  <w:enabled/>
-                  <w:calcOnExit w:val="0"/>
-                  <w:textInput/>
-                </w:ffData>
-              </w:fldChar>
-            </w:r>
-            <w:r>
-              <w:rPr>
-                <w:rFonts w:ascii="Calibri" w:cs="Calibri" w:eastAsia="Calibri" w:hAnsi="Calibri"/>
-                <w:b w:val="false"/>
-                <w:bCs w:val="false"/>
-                <w:color w:val="1D1D1F"/>
-                <w:sz w:val="18"/>
-                <w:szCs w:val="18"/>
-              </w:rPr>
-              <w:instrText xml:space="preserve"> FORMTEXT </w:instrText>
-            </w:r>
-            <w:r>
-              <w:rPr>
-                <w:rFonts w:ascii="Calibri" w:cs="Calibri" w:eastAsia="Calibri" w:hAnsi="Calibri"/>
-                <w:b w:val="false"/>
-                <w:bCs w:val="false"/>
-                <w:color w:val="1D1D1F"/>
-                <w:sz w:val="18"/>
-                <w:szCs w:val="18"/>
-              </w:rPr>
-              <w:fldChar w:fldCharType="separate"/>
-            </w:r>
-            <w:r>
-              <w:rPr>
-                <w:rFonts w:ascii="Calibri" w:cs="Calibri" w:eastAsia="Calibri" w:hAnsi="Calibri"/>
-                <w:b w:val="false"/>
-                <w:bCs w:val="false"/>
-                <w:color w:val="1D1D1F"/>
-                <w:sz w:val="18"/>
-                <w:szCs w:val="18"/>
-              </w:rPr>
-              <w:t xml:space="preserve">     </w:t>
-            </w:r>
-            <w:r>
-              <w:rPr>
-                <w:rFonts w:ascii="Calibri" w:cs="Calibri" w:eastAsia="Calibri" w:hAnsi="Calibri"/>
-                <w:b w:val="false"/>
-                <w:bCs w:val="false"/>
-                <w:color w:val="1D1D1F"/>
-                <w:sz w:val="18"/>
-                <w:szCs w:val="18"/>
-              </w:rPr>
-              <w:fldChar w:fldCharType="end"/>
-            </w:r>
-          </w:p>
-        </w:tc>
-        <w:tc>
-          <w:tcPr>
-            <w:tcW w:type="dxa" w:w="1200"/>
-            <w:tcBorders>
-              <w:top w:val="none" w:color="FFFFFF" w:sz="0"/>
-              <w:left w:val="none" w:color="FFFFFF" w:sz="0"/>
-              <w:bottom w:val="single" w:color="E8E8ED" w:sz="4"/>
-              <w:right w:val="none" w:color="FFFFFF" w:sz="0"/>
-            </w:tcBorders>
-            <w:tcMar>
-              <w:top w:type="dxa" w:w="95"/>
-              <w:left w:type="dxa" w:w="80"/>
-              <w:bottom w:type="dxa" w:w="95"/>
-              <w:right w:type="dxa" w:w="80"/>
-            </w:tcMar>
-            <w:vAlign w:val="bottom"/>
-          </w:tcPr>
-          <w:p>
-            <w:pPr>
-              <w:spacing w:after="0" w:line="260"/>
-            </w:pPr>
-            <w:r>
-              <w:rPr>
-                <w:rFonts w:ascii="Calibri" w:cs="Calibri" w:eastAsia="Calibri" w:hAnsi="Calibri"/>
-                <w:b w:val="false"/>
-                <w:bCs w:val="false"/>
-                <w:color w:val="1D1D1F"/>
-                <w:sz w:val="18"/>
-                <w:szCs w:val="18"/>
-              </w:rPr>
-              <w:fldChar w:fldCharType="begin">
-                <w:ffData>
-                  <w:name w:val="fb20e"/>
-                  <w:enabled/>
-                  <w:calcOnExit w:val="0"/>
-                  <w:textInput/>
-                </w:ffData>
-              </w:fldChar>
-            </w:r>
-            <w:r>
-              <w:rPr>
-                <w:rFonts w:ascii="Calibri" w:cs="Calibri" w:eastAsia="Calibri" w:hAnsi="Calibri"/>
-                <w:b w:val="false"/>
-                <w:bCs w:val="false"/>
-                <w:color w:val="1D1D1F"/>
-                <w:sz w:val="18"/>
-                <w:szCs w:val="18"/>
-              </w:rPr>
-              <w:instrText xml:space="preserve"> FORMTEXT </w:instrText>
-            </w:r>
-            <w:r>
-              <w:rPr>
-                <w:rFonts w:ascii="Calibri" w:cs="Calibri" w:eastAsia="Calibri" w:hAnsi="Calibri"/>
-                <w:b w:val="false"/>
-                <w:bCs w:val="false"/>
-                <w:color w:val="1D1D1F"/>
-                <w:sz w:val="18"/>
-                <w:szCs w:val="18"/>
-              </w:rPr>
-              <w:fldChar w:fldCharType="separate"/>
-            </w:r>
-            <w:r>
-              <w:rPr>
-                <w:rFonts w:ascii="Calibri" w:cs="Calibri" w:eastAsia="Calibri" w:hAnsi="Calibri"/>
-                <w:b w:val="false"/>
-                <w:bCs w:val="false"/>
-                <w:color w:val="1D1D1F"/>
-                <w:sz w:val="18"/>
-                <w:szCs w:val="18"/>
-              </w:rPr>
-              <w:t xml:space="preserve">     </w:t>
-            </w:r>
-            <w:r>
-              <w:rPr>
-                <w:rFonts w:ascii="Calibri" w:cs="Calibri" w:eastAsia="Calibri" w:hAnsi="Calibri"/>
-                <w:b w:val="false"/>
-                <w:bCs w:val="false"/>
-                <w:color w:val="1D1D1F"/>
-                <w:sz w:val="18"/>
-                <w:szCs w:val="18"/>
-              </w:rPr>
-              <w:fldChar w:fldCharType="end"/>
-            </w:r>
-          </w:p>
-        </w:tc>
-        <w:tc>
-          <w:tcPr>
-            <w:tcW w:type="dxa" w:w="900"/>
-            <w:tcBorders>
-              <w:top w:val="none" w:color="FFFFFF" w:sz="0"/>
-              <w:left w:val="none" w:color="FFFFFF" w:sz="0"/>
-              <w:bottom w:val="single" w:color="E8E8ED" w:sz="4"/>
-              <w:right w:val="none" w:color="FFFFFF" w:sz="0"/>
-            </w:tcBorders>
-            <w:tcMar>
-              <w:top w:type="dxa" w:w="95"/>
-              <w:left w:type="dxa" w:w="80"/>
-              <w:bottom w:type="dxa" w:w="95"/>
-              <w:right w:type="dxa" w:w="80"/>
-            </w:tcMar>
-            <w:vAlign w:val="bottom"/>
-          </w:tcPr>
-          <w:p>
-            <w:pPr>
-              <w:spacing w:after="0" w:line="260"/>
-            </w:pPr>
-            <w:r>
-              <w:rPr>
-                <w:rFonts w:ascii="Calibri" w:cs="Calibri" w:eastAsia="Calibri" w:hAnsi="Calibri"/>
-                <w:b w:val="false"/>
-                <w:bCs w:val="false"/>
-                <w:color w:val="1D1D1F"/>
-                <w:sz w:val="18"/>
-                <w:szCs w:val="18"/>
-              </w:rPr>
-              <w:fldChar w:fldCharType="begin">
-                <w:ffData>
-                  <w:name w:val="fb20k"/>
-                  <w:enabled/>
-                  <w:calcOnExit w:val="0"/>
-                  <w:textInput/>
-                </w:ffData>
-              </w:fldChar>
-            </w:r>
-            <w:r>
-              <w:rPr>
-                <w:rFonts w:ascii="Calibri" w:cs="Calibri" w:eastAsia="Calibri" w:hAnsi="Calibri"/>
-                <w:b w:val="false"/>
-                <w:bCs w:val="false"/>
-                <w:color w:val="1D1D1F"/>
-                <w:sz w:val="18"/>
-                <w:szCs w:val="18"/>
-              </w:rPr>
-              <w:instrText xml:space="preserve"> FORMTEXT </w:instrText>
-            </w:r>
-            <w:r>
-              <w:rPr>
-                <w:rFonts w:ascii="Calibri" w:cs="Calibri" w:eastAsia="Calibri" w:hAnsi="Calibri"/>
-                <w:b w:val="false"/>
-                <w:bCs w:val="false"/>
-                <w:color w:val="1D1D1F"/>
-                <w:sz w:val="18"/>
-                <w:szCs w:val="18"/>
-              </w:rPr>
-              <w:fldChar w:fldCharType="separate"/>
-            </w:r>
-            <w:r>
-              <w:rPr>
-                <w:rFonts w:ascii="Calibri" w:cs="Calibri" w:eastAsia="Calibri" w:hAnsi="Calibri"/>
-                <w:b w:val="false"/>
-                <w:bCs w:val="false"/>
-                <w:color w:val="1D1D1F"/>
-                <w:sz w:val="18"/>
-                <w:szCs w:val="18"/>
-              </w:rPr>
-              <w:t xml:space="preserve">     </w:t>
-            </w:r>
-            <w:r>
-              <w:rPr>
-                <w:rFonts w:ascii="Calibri" w:cs="Calibri" w:eastAsia="Calibri" w:hAnsi="Calibri"/>
-                <w:b w:val="false"/>
-                <w:bCs w:val="false"/>
-                <w:color w:val="1D1D1F"/>
-                <w:sz w:val="18"/>
-                <w:szCs w:val="18"/>
-              </w:rPr>
-              <w:fldChar w:fldCharType="end"/>
-            </w:r>
-          </w:p>
-        </w:tc>
-        <w:tc>
-          <w:tcPr>
-            <w:tcW w:type="dxa" w:w="1600"/>
-            <w:tcBorders>
-              <w:top w:val="none" w:color="FFFFFF" w:sz="0"/>
-              <w:left w:val="none" w:color="FFFFFF" w:sz="0"/>
-              <w:bottom w:val="single" w:color="E8E8ED" w:sz="4"/>
-              <w:right w:val="none" w:color="FFFFFF" w:sz="0"/>
-            </w:tcBorders>
-            <w:tcMar>
-              <w:top w:type="dxa" w:w="95"/>
-              <w:left w:type="dxa" w:w="80"/>
-              <w:bottom w:type="dxa" w:w="95"/>
-              <w:right w:type="dxa" w:w="80"/>
-            </w:tcMar>
-            <w:vAlign w:val="bottom"/>
-          </w:tcPr>
-          <w:p>
-            <w:pPr>
-              <w:spacing w:after="0" w:line="260"/>
-            </w:pPr>
-            <w:r>
-              <w:rPr>
-                <w:rFonts w:ascii="Calibri" w:cs="Calibri" w:eastAsia="Calibri" w:hAnsi="Calibri"/>
-                <w:b w:val="false"/>
-                <w:bCs w:val="false"/>
-                <w:color w:val="1D1D1F"/>
-                <w:sz w:val="18"/>
-                <w:szCs w:val="18"/>
-              </w:rPr>
-              <w:fldChar w:fldCharType="begin">
-                <w:ffData>
-                  <w:name w:val="fb20c"/>
-                  <w:enabled/>
-                  <w:calcOnExit w:val="0"/>
-                  <w:textInput/>
-                </w:ffData>
-              </w:fldChar>
-            </w:r>
-            <w:r>
-              <w:rPr>
-                <w:rFonts w:ascii="Calibri" w:cs="Calibri" w:eastAsia="Calibri" w:hAnsi="Calibri"/>
-                <w:b w:val="false"/>
-                <w:bCs w:val="false"/>
-                <w:color w:val="1D1D1F"/>
-                <w:sz w:val="18"/>
-                <w:szCs w:val="18"/>
-              </w:rPr>
-              <w:instrText xml:space="preserve"> FORMTEXT </w:instrText>
-            </w:r>
-            <w:r>
-              <w:rPr>
-                <w:rFonts w:ascii="Calibri" w:cs="Calibri" w:eastAsia="Calibri" w:hAnsi="Calibri"/>
-                <w:b w:val="false"/>
-                <w:bCs w:val="false"/>
-                <w:color w:val="1D1D1F"/>
-                <w:sz w:val="18"/>
-                <w:szCs w:val="18"/>
-              </w:rPr>
-              <w:fldChar w:fldCharType="separate"/>
-            </w:r>
-            <w:r>
-              <w:rPr>
-                <w:rFonts w:ascii="Calibri" w:cs="Calibri" w:eastAsia="Calibri" w:hAnsi="Calibri"/>
-                <w:b w:val="false"/>
-                <w:bCs w:val="false"/>
-                <w:color w:val="1D1D1F"/>
-                <w:sz w:val="18"/>
-                <w:szCs w:val="18"/>
-              </w:rPr>
-              <w:t xml:space="preserve">     </w:t>
-            </w:r>
-            <w:r>
-              <w:rPr>
-                <w:rFonts w:ascii="Calibri" w:cs="Calibri" w:eastAsia="Calibri" w:hAnsi="Calibri"/>
-                <w:b w:val="false"/>
-                <w:bCs w:val="false"/>
-                <w:color w:val="1D1D1F"/>
-                <w:sz w:val="18"/>
-                <w:szCs w:val="18"/>
-              </w:rPr>
-              <w:fldChar w:fldCharType="end"/>
-            </w:r>
-          </w:p>
-        </w:tc>
-        <w:tc>
-          <w:tcPr>
-            <w:tcW w:type="dxa" w:w="3400"/>
-            <w:tcBorders>
-              <w:top w:val="none" w:color="FFFFFF" w:sz="0"/>
-              <w:left w:val="none" w:color="FFFFFF" w:sz="0"/>
-              <w:bottom w:val="single" w:color="E8E8ED" w:sz="4"/>
-              <w:right w:val="none" w:color="FFFFFF" w:sz="0"/>
-            </w:tcBorders>
-            <w:tcMar>
-              <w:top w:type="dxa" w:w="95"/>
-              <w:left w:type="dxa" w:w="80"/>
-              <w:bottom w:type="dxa" w:w="95"/>
-              <w:right w:type="dxa" w:w="80"/>
-            </w:tcMar>
-            <w:vAlign w:val="bottom"/>
-          </w:tcPr>
-          <w:p>
-            <w:pPr>
-              <w:spacing w:after="0" w:line="260"/>
-            </w:pPr>
-            <w:r>
-              <w:rPr>
-                <w:rFonts w:ascii="Calibri" w:cs="Calibri" w:eastAsia="Calibri" w:hAnsi="Calibri"/>
-                <w:b w:val="false"/>
-                <w:bCs w:val="false"/>
-                <w:color w:val="1D1D1F"/>
-                <w:sz w:val="18"/>
-                <w:szCs w:val="18"/>
-              </w:rPr>
-              <w:fldChar w:fldCharType="begin">
-                <w:ffData>
-                  <w:name w:val="fb20z"/>
-                  <w:enabled/>
-                  <w:calcOnExit w:val="0"/>
-                  <w:textInput/>
-                </w:ffData>
-              </w:fldChar>
-            </w:r>
-            <w:r>
-              <w:rPr>
-                <w:rFonts w:ascii="Calibri" w:cs="Calibri" w:eastAsia="Calibri" w:hAnsi="Calibri"/>
-                <w:b w:val="false"/>
-                <w:bCs w:val="false"/>
-                <w:color w:val="1D1D1F"/>
-                <w:sz w:val="18"/>
-                <w:szCs w:val="18"/>
-              </w:rPr>
-              <w:instrText xml:space="preserve"> FORMTEXT </w:instrText>
-            </w:r>
-            <w:r>
-              <w:rPr>
-                <w:rFonts w:ascii="Calibri" w:cs="Calibri" w:eastAsia="Calibri" w:hAnsi="Calibri"/>
-                <w:b w:val="false"/>
-                <w:bCs w:val="false"/>
-                <w:color w:val="1D1D1F"/>
-                <w:sz w:val="18"/>
-                <w:szCs w:val="18"/>
-              </w:rPr>
-              <w:fldChar w:fldCharType="separate"/>
-            </w:r>
-            <w:r>
-              <w:rPr>
-                <w:rFonts w:ascii="Calibri" w:cs="Calibri" w:eastAsia="Calibri" w:hAnsi="Calibri"/>
-                <w:b w:val="false"/>
-                <w:bCs w:val="false"/>
-                <w:color w:val="1D1D1F"/>
-                <w:sz w:val="18"/>
-                <w:szCs w:val="18"/>
-              </w:rPr>
-              <w:t xml:space="preserve">     </w:t>
-            </w:r>
-            <w:r>
-              <w:rPr>
-                <w:rFonts w:ascii="Calibri" w:cs="Calibri" w:eastAsia="Calibri" w:hAnsi="Calibri"/>
-                <w:b w:val="false"/>
-                <w:bCs w:val="false"/>
-                <w:color w:val="1D1D1F"/>
-                <w:sz w:val="18"/>
-                <w:szCs w:val="18"/>
-              </w:rPr>
-              <w:fldChar w:fldCharType="end"/>
-            </w:r>
-          </w:p>
-        </w:tc>
-        <w:tc>
-          <w:tcPr>
-            <w:tcW w:type="dxa" w:w="2870"/>
-            <w:tcBorders>
-              <w:top w:val="none" w:color="FFFFFF" w:sz="0"/>
-              <w:left w:val="none" w:color="FFFFFF" w:sz="0"/>
-              <w:bottom w:val="single" w:color="E8E8ED" w:sz="4"/>
-              <w:right w:val="none" w:color="FFFFFF" w:sz="0"/>
-            </w:tcBorders>
-            <w:tcMar>
-              <w:top w:type="dxa" w:w="95"/>
-              <w:left w:type="dxa" w:w="80"/>
-              <w:bottom w:type="dxa" w:w="95"/>
-              <w:right w:type="dxa" w:w="80"/>
-            </w:tcMar>
-            <w:vAlign w:val="bottom"/>
-          </w:tcPr>
-          <w:p>
-            <w:pPr>
-              <w:spacing w:after="0" w:line="260"/>
-            </w:pPr>
-            <w:r>
-              <w:rPr>
-                <w:rFonts w:ascii="Calibri" w:cs="Calibri" w:eastAsia="Calibri" w:hAnsi="Calibri"/>
-                <w:b w:val="false"/>
-                <w:bCs w:val="false"/>
-                <w:color w:val="1D1D1F"/>
-                <w:sz w:val="18"/>
-                <w:szCs w:val="18"/>
-              </w:rPr>
-              <w:fldChar w:fldCharType="begin">
-                <w:ffData>
-                  <w:name w:val="fb20w"/>
-                  <w:enabled/>
-                  <w:calcOnExit w:val="0"/>
-                  <w:textInput/>
-                </w:ffData>
-              </w:fldChar>
-            </w:r>
-            <w:r>
-              <w:rPr>
-                <w:rFonts w:ascii="Calibri" w:cs="Calibri" w:eastAsia="Calibri" w:hAnsi="Calibri"/>
-                <w:b w:val="false"/>
-                <w:bCs w:val="false"/>
-                <w:color w:val="1D1D1F"/>
-                <w:sz w:val="18"/>
-                <w:szCs w:val="18"/>
-              </w:rPr>
-              <w:instrText xml:space="preserve"> FORMTEXT </w:instrText>
-            </w:r>
-            <w:r>
-              <w:rPr>
-                <w:rFonts w:ascii="Calibri" w:cs="Calibri" w:eastAsia="Calibri" w:hAnsi="Calibri"/>
-                <w:b w:val="false"/>
-                <w:bCs w:val="false"/>
-                <w:color w:val="1D1D1F"/>
-                <w:sz w:val="18"/>
-                <w:szCs w:val="18"/>
-              </w:rPr>
-              <w:fldChar w:fldCharType="separate"/>
-            </w:r>
-            <w:r>
-              <w:rPr>
-                <w:rFonts w:ascii="Calibri" w:cs="Calibri" w:eastAsia="Calibri" w:hAnsi="Calibri"/>
-                <w:b w:val="false"/>
-                <w:bCs w:val="false"/>
-                <w:color w:val="1D1D1F"/>
-                <w:sz w:val="18"/>
-                <w:szCs w:val="18"/>
-              </w:rPr>
-              <w:t xml:space="preserve">     </w:t>
-            </w:r>
-            <w:r>
-              <w:rPr>
-                <w:rFonts w:ascii="Calibri" w:cs="Calibri" w:eastAsia="Calibri" w:hAnsi="Calibri"/>
-                <w:b w:val="false"/>
-                <w:bCs w:val="false"/>
-                <w:color w:val="1D1D1F"/>
-                <w:sz w:val="18"/>
-                <w:szCs w:val="18"/>
-              </w:rPr>
-              <w:fldChar w:fldCharType="end"/>
-            </w:r>
-          </w:p>
-        </w:tc>
-        <w:tc>
-          <w:tcPr>
-            <w:tcW w:type="dxa" w:w="2100"/>
-            <w:tcBorders>
-              <w:top w:val="none" w:color="FFFFFF" w:sz="0"/>
-              <w:left w:val="none" w:color="FFFFFF" w:sz="0"/>
-              <w:bottom w:val="single" w:color="E8E8ED" w:sz="4"/>
-              <w:right w:val="none" w:color="FFFFFF" w:sz="0"/>
-            </w:tcBorders>
-            <w:tcMar>
-              <w:top w:type="dxa" w:w="95"/>
-              <w:left w:type="dxa" w:w="80"/>
-              <w:bottom w:type="dxa" w:w="95"/>
-              <w:right w:type="dxa" w:w="80"/>
-            </w:tcMar>
-            <w:vAlign w:val="bottom"/>
-          </w:tcPr>
-          <w:p>
-            <w:pPr>
-              <w:spacing w:after="0" w:line="260"/>
-            </w:pPr>
-            <w:r>
-              <w:rPr>
-                <w:rFonts w:ascii="Calibri" w:cs="Calibri" w:eastAsia="Calibri" w:hAnsi="Calibri"/>
-                <w:b w:val="false"/>
-                <w:bCs w:val="false"/>
-                <w:color w:val="1D1D1F"/>
-                <w:sz w:val="18"/>
-                <w:szCs w:val="18"/>
-              </w:rPr>
-              <w:fldChar w:fldCharType="begin">
-                <w:ffData>
-                  <w:name w:val="fb20p"/>
-                  <w:enabled/>
-                  <w:calcOnExit w:val="0"/>
-                  <w:textInput/>
-                </w:ffData>
-              </w:fldChar>
-            </w:r>
-            <w:r>
-              <w:rPr>
-                <w:rFonts w:ascii="Calibri" w:cs="Calibri" w:eastAsia="Calibri" w:hAnsi="Calibri"/>
-                <w:b w:val="false"/>
-                <w:bCs w:val="false"/>
-                <w:color w:val="1D1D1F"/>
-                <w:sz w:val="18"/>
-                <w:szCs w:val="18"/>
-              </w:rPr>
-              <w:instrText xml:space="preserve"> FORMTEXT </w:instrText>
-            </w:r>
-            <w:r>
-              <w:rPr>
-                <w:rFonts w:ascii="Calibri" w:cs="Calibri" w:eastAsia="Calibri" w:hAnsi="Calibri"/>
-                <w:b w:val="false"/>
-                <w:bCs w:val="false"/>
-                <w:color w:val="1D1D1F"/>
-                <w:sz w:val="18"/>
-                <w:szCs w:val="18"/>
-              </w:rPr>
-              <w:fldChar w:fldCharType="separate"/>
-            </w:r>
-            <w:r>
-              <w:rPr>
-                <w:rFonts w:ascii="Calibri" w:cs="Calibri" w:eastAsia="Calibri" w:hAnsi="Calibri"/>
-                <w:b w:val="false"/>
-                <w:bCs w:val="false"/>
-                <w:color w:val="1D1D1F"/>
-                <w:sz w:val="18"/>
-                <w:szCs w:val="18"/>
-              </w:rPr>
-              <w:t xml:space="preserve">     </w:t>
-            </w:r>
-            <w:r>
-              <w:rPr>
-                <w:rFonts w:ascii="Calibri" w:cs="Calibri" w:eastAsia="Calibri" w:hAnsi="Calibri"/>
-                <w:b w:val="false"/>
-                <w:bCs w:val="false"/>
-                <w:color w:val="1D1D1F"/>
-                <w:sz w:val="18"/>
-                <w:szCs w:val="18"/>
-              </w:rPr>
-              <w:fldChar w:fldCharType="end"/>
-            </w:r>
-          </w:p>
-        </w:tc>
-      </w:tr>
-      <w:tr>
-        <w:tc>
-          <w:tcPr>
-            <w:tcW w:type="dxa" w:w="1300"/>
-            <w:tcBorders>
-              <w:top w:val="none" w:color="FFFFFF" w:sz="0"/>
-              <w:left w:val="none" w:color="FFFFFF" w:sz="0"/>
-              <w:bottom w:val="single" w:color="E8E8ED" w:sz="4"/>
-              <w:right w:val="none" w:color="FFFFFF" w:sz="0"/>
-            </w:tcBorders>
-            <w:tcMar>
-              <w:top w:type="dxa" w:w="95"/>
-              <w:left w:type="dxa" w:w="80"/>
-              <w:bottom w:type="dxa" w:w="95"/>
-              <w:right w:type="dxa" w:w="80"/>
-            </w:tcMar>
-            <w:vAlign w:val="bottom"/>
-          </w:tcPr>
-          <w:p>
-            <w:pPr>
-              <w:spacing w:after="0" w:line="260"/>
-            </w:pPr>
-            <w:r>
-              <w:rPr>
-                <w:rFonts w:ascii="Calibri" w:cs="Calibri" w:eastAsia="Calibri" w:hAnsi="Calibri"/>
-                <w:b w:val="false"/>
-                <w:bCs w:val="false"/>
-                <w:color w:val="1D1D1F"/>
-                <w:sz w:val="18"/>
-                <w:szCs w:val="18"/>
-              </w:rPr>
-              <w:fldChar w:fldCharType="begin">
-                <w:ffData>
-                  <w:name w:val="fb21d"/>
-                  <w:enabled/>
-                  <w:calcOnExit w:val="0"/>
-                  <w:textInput/>
-                </w:ffData>
-              </w:fldChar>
-            </w:r>
-            <w:r>
-              <w:rPr>
-                <w:rFonts w:ascii="Calibri" w:cs="Calibri" w:eastAsia="Calibri" w:hAnsi="Calibri"/>
-                <w:b w:val="false"/>
-                <w:bCs w:val="false"/>
-                <w:color w:val="1D1D1F"/>
-                <w:sz w:val="18"/>
-                <w:szCs w:val="18"/>
-              </w:rPr>
-              <w:instrText xml:space="preserve"> FORMTEXT </w:instrText>
-            </w:r>
-            <w:r>
-              <w:rPr>
-                <w:rFonts w:ascii="Calibri" w:cs="Calibri" w:eastAsia="Calibri" w:hAnsi="Calibri"/>
-                <w:b w:val="false"/>
-                <w:bCs w:val="false"/>
-                <w:color w:val="1D1D1F"/>
-                <w:sz w:val="18"/>
-                <w:szCs w:val="18"/>
-              </w:rPr>
-              <w:fldChar w:fldCharType="separate"/>
-            </w:r>
-            <w:r>
-              <w:rPr>
-                <w:rFonts w:ascii="Calibri" w:cs="Calibri" w:eastAsia="Calibri" w:hAnsi="Calibri"/>
-                <w:b w:val="false"/>
-                <w:bCs w:val="false"/>
-                <w:color w:val="1D1D1F"/>
-                <w:sz w:val="18"/>
-                <w:szCs w:val="18"/>
-              </w:rPr>
-              <w:t xml:space="preserve">     </w:t>
-            </w:r>
-            <w:r>
-              <w:rPr>
-                <w:rFonts w:ascii="Calibri" w:cs="Calibri" w:eastAsia="Calibri" w:hAnsi="Calibri"/>
-                <w:b w:val="false"/>
-                <w:bCs w:val="false"/>
-                <w:color w:val="1D1D1F"/>
-                <w:sz w:val="18"/>
-                <w:szCs w:val="18"/>
-              </w:rPr>
-              <w:fldChar w:fldCharType="end"/>
-            </w:r>
-          </w:p>
-        </w:tc>
-        <w:tc>
-          <w:tcPr>
-            <w:tcW w:type="dxa" w:w="1200"/>
-            <w:tcBorders>
-              <w:top w:val="none" w:color="FFFFFF" w:sz="0"/>
-              <w:left w:val="none" w:color="FFFFFF" w:sz="0"/>
-              <w:bottom w:val="single" w:color="E8E8ED" w:sz="4"/>
-              <w:right w:val="none" w:color="FFFFFF" w:sz="0"/>
-            </w:tcBorders>
-            <w:tcMar>
-              <w:top w:type="dxa" w:w="95"/>
-              <w:left w:type="dxa" w:w="80"/>
-              <w:bottom w:type="dxa" w:w="95"/>
-              <w:right w:type="dxa" w:w="80"/>
-            </w:tcMar>
-            <w:vAlign w:val="bottom"/>
-          </w:tcPr>
-          <w:p>
-            <w:pPr>
-              <w:spacing w:after="0" w:line="260"/>
-            </w:pPr>
-            <w:r>
-              <w:rPr>
-                <w:rFonts w:ascii="Calibri" w:cs="Calibri" w:eastAsia="Calibri" w:hAnsi="Calibri"/>
-                <w:b w:val="false"/>
-                <w:bCs w:val="false"/>
-                <w:color w:val="1D1D1F"/>
-                <w:sz w:val="18"/>
-                <w:szCs w:val="18"/>
-              </w:rPr>
-              <w:fldChar w:fldCharType="begin">
-                <w:ffData>
-                  <w:name w:val="fb21s"/>
-                  <w:enabled/>
-                  <w:calcOnExit w:val="0"/>
-                  <w:textInput/>
-                </w:ffData>
-              </w:fldChar>
-            </w:r>
-            <w:r>
-              <w:rPr>
-                <w:rFonts w:ascii="Calibri" w:cs="Calibri" w:eastAsia="Calibri" w:hAnsi="Calibri"/>
-                <w:b w:val="false"/>
-                <w:bCs w:val="false"/>
-                <w:color w:val="1D1D1F"/>
-                <w:sz w:val="18"/>
-                <w:szCs w:val="18"/>
-              </w:rPr>
-              <w:instrText xml:space="preserve"> FORMTEXT </w:instrText>
-            </w:r>
-            <w:r>
-              <w:rPr>
-                <w:rFonts w:ascii="Calibri" w:cs="Calibri" w:eastAsia="Calibri" w:hAnsi="Calibri"/>
-                <w:b w:val="false"/>
-                <w:bCs w:val="false"/>
-                <w:color w:val="1D1D1F"/>
-                <w:sz w:val="18"/>
-                <w:szCs w:val="18"/>
-              </w:rPr>
-              <w:fldChar w:fldCharType="separate"/>
-            </w:r>
-            <w:r>
-              <w:rPr>
-                <w:rFonts w:ascii="Calibri" w:cs="Calibri" w:eastAsia="Calibri" w:hAnsi="Calibri"/>
-                <w:b w:val="false"/>
-                <w:bCs w:val="false"/>
-                <w:color w:val="1D1D1F"/>
-                <w:sz w:val="18"/>
-                <w:szCs w:val="18"/>
-              </w:rPr>
-              <w:t xml:space="preserve">     </w:t>
-            </w:r>
-            <w:r>
-              <w:rPr>
-                <w:rFonts w:ascii="Calibri" w:cs="Calibri" w:eastAsia="Calibri" w:hAnsi="Calibri"/>
-                <w:b w:val="false"/>
-                <w:bCs w:val="false"/>
-                <w:color w:val="1D1D1F"/>
-                <w:sz w:val="18"/>
-                <w:szCs w:val="18"/>
-              </w:rPr>
-              <w:fldChar w:fldCharType="end"/>
-            </w:r>
-          </w:p>
-        </w:tc>
-        <w:tc>
-          <w:tcPr>
-            <w:tcW w:type="dxa" w:w="1200"/>
-            <w:tcBorders>
-              <w:top w:val="none" w:color="FFFFFF" w:sz="0"/>
-              <w:left w:val="none" w:color="FFFFFF" w:sz="0"/>
-              <w:bottom w:val="single" w:color="E8E8ED" w:sz="4"/>
-              <w:right w:val="none" w:color="FFFFFF" w:sz="0"/>
-            </w:tcBorders>
-            <w:tcMar>
-              <w:top w:type="dxa" w:w="95"/>
-              <w:left w:type="dxa" w:w="80"/>
-              <w:bottom w:type="dxa" w:w="95"/>
-              <w:right w:type="dxa" w:w="80"/>
-            </w:tcMar>
-            <w:vAlign w:val="bottom"/>
-          </w:tcPr>
-          <w:p>
-            <w:pPr>
-              <w:spacing w:after="0" w:line="260"/>
-            </w:pPr>
-            <w:r>
-              <w:rPr>
-                <w:rFonts w:ascii="Calibri" w:cs="Calibri" w:eastAsia="Calibri" w:hAnsi="Calibri"/>
-                <w:b w:val="false"/>
-                <w:bCs w:val="false"/>
-                <w:color w:val="1D1D1F"/>
-                <w:sz w:val="18"/>
-                <w:szCs w:val="18"/>
-              </w:rPr>
-              <w:fldChar w:fldCharType="begin">
-                <w:ffData>
-                  <w:name w:val="fb21e"/>
-                  <w:enabled/>
-                  <w:calcOnExit w:val="0"/>
-                  <w:textInput/>
-                </w:ffData>
-              </w:fldChar>
-            </w:r>
-            <w:r>
-              <w:rPr>
-                <w:rFonts w:ascii="Calibri" w:cs="Calibri" w:eastAsia="Calibri" w:hAnsi="Calibri"/>
-                <w:b w:val="false"/>
-                <w:bCs w:val="false"/>
-                <w:color w:val="1D1D1F"/>
-                <w:sz w:val="18"/>
-                <w:szCs w:val="18"/>
-              </w:rPr>
-              <w:instrText xml:space="preserve"> FORMTEXT </w:instrText>
-            </w:r>
-            <w:r>
-              <w:rPr>
-                <w:rFonts w:ascii="Calibri" w:cs="Calibri" w:eastAsia="Calibri" w:hAnsi="Calibri"/>
-                <w:b w:val="false"/>
-                <w:bCs w:val="false"/>
-                <w:color w:val="1D1D1F"/>
-                <w:sz w:val="18"/>
-                <w:szCs w:val="18"/>
-              </w:rPr>
-              <w:fldChar w:fldCharType="separate"/>
-            </w:r>
-            <w:r>
-              <w:rPr>
-                <w:rFonts w:ascii="Calibri" w:cs="Calibri" w:eastAsia="Calibri" w:hAnsi="Calibri"/>
-                <w:b w:val="false"/>
-                <w:bCs w:val="false"/>
-                <w:color w:val="1D1D1F"/>
-                <w:sz w:val="18"/>
-                <w:szCs w:val="18"/>
-              </w:rPr>
-              <w:t xml:space="preserve">     </w:t>
-            </w:r>
-            <w:r>
-              <w:rPr>
-                <w:rFonts w:ascii="Calibri" w:cs="Calibri" w:eastAsia="Calibri" w:hAnsi="Calibri"/>
-                <w:b w:val="false"/>
-                <w:bCs w:val="false"/>
-                <w:color w:val="1D1D1F"/>
-                <w:sz w:val="18"/>
-                <w:szCs w:val="18"/>
-              </w:rPr>
-              <w:fldChar w:fldCharType="end"/>
-            </w:r>
-          </w:p>
-        </w:tc>
-        <w:tc>
-          <w:tcPr>
-            <w:tcW w:type="dxa" w:w="900"/>
-            <w:tcBorders>
-              <w:top w:val="none" w:color="FFFFFF" w:sz="0"/>
-              <w:left w:val="none" w:color="FFFFFF" w:sz="0"/>
-              <w:bottom w:val="single" w:color="E8E8ED" w:sz="4"/>
-              <w:right w:val="none" w:color="FFFFFF" w:sz="0"/>
-            </w:tcBorders>
-            <w:tcMar>
-              <w:top w:type="dxa" w:w="95"/>
-              <w:left w:type="dxa" w:w="80"/>
-              <w:bottom w:type="dxa" w:w="95"/>
-              <w:right w:type="dxa" w:w="80"/>
-            </w:tcMar>
-            <w:vAlign w:val="bottom"/>
-          </w:tcPr>
-          <w:p>
-            <w:pPr>
-              <w:spacing w:after="0" w:line="260"/>
-            </w:pPr>
-            <w:r>
-              <w:rPr>
-                <w:rFonts w:ascii="Calibri" w:cs="Calibri" w:eastAsia="Calibri" w:hAnsi="Calibri"/>
-                <w:b w:val="false"/>
-                <w:bCs w:val="false"/>
-                <w:color w:val="1D1D1F"/>
-                <w:sz w:val="18"/>
-                <w:szCs w:val="18"/>
-              </w:rPr>
-              <w:fldChar w:fldCharType="begin">
-                <w:ffData>
-                  <w:name w:val="fb21k"/>
-                  <w:enabled/>
-                  <w:calcOnExit w:val="0"/>
-                  <w:textInput/>
-                </w:ffData>
-              </w:fldChar>
-            </w:r>
-            <w:r>
-              <w:rPr>
-                <w:rFonts w:ascii="Calibri" w:cs="Calibri" w:eastAsia="Calibri" w:hAnsi="Calibri"/>
-                <w:b w:val="false"/>
-                <w:bCs w:val="false"/>
-                <w:color w:val="1D1D1F"/>
-                <w:sz w:val="18"/>
-                <w:szCs w:val="18"/>
-              </w:rPr>
-              <w:instrText xml:space="preserve"> FORMTEXT </w:instrText>
-            </w:r>
-            <w:r>
-              <w:rPr>
-                <w:rFonts w:ascii="Calibri" w:cs="Calibri" w:eastAsia="Calibri" w:hAnsi="Calibri"/>
-                <w:b w:val="false"/>
-                <w:bCs w:val="false"/>
-                <w:color w:val="1D1D1F"/>
-                <w:sz w:val="18"/>
-                <w:szCs w:val="18"/>
-              </w:rPr>
-              <w:fldChar w:fldCharType="separate"/>
-            </w:r>
-            <w:r>
-              <w:rPr>
-                <w:rFonts w:ascii="Calibri" w:cs="Calibri" w:eastAsia="Calibri" w:hAnsi="Calibri"/>
-                <w:b w:val="false"/>
-                <w:bCs w:val="false"/>
-                <w:color w:val="1D1D1F"/>
-                <w:sz w:val="18"/>
-                <w:szCs w:val="18"/>
-              </w:rPr>
-              <w:t xml:space="preserve">     </w:t>
-            </w:r>
-            <w:r>
-              <w:rPr>
-                <w:rFonts w:ascii="Calibri" w:cs="Calibri" w:eastAsia="Calibri" w:hAnsi="Calibri"/>
-                <w:b w:val="false"/>
-                <w:bCs w:val="false"/>
-                <w:color w:val="1D1D1F"/>
-                <w:sz w:val="18"/>
-                <w:szCs w:val="18"/>
-              </w:rPr>
-              <w:fldChar w:fldCharType="end"/>
-            </w:r>
-          </w:p>
-        </w:tc>
-        <w:tc>
-          <w:tcPr>
-            <w:tcW w:type="dxa" w:w="1600"/>
-            <w:tcBorders>
-              <w:top w:val="none" w:color="FFFFFF" w:sz="0"/>
-              <w:left w:val="none" w:color="FFFFFF" w:sz="0"/>
-              <w:bottom w:val="single" w:color="E8E8ED" w:sz="4"/>
-              <w:right w:val="none" w:color="FFFFFF" w:sz="0"/>
-            </w:tcBorders>
-            <w:tcMar>
-              <w:top w:type="dxa" w:w="95"/>
-              <w:left w:type="dxa" w:w="80"/>
-              <w:bottom w:type="dxa" w:w="95"/>
-              <w:right w:type="dxa" w:w="80"/>
-            </w:tcMar>
-            <w:vAlign w:val="bottom"/>
-          </w:tcPr>
-          <w:p>
-            <w:pPr>
-              <w:spacing w:after="0" w:line="260"/>
-            </w:pPr>
-            <w:r>
-              <w:rPr>
-                <w:rFonts w:ascii="Calibri" w:cs="Calibri" w:eastAsia="Calibri" w:hAnsi="Calibri"/>
-                <w:b w:val="false"/>
-                <w:bCs w:val="false"/>
-                <w:color w:val="1D1D1F"/>
-                <w:sz w:val="18"/>
-                <w:szCs w:val="18"/>
-              </w:rPr>
-              <w:fldChar w:fldCharType="begin">
-                <w:ffData>
-                  <w:name w:val="fb21c"/>
-                  <w:enabled/>
-                  <w:calcOnExit w:val="0"/>
-                  <w:textInput/>
-                </w:ffData>
-              </w:fldChar>
-            </w:r>
-            <w:r>
-              <w:rPr>
-                <w:rFonts w:ascii="Calibri" w:cs="Calibri" w:eastAsia="Calibri" w:hAnsi="Calibri"/>
-                <w:b w:val="false"/>
-                <w:bCs w:val="false"/>
-                <w:color w:val="1D1D1F"/>
-                <w:sz w:val="18"/>
-                <w:szCs w:val="18"/>
-              </w:rPr>
-              <w:instrText xml:space="preserve"> FORMTEXT </w:instrText>
-            </w:r>
-            <w:r>
-              <w:rPr>
-                <w:rFonts w:ascii="Calibri" w:cs="Calibri" w:eastAsia="Calibri" w:hAnsi="Calibri"/>
-                <w:b w:val="false"/>
-                <w:bCs w:val="false"/>
-                <w:color w:val="1D1D1F"/>
-                <w:sz w:val="18"/>
-                <w:szCs w:val="18"/>
-              </w:rPr>
-              <w:fldChar w:fldCharType="separate"/>
-            </w:r>
-            <w:r>
-              <w:rPr>
-                <w:rFonts w:ascii="Calibri" w:cs="Calibri" w:eastAsia="Calibri" w:hAnsi="Calibri"/>
-                <w:b w:val="false"/>
-                <w:bCs w:val="false"/>
-                <w:color w:val="1D1D1F"/>
-                <w:sz w:val="18"/>
-                <w:szCs w:val="18"/>
-              </w:rPr>
-              <w:t xml:space="preserve">     </w:t>
-            </w:r>
-            <w:r>
-              <w:rPr>
-                <w:rFonts w:ascii="Calibri" w:cs="Calibri" w:eastAsia="Calibri" w:hAnsi="Calibri"/>
-                <w:b w:val="false"/>
-                <w:bCs w:val="false"/>
-                <w:color w:val="1D1D1F"/>
-                <w:sz w:val="18"/>
-                <w:szCs w:val="18"/>
-              </w:rPr>
-              <w:fldChar w:fldCharType="end"/>
-            </w:r>
-          </w:p>
-        </w:tc>
-        <w:tc>
-          <w:tcPr>
-            <w:tcW w:type="dxa" w:w="3400"/>
-            <w:tcBorders>
-              <w:top w:val="none" w:color="FFFFFF" w:sz="0"/>
-              <w:left w:val="none" w:color="FFFFFF" w:sz="0"/>
-              <w:bottom w:val="single" w:color="E8E8ED" w:sz="4"/>
-              <w:right w:val="none" w:color="FFFFFF" w:sz="0"/>
-            </w:tcBorders>
-            <w:tcMar>
-              <w:top w:type="dxa" w:w="95"/>
-              <w:left w:type="dxa" w:w="80"/>
-              <w:bottom w:type="dxa" w:w="95"/>
-              <w:right w:type="dxa" w:w="80"/>
-            </w:tcMar>
-            <w:vAlign w:val="bottom"/>
-          </w:tcPr>
-          <w:p>
-            <w:pPr>
-              <w:spacing w:after="0" w:line="260"/>
-            </w:pPr>
-            <w:r>
-              <w:rPr>
-                <w:rFonts w:ascii="Calibri" w:cs="Calibri" w:eastAsia="Calibri" w:hAnsi="Calibri"/>
-                <w:b w:val="false"/>
-                <w:bCs w:val="false"/>
-                <w:color w:val="1D1D1F"/>
-                <w:sz w:val="18"/>
-                <w:szCs w:val="18"/>
-              </w:rPr>
-              <w:fldChar w:fldCharType="begin">
-                <w:ffData>
-                  <w:name w:val="fb21z"/>
-                  <w:enabled/>
-                  <w:calcOnExit w:val="0"/>
-                  <w:textInput/>
-                </w:ffData>
-              </w:fldChar>
-            </w:r>
-            <w:r>
-              <w:rPr>
-                <w:rFonts w:ascii="Calibri" w:cs="Calibri" w:eastAsia="Calibri" w:hAnsi="Calibri"/>
-                <w:b w:val="false"/>
-                <w:bCs w:val="false"/>
-                <w:color w:val="1D1D1F"/>
-                <w:sz w:val="18"/>
-                <w:szCs w:val="18"/>
-              </w:rPr>
-              <w:instrText xml:space="preserve"> FORMTEXT </w:instrText>
-            </w:r>
-            <w:r>
-              <w:rPr>
-                <w:rFonts w:ascii="Calibri" w:cs="Calibri" w:eastAsia="Calibri" w:hAnsi="Calibri"/>
-                <w:b w:val="false"/>
-                <w:bCs w:val="false"/>
-                <w:color w:val="1D1D1F"/>
-                <w:sz w:val="18"/>
-                <w:szCs w:val="18"/>
-              </w:rPr>
-              <w:fldChar w:fldCharType="separate"/>
-            </w:r>
-            <w:r>
-              <w:rPr>
-                <w:rFonts w:ascii="Calibri" w:cs="Calibri" w:eastAsia="Calibri" w:hAnsi="Calibri"/>
-                <w:b w:val="false"/>
-                <w:bCs w:val="false"/>
-                <w:color w:val="1D1D1F"/>
-                <w:sz w:val="18"/>
-                <w:szCs w:val="18"/>
-              </w:rPr>
-              <w:t xml:space="preserve">     </w:t>
-            </w:r>
-            <w:r>
-              <w:rPr>
-                <w:rFonts w:ascii="Calibri" w:cs="Calibri" w:eastAsia="Calibri" w:hAnsi="Calibri"/>
-                <w:b w:val="false"/>
-                <w:bCs w:val="false"/>
-                <w:color w:val="1D1D1F"/>
-                <w:sz w:val="18"/>
-                <w:szCs w:val="18"/>
-              </w:rPr>
-              <w:fldChar w:fldCharType="end"/>
-            </w:r>
-          </w:p>
-        </w:tc>
-        <w:tc>
-          <w:tcPr>
-            <w:tcW w:type="dxa" w:w="2870"/>
-            <w:tcBorders>
-              <w:top w:val="none" w:color="FFFFFF" w:sz="0"/>
-              <w:left w:val="none" w:color="FFFFFF" w:sz="0"/>
-              <w:bottom w:val="single" w:color="E8E8ED" w:sz="4"/>
-              <w:right w:val="none" w:color="FFFFFF" w:sz="0"/>
-            </w:tcBorders>
-            <w:tcMar>
-              <w:top w:type="dxa" w:w="95"/>
-              <w:left w:type="dxa" w:w="80"/>
-              <w:bottom w:type="dxa" w:w="95"/>
-              <w:right w:type="dxa" w:w="80"/>
-            </w:tcMar>
-            <w:vAlign w:val="bottom"/>
-          </w:tcPr>
-          <w:p>
-            <w:pPr>
-              <w:spacing w:after="0" w:line="260"/>
-            </w:pPr>
-            <w:r>
-              <w:rPr>
-                <w:rFonts w:ascii="Calibri" w:cs="Calibri" w:eastAsia="Calibri" w:hAnsi="Calibri"/>
-                <w:b w:val="false"/>
-                <w:bCs w:val="false"/>
-                <w:color w:val="1D1D1F"/>
-                <w:sz w:val="18"/>
-                <w:szCs w:val="18"/>
-              </w:rPr>
-              <w:fldChar w:fldCharType="begin">
-                <w:ffData>
-                  <w:name w:val="fb21w"/>
-                  <w:enabled/>
-                  <w:calcOnExit w:val="0"/>
-                  <w:textInput/>
-                </w:ffData>
-              </w:fldChar>
-            </w:r>
-            <w:r>
-              <w:rPr>
-                <w:rFonts w:ascii="Calibri" w:cs="Calibri" w:eastAsia="Calibri" w:hAnsi="Calibri"/>
-                <w:b w:val="false"/>
-                <w:bCs w:val="false"/>
-                <w:color w:val="1D1D1F"/>
-                <w:sz w:val="18"/>
-                <w:szCs w:val="18"/>
-              </w:rPr>
-              <w:instrText xml:space="preserve"> FORMTEXT </w:instrText>
-            </w:r>
-            <w:r>
-              <w:rPr>
-                <w:rFonts w:ascii="Calibri" w:cs="Calibri" w:eastAsia="Calibri" w:hAnsi="Calibri"/>
-                <w:b w:val="false"/>
-                <w:bCs w:val="false"/>
-                <w:color w:val="1D1D1F"/>
-                <w:sz w:val="18"/>
-                <w:szCs w:val="18"/>
-              </w:rPr>
-              <w:fldChar w:fldCharType="separate"/>
-            </w:r>
-            <w:r>
-              <w:rPr>
-                <w:rFonts w:ascii="Calibri" w:cs="Calibri" w:eastAsia="Calibri" w:hAnsi="Calibri"/>
-                <w:b w:val="false"/>
-                <w:bCs w:val="false"/>
-                <w:color w:val="1D1D1F"/>
-                <w:sz w:val="18"/>
-                <w:szCs w:val="18"/>
-              </w:rPr>
-              <w:t xml:space="preserve">     </w:t>
-            </w:r>
-            <w:r>
-              <w:rPr>
-                <w:rFonts w:ascii="Calibri" w:cs="Calibri" w:eastAsia="Calibri" w:hAnsi="Calibri"/>
-                <w:b w:val="false"/>
-                <w:bCs w:val="false"/>
-                <w:color w:val="1D1D1F"/>
-                <w:sz w:val="18"/>
-                <w:szCs w:val="18"/>
-              </w:rPr>
-              <w:fldChar w:fldCharType="end"/>
-            </w:r>
-          </w:p>
-        </w:tc>
-        <w:tc>
-          <w:tcPr>
-            <w:tcW w:type="dxa" w:w="2100"/>
-            <w:tcBorders>
-              <w:top w:val="none" w:color="FFFFFF" w:sz="0"/>
-              <w:left w:val="none" w:color="FFFFFF" w:sz="0"/>
-              <w:bottom w:val="single" w:color="E8E8ED" w:sz="4"/>
-              <w:right w:val="none" w:color="FFFFFF" w:sz="0"/>
-            </w:tcBorders>
-            <w:tcMar>
-              <w:top w:type="dxa" w:w="95"/>
-              <w:left w:type="dxa" w:w="80"/>
-              <w:bottom w:type="dxa" w:w="95"/>
-              <w:right w:type="dxa" w:w="80"/>
-            </w:tcMar>
-            <w:vAlign w:val="bottom"/>
-          </w:tcPr>
-          <w:p>
-            <w:pPr>
-              <w:spacing w:after="0" w:line="260"/>
-            </w:pPr>
-            <w:r>
-              <w:rPr>
-                <w:rFonts w:ascii="Calibri" w:cs="Calibri" w:eastAsia="Calibri" w:hAnsi="Calibri"/>
-                <w:b w:val="false"/>
-                <w:bCs w:val="false"/>
-                <w:color w:val="1D1D1F"/>
-                <w:sz w:val="18"/>
-                <w:szCs w:val="18"/>
-              </w:rPr>
-              <w:fldChar w:fldCharType="begin">
-                <w:ffData>
-                  <w:name w:val="fb21p"/>
-                  <w:enabled/>
-                  <w:calcOnExit w:val="0"/>
-                  <w:textInput/>
-                </w:ffData>
-              </w:fldChar>
-            </w:r>
-            <w:r>
-              <w:rPr>
-                <w:rFonts w:ascii="Calibri" w:cs="Calibri" w:eastAsia="Calibri" w:hAnsi="Calibri"/>
-                <w:b w:val="false"/>
-                <w:bCs w:val="false"/>
-                <w:color w:val="1D1D1F"/>
-                <w:sz w:val="18"/>
-                <w:szCs w:val="18"/>
-              </w:rPr>
-              <w:instrText xml:space="preserve"> FORMTEXT </w:instrText>
-            </w:r>
-            <w:r>
-              <w:rPr>
-                <w:rFonts w:ascii="Calibri" w:cs="Calibri" w:eastAsia="Calibri" w:hAnsi="Calibri"/>
-                <w:b w:val="false"/>
-                <w:bCs w:val="false"/>
-                <w:color w:val="1D1D1F"/>
-                <w:sz w:val="18"/>
-                <w:szCs w:val="18"/>
-              </w:rPr>
-              <w:fldChar w:fldCharType="separate"/>
-            </w:r>
-            <w:r>
-              <w:rPr>
-                <w:rFonts w:ascii="Calibri" w:cs="Calibri" w:eastAsia="Calibri" w:hAnsi="Calibri"/>
-                <w:b w:val="false"/>
-                <w:bCs w:val="false"/>
-                <w:color w:val="1D1D1F"/>
-                <w:sz w:val="18"/>
-                <w:szCs w:val="18"/>
-              </w:rPr>
-              <w:t xml:space="preserve">     </w:t>
-            </w:r>
-            <w:r>
-              <w:rPr>
-                <w:rFonts w:ascii="Calibri" w:cs="Calibri" w:eastAsia="Calibri" w:hAnsi="Calibri"/>
-                <w:b w:val="false"/>
-                <w:bCs w:val="false"/>
-                <w:color w:val="1D1D1F"/>
-                <w:sz w:val="18"/>
-                <w:szCs w:val="18"/>
-              </w:rPr>
-              <w:fldChar w:fldCharType="end"/>
-            </w:r>
-          </w:p>
-        </w:tc>
-      </w:tr>
-      <w:tr>
-        <w:tc>
-          <w:tcPr>
-            <w:tcW w:type="dxa" w:w="1300"/>
-            <w:tcBorders>
-              <w:top w:val="none" w:color="FFFFFF" w:sz="0"/>
-              <w:left w:val="none" w:color="FFFFFF" w:sz="0"/>
-              <w:bottom w:val="single" w:color="E8E8ED" w:sz="4"/>
-              <w:right w:val="none" w:color="FFFFFF" w:sz="0"/>
-            </w:tcBorders>
-            <w:tcMar>
-              <w:top w:type="dxa" w:w="95"/>
-              <w:left w:type="dxa" w:w="80"/>
-              <w:bottom w:type="dxa" w:w="95"/>
-              <w:right w:type="dxa" w:w="80"/>
-            </w:tcMar>
-            <w:vAlign w:val="bottom"/>
-          </w:tcPr>
-          <w:p>
-            <w:pPr>
-              <w:spacing w:after="0" w:line="260"/>
-            </w:pPr>
-            <w:r>
-              <w:rPr>
-                <w:rFonts w:ascii="Calibri" w:cs="Calibri" w:eastAsia="Calibri" w:hAnsi="Calibri"/>
-                <w:b w:val="false"/>
-                <w:bCs w:val="false"/>
-                <w:color w:val="1D1D1F"/>
-                <w:sz w:val="18"/>
-                <w:szCs w:val="18"/>
-              </w:rPr>
-              <w:fldChar w:fldCharType="begin">
-                <w:ffData>
-                  <w:name w:val="fb22d"/>
-                  <w:enabled/>
-                  <w:calcOnExit w:val="0"/>
-                  <w:textInput/>
-                </w:ffData>
-              </w:fldChar>
-            </w:r>
-            <w:r>
-              <w:rPr>
-                <w:rFonts w:ascii="Calibri" w:cs="Calibri" w:eastAsia="Calibri" w:hAnsi="Calibri"/>
-                <w:b w:val="false"/>
-                <w:bCs w:val="false"/>
-                <w:color w:val="1D1D1F"/>
-                <w:sz w:val="18"/>
-                <w:szCs w:val="18"/>
-              </w:rPr>
-              <w:instrText xml:space="preserve"> FORMTEXT </w:instrText>
-            </w:r>
-            <w:r>
-              <w:rPr>
-                <w:rFonts w:ascii="Calibri" w:cs="Calibri" w:eastAsia="Calibri" w:hAnsi="Calibri"/>
-                <w:b w:val="false"/>
-                <w:bCs w:val="false"/>
-                <w:color w:val="1D1D1F"/>
-                <w:sz w:val="18"/>
-                <w:szCs w:val="18"/>
-              </w:rPr>
-              <w:fldChar w:fldCharType="separate"/>
-            </w:r>
-            <w:r>
-              <w:rPr>
-                <w:rFonts w:ascii="Calibri" w:cs="Calibri" w:eastAsia="Calibri" w:hAnsi="Calibri"/>
-                <w:b w:val="false"/>
-                <w:bCs w:val="false"/>
-                <w:color w:val="1D1D1F"/>
-                <w:sz w:val="18"/>
-                <w:szCs w:val="18"/>
-              </w:rPr>
-              <w:t xml:space="preserve">     </w:t>
-            </w:r>
-            <w:r>
-              <w:rPr>
-                <w:rFonts w:ascii="Calibri" w:cs="Calibri" w:eastAsia="Calibri" w:hAnsi="Calibri"/>
-                <w:b w:val="false"/>
-                <w:bCs w:val="false"/>
-                <w:color w:val="1D1D1F"/>
-                <w:sz w:val="18"/>
-                <w:szCs w:val="18"/>
-              </w:rPr>
-              <w:fldChar w:fldCharType="end"/>
-            </w:r>
-          </w:p>
-        </w:tc>
-        <w:tc>
-          <w:tcPr>
-            <w:tcW w:type="dxa" w:w="1200"/>
-            <w:tcBorders>
-              <w:top w:val="none" w:color="FFFFFF" w:sz="0"/>
-              <w:left w:val="none" w:color="FFFFFF" w:sz="0"/>
-              <w:bottom w:val="single" w:color="E8E8ED" w:sz="4"/>
-              <w:right w:val="none" w:color="FFFFFF" w:sz="0"/>
-            </w:tcBorders>
-            <w:tcMar>
-              <w:top w:type="dxa" w:w="95"/>
-              <w:left w:type="dxa" w:w="80"/>
-              <w:bottom w:type="dxa" w:w="95"/>
-              <w:right w:type="dxa" w:w="80"/>
-            </w:tcMar>
-            <w:vAlign w:val="bottom"/>
-          </w:tcPr>
-          <w:p>
-            <w:pPr>
-              <w:spacing w:after="0" w:line="260"/>
-            </w:pPr>
-            <w:r>
-              <w:rPr>
-                <w:rFonts w:ascii="Calibri" w:cs="Calibri" w:eastAsia="Calibri" w:hAnsi="Calibri"/>
-                <w:b w:val="false"/>
-                <w:bCs w:val="false"/>
-                <w:color w:val="1D1D1F"/>
-                <w:sz w:val="18"/>
-                <w:szCs w:val="18"/>
-              </w:rPr>
-              <w:fldChar w:fldCharType="begin">
-                <w:ffData>
-                  <w:name w:val="fb22s"/>
-                  <w:enabled/>
-                  <w:calcOnExit w:val="0"/>
-                  <w:textInput/>
-                </w:ffData>
-              </w:fldChar>
-            </w:r>
-            <w:r>
-              <w:rPr>
-                <w:rFonts w:ascii="Calibri" w:cs="Calibri" w:eastAsia="Calibri" w:hAnsi="Calibri"/>
-                <w:b w:val="false"/>
-                <w:bCs w:val="false"/>
-                <w:color w:val="1D1D1F"/>
-                <w:sz w:val="18"/>
-                <w:szCs w:val="18"/>
-              </w:rPr>
-              <w:instrText xml:space="preserve"> FORMTEXT </w:instrText>
-            </w:r>
-            <w:r>
-              <w:rPr>
-                <w:rFonts w:ascii="Calibri" w:cs="Calibri" w:eastAsia="Calibri" w:hAnsi="Calibri"/>
-                <w:b w:val="false"/>
-                <w:bCs w:val="false"/>
-                <w:color w:val="1D1D1F"/>
-                <w:sz w:val="18"/>
-                <w:szCs w:val="18"/>
-              </w:rPr>
-              <w:fldChar w:fldCharType="separate"/>
-            </w:r>
-            <w:r>
-              <w:rPr>
-                <w:rFonts w:ascii="Calibri" w:cs="Calibri" w:eastAsia="Calibri" w:hAnsi="Calibri"/>
-                <w:b w:val="false"/>
-                <w:bCs w:val="false"/>
-                <w:color w:val="1D1D1F"/>
-                <w:sz w:val="18"/>
-                <w:szCs w:val="18"/>
-              </w:rPr>
-              <w:t xml:space="preserve">     </w:t>
-            </w:r>
-            <w:r>
-              <w:rPr>
-                <w:rFonts w:ascii="Calibri" w:cs="Calibri" w:eastAsia="Calibri" w:hAnsi="Calibri"/>
-                <w:b w:val="false"/>
-                <w:bCs w:val="false"/>
-                <w:color w:val="1D1D1F"/>
-                <w:sz w:val="18"/>
-                <w:szCs w:val="18"/>
-              </w:rPr>
-              <w:fldChar w:fldCharType="end"/>
-            </w:r>
-          </w:p>
-        </w:tc>
-        <w:tc>
-          <w:tcPr>
-            <w:tcW w:type="dxa" w:w="1200"/>
-            <w:tcBorders>
-              <w:top w:val="none" w:color="FFFFFF" w:sz="0"/>
-              <w:left w:val="none" w:color="FFFFFF" w:sz="0"/>
-              <w:bottom w:val="single" w:color="E8E8ED" w:sz="4"/>
-              <w:right w:val="none" w:color="FFFFFF" w:sz="0"/>
-            </w:tcBorders>
-            <w:tcMar>
-              <w:top w:type="dxa" w:w="95"/>
-              <w:left w:type="dxa" w:w="80"/>
-              <w:bottom w:type="dxa" w:w="95"/>
-              <w:right w:type="dxa" w:w="80"/>
-            </w:tcMar>
-            <w:vAlign w:val="bottom"/>
-          </w:tcPr>
-          <w:p>
-            <w:pPr>
-              <w:spacing w:after="0" w:line="260"/>
-            </w:pPr>
-            <w:r>
-              <w:rPr>
-                <w:rFonts w:ascii="Calibri" w:cs="Calibri" w:eastAsia="Calibri" w:hAnsi="Calibri"/>
-                <w:b w:val="false"/>
-                <w:bCs w:val="false"/>
-                <w:color w:val="1D1D1F"/>
-                <w:sz w:val="18"/>
-                <w:szCs w:val="18"/>
-              </w:rPr>
-              <w:fldChar w:fldCharType="begin">
-                <w:ffData>
-                  <w:name w:val="fb22e"/>
-                  <w:enabled/>
-                  <w:calcOnExit w:val="0"/>
-                  <w:textInput/>
-                </w:ffData>
-              </w:fldChar>
-            </w:r>
-            <w:r>
-              <w:rPr>
-                <w:rFonts w:ascii="Calibri" w:cs="Calibri" w:eastAsia="Calibri" w:hAnsi="Calibri"/>
-                <w:b w:val="false"/>
-                <w:bCs w:val="false"/>
-                <w:color w:val="1D1D1F"/>
-                <w:sz w:val="18"/>
-                <w:szCs w:val="18"/>
-              </w:rPr>
-              <w:instrText xml:space="preserve"> FORMTEXT </w:instrText>
-            </w:r>
-            <w:r>
-              <w:rPr>
-                <w:rFonts w:ascii="Calibri" w:cs="Calibri" w:eastAsia="Calibri" w:hAnsi="Calibri"/>
-                <w:b w:val="false"/>
-                <w:bCs w:val="false"/>
-                <w:color w:val="1D1D1F"/>
-                <w:sz w:val="18"/>
-                <w:szCs w:val="18"/>
-              </w:rPr>
-              <w:fldChar w:fldCharType="separate"/>
-            </w:r>
-            <w:r>
-              <w:rPr>
-                <w:rFonts w:ascii="Calibri" w:cs="Calibri" w:eastAsia="Calibri" w:hAnsi="Calibri"/>
-                <w:b w:val="false"/>
-                <w:bCs w:val="false"/>
-                <w:color w:val="1D1D1F"/>
-                <w:sz w:val="18"/>
-                <w:szCs w:val="18"/>
-              </w:rPr>
-              <w:t xml:space="preserve">     </w:t>
-            </w:r>
-            <w:r>
-              <w:rPr>
-                <w:rFonts w:ascii="Calibri" w:cs="Calibri" w:eastAsia="Calibri" w:hAnsi="Calibri"/>
-                <w:b w:val="false"/>
-                <w:bCs w:val="false"/>
-                <w:color w:val="1D1D1F"/>
-                <w:sz w:val="18"/>
-                <w:szCs w:val="18"/>
-              </w:rPr>
-              <w:fldChar w:fldCharType="end"/>
-            </w:r>
-          </w:p>
-        </w:tc>
-        <w:tc>
-          <w:tcPr>
-            <w:tcW w:type="dxa" w:w="900"/>
-            <w:tcBorders>
-              <w:top w:val="none" w:color="FFFFFF" w:sz="0"/>
-              <w:left w:val="none" w:color="FFFFFF" w:sz="0"/>
-              <w:bottom w:val="single" w:color="E8E8ED" w:sz="4"/>
-              <w:right w:val="none" w:color="FFFFFF" w:sz="0"/>
-            </w:tcBorders>
-            <w:tcMar>
-              <w:top w:type="dxa" w:w="95"/>
-              <w:left w:type="dxa" w:w="80"/>
-              <w:bottom w:type="dxa" w:w="95"/>
-              <w:right w:type="dxa" w:w="80"/>
-            </w:tcMar>
-            <w:vAlign w:val="bottom"/>
-          </w:tcPr>
-          <w:p>
-            <w:pPr>
-              <w:spacing w:after="0" w:line="260"/>
-            </w:pPr>
-            <w:r>
-              <w:rPr>
-                <w:rFonts w:ascii="Calibri" w:cs="Calibri" w:eastAsia="Calibri" w:hAnsi="Calibri"/>
-                <w:b w:val="false"/>
-                <w:bCs w:val="false"/>
-                <w:color w:val="1D1D1F"/>
-                <w:sz w:val="18"/>
-                <w:szCs w:val="18"/>
-              </w:rPr>
-              <w:fldChar w:fldCharType="begin">
-                <w:ffData>
-                  <w:name w:val="fb22k"/>
-                  <w:enabled/>
-                  <w:calcOnExit w:val="0"/>
-                  <w:textInput/>
-                </w:ffData>
-              </w:fldChar>
-            </w:r>
-            <w:r>
-              <w:rPr>
-                <w:rFonts w:ascii="Calibri" w:cs="Calibri" w:eastAsia="Calibri" w:hAnsi="Calibri"/>
-                <w:b w:val="false"/>
-                <w:bCs w:val="false"/>
-                <w:color w:val="1D1D1F"/>
-                <w:sz w:val="18"/>
-                <w:szCs w:val="18"/>
-              </w:rPr>
-              <w:instrText xml:space="preserve"> FORMTEXT </w:instrText>
-            </w:r>
-            <w:r>
-              <w:rPr>
-                <w:rFonts w:ascii="Calibri" w:cs="Calibri" w:eastAsia="Calibri" w:hAnsi="Calibri"/>
-                <w:b w:val="false"/>
-                <w:bCs w:val="false"/>
-                <w:color w:val="1D1D1F"/>
-                <w:sz w:val="18"/>
-                <w:szCs w:val="18"/>
-              </w:rPr>
-              <w:fldChar w:fldCharType="separate"/>
-            </w:r>
-            <w:r>
-              <w:rPr>
-                <w:rFonts w:ascii="Calibri" w:cs="Calibri" w:eastAsia="Calibri" w:hAnsi="Calibri"/>
-                <w:b w:val="false"/>
-                <w:bCs w:val="false"/>
-                <w:color w:val="1D1D1F"/>
-                <w:sz w:val="18"/>
-                <w:szCs w:val="18"/>
-              </w:rPr>
-              <w:t xml:space="preserve">     </w:t>
-            </w:r>
-            <w:r>
-              <w:rPr>
-                <w:rFonts w:ascii="Calibri" w:cs="Calibri" w:eastAsia="Calibri" w:hAnsi="Calibri"/>
-                <w:b w:val="false"/>
-                <w:bCs w:val="false"/>
-                <w:color w:val="1D1D1F"/>
-                <w:sz w:val="18"/>
-                <w:szCs w:val="18"/>
-              </w:rPr>
-              <w:fldChar w:fldCharType="end"/>
-            </w:r>
-          </w:p>
-        </w:tc>
-        <w:tc>
-          <w:tcPr>
-            <w:tcW w:type="dxa" w:w="1600"/>
-            <w:tcBorders>
-              <w:top w:val="none" w:color="FFFFFF" w:sz="0"/>
-              <w:left w:val="none" w:color="FFFFFF" w:sz="0"/>
-              <w:bottom w:val="single" w:color="E8E8ED" w:sz="4"/>
-              <w:right w:val="none" w:color="FFFFFF" w:sz="0"/>
-            </w:tcBorders>
-            <w:tcMar>
-              <w:top w:type="dxa" w:w="95"/>
-              <w:left w:type="dxa" w:w="80"/>
-              <w:bottom w:type="dxa" w:w="95"/>
-              <w:right w:type="dxa" w:w="80"/>
-            </w:tcMar>
-            <w:vAlign w:val="bottom"/>
-          </w:tcPr>
-          <w:p>
-            <w:pPr>
-              <w:spacing w:after="0" w:line="260"/>
-            </w:pPr>
-            <w:r>
-              <w:rPr>
-                <w:rFonts w:ascii="Calibri" w:cs="Calibri" w:eastAsia="Calibri" w:hAnsi="Calibri"/>
-                <w:b w:val="false"/>
-                <w:bCs w:val="false"/>
-                <w:color w:val="1D1D1F"/>
-                <w:sz w:val="18"/>
-                <w:szCs w:val="18"/>
-              </w:rPr>
-              <w:fldChar w:fldCharType="begin">
-                <w:ffData>
-                  <w:name w:val="fb22c"/>
-                  <w:enabled/>
-                  <w:calcOnExit w:val="0"/>
-                  <w:textInput/>
-                </w:ffData>
-              </w:fldChar>
-            </w:r>
-            <w:r>
-              <w:rPr>
-                <w:rFonts w:ascii="Calibri" w:cs="Calibri" w:eastAsia="Calibri" w:hAnsi="Calibri"/>
-                <w:b w:val="false"/>
-                <w:bCs w:val="false"/>
-                <w:color w:val="1D1D1F"/>
-                <w:sz w:val="18"/>
-                <w:szCs w:val="18"/>
-              </w:rPr>
-              <w:instrText xml:space="preserve"> FORMTEXT </w:instrText>
-            </w:r>
-            <w:r>
-              <w:rPr>
-                <w:rFonts w:ascii="Calibri" w:cs="Calibri" w:eastAsia="Calibri" w:hAnsi="Calibri"/>
-                <w:b w:val="false"/>
-                <w:bCs w:val="false"/>
-                <w:color w:val="1D1D1F"/>
-                <w:sz w:val="18"/>
-                <w:szCs w:val="18"/>
-              </w:rPr>
-              <w:fldChar w:fldCharType="separate"/>
-            </w:r>
-            <w:r>
-              <w:rPr>
-                <w:rFonts w:ascii="Calibri" w:cs="Calibri" w:eastAsia="Calibri" w:hAnsi="Calibri"/>
-                <w:b w:val="false"/>
-                <w:bCs w:val="false"/>
-                <w:color w:val="1D1D1F"/>
-                <w:sz w:val="18"/>
-                <w:szCs w:val="18"/>
-              </w:rPr>
-              <w:t xml:space="preserve">     </w:t>
-            </w:r>
-            <w:r>
-              <w:rPr>
-                <w:rFonts w:ascii="Calibri" w:cs="Calibri" w:eastAsia="Calibri" w:hAnsi="Calibri"/>
-                <w:b w:val="false"/>
-                <w:bCs w:val="false"/>
-                <w:color w:val="1D1D1F"/>
-                <w:sz w:val="18"/>
-                <w:szCs w:val="18"/>
-              </w:rPr>
-              <w:fldChar w:fldCharType="end"/>
-            </w:r>
-          </w:p>
-        </w:tc>
-        <w:tc>
-          <w:tcPr>
-            <w:tcW w:type="dxa" w:w="3400"/>
-            <w:tcBorders>
-              <w:top w:val="none" w:color="FFFFFF" w:sz="0"/>
-              <w:left w:val="none" w:color="FFFFFF" w:sz="0"/>
-              <w:bottom w:val="single" w:color="E8E8ED" w:sz="4"/>
-              <w:right w:val="none" w:color="FFFFFF" w:sz="0"/>
-            </w:tcBorders>
-            <w:tcMar>
-              <w:top w:type="dxa" w:w="95"/>
-              <w:left w:type="dxa" w:w="80"/>
-              <w:bottom w:type="dxa" w:w="95"/>
-              <w:right w:type="dxa" w:w="80"/>
-            </w:tcMar>
-            <w:vAlign w:val="bottom"/>
-          </w:tcPr>
-          <w:p>
-            <w:pPr>
-              <w:spacing w:after="0" w:line="260"/>
-            </w:pPr>
-            <w:r>
-              <w:rPr>
-                <w:rFonts w:ascii="Calibri" w:cs="Calibri" w:eastAsia="Calibri" w:hAnsi="Calibri"/>
-                <w:b w:val="false"/>
-                <w:bCs w:val="false"/>
-                <w:color w:val="1D1D1F"/>
-                <w:sz w:val="18"/>
-                <w:szCs w:val="18"/>
-              </w:rPr>
-              <w:fldChar w:fldCharType="begin">
-                <w:ffData>
-                  <w:name w:val="fb22z"/>
-                  <w:enabled/>
-                  <w:calcOnExit w:val="0"/>
-                  <w:textInput/>
-                </w:ffData>
-              </w:fldChar>
-            </w:r>
-            <w:r>
-              <w:rPr>
-                <w:rFonts w:ascii="Calibri" w:cs="Calibri" w:eastAsia="Calibri" w:hAnsi="Calibri"/>
-                <w:b w:val="false"/>
-                <w:bCs w:val="false"/>
-                <w:color w:val="1D1D1F"/>
-                <w:sz w:val="18"/>
-                <w:szCs w:val="18"/>
-              </w:rPr>
-              <w:instrText xml:space="preserve"> FORMTEXT </w:instrText>
-            </w:r>
-            <w:r>
-              <w:rPr>
-                <w:rFonts w:ascii="Calibri" w:cs="Calibri" w:eastAsia="Calibri" w:hAnsi="Calibri"/>
-                <w:b w:val="false"/>
-                <w:bCs w:val="false"/>
-                <w:color w:val="1D1D1F"/>
-                <w:sz w:val="18"/>
-                <w:szCs w:val="18"/>
-              </w:rPr>
-              <w:fldChar w:fldCharType="separate"/>
-            </w:r>
-            <w:r>
-              <w:rPr>
-                <w:rFonts w:ascii="Calibri" w:cs="Calibri" w:eastAsia="Calibri" w:hAnsi="Calibri"/>
-                <w:b w:val="false"/>
-                <w:bCs w:val="false"/>
-                <w:color w:val="1D1D1F"/>
-                <w:sz w:val="18"/>
-                <w:szCs w:val="18"/>
-              </w:rPr>
-              <w:t xml:space="preserve">     </w:t>
-            </w:r>
-            <w:r>
-              <w:rPr>
-                <w:rFonts w:ascii="Calibri" w:cs="Calibri" w:eastAsia="Calibri" w:hAnsi="Calibri"/>
-                <w:b w:val="false"/>
-                <w:bCs w:val="false"/>
-                <w:color w:val="1D1D1F"/>
-                <w:sz w:val="18"/>
-                <w:szCs w:val="18"/>
-              </w:rPr>
-              <w:fldChar w:fldCharType="end"/>
-            </w:r>
-          </w:p>
-        </w:tc>
-        <w:tc>
-          <w:tcPr>
-            <w:tcW w:type="dxa" w:w="2870"/>
-            <w:tcBorders>
-              <w:top w:val="none" w:color="FFFFFF" w:sz="0"/>
-              <w:left w:val="none" w:color="FFFFFF" w:sz="0"/>
-              <w:bottom w:val="single" w:color="E8E8ED" w:sz="4"/>
-              <w:right w:val="none" w:color="FFFFFF" w:sz="0"/>
-            </w:tcBorders>
-            <w:tcMar>
-              <w:top w:type="dxa" w:w="95"/>
-              <w:left w:type="dxa" w:w="80"/>
-              <w:bottom w:type="dxa" w:w="95"/>
-              <w:right w:type="dxa" w:w="80"/>
-            </w:tcMar>
-            <w:vAlign w:val="bottom"/>
-          </w:tcPr>
-          <w:p>
-            <w:pPr>
-              <w:spacing w:after="0" w:line="260"/>
-            </w:pPr>
-            <w:r>
-              <w:rPr>
-                <w:rFonts w:ascii="Calibri" w:cs="Calibri" w:eastAsia="Calibri" w:hAnsi="Calibri"/>
-                <w:b w:val="false"/>
-                <w:bCs w:val="false"/>
-                <w:color w:val="1D1D1F"/>
-                <w:sz w:val="18"/>
-                <w:szCs w:val="18"/>
-              </w:rPr>
-              <w:fldChar w:fldCharType="begin">
-                <w:ffData>
-                  <w:name w:val="fb22w"/>
-                  <w:enabled/>
-                  <w:calcOnExit w:val="0"/>
-                  <w:textInput/>
-                </w:ffData>
-              </w:fldChar>
-            </w:r>
-            <w:r>
-              <w:rPr>
-                <w:rFonts w:ascii="Calibri" w:cs="Calibri" w:eastAsia="Calibri" w:hAnsi="Calibri"/>
-                <w:b w:val="false"/>
-                <w:bCs w:val="false"/>
-                <w:color w:val="1D1D1F"/>
-                <w:sz w:val="18"/>
-                <w:szCs w:val="18"/>
-              </w:rPr>
-              <w:instrText xml:space="preserve"> FORMTEXT </w:instrText>
-            </w:r>
-            <w:r>
-              <w:rPr>
-                <w:rFonts w:ascii="Calibri" w:cs="Calibri" w:eastAsia="Calibri" w:hAnsi="Calibri"/>
-                <w:b w:val="false"/>
-                <w:bCs w:val="false"/>
-                <w:color w:val="1D1D1F"/>
-                <w:sz w:val="18"/>
-                <w:szCs w:val="18"/>
-              </w:rPr>
-              <w:fldChar w:fldCharType="separate"/>
-            </w:r>
-            <w:r>
-              <w:rPr>
-                <w:rFonts w:ascii="Calibri" w:cs="Calibri" w:eastAsia="Calibri" w:hAnsi="Calibri"/>
-                <w:b w:val="false"/>
-                <w:bCs w:val="false"/>
-                <w:color w:val="1D1D1F"/>
-                <w:sz w:val="18"/>
-                <w:szCs w:val="18"/>
-              </w:rPr>
-              <w:t xml:space="preserve">     </w:t>
-            </w:r>
-            <w:r>
-              <w:rPr>
-                <w:rFonts w:ascii="Calibri" w:cs="Calibri" w:eastAsia="Calibri" w:hAnsi="Calibri"/>
-                <w:b w:val="false"/>
-                <w:bCs w:val="false"/>
-                <w:color w:val="1D1D1F"/>
-                <w:sz w:val="18"/>
-                <w:szCs w:val="18"/>
-              </w:rPr>
-              <w:fldChar w:fldCharType="end"/>
-            </w:r>
-          </w:p>
-        </w:tc>
-        <w:tc>
-          <w:tcPr>
-            <w:tcW w:type="dxa" w:w="2100"/>
-            <w:tcBorders>
-              <w:top w:val="none" w:color="FFFFFF" w:sz="0"/>
-              <w:left w:val="none" w:color="FFFFFF" w:sz="0"/>
-              <w:bottom w:val="single" w:color="E8E8ED" w:sz="4"/>
-              <w:right w:val="none" w:color="FFFFFF" w:sz="0"/>
-            </w:tcBorders>
-            <w:tcMar>
-              <w:top w:type="dxa" w:w="95"/>
-              <w:left w:type="dxa" w:w="80"/>
-              <w:bottom w:type="dxa" w:w="95"/>
-              <w:right w:type="dxa" w:w="80"/>
-            </w:tcMar>
-            <w:vAlign w:val="bottom"/>
-          </w:tcPr>
-          <w:p>
-            <w:pPr>
-              <w:spacing w:after="0" w:line="260"/>
-            </w:pPr>
-            <w:r>
-              <w:rPr>
-                <w:rFonts w:ascii="Calibri" w:cs="Calibri" w:eastAsia="Calibri" w:hAnsi="Calibri"/>
-                <w:b w:val="false"/>
-                <w:bCs w:val="false"/>
-                <w:color w:val="1D1D1F"/>
-                <w:sz w:val="18"/>
-                <w:szCs w:val="18"/>
-              </w:rPr>
-              <w:fldChar w:fldCharType="begin">
-                <w:ffData>
-                  <w:name w:val="fb22p"/>
-                  <w:enabled/>
-                  <w:calcOnExit w:val="0"/>
-                  <w:textInput/>
-                </w:ffData>
-              </w:fldChar>
-            </w:r>
-            <w:r>
-              <w:rPr>
-                <w:rFonts w:ascii="Calibri" w:cs="Calibri" w:eastAsia="Calibri" w:hAnsi="Calibri"/>
-                <w:b w:val="false"/>
-                <w:bCs w:val="false"/>
-                <w:color w:val="1D1D1F"/>
-                <w:sz w:val="18"/>
-                <w:szCs w:val="18"/>
-              </w:rPr>
-              <w:instrText xml:space="preserve"> FORMTEXT </w:instrText>
-            </w:r>
-            <w:r>
-              <w:rPr>
-                <w:rFonts w:ascii="Calibri" w:cs="Calibri" w:eastAsia="Calibri" w:hAnsi="Calibri"/>
-                <w:b w:val="false"/>
-                <w:bCs w:val="false"/>
-                <w:color w:val="1D1D1F"/>
-                <w:sz w:val="18"/>
-                <w:szCs w:val="18"/>
-              </w:rPr>
-              <w:fldChar w:fldCharType="separate"/>
-            </w:r>
-            <w:r>
-              <w:rPr>
-                <w:rFonts w:ascii="Calibri" w:cs="Calibri" w:eastAsia="Calibri" w:hAnsi="Calibri"/>
-                <w:b w:val="false"/>
-                <w:bCs w:val="false"/>
-                <w:color w:val="1D1D1F"/>
-                <w:sz w:val="18"/>
-                <w:szCs w:val="18"/>
-              </w:rPr>
-              <w:t xml:space="preserve">     </w:t>
-            </w:r>
-            <w:r>
-              <w:rPr>
-                <w:rFonts w:ascii="Calibri" w:cs="Calibri" w:eastAsia="Calibri" w:hAnsi="Calibri"/>
-                <w:b w:val="false"/>
-                <w:bCs w:val="false"/>
-                <w:color w:val="1D1D1F"/>
-                <w:sz w:val="18"/>
-                <w:szCs w:val="18"/>
-              </w:rPr>
-              <w:fldChar w:fldCharType="end"/>
-            </w:r>
-          </w:p>
-        </w:tc>
-      </w:tr>
     </w:tbl>
     <w:p>
       <w:pPr>
-        <w:spacing w:after="200"/>
+        <w:spacing w:after="120"/>
       </w:pPr>
-    </w:p>
-    <w:p>
-      <w:pPr>
-        <w:spacing w:after="80" w:line="250"/>
-      </w:pPr>
-      <w:r>
-        <w:rPr>
-          <w:rFonts w:ascii="Calibri" w:cs="Calibri" w:eastAsia="Calibri" w:hAnsi="Calibri"/>
-          <w:b w:val="false"/>
-          <w:bCs w:val="false"/>
-          <w:caps w:val="false"/>
-          <w:color w:val="6E6E73"/>
-          <w:sz w:val="17"/>
-          <w:szCs w:val="17"/>
-        </w:rPr>
-        <w:t xml:space="preserve">Pflichtangaben bei Dienstreisen: Datum, Kilometerstände, Reiseziel mit Adresse, Reisezweck und aufgesuchter Geschäftspartner. Fehlt eine davon, kippt die Fahrt in die Privatnutzung. Bei Umwegen den Grund vermerken.</w:t>
-      </w:r>
-    </w:p>
-    <w:p>
-      <w:pPr>
-        <w:spacing w:after="80" w:line="250"/>
-      </w:pPr>
-      <w:r>
-        <w:rPr>
-          <w:rFonts w:ascii="Calibri" w:cs="Calibri" w:eastAsia="Calibri" w:hAnsi="Calibri"/>
-          <w:b w:val="false"/>
-          <w:bCs w:val="false"/>
-          <w:caps w:val="false"/>
-          <w:color w:val="6E6E73"/>
-          <w:sz w:val="17"/>
-          <w:szCs w:val="17"/>
-        </w:rPr>
-        <w:t xml:space="preserve">Dieser Bogen ist ein Erfassungshilfsmittel. Als steuerlich anerkanntes Fahrtenbuch gilt nur eine geschlossene, nachträglich nicht änderbare Form — gebundenes Papierbuch oder ein elektronisches Fahrtenbuch mit revisionssicherem Protokoll. Eine Tabellenkalkulation wird nicht anerkannt.</w:t>
-      </w:r>
     </w:p>
     <w:sectPr>
       <w:footerReference w:type="default" r:id="rId9"/>
